--- a/ОТЧЁТ_ПМ_01_01.docx
+++ b/ОТЧЁТ_ПМ_01_01.docx
@@ -24,7 +24,6 @@
       </w:pPr>
       <w:r>
         <w:rPr>
-          <w:rFonts w:ascii="Times New Roman" w:hAnsi="Times New Roman"/>
           <w:b/>
           <w:i w:val="false"/>
           <w:caps w:val="false"/>
@@ -59,7 +58,6 @@
       </w:pPr>
       <w:r>
         <w:rPr>
-          <w:rFonts w:ascii="Times New Roman" w:hAnsi="Times New Roman"/>
           <w:b/>
           <w:i w:val="false"/>
           <w:caps w:val="false"/>
@@ -86,7 +84,6 @@
       <w:r>
         <w:rPr>
           <w:rStyle w:val="Strong"/>
-          <w:rFonts w:ascii="Times New Roman" w:hAnsi="Times New Roman"/>
           <w:b w:val="false"/>
           <w:bCs w:val="false"/>
           <w:i w:val="false"/>
@@ -123,7 +120,6 @@
       </w:pPr>
       <w:r>
         <w:rPr>
-          <w:rFonts w:ascii="Times New Roman" w:hAnsi="Times New Roman"/>
           <w:b w:val="false"/>
           <w:i w:val="false"/>
           <w:caps w:val="false"/>
@@ -149,7 +145,6 @@
       <w:r>
         <w:rPr>
           <w:rStyle w:val="Strong"/>
-          <w:rFonts w:ascii="Times New Roman" w:hAnsi="Times New Roman"/>
           <w:b/>
           <w:i w:val="false"/>
           <w:caps w:val="false"/>
@@ -184,7 +179,6 @@
       </w:pPr>
       <w:r>
         <w:rPr>
-          <w:rFonts w:ascii="Times New Roman" w:hAnsi="Times New Roman"/>
           <w:b w:val="false"/>
           <w:i w:val="false"/>
           <w:caps w:val="false"/>
@@ -210,7 +204,6 @@
       <w:r>
         <w:rPr>
           <w:rStyle w:val="Strong"/>
-          <w:rFonts w:ascii="Times New Roman" w:hAnsi="Times New Roman"/>
           <w:b/>
           <w:i w:val="false"/>
           <w:caps w:val="false"/>
@@ -245,7 +238,6 @@
       </w:pPr>
       <w:r>
         <w:rPr>
-          <w:rFonts w:ascii="Times New Roman" w:hAnsi="Times New Roman"/>
           <w:b w:val="false"/>
           <w:i w:val="false"/>
           <w:caps w:val="false"/>
@@ -271,7 +263,6 @@
       <w:r>
         <w:rPr>
           <w:rStyle w:val="Strong"/>
-          <w:rFonts w:ascii="Times New Roman" w:hAnsi="Times New Roman"/>
           <w:b/>
           <w:i w:val="false"/>
           <w:caps w:val="false"/>
@@ -306,7 +297,6 @@
       </w:pPr>
       <w:r>
         <w:rPr>
-          <w:rFonts w:ascii="Times New Roman" w:hAnsi="Times New Roman"/>
           <w:b w:val="false"/>
           <w:i w:val="false"/>
           <w:caps w:val="false"/>
@@ -320,7 +310,6 @@
       </w:r>
       <w:r>
         <w:rPr>
-          <w:rFonts w:ascii="Times New Roman" w:hAnsi="Times New Roman"/>
           <w:b w:val="false"/>
           <w:i w:val="false"/>
           <w:caps w:val="false"/>
@@ -350,7 +339,6 @@
       <w:r>
         <w:rPr>
           <w:rStyle w:val="Strong"/>
-          <w:rFonts w:ascii="Times New Roman" w:hAnsi="Times New Roman"/>
           <w:b/>
           <w:i w:val="false"/>
           <w:caps w:val="false"/>
@@ -385,7 +373,6 @@
       </w:pPr>
       <w:r>
         <w:rPr>
-          <w:rFonts w:ascii="Times New Roman" w:hAnsi="Times New Roman"/>
           <w:b w:val="false"/>
           <w:i w:val="false"/>
           <w:caps w:val="false"/>
@@ -424,11 +411,11 @@
           <w:pgNumType w:fmt="decimal"/>
           <w:formProt w:val="false"/>
           <w:textDirection w:val="lrTb"/>
+          <w:docGrid w:type="default" w:linePitch="100" w:charSpace="0"/>
         </w:sectPr>
       </w:pPr>
       <w:r>
         <w:rPr>
-          <w:rFonts w:ascii="Times New Roman" w:hAnsi="Times New Roman"/>
           <w:b w:val="false"/>
           <w:i w:val="false"/>
           <w:caps w:val="false"/>
@@ -442,7 +429,6 @@
       </w:r>
       <w:r>
         <w:rPr>
-          <w:rFonts w:ascii="Times New Roman" w:hAnsi="Times New Roman"/>
           <w:b w:val="false"/>
           <w:i w:val="false"/>
           <w:caps w:val="false"/>
@@ -477,7 +463,6 @@
       </w:pPr>
       <w:r>
         <w:rPr>
-          <w:rFonts w:ascii="Times New Roman" w:hAnsi="Times New Roman"/>
           <w:b w:val="false"/>
           <w:i w:val="false"/>
           <w:caps w:val="false"/>
@@ -491,7 +476,6 @@
       </w:r>
       <w:r>
         <w:rPr>
-          <w:rFonts w:ascii="Times New Roman" w:hAnsi="Times New Roman"/>
           <w:b w:val="false"/>
           <w:i w:val="false"/>
           <w:caps w:val="false"/>
@@ -526,7 +510,6 @@
       </w:pPr>
       <w:r>
         <w:rPr>
-          <w:rFonts w:ascii="Times New Roman" w:hAnsi="Times New Roman"/>
           <w:b w:val="false"/>
           <w:i w:val="false"/>
           <w:caps w:val="false"/>
@@ -540,7 +523,6 @@
       </w:r>
       <w:r>
         <w:rPr>
-          <w:rFonts w:ascii="Times New Roman" w:hAnsi="Times New Roman"/>
           <w:b w:val="false"/>
           <w:i w:val="false"/>
           <w:caps w:val="false"/>
@@ -575,7 +557,6 @@
       </w:pPr>
       <w:r>
         <w:rPr>
-          <w:rFonts w:ascii="Times New Roman" w:hAnsi="Times New Roman"/>
           <w:b w:val="false"/>
           <w:i w:val="false"/>
           <w:caps w:val="false"/>
@@ -601,7 +582,6 @@
       <w:r>
         <w:rPr>
           <w:rStyle w:val="Strong"/>
-          <w:rFonts w:ascii="Times New Roman" w:hAnsi="Times New Roman"/>
           <w:b/>
           <w:i w:val="false"/>
           <w:caps w:val="false"/>
@@ -636,7 +616,6 @@
       </w:pPr>
       <w:r>
         <w:rPr>
-          <w:rFonts w:ascii="Times New Roman" w:hAnsi="Times New Roman"/>
           <w:b w:val="false"/>
           <w:i w:val="false"/>
           <w:caps w:val="false"/>
@@ -661,7 +640,6 @@
       </w:pPr>
       <w:r>
         <w:rPr>
-          <w:rFonts w:ascii="Times New Roman" w:hAnsi="Times New Roman"/>
           <w:b w:val="false"/>
           <w:i w:val="false"/>
           <w:caps w:val="false"/>
@@ -676,7 +654,6 @@
       <w:r>
         <w:rPr>
           <w:rStyle w:val="Strong"/>
-          <w:rFonts w:ascii="Times New Roman" w:hAnsi="Times New Roman"/>
           <w:b/>
           <w:i w:val="false"/>
           <w:caps w:val="false"/>
@@ -690,7 +667,6 @@
       </w:r>
       <w:r>
         <w:rPr>
-          <w:rFonts w:ascii="Times New Roman" w:hAnsi="Times New Roman"/>
           <w:b w:val="false"/>
           <w:i w:val="false"/>
           <w:caps w:val="false"/>
@@ -715,7 +691,6 @@
       </w:pPr>
       <w:r>
         <w:rPr>
-          <w:rFonts w:ascii="Times New Roman" w:hAnsi="Times New Roman"/>
           <w:b w:val="false"/>
           <w:i w:val="false"/>
           <w:caps w:val="false"/>
@@ -730,7 +705,6 @@
       <w:r>
         <w:rPr>
           <w:rStyle w:val="Strong"/>
-          <w:rFonts w:ascii="Times New Roman" w:hAnsi="Times New Roman"/>
           <w:b/>
           <w:i w:val="false"/>
           <w:caps w:val="false"/>
@@ -744,7 +718,6 @@
       </w:r>
       <w:r>
         <w:rPr>
-          <w:rFonts w:ascii="Times New Roman" w:hAnsi="Times New Roman"/>
           <w:b w:val="false"/>
           <w:i w:val="false"/>
           <w:caps w:val="false"/>
@@ -769,7 +742,6 @@
       </w:pPr>
       <w:r>
         <w:rPr>
-          <w:rFonts w:ascii="Times New Roman" w:hAnsi="Times New Roman"/>
           <w:b w:val="false"/>
           <w:i w:val="false"/>
           <w:caps w:val="false"/>
@@ -784,7 +756,6 @@
       <w:r>
         <w:rPr>
           <w:rStyle w:val="Strong"/>
-          <w:rFonts w:ascii="Times New Roman" w:hAnsi="Times New Roman"/>
           <w:b/>
           <w:i w:val="false"/>
           <w:caps w:val="false"/>
@@ -798,7 +769,6 @@
       </w:r>
       <w:r>
         <w:rPr>
-          <w:rFonts w:ascii="Times New Roman" w:hAnsi="Times New Roman"/>
           <w:b w:val="false"/>
           <w:i w:val="false"/>
           <w:caps w:val="false"/>
@@ -833,7 +803,6 @@
       </w:pPr>
       <w:r>
         <w:rPr>
-          <w:rFonts w:ascii="Times New Roman" w:hAnsi="Times New Roman"/>
           <w:b w:val="false"/>
           <w:i w:val="false"/>
           <w:caps w:val="false"/>
@@ -859,7 +828,6 @@
       <w:r>
         <w:rPr>
           <w:rStyle w:val="Strong"/>
-          <w:rFonts w:ascii="Times New Roman" w:hAnsi="Times New Roman"/>
           <w:b/>
           <w:i w:val="false"/>
           <w:caps w:val="false"/>
@@ -894,7 +862,6 @@
       </w:pPr>
       <w:r>
         <w:rPr>
-          <w:rFonts w:ascii="Times New Roman" w:hAnsi="Times New Roman"/>
           <w:b w:val="false"/>
           <w:i w:val="false"/>
           <w:caps w:val="false"/>
@@ -915,7 +882,6 @@
           <w:ilvl w:val="0"/>
           <w:numId w:val="1"/>
         </w:numPr>
-        <w:pBdr/>
         <w:tabs>
           <w:tab w:val="clear" w:pos="708"/>
           <w:tab w:val="left" w:pos="0" w:leader="none"/>
@@ -929,7 +895,6 @@
       <w:r>
         <w:rPr>
           <w:rStyle w:val="Strong"/>
-          <w:rFonts w:ascii="Times New Roman" w:hAnsi="Times New Roman"/>
           <w:b/>
           <w:i w:val="false"/>
           <w:caps w:val="false"/>
@@ -943,7 +908,6 @@
       </w:r>
       <w:r>
         <w:rPr>
-          <w:rFonts w:ascii="Times New Roman" w:hAnsi="Times New Roman"/>
           <w:b w:val="false"/>
           <w:i w:val="false"/>
           <w:caps w:val="false"/>
@@ -964,7 +928,6 @@
           <w:ilvl w:val="0"/>
           <w:numId w:val="1"/>
         </w:numPr>
-        <w:pBdr/>
         <w:tabs>
           <w:tab w:val="clear" w:pos="708"/>
           <w:tab w:val="left" w:pos="0" w:leader="none"/>
@@ -978,7 +941,6 @@
       <w:r>
         <w:rPr>
           <w:rStyle w:val="Strong"/>
-          <w:rFonts w:ascii="Times New Roman" w:hAnsi="Times New Roman"/>
           <w:b/>
           <w:i w:val="false"/>
           <w:caps w:val="false"/>
@@ -992,7 +954,6 @@
       </w:r>
       <w:r>
         <w:rPr>
-          <w:rFonts w:ascii="Times New Roman" w:hAnsi="Times New Roman"/>
           <w:b w:val="false"/>
           <w:i w:val="false"/>
           <w:caps w:val="false"/>
@@ -1013,7 +974,6 @@
           <w:ilvl w:val="0"/>
           <w:numId w:val="1"/>
         </w:numPr>
-        <w:pBdr/>
         <w:tabs>
           <w:tab w:val="clear" w:pos="708"/>
           <w:tab w:val="left" w:pos="0" w:leader="none"/>
@@ -1027,7 +987,6 @@
       <w:r>
         <w:rPr>
           <w:rStyle w:val="Strong"/>
-          <w:rFonts w:ascii="Times New Roman" w:hAnsi="Times New Roman"/>
           <w:b/>
           <w:i w:val="false"/>
           <w:caps w:val="false"/>
@@ -1041,7 +1000,6 @@
       </w:r>
       <w:r>
         <w:rPr>
-          <w:rFonts w:ascii="Times New Roman" w:hAnsi="Times New Roman"/>
           <w:b w:val="false"/>
           <w:i w:val="false"/>
           <w:caps w:val="false"/>
@@ -1067,7 +1025,6 @@
       <w:r>
         <w:rPr>
           <w:rStyle w:val="Strong"/>
-          <w:rFonts w:ascii="Times New Roman" w:hAnsi="Times New Roman"/>
           <w:b/>
           <w:i w:val="false"/>
           <w:caps w:val="false"/>
@@ -1102,7 +1059,6 @@
       </w:pPr>
       <w:r>
         <w:rPr>
-          <w:rFonts w:ascii="Times New Roman" w:hAnsi="Times New Roman"/>
           <w:b w:val="false"/>
           <w:i w:val="false"/>
           <w:caps w:val="false"/>
@@ -1123,7 +1079,6 @@
           <w:ilvl w:val="0"/>
           <w:numId w:val="2"/>
         </w:numPr>
-        <w:pBdr/>
         <w:tabs>
           <w:tab w:val="clear" w:pos="708"/>
           <w:tab w:val="left" w:pos="0" w:leader="none"/>
@@ -1146,7 +1101,6 @@
       </w:pPr>
       <w:r>
         <w:rPr>
-          <w:rFonts w:ascii="Times New Roman" w:hAnsi="Times New Roman"/>
           <w:b w:val="false"/>
           <w:i w:val="false"/>
           <w:caps w:val="false"/>
@@ -1167,7 +1121,6 @@
           <w:ilvl w:val="0"/>
           <w:numId w:val="2"/>
         </w:numPr>
-        <w:pBdr/>
         <w:tabs>
           <w:tab w:val="clear" w:pos="708"/>
           <w:tab w:val="left" w:pos="0" w:leader="none"/>
@@ -1190,7 +1143,6 @@
       </w:pPr>
       <w:r>
         <w:rPr>
-          <w:rFonts w:ascii="Times New Roman" w:hAnsi="Times New Roman"/>
           <w:b w:val="false"/>
           <w:i w:val="false"/>
           <w:caps w:val="false"/>
@@ -1218,7 +1170,6 @@
       <w:r>
         <w:rPr>
           <w:rStyle w:val="Strong"/>
-          <w:rFonts w:ascii="Times New Roman" w:hAnsi="Times New Roman"/>
           <w:b/>
           <w:i w:val="false"/>
           <w:caps w:val="false"/>
@@ -1243,7 +1194,6 @@
       </w:pPr>
       <w:r>
         <w:rPr>
-          <w:rFonts w:ascii="Times New Roman" w:hAnsi="Times New Roman"/>
           <w:b w:val="false"/>
           <w:i w:val="false"/>
           <w:caps w:val="false"/>
@@ -1260,7 +1210,6 @@
       <w:r>
         <w:rPr>
           <w:rStyle w:val="Strong"/>
-          <w:rFonts w:ascii="Times New Roman" w:hAnsi="Times New Roman"/>
           <w:b/>
           <w:i w:val="false"/>
           <w:caps w:val="false"/>
@@ -1274,7 +1223,6 @@
       </w:r>
       <w:r>
         <w:rPr>
-          <w:rFonts w:ascii="Times New Roman" w:hAnsi="Times New Roman"/>
           <w:b w:val="false"/>
           <w:i w:val="false"/>
           <w:caps w:val="false"/>
@@ -1291,7 +1239,6 @@
       <w:r>
         <w:rPr>
           <w:rStyle w:val="Strong"/>
-          <w:rFonts w:ascii="Times New Roman" w:hAnsi="Times New Roman"/>
           <w:b/>
           <w:i w:val="false"/>
           <w:caps w:val="false"/>
@@ -1305,7 +1252,6 @@
       </w:r>
       <w:r>
         <w:rPr>
-          <w:rFonts w:ascii="Times New Roman" w:hAnsi="Times New Roman"/>
           <w:b w:val="false"/>
           <w:i w:val="false"/>
           <w:caps w:val="false"/>
@@ -1322,7 +1268,6 @@
       <w:r>
         <w:rPr>
           <w:rStyle w:val="Strong"/>
-          <w:rFonts w:ascii="Times New Roman" w:hAnsi="Times New Roman"/>
           <w:b/>
           <w:i w:val="false"/>
           <w:caps w:val="false"/>
@@ -1336,7 +1281,6 @@
       </w:r>
       <w:r>
         <w:rPr>
-          <w:rFonts w:ascii="Times New Roman" w:hAnsi="Times New Roman"/>
           <w:b w:val="false"/>
           <w:i w:val="false"/>
           <w:caps w:val="false"/>
@@ -1352,7 +1296,6 @@
       <w:r>
         <w:rPr>
           <w:rStyle w:val="Strong"/>
-          <w:rFonts w:ascii="Times New Roman" w:hAnsi="Times New Roman"/>
           <w:b/>
           <w:i w:val="false"/>
           <w:caps w:val="false"/>
@@ -1366,7 +1309,6 @@
       </w:r>
       <w:r>
         <w:rPr>
-          <w:rFonts w:ascii="Times New Roman" w:hAnsi="Times New Roman"/>
           <w:b w:val="false"/>
           <w:i w:val="false"/>
           <w:caps w:val="false"/>
@@ -1383,7 +1325,6 @@
       <w:r>
         <w:rPr>
           <w:rStyle w:val="Strong"/>
-          <w:rFonts w:ascii="Times New Roman" w:hAnsi="Times New Roman"/>
           <w:b/>
           <w:i w:val="false"/>
           <w:caps w:val="false"/>
@@ -1397,7 +1338,6 @@
       </w:r>
       <w:r>
         <w:rPr>
-          <w:rFonts w:ascii="Times New Roman" w:hAnsi="Times New Roman"/>
           <w:b w:val="false"/>
           <w:i w:val="false"/>
           <w:caps w:val="false"/>
@@ -1423,7 +1363,6 @@
       <w:r>
         <w:rPr>
           <w:rStyle w:val="Strong"/>
-          <w:rFonts w:ascii="Times New Roman" w:hAnsi="Times New Roman"/>
           <w:b/>
           <w:i w:val="false"/>
           <w:caps w:val="false"/>
@@ -1448,7 +1387,6 @@
       </w:pPr>
       <w:r>
         <w:rPr>
-          <w:rFonts w:ascii="Times New Roman" w:hAnsi="Times New Roman"/>
           <w:b w:val="false"/>
           <w:i w:val="false"/>
           <w:caps w:val="false"/>
@@ -1465,7 +1403,6 @@
       <w:r>
         <w:rPr>
           <w:rStyle w:val="Strong"/>
-          <w:rFonts w:ascii="Times New Roman" w:hAnsi="Times New Roman"/>
           <w:b/>
           <w:i w:val="false"/>
           <w:caps w:val="false"/>
@@ -1479,7 +1416,6 @@
       </w:r>
       <w:r>
         <w:rPr>
-          <w:rFonts w:ascii="Times New Roman" w:hAnsi="Times New Roman"/>
           <w:b w:val="false"/>
           <w:i w:val="false"/>
           <w:caps w:val="false"/>
@@ -1496,7 +1432,6 @@
       <w:r>
         <w:rPr>
           <w:rStyle w:val="Strong"/>
-          <w:rFonts w:ascii="Times New Roman" w:hAnsi="Times New Roman"/>
           <w:b/>
           <w:i w:val="false"/>
           <w:caps w:val="false"/>
@@ -1510,7 +1445,6 @@
       </w:r>
       <w:r>
         <w:rPr>
-          <w:rFonts w:ascii="Times New Roman" w:hAnsi="Times New Roman"/>
           <w:b w:val="false"/>
           <w:i w:val="false"/>
           <w:caps w:val="false"/>
@@ -1536,7 +1470,6 @@
       <w:r>
         <w:rPr>
           <w:rStyle w:val="Strong"/>
-          <w:rFonts w:ascii="Times New Roman" w:hAnsi="Times New Roman"/>
           <w:b/>
           <w:i w:val="false"/>
           <w:caps w:val="false"/>
@@ -1571,7 +1504,6 @@
       </w:pPr>
       <w:r>
         <w:rPr>
-          <w:rFonts w:ascii="Times New Roman" w:hAnsi="Times New Roman"/>
           <w:b w:val="false"/>
           <w:i w:val="false"/>
           <w:caps w:val="false"/>
@@ -1596,7 +1528,6 @@
       </w:pPr>
       <w:r>
         <w:rPr>
-          <w:rFonts w:ascii="Times New Roman" w:hAnsi="Times New Roman"/>
           <w:b w:val="false"/>
           <w:i w:val="false"/>
           <w:caps w:val="false"/>
@@ -1611,7 +1542,6 @@
       <w:r>
         <w:rPr>
           <w:rStyle w:val="Strong"/>
-          <w:rFonts w:ascii="Times New Roman" w:hAnsi="Times New Roman"/>
           <w:b/>
           <w:i w:val="false"/>
           <w:caps w:val="false"/>
@@ -1625,7 +1555,6 @@
       </w:r>
       <w:r>
         <w:rPr>
-          <w:rFonts w:ascii="Times New Roman" w:hAnsi="Times New Roman"/>
           <w:b w:val="false"/>
           <w:i w:val="false"/>
           <w:caps w:val="false"/>
@@ -1650,7 +1579,6 @@
       </w:pPr>
       <w:r>
         <w:rPr>
-          <w:rFonts w:ascii="Times New Roman" w:hAnsi="Times New Roman"/>
           <w:b w:val="false"/>
           <w:i w:val="false"/>
           <w:caps w:val="false"/>
@@ -1665,7 +1593,6 @@
       <w:r>
         <w:rPr>
           <w:rStyle w:val="Strong"/>
-          <w:rFonts w:ascii="Times New Roman" w:hAnsi="Times New Roman"/>
           <w:b/>
           <w:i w:val="false"/>
           <w:caps w:val="false"/>
@@ -1679,7 +1606,6 @@
       </w:r>
       <w:r>
         <w:rPr>
-          <w:rFonts w:ascii="Times New Roman" w:hAnsi="Times New Roman"/>
           <w:b w:val="false"/>
           <w:i w:val="false"/>
           <w:caps w:val="false"/>
@@ -1704,7 +1630,6 @@
       </w:pPr>
       <w:r>
         <w:rPr>
-          <w:rFonts w:ascii="Times New Roman" w:hAnsi="Times New Roman"/>
           <w:b w:val="false"/>
           <w:i w:val="false"/>
           <w:caps w:val="false"/>
@@ -1719,7 +1644,6 @@
       <w:r>
         <w:rPr>
           <w:rStyle w:val="Strong"/>
-          <w:rFonts w:ascii="Times New Roman" w:hAnsi="Times New Roman"/>
           <w:b/>
           <w:i w:val="false"/>
           <w:caps w:val="false"/>
@@ -1733,7 +1657,6 @@
       </w:r>
       <w:r>
         <w:rPr>
-          <w:rFonts w:ascii="Times New Roman" w:hAnsi="Times New Roman"/>
           <w:b w:val="false"/>
           <w:i w:val="false"/>
           <w:caps w:val="false"/>
@@ -1759,7 +1682,6 @@
       <w:r>
         <w:rPr>
           <w:rStyle w:val="Strong"/>
-          <w:rFonts w:ascii="Times New Roman" w:hAnsi="Times New Roman"/>
           <w:b/>
           <w:i w:val="false"/>
           <w:caps w:val="false"/>
@@ -1773,7 +1695,6 @@
       </w:r>
       <w:r>
         <w:rPr>
-          <w:rFonts w:ascii="Times New Roman" w:hAnsi="Times New Roman"/>
           <w:b w:val="false"/>
           <w:i w:val="false"/>
           <w:caps w:val="false"/>
@@ -1788,7 +1709,6 @@
       <w:r>
         <w:rPr>
           <w:rStyle w:val="Strong"/>
-          <w:rFonts w:ascii="Times New Roman" w:hAnsi="Times New Roman"/>
           <w:b/>
           <w:i w:val="false"/>
           <w:caps w:val="false"/>
@@ -1802,7 +1722,6 @@
       </w:r>
       <w:r>
         <w:rPr>
-          <w:rFonts w:ascii="Times New Roman" w:hAnsi="Times New Roman"/>
           <w:b w:val="false"/>
           <w:i w:val="false"/>
           <w:caps w:val="false"/>
@@ -1828,7 +1747,6 @@
       <w:r>
         <w:rPr>
           <w:rStyle w:val="Strong"/>
-          <w:rFonts w:ascii="Times New Roman" w:hAnsi="Times New Roman"/>
           <w:b/>
           <w:i w:val="false"/>
           <w:caps w:val="false"/>
@@ -1863,7 +1781,6 @@
       </w:pPr>
       <w:r>
         <w:rPr>
-          <w:rFonts w:ascii="Times New Roman" w:hAnsi="Times New Roman"/>
           <w:b w:val="false"/>
           <w:i w:val="false"/>
           <w:caps w:val="false"/>
@@ -1888,7 +1805,6 @@
       </w:pPr>
       <w:r>
         <w:rPr>
-          <w:rFonts w:ascii="Times New Roman" w:hAnsi="Times New Roman"/>
           <w:b w:val="false"/>
           <w:i w:val="false"/>
           <w:caps w:val="false"/>
@@ -1903,7 +1819,6 @@
       <w:r>
         <w:rPr>
           <w:rStyle w:val="Strong"/>
-          <w:rFonts w:ascii="Times New Roman" w:hAnsi="Times New Roman"/>
           <w:b/>
           <w:i w:val="false"/>
           <w:caps w:val="false"/>
@@ -1917,7 +1832,6 @@
       </w:r>
       <w:r>
         <w:rPr>
-          <w:rFonts w:ascii="Times New Roman" w:hAnsi="Times New Roman"/>
           <w:b w:val="false"/>
           <w:i w:val="false"/>
           <w:caps w:val="false"/>
@@ -1942,7 +1856,6 @@
       </w:pPr>
       <w:r>
         <w:rPr>
-          <w:rFonts w:ascii="Times New Roman" w:hAnsi="Times New Roman"/>
           <w:b w:val="false"/>
           <w:i w:val="false"/>
           <w:caps w:val="false"/>
@@ -1957,7 +1870,6 @@
       <w:r>
         <w:rPr>
           <w:rStyle w:val="Strong"/>
-          <w:rFonts w:ascii="Times New Roman" w:hAnsi="Times New Roman"/>
           <w:b/>
           <w:i w:val="false"/>
           <w:caps w:val="false"/>
@@ -1971,7 +1883,6 @@
       </w:r>
       <w:r>
         <w:rPr>
-          <w:rFonts w:ascii="Times New Roman" w:hAnsi="Times New Roman"/>
           <w:b w:val="false"/>
           <w:i w:val="false"/>
           <w:caps w:val="false"/>
@@ -1997,7 +1908,6 @@
       <w:r>
         <w:rPr>
           <w:rStyle w:val="Strong"/>
-          <w:rFonts w:ascii="Times New Roman" w:hAnsi="Times New Roman"/>
           <w:b/>
           <w:i w:val="false"/>
           <w:caps w:val="false"/>
@@ -2032,7 +1942,6 @@
       </w:pPr>
       <w:r>
         <w:rPr>
-          <w:rFonts w:ascii="Times New Roman" w:hAnsi="Times New Roman"/>
           <w:b w:val="false"/>
           <w:i w:val="false"/>
           <w:caps w:val="false"/>
@@ -2057,7 +1966,6 @@
       </w:pPr>
       <w:r>
         <w:rPr>
-          <w:rFonts w:ascii="Times New Roman" w:hAnsi="Times New Roman"/>
           <w:b w:val="false"/>
           <w:i w:val="false"/>
           <w:caps w:val="false"/>
@@ -2072,7 +1980,6 @@
       <w:r>
         <w:rPr>
           <w:rStyle w:val="Strong"/>
-          <w:rFonts w:ascii="Times New Roman" w:hAnsi="Times New Roman"/>
           <w:b/>
           <w:i w:val="false"/>
           <w:caps w:val="false"/>
@@ -2086,7 +1993,6 @@
       </w:r>
       <w:r>
         <w:rPr>
-          <w:rFonts w:ascii="Times New Roman" w:hAnsi="Times New Roman"/>
           <w:b w:val="false"/>
           <w:i w:val="false"/>
           <w:caps w:val="false"/>
@@ -2100,7 +2006,6 @@
       </w:r>
       <w:r>
         <w:rPr>
-          <w:rFonts w:ascii="Times New Roman" w:hAnsi="Times New Roman"/>
           <w:b w:val="false"/>
           <w:i w:val="false"/>
           <w:caps w:val="false"/>
@@ -2115,7 +2020,6 @@
       </w:r>
       <w:r>
         <w:rPr>
-          <w:rFonts w:ascii="Times New Roman" w:hAnsi="Times New Roman"/>
           <w:b w:val="false"/>
           <w:i w:val="false"/>
           <w:caps w:val="false"/>
@@ -2140,7 +2044,6 @@
       </w:pPr>
       <w:r>
         <w:rPr>
-          <w:rFonts w:ascii="Times New Roman" w:hAnsi="Times New Roman"/>
           <w:b w:val="false"/>
           <w:i w:val="false"/>
           <w:caps w:val="false"/>
@@ -2155,7 +2058,6 @@
       <w:r>
         <w:rPr>
           <w:rStyle w:val="Strong"/>
-          <w:rFonts w:ascii="Times New Roman" w:hAnsi="Times New Roman"/>
           <w:b/>
           <w:i w:val="false"/>
           <w:caps w:val="false"/>
@@ -2169,7 +2071,6 @@
       </w:r>
       <w:r>
         <w:rPr>
-          <w:rFonts w:ascii="Times New Roman" w:hAnsi="Times New Roman"/>
           <w:b w:val="false"/>
           <w:i w:val="false"/>
           <w:caps w:val="false"/>
@@ -2194,7 +2095,6 @@
       </w:pPr>
       <w:r>
         <w:rPr>
-          <w:rFonts w:ascii="Times New Roman" w:hAnsi="Times New Roman"/>
           <w:b w:val="false"/>
           <w:i w:val="false"/>
           <w:caps w:val="false"/>
@@ -2209,7 +2109,6 @@
       <w:r>
         <w:rPr>
           <w:rStyle w:val="Strong"/>
-          <w:rFonts w:ascii="Times New Roman" w:hAnsi="Times New Roman"/>
           <w:b/>
           <w:i w:val="false"/>
           <w:caps w:val="false"/>
@@ -2223,7 +2122,6 @@
       </w:r>
       <w:r>
         <w:rPr>
-          <w:rFonts w:ascii="Times New Roman" w:hAnsi="Times New Roman"/>
           <w:b w:val="false"/>
           <w:i w:val="false"/>
           <w:caps w:val="false"/>
@@ -2258,7 +2156,6 @@
       </w:pPr>
       <w:r>
         <w:rPr>
-          <w:rFonts w:ascii="Times New Roman" w:hAnsi="Times New Roman"/>
           <w:b w:val="false"/>
           <w:i w:val="false"/>
           <w:caps w:val="false"/>
@@ -2284,7 +2181,6 @@
       <w:r>
         <w:rPr>
           <w:rStyle w:val="Strong"/>
-          <w:rFonts w:ascii="Times New Roman" w:hAnsi="Times New Roman"/>
           <w:b/>
           <w:i w:val="false"/>
           <w:caps w:val="false"/>
@@ -2319,7 +2215,6 @@
       </w:pPr>
       <w:r>
         <w:rPr>
-          <w:rFonts w:ascii="Times New Roman" w:hAnsi="Times New Roman"/>
           <w:b w:val="false"/>
           <w:i w:val="false"/>
           <w:caps w:val="false"/>
@@ -2340,7 +2235,6 @@
           <w:ilvl w:val="0"/>
           <w:numId w:val="3"/>
         </w:numPr>
-        <w:pBdr/>
         <w:tabs>
           <w:tab w:val="clear" w:pos="708"/>
           <w:tab w:val="left" w:pos="0" w:leader="none"/>
@@ -2354,7 +2248,6 @@
       <w:r>
         <w:rPr>
           <w:rStyle w:val="Strong"/>
-          <w:rFonts w:ascii="Times New Roman" w:hAnsi="Times New Roman"/>
           <w:b/>
           <w:i w:val="false"/>
           <w:caps w:val="false"/>
@@ -2368,7 +2261,6 @@
       </w:r>
       <w:r>
         <w:rPr>
-          <w:rFonts w:ascii="Times New Roman" w:hAnsi="Times New Roman"/>
           <w:b w:val="false"/>
           <w:i w:val="false"/>
           <w:caps w:val="false"/>
@@ -2389,7 +2281,6 @@
           <w:ilvl w:val="0"/>
           <w:numId w:val="3"/>
         </w:numPr>
-        <w:pBdr/>
         <w:tabs>
           <w:tab w:val="clear" w:pos="708"/>
           <w:tab w:val="left" w:pos="0" w:leader="none"/>
@@ -2403,7 +2294,6 @@
       <w:r>
         <w:rPr>
           <w:rStyle w:val="Strong"/>
-          <w:rFonts w:ascii="Times New Roman" w:hAnsi="Times New Roman"/>
           <w:b/>
           <w:i w:val="false"/>
           <w:caps w:val="false"/>
@@ -2417,7 +2307,6 @@
       </w:r>
       <w:r>
         <w:rPr>
-          <w:rFonts w:ascii="Times New Roman" w:hAnsi="Times New Roman"/>
           <w:b w:val="false"/>
           <w:i w:val="false"/>
           <w:caps w:val="false"/>
@@ -2438,7 +2327,6 @@
           <w:ilvl w:val="0"/>
           <w:numId w:val="3"/>
         </w:numPr>
-        <w:pBdr/>
         <w:tabs>
           <w:tab w:val="clear" w:pos="708"/>
           <w:tab w:val="left" w:pos="0" w:leader="none"/>
@@ -2452,7 +2340,6 @@
       <w:r>
         <w:rPr>
           <w:rStyle w:val="Strong"/>
-          <w:rFonts w:ascii="Times New Roman" w:hAnsi="Times New Roman"/>
           <w:b/>
           <w:i w:val="false"/>
           <w:caps w:val="false"/>
@@ -2466,7 +2353,6 @@
       </w:r>
       <w:r>
         <w:rPr>
-          <w:rFonts w:ascii="Times New Roman" w:hAnsi="Times New Roman"/>
           <w:b w:val="false"/>
           <w:i w:val="false"/>
           <w:caps w:val="false"/>
@@ -2487,7 +2373,6 @@
           <w:ilvl w:val="0"/>
           <w:numId w:val="3"/>
         </w:numPr>
-        <w:pBdr/>
         <w:tabs>
           <w:tab w:val="clear" w:pos="708"/>
           <w:tab w:val="left" w:pos="0" w:leader="none"/>
@@ -2501,7 +2386,6 @@
       <w:r>
         <w:rPr>
           <w:rStyle w:val="Strong"/>
-          <w:rFonts w:ascii="Times New Roman" w:hAnsi="Times New Roman"/>
           <w:b/>
           <w:i w:val="false"/>
           <w:caps w:val="false"/>
@@ -2515,7 +2399,6 @@
       </w:r>
       <w:r>
         <w:rPr>
-          <w:rFonts w:ascii="Times New Roman" w:hAnsi="Times New Roman"/>
           <w:b w:val="false"/>
           <w:i w:val="false"/>
           <w:caps w:val="false"/>
@@ -2550,7 +2433,6 @@
       </w:pPr>
       <w:r>
         <w:rPr>
-          <w:rFonts w:ascii="Times New Roman" w:hAnsi="Times New Roman"/>
           <w:b/>
           <w:i w:val="false"/>
           <w:caps w:val="false"/>
@@ -2585,7 +2467,6 @@
       </w:pPr>
       <w:r>
         <w:rPr>
-          <w:rFonts w:ascii="Times New Roman" w:hAnsi="Times New Roman"/>
           <w:b w:val="false"/>
           <w:i w:val="false"/>
           <w:caps w:val="false"/>
@@ -2604,7 +2485,7 @@
     <w:p>
       <w:pPr>
         <w:pStyle w:val="Normal"/>
-        <w:spacing w:before="480" w:after="0"/>
+        <w:spacing w:before="0" w:after="0"/>
         <w:ind w:hanging="0" w:start="0"/>
         <w:rPr/>
       </w:pPr>
@@ -2739,15 +2620,7 @@
       </w:pPr>
       <w:r>
         <w:rPr/>
-        <w:t>Рисунок 1.</w:t>
-      </w:r>
-      <w:r>
-        <w:rPr/>
-        <w:t>2</w:t>
-      </w:r>
-      <w:r>
-        <w:rPr/>
-        <w:t xml:space="preserve"> – Sequence diagram</w:t>
+        <w:t>Рисунок 1.2 – Sequence diagram</w:t>
       </w:r>
     </w:p>
     <w:p>
@@ -2793,19 +2666,7 @@
       </w:pPr>
       <w:r>
         <w:rPr/>
-        <w:t xml:space="preserve">На основе анализа предметной области были определены ключевые требования к автоматизации процесса </w:t>
-      </w:r>
-      <w:r>
-        <w:rPr/>
-        <w:t>оповещения абитуриентов</w:t>
-      </w:r>
-      <w:r>
-        <w:rPr/>
-        <w:t>. Для реализации поставленных задач предлагается архитектура клиент-серверного приложения</w:t>
-      </w:r>
-      <w:r>
-        <w:rPr/>
-        <w:t>(</w:t>
+        <w:t>На основе анализа предметной области были определены ключевые требования к автоматизации процесса оповещения абитуриентов. Для реализации поставленных задач предлагается архитектура клиент-серверного приложения(</w:t>
       </w:r>
       <w:r>
         <w:rPr>
@@ -2902,11 +2763,7 @@
       </w:r>
       <w:r>
         <w:rPr/>
-        <w:t xml:space="preserve">возможность быстрого создания полнофункционального </w:t>
-      </w:r>
-      <w:r>
-        <w:rPr/>
-        <w:t xml:space="preserve">бота в </w:t>
+        <w:t xml:space="preserve">возможность быстрого создания полнофункционального бота в </w:t>
       </w:r>
       <w:r>
         <w:rPr>
@@ -3014,23 +2871,7 @@
       </w:pPr>
       <w:r>
         <w:rPr/>
-        <w:t xml:space="preserve">Обоснование принятых решений. Предложенная архитектура полностью соответствует текущей инфраструктуре предприятия (наличие </w:t>
-      </w:r>
-      <w:r>
-        <w:rPr/>
-        <w:t>доступа в интернет</w:t>
-      </w:r>
-      <w:r>
-        <w:rPr/>
-        <w:t xml:space="preserve">, </w:t>
-      </w:r>
-      <w:r>
-        <w:rPr/>
-        <w:t>небольшой сервер</w:t>
-      </w:r>
-      <w:r>
-        <w:rPr/>
-        <w:t>) и решает выявленные проблемы:</w:t>
+        <w:t>Обоснование принятых решений. Предложенная архитектура полностью соответствует текущей инфраструктуре предприятия (наличие доступа в интернет, небольшой сервер) и решает выявленные проблемы:</w:t>
       </w:r>
     </w:p>
     <w:p>
@@ -3252,11 +3093,7 @@
       </w:r>
       <w:r>
         <w:rPr/>
-        <w:t xml:space="preserve">» </w:t>
-      </w:r>
-      <w:r>
-        <w:rPr/>
-        <w:t>хранит информацию о группе, описание её</w:t>
+        <w:t>» хранит информацию о группе, описание её</w:t>
       </w:r>
     </w:p>
     <w:p>
@@ -3303,19 +3140,7 @@
         <w:rPr>
           <w:lang w:val="ru-RU"/>
         </w:rPr>
-        <w:t>хранит внешни</w:t>
-      </w:r>
-      <w:r>
-        <w:rPr>
-          <w:lang w:val="ru-RU"/>
-        </w:rPr>
-        <w:t>й</w:t>
-      </w:r>
-      <w:r>
-        <w:rPr>
-          <w:lang w:val="ru-RU"/>
-        </w:rPr>
-        <w:t xml:space="preserve"> ключ на сущность </w:t>
+        <w:t xml:space="preserve">хранит внешний ключ на сущность </w:t>
       </w:r>
       <w:r>
         <w:rPr>
@@ -3514,13 +3339,7 @@
         <w:rPr>
           <w:lang w:val="en-US"/>
         </w:rPr>
-        <w:t xml:space="preserve"> </w:t>
-      </w:r>
-      <w:r>
-        <w:rPr>
-          <w:lang w:val="en-US"/>
-        </w:rPr>
-        <w:t>с</w:t>
+        <w:t xml:space="preserve"> с</w:t>
       </w:r>
       <w:r>
         <w:rPr>
@@ -3540,20 +3359,31 @@
         <w:pStyle w:val="Normal"/>
         <w:spacing w:lineRule="auto" w:line="240" w:before="360" w:after="0"/>
         <w:jc w:val="start"/>
-        <w:rPr/>
-      </w:pPr>
-      <w:r>
-        <w:rPr/>
+        <w:rPr>
+          <w:sz w:val="28"/>
+          <w:szCs w:val="28"/>
+        </w:rPr>
+      </w:pPr>
+      <w:r>
+        <w:rPr>
+          <w:sz w:val="28"/>
+          <w:szCs w:val="28"/>
+        </w:rPr>
         <w:t>Таблица 2.1 – Словарь данных таблицы «</w:t>
       </w:r>
       <w:r>
         <w:rPr>
+          <w:sz w:val="28"/>
+          <w:szCs w:val="28"/>
           <w:lang w:val="en-US"/>
         </w:rPr>
         <w:t>UserAdmin</w:t>
       </w:r>
       <w:r>
-        <w:rPr/>
+        <w:rPr>
+          <w:sz w:val="28"/>
+          <w:szCs w:val="28"/>
+        </w:rPr>
         <w:t>» (Справочник статусов)</w:t>
       </w:r>
     </w:p>
@@ -3573,9 +3403,9 @@
       </w:tblPr>
       <w:tblGrid>
         <w:gridCol w:w="1394"/>
-        <w:gridCol w:w="1970"/>
+        <w:gridCol w:w="1969"/>
         <w:gridCol w:w="1524"/>
-        <w:gridCol w:w="2088"/>
+        <w:gridCol w:w="2089"/>
         <w:gridCol w:w="2946"/>
       </w:tblGrid>
       <w:tr>
@@ -3599,14 +3429,17 @@
               <w:pStyle w:val="Normal"/>
               <w:spacing w:lineRule="exact" w:line="240"/>
               <w:jc w:val="start"/>
-              <w:rPr/>
+              <w:rPr>
+                <w:sz w:val="28"/>
+                <w:szCs w:val="28"/>
+              </w:rPr>
             </w:pPr>
             <w:r>
               <w:rPr>
                 <w:b/>
                 <w:bCs/>
-                <w:sz w:val="24"/>
-                <w:szCs w:val="24"/>
+                <w:sz w:val="28"/>
+                <w:szCs w:val="28"/>
               </w:rPr>
               <w:t>Ключ</w:t>
             </w:r>
@@ -3614,7 +3447,7 @@
         </w:tc>
         <w:tc>
           <w:tcPr>
-            <w:tcW w:w="1970" w:type="dxa"/>
+            <w:tcW w:w="1969" w:type="dxa"/>
             <w:tcBorders>
               <w:top w:val="single" w:sz="4" w:space="0" w:color="000000"/>
               <w:start w:val="single" w:sz="4" w:space="0" w:color="000000"/>
@@ -3629,14 +3462,17 @@
               <w:pStyle w:val="Normal"/>
               <w:spacing w:lineRule="exact" w:line="240"/>
               <w:jc w:val="start"/>
-              <w:rPr/>
+              <w:rPr>
+                <w:sz w:val="28"/>
+                <w:szCs w:val="28"/>
+              </w:rPr>
             </w:pPr>
             <w:r>
               <w:rPr>
                 <w:b/>
                 <w:bCs/>
-                <w:sz w:val="24"/>
-                <w:szCs w:val="24"/>
+                <w:sz w:val="28"/>
+                <w:szCs w:val="28"/>
               </w:rPr>
               <w:t>Поле</w:t>
             </w:r>
@@ -3659,14 +3495,17 @@
               <w:pStyle w:val="Normal"/>
               <w:spacing w:lineRule="exact" w:line="240"/>
               <w:jc w:val="start"/>
-              <w:rPr/>
+              <w:rPr>
+                <w:sz w:val="28"/>
+                <w:szCs w:val="28"/>
+              </w:rPr>
             </w:pPr>
             <w:r>
               <w:rPr>
                 <w:b/>
                 <w:bCs/>
-                <w:sz w:val="24"/>
-                <w:szCs w:val="24"/>
+                <w:sz w:val="28"/>
+                <w:szCs w:val="28"/>
               </w:rPr>
               <w:t>Обязательное</w:t>
             </w:r>
@@ -3674,7 +3513,7 @@
         </w:tc>
         <w:tc>
           <w:tcPr>
-            <w:tcW w:w="2088" w:type="dxa"/>
+            <w:tcW w:w="2089" w:type="dxa"/>
             <w:tcBorders>
               <w:top w:val="single" w:sz="4" w:space="0" w:color="000000"/>
               <w:start w:val="single" w:sz="4" w:space="0" w:color="000000"/>
@@ -3689,14 +3528,17 @@
               <w:pStyle w:val="Normal"/>
               <w:spacing w:lineRule="exact" w:line="240"/>
               <w:jc w:val="start"/>
-              <w:rPr/>
+              <w:rPr>
+                <w:sz w:val="28"/>
+                <w:szCs w:val="28"/>
+              </w:rPr>
             </w:pPr>
             <w:r>
               <w:rPr>
                 <w:b/>
                 <w:bCs/>
-                <w:sz w:val="24"/>
-                <w:szCs w:val="24"/>
+                <w:sz w:val="28"/>
+                <w:szCs w:val="28"/>
               </w:rPr>
               <w:t>Тип данных</w:t>
             </w:r>
@@ -3719,14 +3561,17 @@
               <w:pStyle w:val="Normal"/>
               <w:spacing w:lineRule="exact" w:line="240"/>
               <w:jc w:val="start"/>
-              <w:rPr/>
+              <w:rPr>
+                <w:sz w:val="28"/>
+                <w:szCs w:val="28"/>
+              </w:rPr>
             </w:pPr>
             <w:r>
               <w:rPr>
                 <w:b/>
                 <w:bCs/>
-                <w:sz w:val="24"/>
-                <w:szCs w:val="24"/>
+                <w:sz w:val="28"/>
+                <w:szCs w:val="28"/>
               </w:rPr>
               <w:t>Примечание</w:t>
             </w:r>
@@ -3752,12 +3597,15 @@
               <w:pStyle w:val="Normal"/>
               <w:spacing w:lineRule="exact" w:line="240"/>
               <w:jc w:val="start"/>
-              <w:rPr/>
-            </w:pPr>
-            <w:r>
-              <w:rPr>
-                <w:sz w:val="24"/>
-                <w:szCs w:val="24"/>
+              <w:rPr>
+                <w:sz w:val="28"/>
+                <w:szCs w:val="28"/>
+              </w:rPr>
+            </w:pPr>
+            <w:r>
+              <w:rPr>
+                <w:sz w:val="28"/>
+                <w:szCs w:val="28"/>
               </w:rPr>
               <w:t>Первичный</w:t>
             </w:r>
@@ -3765,7 +3613,7 @@
         </w:tc>
         <w:tc>
           <w:tcPr>
-            <w:tcW w:w="1970" w:type="dxa"/>
+            <w:tcW w:w="1969" w:type="dxa"/>
             <w:tcBorders>
               <w:top w:val="single" w:sz="4" w:space="0" w:color="000000"/>
               <w:start w:val="single" w:sz="4" w:space="0" w:color="000000"/>
@@ -3781,22 +3629,86 @@
               <w:spacing w:lineRule="exact" w:line="240"/>
               <w:jc w:val="start"/>
               <w:rPr>
+                <w:sz w:val="28"/>
+                <w:szCs w:val="28"/>
+              </w:rPr>
+            </w:pPr>
+            <w:r>
+              <w:rPr>
+                <w:sz w:val="28"/>
+                <w:szCs w:val="28"/>
                 <w:lang w:val="en-US"/>
               </w:rPr>
-            </w:pPr>
-            <w:r>
-              <w:rPr>
-                <w:sz w:val="24"/>
-                <w:szCs w:val="24"/>
+              <w:t>ID</w:t>
+            </w:r>
+          </w:p>
+        </w:tc>
+        <w:tc>
+          <w:tcPr>
+            <w:tcW w:w="1524" w:type="dxa"/>
+            <w:tcBorders>
+              <w:top w:val="single" w:sz="4" w:space="0" w:color="000000"/>
+              <w:start w:val="single" w:sz="4" w:space="0" w:color="000000"/>
+              <w:bottom w:val="single" w:sz="4" w:space="0" w:color="000000"/>
+              <w:end w:val="single" w:sz="4" w:space="0" w:color="000000"/>
+            </w:tcBorders>
+            <w:shd w:color="auto" w:fill="FFFFFF" w:val="clear"/>
+            <w:vAlign w:val="center"/>
+          </w:tcPr>
+          <w:p>
+            <w:pPr>
+              <w:pStyle w:val="Normal"/>
+              <w:spacing w:lineRule="exact" w:line="240"/>
+              <w:jc w:val="start"/>
+              <w:rPr>
+                <w:sz w:val="28"/>
+                <w:szCs w:val="28"/>
+              </w:rPr>
+            </w:pPr>
+            <w:r>
+              <w:rPr>
+                <w:sz w:val="28"/>
+                <w:szCs w:val="28"/>
+              </w:rPr>
+              <w:t>Да</w:t>
+            </w:r>
+          </w:p>
+        </w:tc>
+        <w:tc>
+          <w:tcPr>
+            <w:tcW w:w="2089" w:type="dxa"/>
+            <w:tcBorders>
+              <w:top w:val="single" w:sz="4" w:space="0" w:color="000000"/>
+              <w:start w:val="single" w:sz="4" w:space="0" w:color="000000"/>
+              <w:bottom w:val="single" w:sz="4" w:space="0" w:color="000000"/>
+              <w:end w:val="single" w:sz="4" w:space="0" w:color="000000"/>
+            </w:tcBorders>
+            <w:shd w:color="auto" w:fill="FFFFFF" w:val="clear"/>
+            <w:vAlign w:val="center"/>
+          </w:tcPr>
+          <w:p>
+            <w:pPr>
+              <w:pStyle w:val="Normal"/>
+              <w:spacing w:lineRule="exact" w:line="240"/>
+              <w:jc w:val="start"/>
+              <w:rPr>
+                <w:sz w:val="28"/>
+                <w:szCs w:val="28"/>
+              </w:rPr>
+            </w:pPr>
+            <w:r>
+              <w:rPr>
+                <w:sz w:val="28"/>
+                <w:szCs w:val="28"/>
                 <w:lang w:val="en-US"/>
               </w:rPr>
-              <w:t>ID</w:t>
-            </w:r>
-          </w:p>
-        </w:tc>
-        <w:tc>
-          <w:tcPr>
-            <w:tcW w:w="1524" w:type="dxa"/>
+              <w:t>INTEGER</w:t>
+            </w:r>
+          </w:p>
+        </w:tc>
+        <w:tc>
+          <w:tcPr>
+            <w:tcW w:w="2946" w:type="dxa"/>
             <w:tcBorders>
               <w:top w:val="single" w:sz="4" w:space="0" w:color="000000"/>
               <w:start w:val="single" w:sz="4" w:space="0" w:color="000000"/>
@@ -3811,77 +3723,23 @@
               <w:pStyle w:val="Normal"/>
               <w:spacing w:lineRule="exact" w:line="240"/>
               <w:jc w:val="start"/>
-              <w:rPr/>
-            </w:pPr>
-            <w:r>
-              <w:rPr>
-                <w:sz w:val="24"/>
-                <w:szCs w:val="24"/>
-              </w:rPr>
-              <w:t>Да</w:t>
-            </w:r>
-          </w:p>
-        </w:tc>
-        <w:tc>
-          <w:tcPr>
-            <w:tcW w:w="2088" w:type="dxa"/>
-            <w:tcBorders>
-              <w:top w:val="single" w:sz="4" w:space="0" w:color="000000"/>
-              <w:start w:val="single" w:sz="4" w:space="0" w:color="000000"/>
-              <w:bottom w:val="single" w:sz="4" w:space="0" w:color="000000"/>
-              <w:end w:val="single" w:sz="4" w:space="0" w:color="000000"/>
-            </w:tcBorders>
-            <w:shd w:color="auto" w:fill="FFFFFF" w:val="clear"/>
-            <w:vAlign w:val="center"/>
-          </w:tcPr>
-          <w:p>
-            <w:pPr>
-              <w:pStyle w:val="Normal"/>
-              <w:spacing w:lineRule="exact" w:line="240"/>
-              <w:jc w:val="start"/>
-              <w:rPr>
+              <w:rPr>
+                <w:sz w:val="28"/>
+                <w:szCs w:val="28"/>
+              </w:rPr>
+            </w:pPr>
+            <w:r>
+              <w:rPr>
+                <w:sz w:val="28"/>
+                <w:szCs w:val="28"/>
                 <w:lang w:val="en-US"/>
               </w:rPr>
-            </w:pPr>
-            <w:r>
-              <w:rPr>
-                <w:sz w:val="24"/>
-                <w:szCs w:val="24"/>
-                <w:lang w:val="en-US"/>
-              </w:rPr>
-              <w:t>INTEGER</w:t>
-            </w:r>
-          </w:p>
-        </w:tc>
-        <w:tc>
-          <w:tcPr>
-            <w:tcW w:w="2946" w:type="dxa"/>
-            <w:tcBorders>
-              <w:top w:val="single" w:sz="4" w:space="0" w:color="000000"/>
-              <w:start w:val="single" w:sz="4" w:space="0" w:color="000000"/>
-              <w:bottom w:val="single" w:sz="4" w:space="0" w:color="000000"/>
-              <w:end w:val="single" w:sz="4" w:space="0" w:color="000000"/>
-            </w:tcBorders>
-            <w:shd w:color="auto" w:fill="FFFFFF" w:val="clear"/>
-            <w:vAlign w:val="center"/>
-          </w:tcPr>
-          <w:p>
-            <w:pPr>
-              <w:pStyle w:val="Normal"/>
-              <w:spacing w:lineRule="exact" w:line="240"/>
-              <w:jc w:val="start"/>
-              <w:rPr>
-                <w:lang w:val="en-US"/>
-              </w:rPr>
-            </w:pPr>
-            <w:r>
-              <w:rPr>
-                <w:lang w:val="en-US"/>
-              </w:rPr>
               <w:t xml:space="preserve">Id </w:t>
             </w:r>
             <w:r>
               <w:rPr>
+                <w:sz w:val="28"/>
+                <w:szCs w:val="28"/>
                 <w:lang w:val="ru-RU"/>
               </w:rPr>
               <w:t>пользователя</w:t>
@@ -3909,20 +3767,23 @@
               <w:spacing w:lineRule="exact" w:line="240"/>
               <w:jc w:val="start"/>
               <w:rPr>
+                <w:sz w:val="28"/>
+                <w:szCs w:val="28"/>
+              </w:rPr>
+            </w:pPr>
+            <w:r>
+              <w:rPr>
+                <w:sz w:val="28"/>
+                <w:szCs w:val="28"/>
                 <w:lang w:val="ru-RU"/>
               </w:rPr>
-            </w:pPr>
-            <w:r>
-              <w:rPr>
-                <w:lang w:val="ru-RU"/>
-              </w:rPr>
               <w:t>Уникальный</w:t>
             </w:r>
           </w:p>
         </w:tc>
         <w:tc>
           <w:tcPr>
-            <w:tcW w:w="1970" w:type="dxa"/>
+            <w:tcW w:w="1969" w:type="dxa"/>
             <w:tcBorders>
               <w:top w:val="single" w:sz="4" w:space="0" w:color="000000"/>
               <w:start w:val="single" w:sz="4" w:space="0" w:color="000000"/>
@@ -3938,22 +3799,86 @@
               <w:spacing w:lineRule="exact" w:line="240"/>
               <w:jc w:val="start"/>
               <w:rPr>
+                <w:sz w:val="28"/>
+                <w:szCs w:val="28"/>
+              </w:rPr>
+            </w:pPr>
+            <w:r>
+              <w:rPr>
+                <w:sz w:val="28"/>
+                <w:szCs w:val="28"/>
                 <w:lang w:val="en-US"/>
               </w:rPr>
-            </w:pPr>
-            <w:r>
-              <w:rPr>
-                <w:sz w:val="24"/>
-                <w:szCs w:val="24"/>
+              <w:t>Email</w:t>
+            </w:r>
+          </w:p>
+        </w:tc>
+        <w:tc>
+          <w:tcPr>
+            <w:tcW w:w="1524" w:type="dxa"/>
+            <w:tcBorders>
+              <w:top w:val="single" w:sz="4" w:space="0" w:color="000000"/>
+              <w:start w:val="single" w:sz="4" w:space="0" w:color="000000"/>
+              <w:bottom w:val="single" w:sz="4" w:space="0" w:color="000000"/>
+              <w:end w:val="single" w:sz="4" w:space="0" w:color="000000"/>
+            </w:tcBorders>
+            <w:shd w:color="auto" w:fill="FFFFFF" w:val="clear"/>
+            <w:vAlign w:val="center"/>
+          </w:tcPr>
+          <w:p>
+            <w:pPr>
+              <w:pStyle w:val="Normal"/>
+              <w:spacing w:lineRule="exact" w:line="240"/>
+              <w:jc w:val="start"/>
+              <w:rPr>
+                <w:sz w:val="28"/>
+                <w:szCs w:val="28"/>
+              </w:rPr>
+            </w:pPr>
+            <w:r>
+              <w:rPr>
+                <w:sz w:val="28"/>
+                <w:szCs w:val="28"/>
+              </w:rPr>
+              <w:t>Да</w:t>
+            </w:r>
+          </w:p>
+        </w:tc>
+        <w:tc>
+          <w:tcPr>
+            <w:tcW w:w="2089" w:type="dxa"/>
+            <w:tcBorders>
+              <w:top w:val="single" w:sz="4" w:space="0" w:color="000000"/>
+              <w:start w:val="single" w:sz="4" w:space="0" w:color="000000"/>
+              <w:bottom w:val="single" w:sz="4" w:space="0" w:color="000000"/>
+              <w:end w:val="single" w:sz="4" w:space="0" w:color="000000"/>
+            </w:tcBorders>
+            <w:shd w:color="auto" w:fill="FFFFFF" w:val="clear"/>
+            <w:vAlign w:val="center"/>
+          </w:tcPr>
+          <w:p>
+            <w:pPr>
+              <w:pStyle w:val="Normal"/>
+              <w:spacing w:lineRule="exact" w:line="240"/>
+              <w:jc w:val="start"/>
+              <w:rPr>
+                <w:sz w:val="28"/>
+                <w:szCs w:val="28"/>
+              </w:rPr>
+            </w:pPr>
+            <w:r>
+              <w:rPr>
+                <w:sz w:val="28"/>
+                <w:szCs w:val="28"/>
                 <w:lang w:val="en-US"/>
               </w:rPr>
-              <w:t>Email</w:t>
-            </w:r>
-          </w:p>
-        </w:tc>
-        <w:tc>
-          <w:tcPr>
-            <w:tcW w:w="1524" w:type="dxa"/>
+              <w:t>String</w:t>
+            </w:r>
+          </w:p>
+        </w:tc>
+        <w:tc>
+          <w:tcPr>
+            <w:tcW w:w="2946" w:type="dxa"/>
             <w:tcBorders>
               <w:top w:val="single" w:sz="4" w:space="0" w:color="000000"/>
               <w:start w:val="single" w:sz="4" w:space="0" w:color="000000"/>
@@ -3968,73 +3893,15 @@
               <w:pStyle w:val="Normal"/>
               <w:spacing w:lineRule="exact" w:line="240"/>
               <w:jc w:val="start"/>
-              <w:rPr/>
-            </w:pPr>
-            <w:r>
-              <w:rPr>
-                <w:sz w:val="24"/>
-                <w:szCs w:val="24"/>
-              </w:rPr>
-              <w:t>Да</w:t>
-            </w:r>
-          </w:p>
-        </w:tc>
-        <w:tc>
-          <w:tcPr>
-            <w:tcW w:w="2088" w:type="dxa"/>
-            <w:tcBorders>
-              <w:top w:val="single" w:sz="4" w:space="0" w:color="000000"/>
-              <w:start w:val="single" w:sz="4" w:space="0" w:color="000000"/>
-              <w:bottom w:val="single" w:sz="4" w:space="0" w:color="000000"/>
-              <w:end w:val="single" w:sz="4" w:space="0" w:color="000000"/>
-            </w:tcBorders>
-            <w:shd w:color="auto" w:fill="FFFFFF" w:val="clear"/>
-            <w:vAlign w:val="center"/>
-          </w:tcPr>
-          <w:p>
-            <w:pPr>
-              <w:pStyle w:val="Normal"/>
-              <w:spacing w:lineRule="exact" w:line="240"/>
-              <w:jc w:val="start"/>
-              <w:rPr>
-                <w:lang w:val="en-US"/>
-              </w:rPr>
-            </w:pPr>
-            <w:r>
-              <w:rPr>
-                <w:sz w:val="24"/>
-                <w:szCs w:val="24"/>
-                <w:lang w:val="en-US"/>
-              </w:rPr>
-              <w:t>String</w:t>
-            </w:r>
-          </w:p>
-        </w:tc>
-        <w:tc>
-          <w:tcPr>
-            <w:tcW w:w="2946" w:type="dxa"/>
-            <w:tcBorders>
-              <w:top w:val="single" w:sz="4" w:space="0" w:color="000000"/>
-              <w:start w:val="single" w:sz="4" w:space="0" w:color="000000"/>
-              <w:bottom w:val="single" w:sz="4" w:space="0" w:color="000000"/>
-              <w:end w:val="single" w:sz="4" w:space="0" w:color="000000"/>
-            </w:tcBorders>
-            <w:shd w:color="auto" w:fill="FFFFFF" w:val="clear"/>
-            <w:vAlign w:val="center"/>
-          </w:tcPr>
-          <w:p>
-            <w:pPr>
-              <w:pStyle w:val="Normal"/>
-              <w:spacing w:lineRule="exact" w:line="240"/>
-              <w:jc w:val="start"/>
-              <w:rPr>
-                <w:lang w:val="ru-RU"/>
-              </w:rPr>
-            </w:pPr>
-            <w:r>
-              <w:rPr>
-                <w:sz w:val="24"/>
-                <w:szCs w:val="24"/>
+              <w:rPr>
+                <w:sz w:val="28"/>
+                <w:szCs w:val="28"/>
+              </w:rPr>
+            </w:pPr>
+            <w:r>
+              <w:rPr>
+                <w:sz w:val="28"/>
+                <w:szCs w:val="28"/>
                 <w:lang w:val="ru-RU"/>
               </w:rPr>
               <w:t>Адрес почты пользователя</w:t>
@@ -4061,11 +3928,15 @@
               <w:spacing w:lineRule="exact" w:line="240"/>
               <w:jc w:val="start"/>
               <w:rPr>
+                <w:sz w:val="28"/>
+                <w:szCs w:val="28"/>
                 <w:lang w:val="en-US"/>
               </w:rPr>
             </w:pPr>
             <w:r>
               <w:rPr>
+                <w:sz w:val="28"/>
+                <w:szCs w:val="28"/>
                 <w:lang w:val="en-US"/>
               </w:rPr>
             </w:r>
@@ -4073,7 +3944,7 @@
         </w:tc>
         <w:tc>
           <w:tcPr>
-            <w:tcW w:w="1970" w:type="dxa"/>
+            <w:tcW w:w="1969" w:type="dxa"/>
             <w:tcBorders>
               <w:start w:val="single" w:sz="4" w:space="0" w:color="000000"/>
               <w:bottom w:val="single" w:sz="4" w:space="0" w:color="000000"/>
@@ -4088,20 +3959,84 @@
               <w:spacing w:lineRule="exact" w:line="240"/>
               <w:jc w:val="start"/>
               <w:rPr>
+                <w:sz w:val="28"/>
+                <w:szCs w:val="28"/>
+              </w:rPr>
+            </w:pPr>
+            <w:r>
+              <w:rPr>
+                <w:sz w:val="28"/>
+                <w:szCs w:val="28"/>
                 <w:lang w:val="en-US"/>
               </w:rPr>
-            </w:pPr>
-            <w:r>
-              <w:rPr>
+              <w:t>password</w:t>
+            </w:r>
+          </w:p>
+        </w:tc>
+        <w:tc>
+          <w:tcPr>
+            <w:tcW w:w="1524" w:type="dxa"/>
+            <w:tcBorders>
+              <w:start w:val="single" w:sz="4" w:space="0" w:color="000000"/>
+              <w:bottom w:val="single" w:sz="4" w:space="0" w:color="000000"/>
+              <w:end w:val="single" w:sz="4" w:space="0" w:color="000000"/>
+            </w:tcBorders>
+            <w:shd w:color="auto" w:fill="FFFFFF" w:val="clear"/>
+            <w:vAlign w:val="center"/>
+          </w:tcPr>
+          <w:p>
+            <w:pPr>
+              <w:pStyle w:val="Normal"/>
+              <w:spacing w:lineRule="exact" w:line="240"/>
+              <w:jc w:val="start"/>
+              <w:rPr>
+                <w:sz w:val="28"/>
+                <w:szCs w:val="28"/>
+              </w:rPr>
+            </w:pPr>
+            <w:r>
+              <w:rPr>
+                <w:sz w:val="28"/>
+                <w:szCs w:val="28"/>
+              </w:rPr>
+              <w:t>Да</w:t>
+            </w:r>
+          </w:p>
+        </w:tc>
+        <w:tc>
+          <w:tcPr>
+            <w:tcW w:w="2089" w:type="dxa"/>
+            <w:tcBorders>
+              <w:start w:val="single" w:sz="4" w:space="0" w:color="000000"/>
+              <w:bottom w:val="single" w:sz="4" w:space="0" w:color="000000"/>
+              <w:end w:val="single" w:sz="4" w:space="0" w:color="000000"/>
+            </w:tcBorders>
+            <w:shd w:color="auto" w:fill="FFFFFF" w:val="clear"/>
+            <w:vAlign w:val="center"/>
+          </w:tcPr>
+          <w:p>
+            <w:pPr>
+              <w:pStyle w:val="Normal"/>
+              <w:spacing w:lineRule="exact" w:line="240"/>
+              <w:jc w:val="start"/>
+              <w:rPr>
+                <w:sz w:val="28"/>
+                <w:szCs w:val="28"/>
+              </w:rPr>
+            </w:pPr>
+            <w:r>
+              <w:rPr>
+                <w:sz w:val="28"/>
+                <w:szCs w:val="28"/>
                 <w:lang w:val="en-US"/>
               </w:rPr>
-              <w:t>password</w:t>
-            </w:r>
-          </w:p>
-        </w:tc>
-        <w:tc>
-          <w:tcPr>
-            <w:tcW w:w="1524" w:type="dxa"/>
+              <w:t>string</w:t>
+            </w:r>
+          </w:p>
+        </w:tc>
+        <w:tc>
+          <w:tcPr>
+            <w:tcW w:w="2946" w:type="dxa"/>
             <w:tcBorders>
               <w:start w:val="single" w:sz="4" w:space="0" w:color="000000"/>
               <w:bottom w:val="single" w:sz="4" w:space="0" w:color="000000"/>
@@ -4115,64 +4050,15 @@
               <w:pStyle w:val="Normal"/>
               <w:spacing w:lineRule="exact" w:line="240"/>
               <w:jc w:val="start"/>
-              <w:rPr/>
-            </w:pPr>
-            <w:r>
-              <w:rPr/>
-              <w:t>Да</w:t>
-            </w:r>
-          </w:p>
-        </w:tc>
-        <w:tc>
-          <w:tcPr>
-            <w:tcW w:w="2088" w:type="dxa"/>
-            <w:tcBorders>
-              <w:start w:val="single" w:sz="4" w:space="0" w:color="000000"/>
-              <w:bottom w:val="single" w:sz="4" w:space="0" w:color="000000"/>
-              <w:end w:val="single" w:sz="4" w:space="0" w:color="000000"/>
-            </w:tcBorders>
-            <w:shd w:color="auto" w:fill="FFFFFF" w:val="clear"/>
-            <w:vAlign w:val="center"/>
-          </w:tcPr>
-          <w:p>
-            <w:pPr>
-              <w:pStyle w:val="Normal"/>
-              <w:spacing w:lineRule="exact" w:line="240"/>
-              <w:jc w:val="start"/>
-              <w:rPr>
-                <w:lang w:val="en-US"/>
-              </w:rPr>
-            </w:pPr>
-            <w:r>
-              <w:rPr>
-                <w:lang w:val="en-US"/>
-              </w:rPr>
-              <w:t>string</w:t>
-            </w:r>
-          </w:p>
-        </w:tc>
-        <w:tc>
-          <w:tcPr>
-            <w:tcW w:w="2946" w:type="dxa"/>
-            <w:tcBorders>
-              <w:start w:val="single" w:sz="4" w:space="0" w:color="000000"/>
-              <w:bottom w:val="single" w:sz="4" w:space="0" w:color="000000"/>
-              <w:end w:val="single" w:sz="4" w:space="0" w:color="000000"/>
-            </w:tcBorders>
-            <w:shd w:color="auto" w:fill="FFFFFF" w:val="clear"/>
-            <w:vAlign w:val="center"/>
-          </w:tcPr>
-          <w:p>
-            <w:pPr>
-              <w:pStyle w:val="Normal"/>
-              <w:spacing w:lineRule="exact" w:line="240"/>
-              <w:jc w:val="start"/>
-              <w:rPr>
-                <w:lang w:val="ru-RU"/>
-              </w:rPr>
-            </w:pPr>
-            <w:r>
-              <w:rPr>
+              <w:rPr>
+                <w:sz w:val="28"/>
+                <w:szCs w:val="28"/>
+              </w:rPr>
+            </w:pPr>
+            <w:r>
+              <w:rPr>
+                <w:sz w:val="28"/>
+                <w:szCs w:val="28"/>
                 <w:lang w:val="ru-RU"/>
               </w:rPr>
               <w:t>Пароль от аккаунта администратора</w:t>
@@ -4185,10 +4071,16 @@
       <w:pPr>
         <w:pStyle w:val="Normal"/>
         <w:spacing w:before="360" w:after="0"/>
-        <w:rPr/>
-      </w:pPr>
-      <w:r>
-        <w:rPr/>
+        <w:rPr>
+          <w:sz w:val="28"/>
+          <w:szCs w:val="28"/>
+        </w:rPr>
+      </w:pPr>
+      <w:r>
+        <w:rPr>
+          <w:sz w:val="28"/>
+          <w:szCs w:val="28"/>
+        </w:rPr>
       </w:r>
     </w:p>
     <w:p>
@@ -4196,20 +4088,30 @@
         <w:pStyle w:val="Normal"/>
         <w:spacing w:lineRule="auto" w:line="240" w:before="360" w:after="0"/>
         <w:jc w:val="start"/>
-        <w:rPr/>
-      </w:pPr>
-      <w:r>
-        <w:rPr/>
+        <w:rPr>
+          <w:sz w:val="28"/>
+          <w:szCs w:val="28"/>
+        </w:rPr>
+      </w:pPr>
+      <w:r>
+        <w:rPr>
+          <w:sz w:val="28"/>
+          <w:szCs w:val="28"/>
+        </w:rPr>
         <w:t>Таблица 2.2 – Словарь данных таблицы «</w:t>
       </w:r>
       <w:r>
         <w:rPr>
+          <w:sz w:val="28"/>
+          <w:szCs w:val="28"/>
           <w:lang w:val="en-US"/>
         </w:rPr>
         <w:t>Users</w:t>
       </w:r>
       <w:r>
         <w:rPr>
+          <w:sz w:val="28"/>
+          <w:szCs w:val="28"/>
           <w:lang w:val="ru-RU"/>
         </w:rPr>
         <w:t>»</w:t>
@@ -4257,14 +4159,17 @@
               <w:pStyle w:val="Normal"/>
               <w:spacing w:lineRule="exact" w:line="240"/>
               <w:jc w:val="start"/>
-              <w:rPr/>
+              <w:rPr>
+                <w:sz w:val="28"/>
+                <w:szCs w:val="28"/>
+              </w:rPr>
             </w:pPr>
             <w:r>
               <w:rPr>
                 <w:b/>
                 <w:bCs/>
-                <w:sz w:val="24"/>
-                <w:szCs w:val="24"/>
+                <w:sz w:val="28"/>
+                <w:szCs w:val="28"/>
               </w:rPr>
               <w:t>Ключ</w:t>
             </w:r>
@@ -4287,14 +4192,17 @@
               <w:pStyle w:val="Normal"/>
               <w:spacing w:lineRule="exact" w:line="240"/>
               <w:jc w:val="start"/>
-              <w:rPr/>
+              <w:rPr>
+                <w:sz w:val="28"/>
+                <w:szCs w:val="28"/>
+              </w:rPr>
             </w:pPr>
             <w:r>
               <w:rPr>
                 <w:b/>
                 <w:bCs/>
-                <w:sz w:val="24"/>
-                <w:szCs w:val="24"/>
+                <w:sz w:val="28"/>
+                <w:szCs w:val="28"/>
               </w:rPr>
               <w:t>Поле</w:t>
             </w:r>
@@ -4317,14 +4225,17 @@
               <w:pStyle w:val="Normal"/>
               <w:spacing w:lineRule="exact" w:line="240"/>
               <w:jc w:val="start"/>
-              <w:rPr/>
+              <w:rPr>
+                <w:sz w:val="28"/>
+                <w:szCs w:val="28"/>
+              </w:rPr>
             </w:pPr>
             <w:r>
               <w:rPr>
                 <w:b/>
                 <w:bCs/>
-                <w:sz w:val="24"/>
-                <w:szCs w:val="24"/>
+                <w:sz w:val="28"/>
+                <w:szCs w:val="28"/>
               </w:rPr>
               <w:t>Обязательное</w:t>
             </w:r>
@@ -4347,14 +4258,17 @@
               <w:pStyle w:val="Normal"/>
               <w:spacing w:lineRule="exact" w:line="240"/>
               <w:jc w:val="start"/>
-              <w:rPr/>
+              <w:rPr>
+                <w:sz w:val="28"/>
+                <w:szCs w:val="28"/>
+              </w:rPr>
             </w:pPr>
             <w:r>
               <w:rPr>
                 <w:b/>
                 <w:bCs/>
-                <w:sz w:val="24"/>
-                <w:szCs w:val="24"/>
+                <w:sz w:val="28"/>
+                <w:szCs w:val="28"/>
               </w:rPr>
               <w:t>Тип данных</w:t>
             </w:r>
@@ -4377,14 +4291,17 @@
               <w:pStyle w:val="Normal"/>
               <w:spacing w:lineRule="exact" w:line="240"/>
               <w:jc w:val="start"/>
-              <w:rPr/>
+              <w:rPr>
+                <w:sz w:val="28"/>
+                <w:szCs w:val="28"/>
+              </w:rPr>
             </w:pPr>
             <w:r>
               <w:rPr>
                 <w:b/>
                 <w:bCs/>
-                <w:sz w:val="24"/>
-                <w:szCs w:val="24"/>
+                <w:sz w:val="28"/>
+                <w:szCs w:val="28"/>
               </w:rPr>
               <w:t>Примечание</w:t>
             </w:r>
@@ -4410,12 +4327,15 @@
               <w:pStyle w:val="Normal"/>
               <w:spacing w:lineRule="exact" w:line="240"/>
               <w:jc w:val="start"/>
-              <w:rPr/>
-            </w:pPr>
-            <w:r>
-              <w:rPr>
-                <w:sz w:val="24"/>
-                <w:szCs w:val="24"/>
+              <w:rPr>
+                <w:sz w:val="28"/>
+                <w:szCs w:val="28"/>
+              </w:rPr>
+            </w:pPr>
+            <w:r>
+              <w:rPr>
+                <w:sz w:val="28"/>
+                <w:szCs w:val="28"/>
               </w:rPr>
               <w:t>Первичный</w:t>
             </w:r>
@@ -4438,19 +4358,22 @@
               <w:pStyle w:val="Normal"/>
               <w:spacing w:lineRule="exact" w:line="240"/>
               <w:jc w:val="start"/>
-              <w:rPr/>
-            </w:pPr>
-            <w:r>
-              <w:rPr>
-                <w:sz w:val="24"/>
-                <w:szCs w:val="24"/>
+              <w:rPr>
+                <w:sz w:val="28"/>
+                <w:szCs w:val="28"/>
+              </w:rPr>
+            </w:pPr>
+            <w:r>
+              <w:rPr>
+                <w:sz w:val="28"/>
+                <w:szCs w:val="28"/>
               </w:rPr>
               <w:t>I</w:t>
             </w:r>
             <w:r>
               <w:rPr>
-                <w:sz w:val="24"/>
-                <w:szCs w:val="24"/>
+                <w:sz w:val="28"/>
+                <w:szCs w:val="28"/>
                 <w:lang w:val="en-US"/>
               </w:rPr>
               <w:t>D</w:t>
@@ -4474,12 +4397,15 @@
               <w:pStyle w:val="Normal"/>
               <w:spacing w:lineRule="exact" w:line="240"/>
               <w:jc w:val="start"/>
-              <w:rPr/>
-            </w:pPr>
-            <w:r>
-              <w:rPr>
-                <w:sz w:val="24"/>
-                <w:szCs w:val="24"/>
+              <w:rPr>
+                <w:sz w:val="28"/>
+                <w:szCs w:val="28"/>
+              </w:rPr>
+            </w:pPr>
+            <w:r>
+              <w:rPr>
+                <w:sz w:val="28"/>
+                <w:szCs w:val="28"/>
               </w:rPr>
               <w:t>Да</w:t>
             </w:r>
@@ -4502,12 +4428,15 @@
               <w:pStyle w:val="Normal"/>
               <w:spacing w:lineRule="exact" w:line="240"/>
               <w:jc w:val="start"/>
-              <w:rPr/>
-            </w:pPr>
-            <w:r>
-              <w:rPr>
-                <w:sz w:val="24"/>
-                <w:szCs w:val="24"/>
+              <w:rPr>
+                <w:sz w:val="28"/>
+                <w:szCs w:val="28"/>
+              </w:rPr>
+            </w:pPr>
+            <w:r>
+              <w:rPr>
+                <w:sz w:val="28"/>
+                <w:szCs w:val="28"/>
               </w:rPr>
               <w:t>INTEGER</w:t>
             </w:r>
@@ -4530,12 +4459,15 @@
               <w:pStyle w:val="Normal"/>
               <w:spacing w:lineRule="exact" w:line="240"/>
               <w:jc w:val="start"/>
-              <w:rPr/>
-            </w:pPr>
-            <w:r>
-              <w:rPr>
-                <w:sz w:val="24"/>
-                <w:szCs w:val="24"/>
+              <w:rPr>
+                <w:sz w:val="28"/>
+                <w:szCs w:val="28"/>
+              </w:rPr>
+            </w:pPr>
+            <w:r>
+              <w:rPr>
+                <w:sz w:val="28"/>
+                <w:szCs w:val="28"/>
               </w:rPr>
               <w:t>Уникальный идентификатор пользователя</w:t>
             </w:r>
@@ -4561,10 +4493,16 @@
               <w:pStyle w:val="Normal"/>
               <w:spacing w:lineRule="exact" w:line="240"/>
               <w:jc w:val="start"/>
-              <w:rPr/>
-            </w:pPr>
-            <w:r>
-              <w:rPr/>
+              <w:rPr>
+                <w:sz w:val="28"/>
+                <w:szCs w:val="28"/>
+              </w:rPr>
+            </w:pPr>
+            <w:r>
+              <w:rPr>
+                <w:sz w:val="28"/>
+                <w:szCs w:val="28"/>
+              </w:rPr>
             </w:r>
           </w:p>
         </w:tc>
@@ -4586,22 +4524,86 @@
               <w:spacing w:lineRule="exact" w:line="240"/>
               <w:jc w:val="start"/>
               <w:rPr>
+                <w:sz w:val="28"/>
+                <w:szCs w:val="28"/>
+              </w:rPr>
+            </w:pPr>
+            <w:r>
+              <w:rPr>
+                <w:sz w:val="28"/>
+                <w:szCs w:val="28"/>
                 <w:lang w:val="en-US"/>
               </w:rPr>
-            </w:pPr>
-            <w:r>
-              <w:rPr>
-                <w:sz w:val="24"/>
-                <w:szCs w:val="24"/>
+              <w:t>Name</w:t>
+            </w:r>
+          </w:p>
+        </w:tc>
+        <w:tc>
+          <w:tcPr>
+            <w:tcW w:w="1524" w:type="dxa"/>
+            <w:tcBorders>
+              <w:top w:val="single" w:sz="4" w:space="0" w:color="000000"/>
+              <w:start w:val="single" w:sz="4" w:space="0" w:color="000000"/>
+              <w:bottom w:val="single" w:sz="4" w:space="0" w:color="000000"/>
+              <w:end w:val="single" w:sz="4" w:space="0" w:color="000000"/>
+            </w:tcBorders>
+            <w:shd w:color="auto" w:fill="FFFFFF" w:val="clear"/>
+            <w:vAlign w:val="center"/>
+          </w:tcPr>
+          <w:p>
+            <w:pPr>
+              <w:pStyle w:val="Normal"/>
+              <w:spacing w:lineRule="exact" w:line="240"/>
+              <w:jc w:val="start"/>
+              <w:rPr>
+                <w:sz w:val="28"/>
+                <w:szCs w:val="28"/>
+              </w:rPr>
+            </w:pPr>
+            <w:r>
+              <w:rPr>
+                <w:sz w:val="28"/>
+                <w:szCs w:val="28"/>
+              </w:rPr>
+              <w:t>Да</w:t>
+            </w:r>
+          </w:p>
+        </w:tc>
+        <w:tc>
+          <w:tcPr>
+            <w:tcW w:w="2082" w:type="dxa"/>
+            <w:tcBorders>
+              <w:top w:val="single" w:sz="4" w:space="0" w:color="000000"/>
+              <w:start w:val="single" w:sz="4" w:space="0" w:color="000000"/>
+              <w:bottom w:val="single" w:sz="4" w:space="0" w:color="000000"/>
+              <w:end w:val="single" w:sz="4" w:space="0" w:color="000000"/>
+            </w:tcBorders>
+            <w:shd w:color="auto" w:fill="FFFFFF" w:val="clear"/>
+            <w:vAlign w:val="center"/>
+          </w:tcPr>
+          <w:p>
+            <w:pPr>
+              <w:pStyle w:val="Normal"/>
+              <w:spacing w:lineRule="exact" w:line="240"/>
+              <w:jc w:val="start"/>
+              <w:rPr>
+                <w:sz w:val="28"/>
+                <w:szCs w:val="28"/>
+              </w:rPr>
+            </w:pPr>
+            <w:r>
+              <w:rPr>
+                <w:sz w:val="28"/>
+                <w:szCs w:val="28"/>
                 <w:lang w:val="en-US"/>
               </w:rPr>
-              <w:t>Name</w:t>
-            </w:r>
-          </w:p>
-        </w:tc>
-        <w:tc>
-          <w:tcPr>
-            <w:tcW w:w="1524" w:type="dxa"/>
+              <w:t>String</w:t>
+            </w:r>
+          </w:p>
+        </w:tc>
+        <w:tc>
+          <w:tcPr>
+            <w:tcW w:w="2936" w:type="dxa"/>
             <w:tcBorders>
               <w:top w:val="single" w:sz="4" w:space="0" w:color="000000"/>
               <w:start w:val="single" w:sz="4" w:space="0" w:color="000000"/>
@@ -4616,71 +4618,15 @@
               <w:pStyle w:val="Normal"/>
               <w:spacing w:lineRule="exact" w:line="240"/>
               <w:jc w:val="start"/>
-              <w:rPr/>
-            </w:pPr>
-            <w:r>
-              <w:rPr>
-                <w:sz w:val="24"/>
-                <w:szCs w:val="24"/>
-              </w:rPr>
-              <w:t>Да</w:t>
-            </w:r>
-          </w:p>
-        </w:tc>
-        <w:tc>
-          <w:tcPr>
-            <w:tcW w:w="2082" w:type="dxa"/>
-            <w:tcBorders>
-              <w:top w:val="single" w:sz="4" w:space="0" w:color="000000"/>
-              <w:start w:val="single" w:sz="4" w:space="0" w:color="000000"/>
-              <w:bottom w:val="single" w:sz="4" w:space="0" w:color="000000"/>
-              <w:end w:val="single" w:sz="4" w:space="0" w:color="000000"/>
-            </w:tcBorders>
-            <w:shd w:color="auto" w:fill="FFFFFF" w:val="clear"/>
-            <w:vAlign w:val="center"/>
-          </w:tcPr>
-          <w:p>
-            <w:pPr>
-              <w:pStyle w:val="Normal"/>
-              <w:spacing w:lineRule="exact" w:line="240"/>
-              <w:jc w:val="start"/>
-              <w:rPr>
-                <w:lang w:val="en-US"/>
-              </w:rPr>
-            </w:pPr>
-            <w:r>
-              <w:rPr>
-                <w:sz w:val="24"/>
-                <w:szCs w:val="24"/>
-                <w:lang w:val="en-US"/>
-              </w:rPr>
-              <w:t>String</w:t>
-            </w:r>
-          </w:p>
-        </w:tc>
-        <w:tc>
-          <w:tcPr>
-            <w:tcW w:w="2936" w:type="dxa"/>
-            <w:tcBorders>
-              <w:top w:val="single" w:sz="4" w:space="0" w:color="000000"/>
-              <w:start w:val="single" w:sz="4" w:space="0" w:color="000000"/>
-              <w:bottom w:val="single" w:sz="4" w:space="0" w:color="000000"/>
-              <w:end w:val="single" w:sz="4" w:space="0" w:color="000000"/>
-            </w:tcBorders>
-            <w:shd w:color="auto" w:fill="FFFFFF" w:val="clear"/>
-            <w:vAlign w:val="center"/>
-          </w:tcPr>
-          <w:p>
-            <w:pPr>
-              <w:pStyle w:val="Normal"/>
-              <w:spacing w:lineRule="exact" w:line="240"/>
-              <w:jc w:val="start"/>
-              <w:rPr/>
-            </w:pPr>
-            <w:r>
-              <w:rPr>
-                <w:sz w:val="24"/>
-                <w:szCs w:val="24"/>
+              <w:rPr>
+                <w:sz w:val="28"/>
+                <w:szCs w:val="28"/>
+              </w:rPr>
+            </w:pPr>
+            <w:r>
+              <w:rPr>
+                <w:sz w:val="28"/>
+                <w:szCs w:val="28"/>
               </w:rPr>
               <w:t>Имя пользователя</w:t>
             </w:r>
@@ -4706,10 +4652,16 @@
               <w:pStyle w:val="Normal"/>
               <w:spacing w:lineRule="exact" w:line="240"/>
               <w:jc w:val="start"/>
-              <w:rPr/>
-            </w:pPr>
-            <w:r>
-              <w:rPr/>
+              <w:rPr>
+                <w:sz w:val="28"/>
+                <w:szCs w:val="28"/>
+              </w:rPr>
+            </w:pPr>
+            <w:r>
+              <w:rPr>
+                <w:sz w:val="28"/>
+                <w:szCs w:val="28"/>
+              </w:rPr>
             </w:r>
           </w:p>
         </w:tc>
@@ -4731,22 +4683,86 @@
               <w:spacing w:lineRule="exact" w:line="240"/>
               <w:jc w:val="start"/>
               <w:rPr>
+                <w:sz w:val="28"/>
+                <w:szCs w:val="28"/>
+              </w:rPr>
+            </w:pPr>
+            <w:r>
+              <w:rPr>
+                <w:sz w:val="28"/>
+                <w:szCs w:val="28"/>
                 <w:lang w:val="en-US"/>
               </w:rPr>
-            </w:pPr>
-            <w:r>
-              <w:rPr>
-                <w:sz w:val="24"/>
-                <w:szCs w:val="24"/>
+              <w:t>Password</w:t>
+            </w:r>
+          </w:p>
+        </w:tc>
+        <w:tc>
+          <w:tcPr>
+            <w:tcW w:w="1524" w:type="dxa"/>
+            <w:tcBorders>
+              <w:top w:val="single" w:sz="4" w:space="0" w:color="000000"/>
+              <w:start w:val="single" w:sz="4" w:space="0" w:color="000000"/>
+              <w:bottom w:val="single" w:sz="4" w:space="0" w:color="000000"/>
+              <w:end w:val="single" w:sz="4" w:space="0" w:color="000000"/>
+            </w:tcBorders>
+            <w:shd w:color="auto" w:fill="FFFFFF" w:val="clear"/>
+            <w:vAlign w:val="center"/>
+          </w:tcPr>
+          <w:p>
+            <w:pPr>
+              <w:pStyle w:val="Normal"/>
+              <w:spacing w:lineRule="exact" w:line="240"/>
+              <w:jc w:val="start"/>
+              <w:rPr>
+                <w:sz w:val="28"/>
+                <w:szCs w:val="28"/>
+              </w:rPr>
+            </w:pPr>
+            <w:r>
+              <w:rPr>
+                <w:sz w:val="28"/>
+                <w:szCs w:val="28"/>
+              </w:rPr>
+              <w:t>Да</w:t>
+            </w:r>
+          </w:p>
+        </w:tc>
+        <w:tc>
+          <w:tcPr>
+            <w:tcW w:w="2082" w:type="dxa"/>
+            <w:tcBorders>
+              <w:top w:val="single" w:sz="4" w:space="0" w:color="000000"/>
+              <w:start w:val="single" w:sz="4" w:space="0" w:color="000000"/>
+              <w:bottom w:val="single" w:sz="4" w:space="0" w:color="000000"/>
+              <w:end w:val="single" w:sz="4" w:space="0" w:color="000000"/>
+            </w:tcBorders>
+            <w:shd w:color="auto" w:fill="FFFFFF" w:val="clear"/>
+            <w:vAlign w:val="center"/>
+          </w:tcPr>
+          <w:p>
+            <w:pPr>
+              <w:pStyle w:val="Normal"/>
+              <w:spacing w:lineRule="exact" w:line="240"/>
+              <w:jc w:val="start"/>
+              <w:rPr>
+                <w:sz w:val="28"/>
+                <w:szCs w:val="28"/>
+              </w:rPr>
+            </w:pPr>
+            <w:r>
+              <w:rPr>
+                <w:sz w:val="28"/>
+                <w:szCs w:val="28"/>
                 <w:lang w:val="en-US"/>
               </w:rPr>
-              <w:t>Password</w:t>
-            </w:r>
-          </w:p>
-        </w:tc>
-        <w:tc>
-          <w:tcPr>
-            <w:tcW w:w="1524" w:type="dxa"/>
+              <w:t>String</w:t>
+            </w:r>
+          </w:p>
+        </w:tc>
+        <w:tc>
+          <w:tcPr>
+            <w:tcW w:w="2936" w:type="dxa"/>
             <w:tcBorders>
               <w:top w:val="single" w:sz="4" w:space="0" w:color="000000"/>
               <w:start w:val="single" w:sz="4" w:space="0" w:color="000000"/>
@@ -4761,71 +4777,15 @@
               <w:pStyle w:val="Normal"/>
               <w:spacing w:lineRule="exact" w:line="240"/>
               <w:jc w:val="start"/>
-              <w:rPr/>
-            </w:pPr>
-            <w:r>
-              <w:rPr>
-                <w:sz w:val="24"/>
-                <w:szCs w:val="24"/>
-              </w:rPr>
-              <w:t>Да</w:t>
-            </w:r>
-          </w:p>
-        </w:tc>
-        <w:tc>
-          <w:tcPr>
-            <w:tcW w:w="2082" w:type="dxa"/>
-            <w:tcBorders>
-              <w:top w:val="single" w:sz="4" w:space="0" w:color="000000"/>
-              <w:start w:val="single" w:sz="4" w:space="0" w:color="000000"/>
-              <w:bottom w:val="single" w:sz="4" w:space="0" w:color="000000"/>
-              <w:end w:val="single" w:sz="4" w:space="0" w:color="000000"/>
-            </w:tcBorders>
-            <w:shd w:color="auto" w:fill="FFFFFF" w:val="clear"/>
-            <w:vAlign w:val="center"/>
-          </w:tcPr>
-          <w:p>
-            <w:pPr>
-              <w:pStyle w:val="Normal"/>
-              <w:spacing w:lineRule="exact" w:line="240"/>
-              <w:jc w:val="start"/>
-              <w:rPr>
-                <w:lang w:val="en-US"/>
-              </w:rPr>
-            </w:pPr>
-            <w:r>
-              <w:rPr>
-                <w:sz w:val="24"/>
-                <w:szCs w:val="24"/>
-                <w:lang w:val="en-US"/>
-              </w:rPr>
-              <w:t>String</w:t>
-            </w:r>
-          </w:p>
-        </w:tc>
-        <w:tc>
-          <w:tcPr>
-            <w:tcW w:w="2936" w:type="dxa"/>
-            <w:tcBorders>
-              <w:top w:val="single" w:sz="4" w:space="0" w:color="000000"/>
-              <w:start w:val="single" w:sz="4" w:space="0" w:color="000000"/>
-              <w:bottom w:val="single" w:sz="4" w:space="0" w:color="000000"/>
-              <w:end w:val="single" w:sz="4" w:space="0" w:color="000000"/>
-            </w:tcBorders>
-            <w:shd w:color="auto" w:fill="FFFFFF" w:val="clear"/>
-            <w:vAlign w:val="center"/>
-          </w:tcPr>
-          <w:p>
-            <w:pPr>
-              <w:pStyle w:val="Normal"/>
-              <w:spacing w:lineRule="exact" w:line="240"/>
-              <w:jc w:val="start"/>
-              <w:rPr/>
-            </w:pPr>
-            <w:r>
-              <w:rPr>
-                <w:sz w:val="24"/>
-                <w:szCs w:val="24"/>
+              <w:rPr>
+                <w:sz w:val="28"/>
+                <w:szCs w:val="28"/>
+              </w:rPr>
+            </w:pPr>
+            <w:r>
+              <w:rPr>
+                <w:sz w:val="28"/>
+                <w:szCs w:val="28"/>
               </w:rPr>
               <w:t>Пароль пользователя</w:t>
             </w:r>
@@ -4850,10 +4810,16 @@
               <w:pStyle w:val="Normal"/>
               <w:spacing w:lineRule="exact" w:line="240"/>
               <w:jc w:val="start"/>
-              <w:rPr/>
-            </w:pPr>
-            <w:r>
-              <w:rPr/>
+              <w:rPr>
+                <w:sz w:val="28"/>
+                <w:szCs w:val="28"/>
+              </w:rPr>
+            </w:pPr>
+            <w:r>
+              <w:rPr>
+                <w:sz w:val="28"/>
+                <w:szCs w:val="28"/>
+              </w:rPr>
             </w:r>
           </w:p>
         </w:tc>
@@ -4874,20 +4840,84 @@
               <w:spacing w:lineRule="exact" w:line="240"/>
               <w:jc w:val="start"/>
               <w:rPr>
+                <w:sz w:val="28"/>
+                <w:szCs w:val="28"/>
+              </w:rPr>
+            </w:pPr>
+            <w:r>
+              <w:rPr>
+                <w:sz w:val="28"/>
+                <w:szCs w:val="28"/>
                 <w:lang w:val="en-US"/>
               </w:rPr>
-            </w:pPr>
-            <w:r>
-              <w:rPr>
+              <w:t>Role</w:t>
+            </w:r>
+          </w:p>
+        </w:tc>
+        <w:tc>
+          <w:tcPr>
+            <w:tcW w:w="1524" w:type="dxa"/>
+            <w:tcBorders>
+              <w:start w:val="single" w:sz="4" w:space="0" w:color="000000"/>
+              <w:bottom w:val="single" w:sz="4" w:space="0" w:color="000000"/>
+              <w:end w:val="single" w:sz="4" w:space="0" w:color="000000"/>
+            </w:tcBorders>
+            <w:shd w:color="auto" w:fill="FFFFFF" w:val="clear"/>
+            <w:vAlign w:val="center"/>
+          </w:tcPr>
+          <w:p>
+            <w:pPr>
+              <w:pStyle w:val="Normal"/>
+              <w:spacing w:lineRule="exact" w:line="240"/>
+              <w:jc w:val="start"/>
+              <w:rPr>
+                <w:sz w:val="28"/>
+                <w:szCs w:val="28"/>
+              </w:rPr>
+            </w:pPr>
+            <w:r>
+              <w:rPr>
+                <w:sz w:val="28"/>
+                <w:szCs w:val="28"/>
+              </w:rPr>
+              <w:t>Да</w:t>
+            </w:r>
+          </w:p>
+        </w:tc>
+        <w:tc>
+          <w:tcPr>
+            <w:tcW w:w="2082" w:type="dxa"/>
+            <w:tcBorders>
+              <w:start w:val="single" w:sz="4" w:space="0" w:color="000000"/>
+              <w:bottom w:val="single" w:sz="4" w:space="0" w:color="000000"/>
+              <w:end w:val="single" w:sz="4" w:space="0" w:color="000000"/>
+            </w:tcBorders>
+            <w:shd w:color="auto" w:fill="FFFFFF" w:val="clear"/>
+            <w:vAlign w:val="center"/>
+          </w:tcPr>
+          <w:p>
+            <w:pPr>
+              <w:pStyle w:val="Normal"/>
+              <w:spacing w:lineRule="exact" w:line="240"/>
+              <w:jc w:val="start"/>
+              <w:rPr>
+                <w:sz w:val="28"/>
+                <w:szCs w:val="28"/>
+              </w:rPr>
+            </w:pPr>
+            <w:r>
+              <w:rPr>
+                <w:sz w:val="28"/>
+                <w:szCs w:val="28"/>
                 <w:lang w:val="en-US"/>
               </w:rPr>
-              <w:t>Role</w:t>
-            </w:r>
-          </w:p>
-        </w:tc>
-        <w:tc>
-          <w:tcPr>
-            <w:tcW w:w="1524" w:type="dxa"/>
+              <w:t>String</w:t>
+            </w:r>
+          </w:p>
+        </w:tc>
+        <w:tc>
+          <w:tcPr>
+            <w:tcW w:w="2936" w:type="dxa"/>
             <w:tcBorders>
               <w:start w:val="single" w:sz="4" w:space="0" w:color="000000"/>
               <w:bottom w:val="single" w:sz="4" w:space="0" w:color="000000"/>
@@ -4901,62 +4931,16 @@
               <w:pStyle w:val="Normal"/>
               <w:spacing w:lineRule="exact" w:line="240"/>
               <w:jc w:val="start"/>
-              <w:rPr/>
-            </w:pPr>
-            <w:r>
-              <w:rPr/>
-              <w:t>Да</w:t>
-            </w:r>
-          </w:p>
-        </w:tc>
-        <w:tc>
-          <w:tcPr>
-            <w:tcW w:w="2082" w:type="dxa"/>
-            <w:tcBorders>
-              <w:start w:val="single" w:sz="4" w:space="0" w:color="000000"/>
-              <w:bottom w:val="single" w:sz="4" w:space="0" w:color="000000"/>
-              <w:end w:val="single" w:sz="4" w:space="0" w:color="000000"/>
-            </w:tcBorders>
-            <w:shd w:color="auto" w:fill="FFFFFF" w:val="clear"/>
-            <w:vAlign w:val="center"/>
-          </w:tcPr>
-          <w:p>
-            <w:pPr>
-              <w:pStyle w:val="Normal"/>
-              <w:spacing w:lineRule="exact" w:line="240"/>
-              <w:jc w:val="start"/>
-              <w:rPr>
-                <w:lang w:val="en-US"/>
-              </w:rPr>
-            </w:pPr>
-            <w:r>
-              <w:rPr>
-                <w:lang w:val="en-US"/>
-              </w:rPr>
-              <w:t>String</w:t>
-            </w:r>
-          </w:p>
-        </w:tc>
-        <w:tc>
-          <w:tcPr>
-            <w:tcW w:w="2936" w:type="dxa"/>
-            <w:tcBorders>
-              <w:start w:val="single" w:sz="4" w:space="0" w:color="000000"/>
-              <w:bottom w:val="single" w:sz="4" w:space="0" w:color="000000"/>
-              <w:end w:val="single" w:sz="4" w:space="0" w:color="000000"/>
-            </w:tcBorders>
-            <w:shd w:color="auto" w:fill="FFFFFF" w:val="clear"/>
-            <w:vAlign w:val="center"/>
-          </w:tcPr>
-          <w:p>
-            <w:pPr>
-              <w:pStyle w:val="Normal"/>
-              <w:spacing w:lineRule="exact" w:line="240"/>
-              <w:jc w:val="start"/>
-              <w:rPr/>
-            </w:pPr>
-            <w:r>
-              <w:rPr/>
+              <w:rPr>
+                <w:sz w:val="28"/>
+                <w:szCs w:val="28"/>
+              </w:rPr>
+            </w:pPr>
+            <w:r>
+              <w:rPr>
+                <w:sz w:val="28"/>
+                <w:szCs w:val="28"/>
+              </w:rPr>
               <w:t>Указание на роль пользователя: студент, преподаватель, завуч</w:t>
             </w:r>
           </w:p>
@@ -4967,10 +4951,16 @@
       <w:pPr>
         <w:pStyle w:val="Normal"/>
         <w:spacing w:before="360" w:after="0"/>
-        <w:rPr/>
-      </w:pPr>
-      <w:r>
-        <w:rPr/>
+        <w:rPr>
+          <w:sz w:val="28"/>
+          <w:szCs w:val="28"/>
+        </w:rPr>
+      </w:pPr>
+      <w:r>
+        <w:rPr>
+          <w:sz w:val="28"/>
+          <w:szCs w:val="28"/>
+        </w:rPr>
       </w:r>
     </w:p>
     <w:p>
@@ -4978,20 +4968,31 @@
         <w:pStyle w:val="Normal"/>
         <w:spacing w:lineRule="auto" w:line="240" w:before="360" w:after="0"/>
         <w:jc w:val="start"/>
-        <w:rPr/>
-      </w:pPr>
-      <w:r>
-        <w:rPr/>
+        <w:rPr>
+          <w:sz w:val="28"/>
+          <w:szCs w:val="28"/>
+        </w:rPr>
+      </w:pPr>
+      <w:r>
+        <w:rPr>
+          <w:sz w:val="28"/>
+          <w:szCs w:val="28"/>
+        </w:rPr>
         <w:t>Таблица 2.3 – Словарь данных таблицы «</w:t>
       </w:r>
       <w:r>
         <w:rPr>
+          <w:sz w:val="28"/>
+          <w:szCs w:val="28"/>
           <w:lang w:val="en-US"/>
         </w:rPr>
         <w:t>Groups</w:t>
       </w:r>
       <w:r>
-        <w:rPr/>
+        <w:rPr>
+          <w:sz w:val="28"/>
+          <w:szCs w:val="28"/>
+        </w:rPr>
         <w:t>»</w:t>
       </w:r>
     </w:p>
@@ -5011,9 +5012,9 @@
       </w:tblPr>
       <w:tblGrid>
         <w:gridCol w:w="1392"/>
-        <w:gridCol w:w="1975"/>
+        <w:gridCol w:w="1974"/>
         <w:gridCol w:w="1524"/>
-        <w:gridCol w:w="2086"/>
+        <w:gridCol w:w="2087"/>
         <w:gridCol w:w="2945"/>
       </w:tblGrid>
       <w:tr>
@@ -5037,14 +5038,17 @@
               <w:pStyle w:val="Normal"/>
               <w:spacing w:lineRule="exact" w:line="240"/>
               <w:jc w:val="start"/>
-              <w:rPr/>
+              <w:rPr>
+                <w:sz w:val="28"/>
+                <w:szCs w:val="28"/>
+              </w:rPr>
             </w:pPr>
             <w:r>
               <w:rPr>
                 <w:b/>
                 <w:bCs/>
-                <w:sz w:val="24"/>
-                <w:szCs w:val="24"/>
+                <w:sz w:val="28"/>
+                <w:szCs w:val="28"/>
               </w:rPr>
               <w:t>Ключ</w:t>
             </w:r>
@@ -5052,7 +5056,7 @@
         </w:tc>
         <w:tc>
           <w:tcPr>
-            <w:tcW w:w="1975" w:type="dxa"/>
+            <w:tcW w:w="1974" w:type="dxa"/>
             <w:tcBorders>
               <w:top w:val="single" w:sz="4" w:space="0" w:color="000000"/>
               <w:start w:val="single" w:sz="4" w:space="0" w:color="000000"/>
@@ -5067,14 +5071,17 @@
               <w:pStyle w:val="Normal"/>
               <w:spacing w:lineRule="exact" w:line="240"/>
               <w:jc w:val="start"/>
-              <w:rPr/>
+              <w:rPr>
+                <w:sz w:val="28"/>
+                <w:szCs w:val="28"/>
+              </w:rPr>
             </w:pPr>
             <w:r>
               <w:rPr>
                 <w:b/>
                 <w:bCs/>
-                <w:sz w:val="24"/>
-                <w:szCs w:val="24"/>
+                <w:sz w:val="28"/>
+                <w:szCs w:val="28"/>
               </w:rPr>
               <w:t>Поле</w:t>
             </w:r>
@@ -5097,14 +5104,17 @@
               <w:pStyle w:val="Normal"/>
               <w:spacing w:lineRule="exact" w:line="240"/>
               <w:jc w:val="start"/>
-              <w:rPr/>
+              <w:rPr>
+                <w:sz w:val="28"/>
+                <w:szCs w:val="28"/>
+              </w:rPr>
             </w:pPr>
             <w:r>
               <w:rPr>
                 <w:b/>
                 <w:bCs/>
-                <w:sz w:val="24"/>
-                <w:szCs w:val="24"/>
+                <w:sz w:val="28"/>
+                <w:szCs w:val="28"/>
               </w:rPr>
               <w:t>Обязательное</w:t>
             </w:r>
@@ -5112,7 +5122,7 @@
         </w:tc>
         <w:tc>
           <w:tcPr>
-            <w:tcW w:w="2086" w:type="dxa"/>
+            <w:tcW w:w="2087" w:type="dxa"/>
             <w:tcBorders>
               <w:top w:val="single" w:sz="4" w:space="0" w:color="000000"/>
               <w:start w:val="single" w:sz="4" w:space="0" w:color="000000"/>
@@ -5127,14 +5137,17 @@
               <w:pStyle w:val="Normal"/>
               <w:spacing w:lineRule="exact" w:line="240"/>
               <w:jc w:val="start"/>
-              <w:rPr/>
+              <w:rPr>
+                <w:sz w:val="28"/>
+                <w:szCs w:val="28"/>
+              </w:rPr>
             </w:pPr>
             <w:r>
               <w:rPr>
                 <w:b/>
                 <w:bCs/>
-                <w:sz w:val="24"/>
-                <w:szCs w:val="24"/>
+                <w:sz w:val="28"/>
+                <w:szCs w:val="28"/>
               </w:rPr>
               <w:t>Тип данных</w:t>
             </w:r>
@@ -5157,14 +5170,17 @@
               <w:pStyle w:val="Normal"/>
               <w:spacing w:lineRule="exact" w:line="240"/>
               <w:jc w:val="start"/>
-              <w:rPr/>
+              <w:rPr>
+                <w:sz w:val="28"/>
+                <w:szCs w:val="28"/>
+              </w:rPr>
             </w:pPr>
             <w:r>
               <w:rPr>
                 <w:b/>
                 <w:bCs/>
-                <w:sz w:val="24"/>
-                <w:szCs w:val="24"/>
+                <w:sz w:val="28"/>
+                <w:szCs w:val="28"/>
               </w:rPr>
               <w:t>Примечание</w:t>
             </w:r>
@@ -5190,12 +5206,15 @@
               <w:pStyle w:val="Normal"/>
               <w:spacing w:lineRule="exact" w:line="240"/>
               <w:jc w:val="start"/>
-              <w:rPr/>
-            </w:pPr>
-            <w:r>
-              <w:rPr>
-                <w:sz w:val="24"/>
-                <w:szCs w:val="24"/>
+              <w:rPr>
+                <w:sz w:val="28"/>
+                <w:szCs w:val="28"/>
+              </w:rPr>
+            </w:pPr>
+            <w:r>
+              <w:rPr>
+                <w:sz w:val="28"/>
+                <w:szCs w:val="28"/>
               </w:rPr>
               <w:t>Первичный</w:t>
             </w:r>
@@ -5203,7 +5222,7 @@
         </w:tc>
         <w:tc>
           <w:tcPr>
-            <w:tcW w:w="1975" w:type="dxa"/>
+            <w:tcW w:w="1974" w:type="dxa"/>
             <w:tcBorders>
               <w:top w:val="single" w:sz="4" w:space="0" w:color="000000"/>
               <w:start w:val="single" w:sz="4" w:space="0" w:color="000000"/>
@@ -5218,19 +5237,22 @@
               <w:pStyle w:val="Normal"/>
               <w:spacing w:lineRule="exact" w:line="240"/>
               <w:jc w:val="start"/>
-              <w:rPr/>
-            </w:pPr>
-            <w:r>
-              <w:rPr>
-                <w:sz w:val="24"/>
-                <w:szCs w:val="24"/>
+              <w:rPr>
+                <w:sz w:val="28"/>
+                <w:szCs w:val="28"/>
+              </w:rPr>
+            </w:pPr>
+            <w:r>
+              <w:rPr>
+                <w:sz w:val="28"/>
+                <w:szCs w:val="28"/>
               </w:rPr>
               <w:t>I</w:t>
             </w:r>
             <w:r>
               <w:rPr>
-                <w:sz w:val="24"/>
-                <w:szCs w:val="24"/>
+                <w:sz w:val="28"/>
+                <w:szCs w:val="28"/>
                 <w:lang w:val="en-US"/>
               </w:rPr>
               <w:t>D</w:t>
@@ -5254,12 +5276,15 @@
               <w:pStyle w:val="Normal"/>
               <w:spacing w:lineRule="exact" w:line="240"/>
               <w:jc w:val="start"/>
-              <w:rPr/>
-            </w:pPr>
-            <w:r>
-              <w:rPr>
-                <w:sz w:val="24"/>
-                <w:szCs w:val="24"/>
+              <w:rPr>
+                <w:sz w:val="28"/>
+                <w:szCs w:val="28"/>
+              </w:rPr>
+            </w:pPr>
+            <w:r>
+              <w:rPr>
+                <w:sz w:val="28"/>
+                <w:szCs w:val="28"/>
               </w:rPr>
               <w:t>Да</w:t>
             </w:r>
@@ -5267,7 +5292,7 @@
         </w:tc>
         <w:tc>
           <w:tcPr>
-            <w:tcW w:w="2086" w:type="dxa"/>
+            <w:tcW w:w="2087" w:type="dxa"/>
             <w:tcBorders>
               <w:top w:val="single" w:sz="4" w:space="0" w:color="000000"/>
               <w:start w:val="single" w:sz="4" w:space="0" w:color="000000"/>
@@ -5282,12 +5307,15 @@
               <w:pStyle w:val="Normal"/>
               <w:spacing w:lineRule="exact" w:line="240"/>
               <w:jc w:val="start"/>
-              <w:rPr/>
-            </w:pPr>
-            <w:r>
-              <w:rPr>
-                <w:sz w:val="24"/>
-                <w:szCs w:val="24"/>
+              <w:rPr>
+                <w:sz w:val="28"/>
+                <w:szCs w:val="28"/>
+              </w:rPr>
+            </w:pPr>
+            <w:r>
+              <w:rPr>
+                <w:sz w:val="28"/>
+                <w:szCs w:val="28"/>
               </w:rPr>
               <w:t>INTEGER</w:t>
             </w:r>
@@ -5310,21 +5338,17 @@
               <w:pStyle w:val="Normal"/>
               <w:spacing w:lineRule="exact" w:line="240"/>
               <w:jc w:val="start"/>
-              <w:rPr/>
-            </w:pPr>
-            <w:r>
-              <w:rPr>
-                <w:sz w:val="24"/>
-                <w:szCs w:val="24"/>
-              </w:rPr>
-              <w:t xml:space="preserve">Уникальный идентификатор </w:t>
-            </w:r>
-            <w:r>
-              <w:rPr>
-                <w:sz w:val="24"/>
-                <w:szCs w:val="24"/>
-              </w:rPr>
-              <w:t>группы</w:t>
+              <w:rPr>
+                <w:sz w:val="28"/>
+                <w:szCs w:val="28"/>
+              </w:rPr>
+            </w:pPr>
+            <w:r>
+              <w:rPr>
+                <w:sz w:val="28"/>
+                <w:szCs w:val="28"/>
+              </w:rPr>
+              <w:t>Уникальный идентификатор группы</w:t>
             </w:r>
           </w:p>
         </w:tc>
@@ -5348,16 +5372,22 @@
               <w:pStyle w:val="Normal"/>
               <w:spacing w:lineRule="exact" w:line="240"/>
               <w:jc w:val="start"/>
-              <w:rPr/>
-            </w:pPr>
-            <w:r>
-              <w:rPr/>
-            </w:r>
-          </w:p>
-        </w:tc>
-        <w:tc>
-          <w:tcPr>
-            <w:tcW w:w="1975" w:type="dxa"/>
+              <w:rPr>
+                <w:sz w:val="28"/>
+                <w:szCs w:val="28"/>
+              </w:rPr>
+            </w:pPr>
+            <w:r>
+              <w:rPr>
+                <w:sz w:val="28"/>
+                <w:szCs w:val="28"/>
+              </w:rPr>
+            </w:r>
+          </w:p>
+        </w:tc>
+        <w:tc>
+          <w:tcPr>
+            <w:tcW w:w="1974" w:type="dxa"/>
             <w:tcBorders>
               <w:top w:val="single" w:sz="4" w:space="0" w:color="000000"/>
               <w:start w:val="single" w:sz="4" w:space="0" w:color="000000"/>
@@ -5373,22 +5403,86 @@
               <w:spacing w:lineRule="exact" w:line="240"/>
               <w:jc w:val="start"/>
               <w:rPr>
+                <w:sz w:val="28"/>
+                <w:szCs w:val="28"/>
+              </w:rPr>
+            </w:pPr>
+            <w:r>
+              <w:rPr>
+                <w:sz w:val="28"/>
+                <w:szCs w:val="28"/>
                 <w:lang w:val="en-US"/>
               </w:rPr>
-            </w:pPr>
-            <w:r>
-              <w:rPr>
-                <w:sz w:val="24"/>
-                <w:szCs w:val="24"/>
+              <w:t>Name</w:t>
+            </w:r>
+          </w:p>
+        </w:tc>
+        <w:tc>
+          <w:tcPr>
+            <w:tcW w:w="1524" w:type="dxa"/>
+            <w:tcBorders>
+              <w:top w:val="single" w:sz="4" w:space="0" w:color="000000"/>
+              <w:start w:val="single" w:sz="4" w:space="0" w:color="000000"/>
+              <w:bottom w:val="single" w:sz="4" w:space="0" w:color="000000"/>
+              <w:end w:val="single" w:sz="4" w:space="0" w:color="000000"/>
+            </w:tcBorders>
+            <w:shd w:color="auto" w:fill="FFFFFF" w:val="clear"/>
+            <w:vAlign w:val="center"/>
+          </w:tcPr>
+          <w:p>
+            <w:pPr>
+              <w:pStyle w:val="Normal"/>
+              <w:spacing w:lineRule="exact" w:line="240"/>
+              <w:jc w:val="start"/>
+              <w:rPr>
+                <w:sz w:val="28"/>
+                <w:szCs w:val="28"/>
+              </w:rPr>
+            </w:pPr>
+            <w:r>
+              <w:rPr>
+                <w:sz w:val="28"/>
+                <w:szCs w:val="28"/>
+              </w:rPr>
+              <w:t>Да</w:t>
+            </w:r>
+          </w:p>
+        </w:tc>
+        <w:tc>
+          <w:tcPr>
+            <w:tcW w:w="2087" w:type="dxa"/>
+            <w:tcBorders>
+              <w:top w:val="single" w:sz="4" w:space="0" w:color="000000"/>
+              <w:start w:val="single" w:sz="4" w:space="0" w:color="000000"/>
+              <w:bottom w:val="single" w:sz="4" w:space="0" w:color="000000"/>
+              <w:end w:val="single" w:sz="4" w:space="0" w:color="000000"/>
+            </w:tcBorders>
+            <w:shd w:color="auto" w:fill="FFFFFF" w:val="clear"/>
+            <w:vAlign w:val="center"/>
+          </w:tcPr>
+          <w:p>
+            <w:pPr>
+              <w:pStyle w:val="Normal"/>
+              <w:spacing w:lineRule="exact" w:line="240"/>
+              <w:jc w:val="start"/>
+              <w:rPr>
+                <w:sz w:val="28"/>
+                <w:szCs w:val="28"/>
+              </w:rPr>
+            </w:pPr>
+            <w:r>
+              <w:rPr>
+                <w:sz w:val="28"/>
+                <w:szCs w:val="28"/>
                 <w:lang w:val="en-US"/>
               </w:rPr>
-              <w:t>Name</w:t>
-            </w:r>
-          </w:p>
-        </w:tc>
-        <w:tc>
-          <w:tcPr>
-            <w:tcW w:w="1524" w:type="dxa"/>
+              <w:t>String</w:t>
+            </w:r>
+          </w:p>
+        </w:tc>
+        <w:tc>
+          <w:tcPr>
+            <w:tcW w:w="2945" w:type="dxa"/>
             <w:tcBorders>
               <w:top w:val="single" w:sz="4" w:space="0" w:color="000000"/>
               <w:start w:val="single" w:sz="4" w:space="0" w:color="000000"/>
@@ -5403,71 +5497,15 @@
               <w:pStyle w:val="Normal"/>
               <w:spacing w:lineRule="exact" w:line="240"/>
               <w:jc w:val="start"/>
-              <w:rPr/>
-            </w:pPr>
-            <w:r>
-              <w:rPr>
-                <w:sz w:val="24"/>
-                <w:szCs w:val="24"/>
-              </w:rPr>
-              <w:t>Да</w:t>
-            </w:r>
-          </w:p>
-        </w:tc>
-        <w:tc>
-          <w:tcPr>
-            <w:tcW w:w="2086" w:type="dxa"/>
-            <w:tcBorders>
-              <w:top w:val="single" w:sz="4" w:space="0" w:color="000000"/>
-              <w:start w:val="single" w:sz="4" w:space="0" w:color="000000"/>
-              <w:bottom w:val="single" w:sz="4" w:space="0" w:color="000000"/>
-              <w:end w:val="single" w:sz="4" w:space="0" w:color="000000"/>
-            </w:tcBorders>
-            <w:shd w:color="auto" w:fill="FFFFFF" w:val="clear"/>
-            <w:vAlign w:val="center"/>
-          </w:tcPr>
-          <w:p>
-            <w:pPr>
-              <w:pStyle w:val="Normal"/>
-              <w:spacing w:lineRule="exact" w:line="240"/>
-              <w:jc w:val="start"/>
-              <w:rPr>
-                <w:lang w:val="en-US"/>
-              </w:rPr>
-            </w:pPr>
-            <w:r>
-              <w:rPr>
-                <w:sz w:val="24"/>
-                <w:szCs w:val="24"/>
-                <w:lang w:val="en-US"/>
-              </w:rPr>
-              <w:t>String</w:t>
-            </w:r>
-          </w:p>
-        </w:tc>
-        <w:tc>
-          <w:tcPr>
-            <w:tcW w:w="2945" w:type="dxa"/>
-            <w:tcBorders>
-              <w:top w:val="single" w:sz="4" w:space="0" w:color="000000"/>
-              <w:start w:val="single" w:sz="4" w:space="0" w:color="000000"/>
-              <w:bottom w:val="single" w:sz="4" w:space="0" w:color="000000"/>
-              <w:end w:val="single" w:sz="4" w:space="0" w:color="000000"/>
-            </w:tcBorders>
-            <w:shd w:color="auto" w:fill="FFFFFF" w:val="clear"/>
-            <w:vAlign w:val="center"/>
-          </w:tcPr>
-          <w:p>
-            <w:pPr>
-              <w:pStyle w:val="Normal"/>
-              <w:spacing w:lineRule="exact" w:line="240"/>
-              <w:jc w:val="start"/>
-              <w:rPr/>
-            </w:pPr>
-            <w:r>
-              <w:rPr>
-                <w:sz w:val="24"/>
-                <w:szCs w:val="24"/>
+              <w:rPr>
+                <w:sz w:val="28"/>
+                <w:szCs w:val="28"/>
+              </w:rPr>
+            </w:pPr>
+            <w:r>
+              <w:rPr>
+                <w:sz w:val="28"/>
+                <w:szCs w:val="28"/>
               </w:rPr>
               <w:t>Название группы</w:t>
             </w:r>
@@ -5493,16 +5531,22 @@
               <w:pStyle w:val="Normal"/>
               <w:spacing w:lineRule="exact" w:line="240"/>
               <w:jc w:val="start"/>
-              <w:rPr/>
-            </w:pPr>
-            <w:r>
-              <w:rPr/>
-            </w:r>
-          </w:p>
-        </w:tc>
-        <w:tc>
-          <w:tcPr>
-            <w:tcW w:w="1975" w:type="dxa"/>
+              <w:rPr>
+                <w:sz w:val="28"/>
+                <w:szCs w:val="28"/>
+              </w:rPr>
+            </w:pPr>
+            <w:r>
+              <w:rPr>
+                <w:sz w:val="28"/>
+                <w:szCs w:val="28"/>
+              </w:rPr>
+            </w:r>
+          </w:p>
+        </w:tc>
+        <w:tc>
+          <w:tcPr>
+            <w:tcW w:w="1974" w:type="dxa"/>
             <w:tcBorders>
               <w:top w:val="single" w:sz="4" w:space="0" w:color="000000"/>
               <w:start w:val="single" w:sz="4" w:space="0" w:color="000000"/>
@@ -5518,22 +5562,86 @@
               <w:spacing w:lineRule="exact" w:line="240"/>
               <w:jc w:val="start"/>
               <w:rPr>
+                <w:sz w:val="28"/>
+                <w:szCs w:val="28"/>
+              </w:rPr>
+            </w:pPr>
+            <w:r>
+              <w:rPr>
+                <w:sz w:val="28"/>
+                <w:szCs w:val="28"/>
                 <w:lang w:val="en-US"/>
               </w:rPr>
-            </w:pPr>
-            <w:r>
-              <w:rPr>
-                <w:sz w:val="24"/>
-                <w:szCs w:val="24"/>
+              <w:t>Description</w:t>
+            </w:r>
+          </w:p>
+        </w:tc>
+        <w:tc>
+          <w:tcPr>
+            <w:tcW w:w="1524" w:type="dxa"/>
+            <w:tcBorders>
+              <w:top w:val="single" w:sz="4" w:space="0" w:color="000000"/>
+              <w:start w:val="single" w:sz="4" w:space="0" w:color="000000"/>
+              <w:bottom w:val="single" w:sz="4" w:space="0" w:color="000000"/>
+              <w:end w:val="single" w:sz="4" w:space="0" w:color="000000"/>
+            </w:tcBorders>
+            <w:shd w:color="auto" w:fill="FFFFFF" w:val="clear"/>
+            <w:vAlign w:val="center"/>
+          </w:tcPr>
+          <w:p>
+            <w:pPr>
+              <w:pStyle w:val="Normal"/>
+              <w:spacing w:lineRule="exact" w:line="240"/>
+              <w:jc w:val="start"/>
+              <w:rPr>
+                <w:sz w:val="28"/>
+                <w:szCs w:val="28"/>
+              </w:rPr>
+            </w:pPr>
+            <w:r>
+              <w:rPr>
+                <w:sz w:val="28"/>
+                <w:szCs w:val="28"/>
+              </w:rPr>
+              <w:t>Да</w:t>
+            </w:r>
+          </w:p>
+        </w:tc>
+        <w:tc>
+          <w:tcPr>
+            <w:tcW w:w="2087" w:type="dxa"/>
+            <w:tcBorders>
+              <w:top w:val="single" w:sz="4" w:space="0" w:color="000000"/>
+              <w:start w:val="single" w:sz="4" w:space="0" w:color="000000"/>
+              <w:bottom w:val="single" w:sz="4" w:space="0" w:color="000000"/>
+              <w:end w:val="single" w:sz="4" w:space="0" w:color="000000"/>
+            </w:tcBorders>
+            <w:shd w:color="auto" w:fill="FFFFFF" w:val="clear"/>
+            <w:vAlign w:val="center"/>
+          </w:tcPr>
+          <w:p>
+            <w:pPr>
+              <w:pStyle w:val="Normal"/>
+              <w:spacing w:lineRule="exact" w:line="240"/>
+              <w:jc w:val="start"/>
+              <w:rPr>
+                <w:sz w:val="28"/>
+                <w:szCs w:val="28"/>
+              </w:rPr>
+            </w:pPr>
+            <w:r>
+              <w:rPr>
+                <w:sz w:val="28"/>
+                <w:szCs w:val="28"/>
                 <w:lang w:val="en-US"/>
               </w:rPr>
-              <w:t>Description</w:t>
-            </w:r>
-          </w:p>
-        </w:tc>
-        <w:tc>
-          <w:tcPr>
-            <w:tcW w:w="1524" w:type="dxa"/>
+              <w:t>String</w:t>
+            </w:r>
+          </w:p>
+        </w:tc>
+        <w:tc>
+          <w:tcPr>
+            <w:tcW w:w="2945" w:type="dxa"/>
             <w:tcBorders>
               <w:top w:val="single" w:sz="4" w:space="0" w:color="000000"/>
               <w:start w:val="single" w:sz="4" w:space="0" w:color="000000"/>
@@ -5548,71 +5656,15 @@
               <w:pStyle w:val="Normal"/>
               <w:spacing w:lineRule="exact" w:line="240"/>
               <w:jc w:val="start"/>
-              <w:rPr/>
-            </w:pPr>
-            <w:r>
-              <w:rPr>
-                <w:sz w:val="24"/>
-                <w:szCs w:val="24"/>
-              </w:rPr>
-              <w:t>Да</w:t>
-            </w:r>
-          </w:p>
-        </w:tc>
-        <w:tc>
-          <w:tcPr>
-            <w:tcW w:w="2086" w:type="dxa"/>
-            <w:tcBorders>
-              <w:top w:val="single" w:sz="4" w:space="0" w:color="000000"/>
-              <w:start w:val="single" w:sz="4" w:space="0" w:color="000000"/>
-              <w:bottom w:val="single" w:sz="4" w:space="0" w:color="000000"/>
-              <w:end w:val="single" w:sz="4" w:space="0" w:color="000000"/>
-            </w:tcBorders>
-            <w:shd w:color="auto" w:fill="FFFFFF" w:val="clear"/>
-            <w:vAlign w:val="center"/>
-          </w:tcPr>
-          <w:p>
-            <w:pPr>
-              <w:pStyle w:val="Normal"/>
-              <w:spacing w:lineRule="exact" w:line="240"/>
-              <w:jc w:val="start"/>
-              <w:rPr>
-                <w:lang w:val="en-US"/>
-              </w:rPr>
-            </w:pPr>
-            <w:r>
-              <w:rPr>
-                <w:sz w:val="24"/>
-                <w:szCs w:val="24"/>
-                <w:lang w:val="en-US"/>
-              </w:rPr>
-              <w:t>String</w:t>
-            </w:r>
-          </w:p>
-        </w:tc>
-        <w:tc>
-          <w:tcPr>
-            <w:tcW w:w="2945" w:type="dxa"/>
-            <w:tcBorders>
-              <w:top w:val="single" w:sz="4" w:space="0" w:color="000000"/>
-              <w:start w:val="single" w:sz="4" w:space="0" w:color="000000"/>
-              <w:bottom w:val="single" w:sz="4" w:space="0" w:color="000000"/>
-              <w:end w:val="single" w:sz="4" w:space="0" w:color="000000"/>
-            </w:tcBorders>
-            <w:shd w:color="auto" w:fill="FFFFFF" w:val="clear"/>
-            <w:vAlign w:val="center"/>
-          </w:tcPr>
-          <w:p>
-            <w:pPr>
-              <w:pStyle w:val="Normal"/>
-              <w:spacing w:lineRule="exact" w:line="240"/>
-              <w:jc w:val="start"/>
-              <w:rPr/>
-            </w:pPr>
-            <w:r>
-              <w:rPr>
-                <w:sz w:val="24"/>
-                <w:szCs w:val="24"/>
+              <w:rPr>
+                <w:sz w:val="28"/>
+                <w:szCs w:val="28"/>
+              </w:rPr>
+            </w:pPr>
+            <w:r>
+              <w:rPr>
+                <w:sz w:val="28"/>
+                <w:szCs w:val="28"/>
               </w:rPr>
               <w:t>Описание группы</w:t>
             </w:r>
@@ -5624,10 +5676,16 @@
       <w:pPr>
         <w:pStyle w:val="Normal"/>
         <w:spacing w:before="360" w:after="0"/>
-        <w:rPr/>
-      </w:pPr>
-      <w:r>
-        <w:rPr/>
+        <w:rPr>
+          <w:sz w:val="28"/>
+          <w:szCs w:val="28"/>
+        </w:rPr>
+      </w:pPr>
+      <w:r>
+        <w:rPr>
+          <w:sz w:val="28"/>
+          <w:szCs w:val="28"/>
+        </w:rPr>
       </w:r>
     </w:p>
     <w:p>
@@ -5635,20 +5693,30 @@
         <w:pStyle w:val="Normal"/>
         <w:spacing w:lineRule="auto" w:line="240" w:before="360" w:after="0"/>
         <w:jc w:val="start"/>
-        <w:rPr/>
-      </w:pPr>
-      <w:r>
-        <w:rPr/>
+        <w:rPr>
+          <w:sz w:val="28"/>
+          <w:szCs w:val="28"/>
+        </w:rPr>
+      </w:pPr>
+      <w:r>
+        <w:rPr>
+          <w:sz w:val="28"/>
+          <w:szCs w:val="28"/>
+        </w:rPr>
         <w:t>Таблица 2.4 – Словарь данных таблицы «</w:t>
       </w:r>
       <w:r>
         <w:rPr>
+          <w:sz w:val="28"/>
+          <w:szCs w:val="28"/>
           <w:lang w:val="en-US"/>
         </w:rPr>
         <w:t>GroupsMembers</w:t>
       </w:r>
       <w:r>
         <w:rPr>
+          <w:sz w:val="28"/>
+          <w:szCs w:val="28"/>
           <w:lang w:val="ru-RU"/>
         </w:rPr>
         <w:t>»</w:t>
@@ -5670,9 +5738,9 @@
       </w:tblPr>
       <w:tblGrid>
         <w:gridCol w:w="1390"/>
-        <w:gridCol w:w="1974"/>
+        <w:gridCol w:w="1973"/>
         <w:gridCol w:w="1524"/>
-        <w:gridCol w:w="2098"/>
+        <w:gridCol w:w="2099"/>
         <w:gridCol w:w="2936"/>
       </w:tblGrid>
       <w:tr>
@@ -5696,14 +5764,17 @@
               <w:pStyle w:val="Normal"/>
               <w:spacing w:lineRule="exact" w:line="240"/>
               <w:jc w:val="start"/>
-              <w:rPr/>
+              <w:rPr>
+                <w:sz w:val="28"/>
+                <w:szCs w:val="28"/>
+              </w:rPr>
             </w:pPr>
             <w:r>
               <w:rPr>
                 <w:b/>
                 <w:bCs/>
-                <w:sz w:val="24"/>
-                <w:szCs w:val="24"/>
+                <w:sz w:val="28"/>
+                <w:szCs w:val="28"/>
               </w:rPr>
               <w:t>Ключ</w:t>
             </w:r>
@@ -5711,7 +5782,7 @@
         </w:tc>
         <w:tc>
           <w:tcPr>
-            <w:tcW w:w="1974" w:type="dxa"/>
+            <w:tcW w:w="1973" w:type="dxa"/>
             <w:tcBorders>
               <w:top w:val="single" w:sz="4" w:space="0" w:color="000000"/>
               <w:start w:val="single" w:sz="4" w:space="0" w:color="000000"/>
@@ -5726,14 +5797,17 @@
               <w:pStyle w:val="Normal"/>
               <w:spacing w:lineRule="exact" w:line="240"/>
               <w:jc w:val="start"/>
-              <w:rPr/>
+              <w:rPr>
+                <w:sz w:val="28"/>
+                <w:szCs w:val="28"/>
+              </w:rPr>
             </w:pPr>
             <w:r>
               <w:rPr>
                 <w:b/>
                 <w:bCs/>
-                <w:sz w:val="24"/>
-                <w:szCs w:val="24"/>
+                <w:sz w:val="28"/>
+                <w:szCs w:val="28"/>
               </w:rPr>
               <w:t>Поле</w:t>
             </w:r>
@@ -5756,14 +5830,17 @@
               <w:pStyle w:val="Normal"/>
               <w:spacing w:lineRule="exact" w:line="240"/>
               <w:jc w:val="start"/>
-              <w:rPr/>
+              <w:rPr>
+                <w:sz w:val="28"/>
+                <w:szCs w:val="28"/>
+              </w:rPr>
             </w:pPr>
             <w:r>
               <w:rPr>
                 <w:b/>
                 <w:bCs/>
-                <w:sz w:val="24"/>
-                <w:szCs w:val="24"/>
+                <w:sz w:val="28"/>
+                <w:szCs w:val="28"/>
               </w:rPr>
               <w:t>Обязательное</w:t>
             </w:r>
@@ -5771,7 +5848,7 @@
         </w:tc>
         <w:tc>
           <w:tcPr>
-            <w:tcW w:w="2098" w:type="dxa"/>
+            <w:tcW w:w="2099" w:type="dxa"/>
             <w:tcBorders>
               <w:top w:val="single" w:sz="4" w:space="0" w:color="000000"/>
               <w:start w:val="single" w:sz="4" w:space="0" w:color="000000"/>
@@ -5786,14 +5863,17 @@
               <w:pStyle w:val="Normal"/>
               <w:spacing w:lineRule="exact" w:line="240"/>
               <w:jc w:val="start"/>
-              <w:rPr/>
+              <w:rPr>
+                <w:sz w:val="28"/>
+                <w:szCs w:val="28"/>
+              </w:rPr>
             </w:pPr>
             <w:r>
               <w:rPr>
                 <w:b/>
                 <w:bCs/>
-                <w:sz w:val="24"/>
-                <w:szCs w:val="24"/>
+                <w:sz w:val="28"/>
+                <w:szCs w:val="28"/>
               </w:rPr>
               <w:t>Тип данных</w:t>
             </w:r>
@@ -5816,14 +5896,17 @@
               <w:pStyle w:val="Normal"/>
               <w:spacing w:lineRule="exact" w:line="240"/>
               <w:jc w:val="start"/>
-              <w:rPr/>
+              <w:rPr>
+                <w:sz w:val="28"/>
+                <w:szCs w:val="28"/>
+              </w:rPr>
             </w:pPr>
             <w:r>
               <w:rPr>
                 <w:b/>
                 <w:bCs/>
-                <w:sz w:val="24"/>
-                <w:szCs w:val="24"/>
+                <w:sz w:val="28"/>
+                <w:szCs w:val="28"/>
               </w:rPr>
               <w:t>Примечание</w:t>
             </w:r>
@@ -5849,12 +5932,15 @@
               <w:pStyle w:val="Normal"/>
               <w:spacing w:lineRule="exact" w:line="240"/>
               <w:jc w:val="start"/>
-              <w:rPr/>
-            </w:pPr>
-            <w:r>
-              <w:rPr>
-                <w:sz w:val="24"/>
-                <w:szCs w:val="24"/>
+              <w:rPr>
+                <w:sz w:val="28"/>
+                <w:szCs w:val="28"/>
+              </w:rPr>
+            </w:pPr>
+            <w:r>
+              <w:rPr>
+                <w:sz w:val="28"/>
+                <w:szCs w:val="28"/>
               </w:rPr>
               <w:t>Первичный</w:t>
             </w:r>
@@ -5862,7 +5948,7 @@
         </w:tc>
         <w:tc>
           <w:tcPr>
-            <w:tcW w:w="1974" w:type="dxa"/>
+            <w:tcW w:w="1973" w:type="dxa"/>
             <w:tcBorders>
               <w:top w:val="single" w:sz="4" w:space="0" w:color="000000"/>
               <w:start w:val="single" w:sz="4" w:space="0" w:color="000000"/>
@@ -5877,12 +5963,15 @@
               <w:pStyle w:val="Normal"/>
               <w:spacing w:lineRule="exact" w:line="240"/>
               <w:jc w:val="start"/>
-              <w:rPr/>
-            </w:pPr>
-            <w:r>
-              <w:rPr>
-                <w:sz w:val="24"/>
-                <w:szCs w:val="24"/>
+              <w:rPr>
+                <w:sz w:val="28"/>
+                <w:szCs w:val="28"/>
+              </w:rPr>
+            </w:pPr>
+            <w:r>
+              <w:rPr>
+                <w:sz w:val="28"/>
+                <w:szCs w:val="28"/>
                 <w:lang w:val="en-US"/>
               </w:rPr>
               <w:t>ID</w:t>
@@ -5906,12 +5995,15 @@
               <w:pStyle w:val="Normal"/>
               <w:spacing w:lineRule="exact" w:line="240"/>
               <w:jc w:val="start"/>
-              <w:rPr/>
-            </w:pPr>
-            <w:r>
-              <w:rPr>
-                <w:sz w:val="24"/>
-                <w:szCs w:val="24"/>
+              <w:rPr>
+                <w:sz w:val="28"/>
+                <w:szCs w:val="28"/>
+              </w:rPr>
+            </w:pPr>
+            <w:r>
+              <w:rPr>
+                <w:sz w:val="28"/>
+                <w:szCs w:val="28"/>
               </w:rPr>
               <w:t>Да</w:t>
             </w:r>
@@ -5919,7 +6011,7 @@
         </w:tc>
         <w:tc>
           <w:tcPr>
-            <w:tcW w:w="2098" w:type="dxa"/>
+            <w:tcW w:w="2099" w:type="dxa"/>
             <w:tcBorders>
               <w:top w:val="single" w:sz="4" w:space="0" w:color="000000"/>
               <w:start w:val="single" w:sz="4" w:space="0" w:color="000000"/>
@@ -5934,12 +6026,15 @@
               <w:pStyle w:val="Normal"/>
               <w:spacing w:lineRule="exact" w:line="240"/>
               <w:jc w:val="start"/>
-              <w:rPr/>
-            </w:pPr>
-            <w:r>
-              <w:rPr>
-                <w:sz w:val="24"/>
-                <w:szCs w:val="24"/>
+              <w:rPr>
+                <w:sz w:val="28"/>
+                <w:szCs w:val="28"/>
+              </w:rPr>
+            </w:pPr>
+            <w:r>
+              <w:rPr>
+                <w:sz w:val="28"/>
+                <w:szCs w:val="28"/>
               </w:rPr>
               <w:t>INTEGER</w:t>
             </w:r>
@@ -5962,21 +6057,17 @@
               <w:pStyle w:val="Normal"/>
               <w:spacing w:lineRule="exact" w:line="240"/>
               <w:jc w:val="start"/>
-              <w:rPr/>
-            </w:pPr>
-            <w:r>
-              <w:rPr>
-                <w:sz w:val="24"/>
-                <w:szCs w:val="24"/>
-              </w:rPr>
-              <w:t xml:space="preserve">Уникальный идентификатор </w:t>
-            </w:r>
-            <w:r>
-              <w:rPr>
-                <w:sz w:val="24"/>
-                <w:szCs w:val="24"/>
-              </w:rPr>
-              <w:t>каждой записи</w:t>
+              <w:rPr>
+                <w:sz w:val="28"/>
+                <w:szCs w:val="28"/>
+              </w:rPr>
+            </w:pPr>
+            <w:r>
+              <w:rPr>
+                <w:sz w:val="28"/>
+                <w:szCs w:val="28"/>
+              </w:rPr>
+              <w:t>Уникальный идентификатор каждой записи</w:t>
             </w:r>
           </w:p>
         </w:tc>
@@ -6000,12 +6091,15 @@
               <w:pStyle w:val="Normal"/>
               <w:spacing w:lineRule="exact" w:line="240"/>
               <w:jc w:val="start"/>
-              <w:rPr/>
-            </w:pPr>
-            <w:r>
-              <w:rPr>
-                <w:sz w:val="24"/>
-                <w:szCs w:val="24"/>
+              <w:rPr>
+                <w:sz w:val="28"/>
+                <w:szCs w:val="28"/>
+              </w:rPr>
+            </w:pPr>
+            <w:r>
+              <w:rPr>
+                <w:sz w:val="28"/>
+                <w:szCs w:val="28"/>
               </w:rPr>
               <w:t>Внешний</w:t>
             </w:r>
@@ -6013,7 +6107,7 @@
         </w:tc>
         <w:tc>
           <w:tcPr>
-            <w:tcW w:w="1974" w:type="dxa"/>
+            <w:tcW w:w="1973" w:type="dxa"/>
             <w:tcBorders>
               <w:top w:val="single" w:sz="4" w:space="0" w:color="000000"/>
               <w:start w:val="single" w:sz="4" w:space="0" w:color="000000"/>
@@ -6028,27 +6122,30 @@
               <w:pStyle w:val="Normal"/>
               <w:spacing w:lineRule="exact" w:line="240"/>
               <w:jc w:val="start"/>
-              <w:rPr/>
-            </w:pPr>
-            <w:r>
-              <w:rPr>
-                <w:sz w:val="24"/>
-                <w:szCs w:val="24"/>
+              <w:rPr>
+                <w:sz w:val="28"/>
+                <w:szCs w:val="28"/>
+              </w:rPr>
+            </w:pPr>
+            <w:r>
+              <w:rPr>
+                <w:sz w:val="28"/>
+                <w:szCs w:val="28"/>
                 <w:lang w:val="en-US"/>
               </w:rPr>
               <w:t>Group</w:t>
             </w:r>
             <w:r>
               <w:rPr>
-                <w:sz w:val="24"/>
-                <w:szCs w:val="24"/>
+                <w:sz w:val="28"/>
+                <w:szCs w:val="28"/>
               </w:rPr>
               <w:t>I</w:t>
             </w:r>
             <w:r>
               <w:rPr>
-                <w:sz w:val="24"/>
-                <w:szCs w:val="24"/>
+                <w:sz w:val="28"/>
+                <w:szCs w:val="28"/>
                 <w:lang w:val="en-US"/>
               </w:rPr>
               <w:t>D</w:t>
@@ -6072,12 +6169,15 @@
               <w:pStyle w:val="Normal"/>
               <w:spacing w:lineRule="exact" w:line="240"/>
               <w:jc w:val="start"/>
-              <w:rPr/>
-            </w:pPr>
-            <w:r>
-              <w:rPr>
-                <w:sz w:val="24"/>
-                <w:szCs w:val="24"/>
+              <w:rPr>
+                <w:sz w:val="28"/>
+                <w:szCs w:val="28"/>
+              </w:rPr>
+            </w:pPr>
+            <w:r>
+              <w:rPr>
+                <w:sz w:val="28"/>
+                <w:szCs w:val="28"/>
               </w:rPr>
               <w:t>Да</w:t>
             </w:r>
@@ -6085,7 +6185,7 @@
         </w:tc>
         <w:tc>
           <w:tcPr>
-            <w:tcW w:w="2098" w:type="dxa"/>
+            <w:tcW w:w="2099" w:type="dxa"/>
             <w:tcBorders>
               <w:top w:val="single" w:sz="4" w:space="0" w:color="000000"/>
               <w:start w:val="single" w:sz="4" w:space="0" w:color="000000"/>
@@ -6100,12 +6200,15 @@
               <w:pStyle w:val="Normal"/>
               <w:spacing w:lineRule="exact" w:line="240"/>
               <w:jc w:val="start"/>
-              <w:rPr/>
-            </w:pPr>
-            <w:r>
-              <w:rPr>
-                <w:sz w:val="24"/>
-                <w:szCs w:val="24"/>
+              <w:rPr>
+                <w:sz w:val="28"/>
+                <w:szCs w:val="28"/>
+              </w:rPr>
+            </w:pPr>
+            <w:r>
+              <w:rPr>
+                <w:sz w:val="28"/>
+                <w:szCs w:val="28"/>
               </w:rPr>
               <w:t>INTEGER</w:t>
             </w:r>
@@ -6128,19 +6231,22 @@
               <w:pStyle w:val="Normal"/>
               <w:spacing w:lineRule="exact" w:line="240"/>
               <w:jc w:val="start"/>
-              <w:rPr/>
-            </w:pPr>
-            <w:r>
-              <w:rPr>
-                <w:sz w:val="24"/>
-                <w:szCs w:val="24"/>
+              <w:rPr>
+                <w:sz w:val="28"/>
+                <w:szCs w:val="28"/>
+              </w:rPr>
+            </w:pPr>
+            <w:r>
+              <w:rPr>
+                <w:sz w:val="28"/>
+                <w:szCs w:val="28"/>
               </w:rPr>
               <w:t xml:space="preserve">Внешний ключ на сущность </w:t>
             </w:r>
             <w:r>
               <w:rPr>
-                <w:sz w:val="24"/>
-                <w:szCs w:val="24"/>
+                <w:sz w:val="28"/>
+                <w:szCs w:val="28"/>
                 <w:lang w:val="en-US"/>
               </w:rPr>
               <w:t>Groups</w:t>
@@ -6167,17 +6273,23 @@
               <w:pStyle w:val="Normal"/>
               <w:spacing w:lineRule="exact" w:line="240"/>
               <w:jc w:val="start"/>
-              <w:rPr/>
-            </w:pPr>
-            <w:r>
-              <w:rPr/>
+              <w:rPr>
+                <w:sz w:val="28"/>
+                <w:szCs w:val="28"/>
+              </w:rPr>
+            </w:pPr>
+            <w:r>
+              <w:rPr>
+                <w:sz w:val="28"/>
+                <w:szCs w:val="28"/>
+              </w:rPr>
               <w:t>Внешний</w:t>
             </w:r>
           </w:p>
         </w:tc>
         <w:tc>
           <w:tcPr>
-            <w:tcW w:w="1974" w:type="dxa"/>
+            <w:tcW w:w="1973" w:type="dxa"/>
             <w:tcBorders>
               <w:top w:val="single" w:sz="4" w:space="0" w:color="000000"/>
               <w:start w:val="single" w:sz="4" w:space="0" w:color="000000"/>
@@ -6193,22 +6305,86 @@
               <w:spacing w:lineRule="exact" w:line="240"/>
               <w:jc w:val="start"/>
               <w:rPr>
+                <w:sz w:val="28"/>
+                <w:szCs w:val="28"/>
+              </w:rPr>
+            </w:pPr>
+            <w:r>
+              <w:rPr>
+                <w:sz w:val="28"/>
+                <w:szCs w:val="28"/>
                 <w:lang w:val="en-US"/>
               </w:rPr>
-            </w:pPr>
-            <w:r>
-              <w:rPr>
-                <w:sz w:val="24"/>
-                <w:szCs w:val="24"/>
+              <w:t>UserID</w:t>
+            </w:r>
+          </w:p>
+        </w:tc>
+        <w:tc>
+          <w:tcPr>
+            <w:tcW w:w="1524" w:type="dxa"/>
+            <w:tcBorders>
+              <w:top w:val="single" w:sz="4" w:space="0" w:color="000000"/>
+              <w:start w:val="single" w:sz="4" w:space="0" w:color="000000"/>
+              <w:bottom w:val="single" w:sz="4" w:space="0" w:color="000000"/>
+              <w:end w:val="single" w:sz="4" w:space="0" w:color="000000"/>
+            </w:tcBorders>
+            <w:shd w:color="auto" w:fill="FFFFFF" w:val="clear"/>
+            <w:vAlign w:val="center"/>
+          </w:tcPr>
+          <w:p>
+            <w:pPr>
+              <w:pStyle w:val="Normal"/>
+              <w:spacing w:lineRule="exact" w:line="240"/>
+              <w:jc w:val="start"/>
+              <w:rPr>
+                <w:sz w:val="28"/>
+                <w:szCs w:val="28"/>
+              </w:rPr>
+            </w:pPr>
+            <w:r>
+              <w:rPr>
+                <w:sz w:val="28"/>
+                <w:szCs w:val="28"/>
+              </w:rPr>
+              <w:t>Да</w:t>
+            </w:r>
+          </w:p>
+        </w:tc>
+        <w:tc>
+          <w:tcPr>
+            <w:tcW w:w="2099" w:type="dxa"/>
+            <w:tcBorders>
+              <w:top w:val="single" w:sz="4" w:space="0" w:color="000000"/>
+              <w:start w:val="single" w:sz="4" w:space="0" w:color="000000"/>
+              <w:bottom w:val="single" w:sz="4" w:space="0" w:color="000000"/>
+              <w:end w:val="single" w:sz="4" w:space="0" w:color="000000"/>
+            </w:tcBorders>
+            <w:shd w:color="auto" w:fill="FFFFFF" w:val="clear"/>
+            <w:vAlign w:val="center"/>
+          </w:tcPr>
+          <w:p>
+            <w:pPr>
+              <w:pStyle w:val="Normal"/>
+              <w:spacing w:lineRule="exact" w:line="240"/>
+              <w:jc w:val="start"/>
+              <w:rPr>
+                <w:sz w:val="28"/>
+                <w:szCs w:val="28"/>
+              </w:rPr>
+            </w:pPr>
+            <w:r>
+              <w:rPr>
+                <w:sz w:val="28"/>
+                <w:szCs w:val="28"/>
                 <w:lang w:val="en-US"/>
               </w:rPr>
-              <w:t>UserID</w:t>
-            </w:r>
-          </w:p>
-        </w:tc>
-        <w:tc>
-          <w:tcPr>
-            <w:tcW w:w="1524" w:type="dxa"/>
+              <w:t>INTEGER</w:t>
+            </w:r>
+          </w:p>
+        </w:tc>
+        <w:tc>
+          <w:tcPr>
+            <w:tcW w:w="2936" w:type="dxa"/>
             <w:tcBorders>
               <w:top w:val="single" w:sz="4" w:space="0" w:color="000000"/>
               <w:start w:val="single" w:sz="4" w:space="0" w:color="000000"/>
@@ -6223,78 +6399,22 @@
               <w:pStyle w:val="Normal"/>
               <w:spacing w:lineRule="exact" w:line="240"/>
               <w:jc w:val="start"/>
-              <w:rPr/>
-            </w:pPr>
-            <w:r>
-              <w:rPr>
-                <w:sz w:val="24"/>
-                <w:szCs w:val="24"/>
-              </w:rPr>
-              <w:t>Да</w:t>
-            </w:r>
-          </w:p>
-        </w:tc>
-        <w:tc>
-          <w:tcPr>
-            <w:tcW w:w="2098" w:type="dxa"/>
-            <w:tcBorders>
-              <w:top w:val="single" w:sz="4" w:space="0" w:color="000000"/>
-              <w:start w:val="single" w:sz="4" w:space="0" w:color="000000"/>
-              <w:bottom w:val="single" w:sz="4" w:space="0" w:color="000000"/>
-              <w:end w:val="single" w:sz="4" w:space="0" w:color="000000"/>
-            </w:tcBorders>
-            <w:shd w:color="auto" w:fill="FFFFFF" w:val="clear"/>
-            <w:vAlign w:val="center"/>
-          </w:tcPr>
-          <w:p>
-            <w:pPr>
-              <w:pStyle w:val="Normal"/>
-              <w:spacing w:lineRule="exact" w:line="240"/>
-              <w:jc w:val="start"/>
-              <w:rPr>
-                <w:lang w:val="en-US"/>
-              </w:rPr>
-            </w:pPr>
-            <w:r>
-              <w:rPr>
-                <w:sz w:val="24"/>
-                <w:szCs w:val="24"/>
-                <w:lang w:val="en-US"/>
-              </w:rPr>
-              <w:t>INTEGER</w:t>
-            </w:r>
-          </w:p>
-        </w:tc>
-        <w:tc>
-          <w:tcPr>
-            <w:tcW w:w="2936" w:type="dxa"/>
-            <w:tcBorders>
-              <w:top w:val="single" w:sz="4" w:space="0" w:color="000000"/>
-              <w:start w:val="single" w:sz="4" w:space="0" w:color="000000"/>
-              <w:bottom w:val="single" w:sz="4" w:space="0" w:color="000000"/>
-              <w:end w:val="single" w:sz="4" w:space="0" w:color="000000"/>
-            </w:tcBorders>
-            <w:shd w:color="auto" w:fill="FFFFFF" w:val="clear"/>
-            <w:vAlign w:val="center"/>
-          </w:tcPr>
-          <w:p>
-            <w:pPr>
-              <w:pStyle w:val="Normal"/>
-              <w:spacing w:lineRule="exact" w:line="240"/>
-              <w:jc w:val="start"/>
-              <w:rPr/>
-            </w:pPr>
-            <w:r>
-              <w:rPr>
-                <w:sz w:val="24"/>
-                <w:szCs w:val="24"/>
+              <w:rPr>
+                <w:sz w:val="28"/>
+                <w:szCs w:val="28"/>
+              </w:rPr>
+            </w:pPr>
+            <w:r>
+              <w:rPr>
+                <w:sz w:val="28"/>
+                <w:szCs w:val="28"/>
               </w:rPr>
               <w:t xml:space="preserve">Внешний ключ на сущность </w:t>
             </w:r>
             <w:r>
               <w:rPr>
-                <w:sz w:val="24"/>
-                <w:szCs w:val="24"/>
+                <w:sz w:val="28"/>
+                <w:szCs w:val="28"/>
                 <w:lang w:val="en-US"/>
               </w:rPr>
               <w:t>Users</w:t>
@@ -6307,10 +6427,16 @@
       <w:pPr>
         <w:pStyle w:val="Normal"/>
         <w:spacing w:before="360" w:after="0"/>
-        <w:rPr/>
-      </w:pPr>
-      <w:r>
-        <w:rPr/>
+        <w:rPr>
+          <w:sz w:val="28"/>
+          <w:szCs w:val="28"/>
+        </w:rPr>
+      </w:pPr>
+      <w:r>
+        <w:rPr>
+          <w:sz w:val="28"/>
+          <w:szCs w:val="28"/>
+        </w:rPr>
       </w:r>
     </w:p>
     <w:p>
@@ -6318,20 +6444,30 @@
         <w:pStyle w:val="Normal"/>
         <w:spacing w:lineRule="auto" w:line="240" w:before="360" w:after="0"/>
         <w:jc w:val="start"/>
-        <w:rPr/>
-      </w:pPr>
-      <w:r>
-        <w:rPr/>
+        <w:rPr>
+          <w:sz w:val="28"/>
+          <w:szCs w:val="28"/>
+        </w:rPr>
+      </w:pPr>
+      <w:r>
+        <w:rPr>
+          <w:sz w:val="28"/>
+          <w:szCs w:val="28"/>
+        </w:rPr>
         <w:t>Таблица 2.5 – Словарь данных таблицы «</w:t>
       </w:r>
       <w:r>
         <w:rPr>
+          <w:sz w:val="28"/>
+          <w:szCs w:val="28"/>
           <w:lang w:val="en-US"/>
         </w:rPr>
         <w:t>Events</w:t>
       </w:r>
       <w:r>
         <w:rPr>
+          <w:sz w:val="28"/>
+          <w:szCs w:val="28"/>
           <w:lang w:val="ru-RU"/>
         </w:rPr>
         <w:t>»</w:t>
@@ -6353,9 +6489,9 @@
       </w:tblPr>
       <w:tblGrid>
         <w:gridCol w:w="1349"/>
-        <w:gridCol w:w="2246"/>
+        <w:gridCol w:w="2245"/>
         <w:gridCol w:w="1524"/>
-        <w:gridCol w:w="2000"/>
+        <w:gridCol w:w="2001"/>
         <w:gridCol w:w="2803"/>
       </w:tblGrid>
       <w:tr>
@@ -6379,14 +6515,17 @@
               <w:pStyle w:val="Normal"/>
               <w:spacing w:lineRule="exact" w:line="240"/>
               <w:jc w:val="start"/>
-              <w:rPr/>
+              <w:rPr>
+                <w:sz w:val="28"/>
+                <w:szCs w:val="28"/>
+              </w:rPr>
             </w:pPr>
             <w:r>
               <w:rPr>
                 <w:b/>
                 <w:bCs/>
-                <w:sz w:val="24"/>
-                <w:szCs w:val="24"/>
+                <w:sz w:val="28"/>
+                <w:szCs w:val="28"/>
               </w:rPr>
               <w:t>Ключ</w:t>
             </w:r>
@@ -6394,7 +6533,7 @@
         </w:tc>
         <w:tc>
           <w:tcPr>
-            <w:tcW w:w="2246" w:type="dxa"/>
+            <w:tcW w:w="2245" w:type="dxa"/>
             <w:tcBorders>
               <w:top w:val="single" w:sz="4" w:space="0" w:color="000000"/>
               <w:start w:val="single" w:sz="4" w:space="0" w:color="000000"/>
@@ -6409,14 +6548,17 @@
               <w:pStyle w:val="Normal"/>
               <w:spacing w:lineRule="exact" w:line="240"/>
               <w:jc w:val="start"/>
-              <w:rPr/>
+              <w:rPr>
+                <w:sz w:val="28"/>
+                <w:szCs w:val="28"/>
+              </w:rPr>
             </w:pPr>
             <w:r>
               <w:rPr>
                 <w:b/>
                 <w:bCs/>
-                <w:sz w:val="24"/>
-                <w:szCs w:val="24"/>
+                <w:sz w:val="28"/>
+                <w:szCs w:val="28"/>
               </w:rPr>
               <w:t>Поле</w:t>
             </w:r>
@@ -6439,14 +6581,17 @@
               <w:pStyle w:val="Normal"/>
               <w:spacing w:lineRule="exact" w:line="240"/>
               <w:jc w:val="start"/>
-              <w:rPr/>
+              <w:rPr>
+                <w:sz w:val="28"/>
+                <w:szCs w:val="28"/>
+              </w:rPr>
             </w:pPr>
             <w:r>
               <w:rPr>
                 <w:b/>
                 <w:bCs/>
-                <w:sz w:val="24"/>
-                <w:szCs w:val="24"/>
+                <w:sz w:val="28"/>
+                <w:szCs w:val="28"/>
               </w:rPr>
               <w:t>Обязательное</w:t>
             </w:r>
@@ -6454,7 +6599,7 @@
         </w:tc>
         <w:tc>
           <w:tcPr>
-            <w:tcW w:w="2000" w:type="dxa"/>
+            <w:tcW w:w="2001" w:type="dxa"/>
             <w:tcBorders>
               <w:top w:val="single" w:sz="4" w:space="0" w:color="000000"/>
               <w:start w:val="single" w:sz="4" w:space="0" w:color="000000"/>
@@ -6469,14 +6614,17 @@
               <w:pStyle w:val="Normal"/>
               <w:spacing w:lineRule="exact" w:line="240"/>
               <w:jc w:val="start"/>
-              <w:rPr/>
+              <w:rPr>
+                <w:sz w:val="28"/>
+                <w:szCs w:val="28"/>
+              </w:rPr>
             </w:pPr>
             <w:r>
               <w:rPr>
                 <w:b/>
                 <w:bCs/>
-                <w:sz w:val="24"/>
-                <w:szCs w:val="24"/>
+                <w:sz w:val="28"/>
+                <w:szCs w:val="28"/>
               </w:rPr>
               <w:t>Тип данных</w:t>
             </w:r>
@@ -6499,14 +6647,17 @@
               <w:pStyle w:val="Normal"/>
               <w:spacing w:lineRule="exact" w:line="240"/>
               <w:jc w:val="start"/>
-              <w:rPr/>
+              <w:rPr>
+                <w:sz w:val="28"/>
+                <w:szCs w:val="28"/>
+              </w:rPr>
             </w:pPr>
             <w:r>
               <w:rPr>
                 <w:b/>
                 <w:bCs/>
-                <w:sz w:val="24"/>
-                <w:szCs w:val="24"/>
+                <w:sz w:val="28"/>
+                <w:szCs w:val="28"/>
               </w:rPr>
               <w:t>Примечание</w:t>
             </w:r>
@@ -6532,12 +6683,15 @@
               <w:pStyle w:val="Normal"/>
               <w:spacing w:lineRule="exact" w:line="240"/>
               <w:jc w:val="start"/>
-              <w:rPr/>
-            </w:pPr>
-            <w:r>
-              <w:rPr>
-                <w:sz w:val="24"/>
-                <w:szCs w:val="24"/>
+              <w:rPr>
+                <w:sz w:val="28"/>
+                <w:szCs w:val="28"/>
+              </w:rPr>
+            </w:pPr>
+            <w:r>
+              <w:rPr>
+                <w:sz w:val="28"/>
+                <w:szCs w:val="28"/>
               </w:rPr>
               <w:t>Первичный</w:t>
             </w:r>
@@ -6545,7 +6699,7 @@
         </w:tc>
         <w:tc>
           <w:tcPr>
-            <w:tcW w:w="2246" w:type="dxa"/>
+            <w:tcW w:w="2245" w:type="dxa"/>
             <w:tcBorders>
               <w:top w:val="single" w:sz="4" w:space="0" w:color="000000"/>
               <w:start w:val="single" w:sz="4" w:space="0" w:color="000000"/>
@@ -6561,15 +6715,16 @@
               <w:spacing w:lineRule="exact" w:line="240"/>
               <w:jc w:val="start"/>
               <w:rPr>
+                <w:sz w:val="28"/>
+                <w:szCs w:val="28"/>
+              </w:rPr>
+            </w:pPr>
+            <w:r>
+              <w:rPr>
+                <w:sz w:val="28"/>
+                <w:szCs w:val="28"/>
                 <w:lang w:val="en-US"/>
               </w:rPr>
-            </w:pPr>
-            <w:r>
-              <w:rPr>
-                <w:sz w:val="24"/>
-                <w:szCs w:val="24"/>
-                <w:lang w:val="en-US"/>
-              </w:rPr>
               <w:t>ID</w:t>
             </w:r>
           </w:p>
@@ -6591,12 +6746,15 @@
               <w:pStyle w:val="Normal"/>
               <w:spacing w:lineRule="exact" w:line="240"/>
               <w:jc w:val="start"/>
-              <w:rPr/>
-            </w:pPr>
-            <w:r>
-              <w:rPr>
-                <w:sz w:val="24"/>
-                <w:szCs w:val="24"/>
+              <w:rPr>
+                <w:sz w:val="28"/>
+                <w:szCs w:val="28"/>
+              </w:rPr>
+            </w:pPr>
+            <w:r>
+              <w:rPr>
+                <w:sz w:val="28"/>
+                <w:szCs w:val="28"/>
               </w:rPr>
               <w:t>Да</w:t>
             </w:r>
@@ -6604,7 +6762,7 @@
         </w:tc>
         <w:tc>
           <w:tcPr>
-            <w:tcW w:w="2000" w:type="dxa"/>
+            <w:tcW w:w="2001" w:type="dxa"/>
             <w:tcBorders>
               <w:top w:val="single" w:sz="4" w:space="0" w:color="000000"/>
               <w:start w:val="single" w:sz="4" w:space="0" w:color="000000"/>
@@ -6619,12 +6777,15 @@
               <w:pStyle w:val="Normal"/>
               <w:spacing w:lineRule="exact" w:line="240"/>
               <w:jc w:val="start"/>
-              <w:rPr/>
-            </w:pPr>
-            <w:r>
-              <w:rPr>
-                <w:sz w:val="24"/>
-                <w:szCs w:val="24"/>
+              <w:rPr>
+                <w:sz w:val="28"/>
+                <w:szCs w:val="28"/>
+              </w:rPr>
+            </w:pPr>
+            <w:r>
+              <w:rPr>
+                <w:sz w:val="28"/>
+                <w:szCs w:val="28"/>
               </w:rPr>
               <w:t>INTEGER</w:t>
             </w:r>
@@ -6647,21 +6808,17 @@
               <w:pStyle w:val="Normal"/>
               <w:spacing w:lineRule="exact" w:line="240"/>
               <w:jc w:val="start"/>
-              <w:rPr/>
-            </w:pPr>
-            <w:r>
-              <w:rPr>
-                <w:sz w:val="24"/>
-                <w:szCs w:val="24"/>
-              </w:rPr>
-              <w:t xml:space="preserve">Уникальный идентификатор </w:t>
-            </w:r>
-            <w:r>
-              <w:rPr>
-                <w:sz w:val="24"/>
-                <w:szCs w:val="24"/>
-              </w:rPr>
-              <w:t>события</w:t>
+              <w:rPr>
+                <w:sz w:val="28"/>
+                <w:szCs w:val="28"/>
+              </w:rPr>
+            </w:pPr>
+            <w:r>
+              <w:rPr>
+                <w:sz w:val="28"/>
+                <w:szCs w:val="28"/>
+              </w:rPr>
+              <w:t>Уникальный идентификатор события</w:t>
             </w:r>
           </w:p>
         </w:tc>
@@ -6686,18 +6843,21 @@
               <w:spacing w:lineRule="exact" w:line="240"/>
               <w:jc w:val="start"/>
               <w:rPr>
-                <w:sz w:val="24"/>
-                <w:szCs w:val="24"/>
-              </w:rPr>
-            </w:pPr>
-            <w:r>
-              <w:rPr/>
-            </w:r>
-          </w:p>
-        </w:tc>
-        <w:tc>
-          <w:tcPr>
-            <w:tcW w:w="2246" w:type="dxa"/>
+                <w:sz w:val="28"/>
+                <w:szCs w:val="28"/>
+              </w:rPr>
+            </w:pPr>
+            <w:r>
+              <w:rPr>
+                <w:sz w:val="28"/>
+                <w:szCs w:val="28"/>
+              </w:rPr>
+            </w:r>
+          </w:p>
+        </w:tc>
+        <w:tc>
+          <w:tcPr>
+            <w:tcW w:w="2245" w:type="dxa"/>
             <w:tcBorders>
               <w:top w:val="single" w:sz="4" w:space="0" w:color="000000"/>
               <w:start w:val="single" w:sz="4" w:space="0" w:color="000000"/>
@@ -6713,22 +6873,87 @@
               <w:spacing w:lineRule="exact" w:line="240"/>
               <w:jc w:val="start"/>
               <w:rPr>
+                <w:sz w:val="28"/>
+                <w:szCs w:val="28"/>
+              </w:rPr>
+            </w:pPr>
+            <w:r>
+              <w:rPr>
+                <w:sz w:val="28"/>
+                <w:szCs w:val="28"/>
                 <w:lang w:val="en-US"/>
               </w:rPr>
-            </w:pPr>
-            <w:r>
-              <w:rPr>
-                <w:sz w:val="24"/>
-                <w:szCs w:val="24"/>
+              <w:t>name</w:t>
+            </w:r>
+          </w:p>
+        </w:tc>
+        <w:tc>
+          <w:tcPr>
+            <w:tcW w:w="1524" w:type="dxa"/>
+            <w:tcBorders>
+              <w:top w:val="single" w:sz="4" w:space="0" w:color="000000"/>
+              <w:start w:val="single" w:sz="4" w:space="0" w:color="000000"/>
+              <w:bottom w:val="single" w:sz="4" w:space="0" w:color="000000"/>
+              <w:end w:val="single" w:sz="4" w:space="0" w:color="000000"/>
+            </w:tcBorders>
+            <w:shd w:color="auto" w:fill="FFFFFF" w:val="clear"/>
+            <w:vAlign w:val="center"/>
+          </w:tcPr>
+          <w:p>
+            <w:pPr>
+              <w:pStyle w:val="Normal"/>
+              <w:spacing w:lineRule="exact" w:line="240"/>
+              <w:jc w:val="start"/>
+              <w:rPr>
+                <w:sz w:val="28"/>
+                <w:szCs w:val="28"/>
+              </w:rPr>
+            </w:pPr>
+            <w:r>
+              <w:rPr>
+                <w:sz w:val="28"/>
+                <w:szCs w:val="28"/>
+                <w:lang w:val="ru-RU"/>
+              </w:rPr>
+              <w:t>Да</w:t>
+            </w:r>
+          </w:p>
+        </w:tc>
+        <w:tc>
+          <w:tcPr>
+            <w:tcW w:w="2001" w:type="dxa"/>
+            <w:tcBorders>
+              <w:top w:val="single" w:sz="4" w:space="0" w:color="000000"/>
+              <w:start w:val="single" w:sz="4" w:space="0" w:color="000000"/>
+              <w:bottom w:val="single" w:sz="4" w:space="0" w:color="000000"/>
+              <w:end w:val="single" w:sz="4" w:space="0" w:color="000000"/>
+            </w:tcBorders>
+            <w:shd w:color="auto" w:fill="FFFFFF" w:val="clear"/>
+            <w:vAlign w:val="center"/>
+          </w:tcPr>
+          <w:p>
+            <w:pPr>
+              <w:pStyle w:val="Normal"/>
+              <w:spacing w:lineRule="exact" w:line="240"/>
+              <w:jc w:val="start"/>
+              <w:rPr>
+                <w:sz w:val="28"/>
+                <w:szCs w:val="28"/>
+              </w:rPr>
+            </w:pPr>
+            <w:r>
+              <w:rPr>
+                <w:sz w:val="28"/>
+                <w:szCs w:val="28"/>
                 <w:lang w:val="en-US"/>
               </w:rPr>
-              <w:t>name</w:t>
-            </w:r>
-          </w:p>
-        </w:tc>
-        <w:tc>
-          <w:tcPr>
-            <w:tcW w:w="1524" w:type="dxa"/>
+              <w:t>String</w:t>
+            </w:r>
+          </w:p>
+        </w:tc>
+        <w:tc>
+          <w:tcPr>
+            <w:tcW w:w="2803" w:type="dxa"/>
             <w:tcBorders>
               <w:top w:val="single" w:sz="4" w:space="0" w:color="000000"/>
               <w:start w:val="single" w:sz="4" w:space="0" w:color="000000"/>
@@ -6744,73 +6969,14 @@
               <w:spacing w:lineRule="exact" w:line="240"/>
               <w:jc w:val="start"/>
               <w:rPr>
-                <w:lang w:val="ru-RU"/>
-              </w:rPr>
-            </w:pPr>
-            <w:r>
-              <w:rPr>
-                <w:sz w:val="24"/>
-                <w:szCs w:val="24"/>
-                <w:lang w:val="ru-RU"/>
-              </w:rPr>
-              <w:t>Да</w:t>
-            </w:r>
-          </w:p>
-        </w:tc>
-        <w:tc>
-          <w:tcPr>
-            <w:tcW w:w="2000" w:type="dxa"/>
-            <w:tcBorders>
-              <w:top w:val="single" w:sz="4" w:space="0" w:color="000000"/>
-              <w:start w:val="single" w:sz="4" w:space="0" w:color="000000"/>
-              <w:bottom w:val="single" w:sz="4" w:space="0" w:color="000000"/>
-              <w:end w:val="single" w:sz="4" w:space="0" w:color="000000"/>
-            </w:tcBorders>
-            <w:shd w:color="auto" w:fill="FFFFFF" w:val="clear"/>
-            <w:vAlign w:val="center"/>
-          </w:tcPr>
-          <w:p>
-            <w:pPr>
-              <w:pStyle w:val="Normal"/>
-              <w:spacing w:lineRule="exact" w:line="240"/>
-              <w:jc w:val="start"/>
-              <w:rPr>
-                <w:lang w:val="en-US"/>
-              </w:rPr>
-            </w:pPr>
-            <w:r>
-              <w:rPr>
-                <w:sz w:val="24"/>
-                <w:szCs w:val="24"/>
-                <w:lang w:val="en-US"/>
-              </w:rPr>
-              <w:t>String</w:t>
-            </w:r>
-          </w:p>
-        </w:tc>
-        <w:tc>
-          <w:tcPr>
-            <w:tcW w:w="2803" w:type="dxa"/>
-            <w:tcBorders>
-              <w:top w:val="single" w:sz="4" w:space="0" w:color="000000"/>
-              <w:start w:val="single" w:sz="4" w:space="0" w:color="000000"/>
-              <w:bottom w:val="single" w:sz="4" w:space="0" w:color="000000"/>
-              <w:end w:val="single" w:sz="4" w:space="0" w:color="000000"/>
-            </w:tcBorders>
-            <w:shd w:color="auto" w:fill="FFFFFF" w:val="clear"/>
-            <w:vAlign w:val="center"/>
-          </w:tcPr>
-          <w:p>
-            <w:pPr>
-              <w:pStyle w:val="Normal"/>
-              <w:spacing w:lineRule="exact" w:line="240"/>
-              <w:jc w:val="start"/>
-              <w:rPr/>
-            </w:pPr>
-            <w:r>
-              <w:rPr>
-                <w:sz w:val="24"/>
-                <w:szCs w:val="24"/>
+                <w:sz w:val="28"/>
+                <w:szCs w:val="28"/>
+              </w:rPr>
+            </w:pPr>
+            <w:r>
+              <w:rPr>
+                <w:sz w:val="28"/>
+                <w:szCs w:val="28"/>
               </w:rPr>
               <w:t>Название события</w:t>
             </w:r>
@@ -6837,18 +7003,21 @@
               <w:spacing w:lineRule="exact" w:line="240"/>
               <w:jc w:val="start"/>
               <w:rPr>
-                <w:sz w:val="24"/>
-                <w:szCs w:val="24"/>
-              </w:rPr>
-            </w:pPr>
-            <w:r>
-              <w:rPr/>
-            </w:r>
-          </w:p>
-        </w:tc>
-        <w:tc>
-          <w:tcPr>
-            <w:tcW w:w="2246" w:type="dxa"/>
+                <w:sz w:val="28"/>
+                <w:szCs w:val="28"/>
+              </w:rPr>
+            </w:pPr>
+            <w:r>
+              <w:rPr>
+                <w:sz w:val="28"/>
+                <w:szCs w:val="28"/>
+              </w:rPr>
+            </w:r>
+          </w:p>
+        </w:tc>
+        <w:tc>
+          <w:tcPr>
+            <w:tcW w:w="2245" w:type="dxa"/>
             <w:tcBorders>
               <w:top w:val="single" w:sz="4" w:space="0" w:color="000000"/>
               <w:start w:val="single" w:sz="4" w:space="0" w:color="000000"/>
@@ -6864,22 +7033,86 @@
               <w:spacing w:lineRule="exact" w:line="240"/>
               <w:jc w:val="start"/>
               <w:rPr>
+                <w:sz w:val="28"/>
+                <w:szCs w:val="28"/>
+              </w:rPr>
+            </w:pPr>
+            <w:r>
+              <w:rPr>
+                <w:sz w:val="28"/>
+                <w:szCs w:val="28"/>
                 <w:lang w:val="en-US"/>
               </w:rPr>
-            </w:pPr>
-            <w:r>
-              <w:rPr>
-                <w:sz w:val="24"/>
-                <w:szCs w:val="24"/>
+              <w:t>description</w:t>
+            </w:r>
+          </w:p>
+        </w:tc>
+        <w:tc>
+          <w:tcPr>
+            <w:tcW w:w="1524" w:type="dxa"/>
+            <w:tcBorders>
+              <w:top w:val="single" w:sz="4" w:space="0" w:color="000000"/>
+              <w:start w:val="single" w:sz="4" w:space="0" w:color="000000"/>
+              <w:bottom w:val="single" w:sz="4" w:space="0" w:color="000000"/>
+              <w:end w:val="single" w:sz="4" w:space="0" w:color="000000"/>
+            </w:tcBorders>
+            <w:shd w:color="auto" w:fill="FFFFFF" w:val="clear"/>
+            <w:vAlign w:val="center"/>
+          </w:tcPr>
+          <w:p>
+            <w:pPr>
+              <w:pStyle w:val="Normal"/>
+              <w:spacing w:lineRule="exact" w:line="240"/>
+              <w:jc w:val="start"/>
+              <w:rPr>
+                <w:sz w:val="28"/>
+                <w:szCs w:val="28"/>
+              </w:rPr>
+            </w:pPr>
+            <w:r>
+              <w:rPr>
+                <w:sz w:val="28"/>
+                <w:szCs w:val="28"/>
+              </w:rPr>
+              <w:t>Да</w:t>
+            </w:r>
+          </w:p>
+        </w:tc>
+        <w:tc>
+          <w:tcPr>
+            <w:tcW w:w="2001" w:type="dxa"/>
+            <w:tcBorders>
+              <w:top w:val="single" w:sz="4" w:space="0" w:color="000000"/>
+              <w:start w:val="single" w:sz="4" w:space="0" w:color="000000"/>
+              <w:bottom w:val="single" w:sz="4" w:space="0" w:color="000000"/>
+              <w:end w:val="single" w:sz="4" w:space="0" w:color="000000"/>
+            </w:tcBorders>
+            <w:shd w:color="auto" w:fill="FFFFFF" w:val="clear"/>
+            <w:vAlign w:val="center"/>
+          </w:tcPr>
+          <w:p>
+            <w:pPr>
+              <w:pStyle w:val="Normal"/>
+              <w:spacing w:lineRule="exact" w:line="240"/>
+              <w:jc w:val="start"/>
+              <w:rPr>
+                <w:sz w:val="28"/>
+                <w:szCs w:val="28"/>
+              </w:rPr>
+            </w:pPr>
+            <w:r>
+              <w:rPr>
+                <w:sz w:val="28"/>
+                <w:szCs w:val="28"/>
                 <w:lang w:val="en-US"/>
               </w:rPr>
-              <w:t>description</w:t>
-            </w:r>
-          </w:p>
-        </w:tc>
-        <w:tc>
-          <w:tcPr>
-            <w:tcW w:w="1524" w:type="dxa"/>
+              <w:t>String</w:t>
+            </w:r>
+          </w:p>
+        </w:tc>
+        <w:tc>
+          <w:tcPr>
+            <w:tcW w:w="2803" w:type="dxa"/>
             <w:tcBorders>
               <w:top w:val="single" w:sz="4" w:space="0" w:color="000000"/>
               <w:start w:val="single" w:sz="4" w:space="0" w:color="000000"/>
@@ -6894,71 +7127,15 @@
               <w:pStyle w:val="Normal"/>
               <w:spacing w:lineRule="exact" w:line="240"/>
               <w:jc w:val="start"/>
-              <w:rPr/>
-            </w:pPr>
-            <w:r>
-              <w:rPr>
-                <w:sz w:val="24"/>
-                <w:szCs w:val="24"/>
-              </w:rPr>
-              <w:t>Да</w:t>
-            </w:r>
-          </w:p>
-        </w:tc>
-        <w:tc>
-          <w:tcPr>
-            <w:tcW w:w="2000" w:type="dxa"/>
-            <w:tcBorders>
-              <w:top w:val="single" w:sz="4" w:space="0" w:color="000000"/>
-              <w:start w:val="single" w:sz="4" w:space="0" w:color="000000"/>
-              <w:bottom w:val="single" w:sz="4" w:space="0" w:color="000000"/>
-              <w:end w:val="single" w:sz="4" w:space="0" w:color="000000"/>
-            </w:tcBorders>
-            <w:shd w:color="auto" w:fill="FFFFFF" w:val="clear"/>
-            <w:vAlign w:val="center"/>
-          </w:tcPr>
-          <w:p>
-            <w:pPr>
-              <w:pStyle w:val="Normal"/>
-              <w:spacing w:lineRule="exact" w:line="240"/>
-              <w:jc w:val="start"/>
-              <w:rPr>
-                <w:lang w:val="en-US"/>
-              </w:rPr>
-            </w:pPr>
-            <w:r>
-              <w:rPr>
-                <w:sz w:val="24"/>
-                <w:szCs w:val="24"/>
-                <w:lang w:val="en-US"/>
-              </w:rPr>
-              <w:t>String</w:t>
-            </w:r>
-          </w:p>
-        </w:tc>
-        <w:tc>
-          <w:tcPr>
-            <w:tcW w:w="2803" w:type="dxa"/>
-            <w:tcBorders>
-              <w:top w:val="single" w:sz="4" w:space="0" w:color="000000"/>
-              <w:start w:val="single" w:sz="4" w:space="0" w:color="000000"/>
-              <w:bottom w:val="single" w:sz="4" w:space="0" w:color="000000"/>
-              <w:end w:val="single" w:sz="4" w:space="0" w:color="000000"/>
-            </w:tcBorders>
-            <w:shd w:color="auto" w:fill="FFFFFF" w:val="clear"/>
-            <w:vAlign w:val="center"/>
-          </w:tcPr>
-          <w:p>
-            <w:pPr>
-              <w:pStyle w:val="Normal"/>
-              <w:spacing w:lineRule="exact" w:line="240"/>
-              <w:jc w:val="start"/>
-              <w:rPr/>
-            </w:pPr>
-            <w:r>
-              <w:rPr>
-                <w:sz w:val="24"/>
-                <w:szCs w:val="24"/>
+              <w:rPr>
+                <w:sz w:val="28"/>
+                <w:szCs w:val="28"/>
+              </w:rPr>
+            </w:pPr>
+            <w:r>
+              <w:rPr>
+                <w:sz w:val="28"/>
+                <w:szCs w:val="28"/>
               </w:rPr>
               <w:t>Описание события</w:t>
             </w:r>
@@ -6970,10 +7147,16 @@
       <w:pPr>
         <w:pStyle w:val="Normal"/>
         <w:spacing w:before="360" w:after="0"/>
-        <w:rPr/>
-      </w:pPr>
-      <w:r>
-        <w:rPr/>
+        <w:rPr>
+          <w:sz w:val="28"/>
+          <w:szCs w:val="28"/>
+        </w:rPr>
+      </w:pPr>
+      <w:r>
+        <w:rPr>
+          <w:sz w:val="28"/>
+          <w:szCs w:val="28"/>
+        </w:rPr>
       </w:r>
     </w:p>
     <w:p>
@@ -6981,20 +7164,30 @@
         <w:pStyle w:val="Normal"/>
         <w:spacing w:lineRule="auto" w:line="240" w:before="360" w:after="0"/>
         <w:jc w:val="start"/>
-        <w:rPr/>
-      </w:pPr>
-      <w:r>
-        <w:rPr/>
+        <w:rPr>
+          <w:sz w:val="28"/>
+          <w:szCs w:val="28"/>
+        </w:rPr>
+      </w:pPr>
+      <w:r>
+        <w:rPr>
+          <w:sz w:val="28"/>
+          <w:szCs w:val="28"/>
+        </w:rPr>
         <w:t>Таблица 2.6 – Словарь данных таблицы «</w:t>
       </w:r>
       <w:r>
         <w:rPr>
+          <w:sz w:val="28"/>
+          <w:szCs w:val="28"/>
           <w:lang w:val="en-US"/>
         </w:rPr>
         <w:t>GroupsEvents</w:t>
       </w:r>
       <w:r>
         <w:rPr>
+          <w:sz w:val="28"/>
+          <w:szCs w:val="28"/>
           <w:lang w:val="ru-RU"/>
         </w:rPr>
         <w:t>»</w:t>
@@ -7015,8 +7208,8 @@
         <w:tblLook w:firstRow="0" w:noVBand="0" w:lastRow="0" w:firstColumn="0" w:lastColumn="0" w:noHBand="0" w:val="0000"/>
       </w:tblPr>
       <w:tblGrid>
-        <w:gridCol w:w="1282"/>
-        <w:gridCol w:w="2248"/>
+        <w:gridCol w:w="1281"/>
+        <w:gridCol w:w="2249"/>
         <w:gridCol w:w="1524"/>
         <w:gridCol w:w="2673"/>
         <w:gridCol w:w="2195"/>
@@ -7027,7 +7220,7 @@
         </w:trPr>
         <w:tc>
           <w:tcPr>
-            <w:tcW w:w="1282" w:type="dxa"/>
+            <w:tcW w:w="1281" w:type="dxa"/>
             <w:tcBorders>
               <w:top w:val="single" w:sz="4" w:space="0" w:color="000000"/>
               <w:start w:val="single" w:sz="4" w:space="0" w:color="000000"/>
@@ -7042,14 +7235,17 @@
               <w:pStyle w:val="Normal"/>
               <w:spacing w:lineRule="exact" w:line="240"/>
               <w:jc w:val="start"/>
-              <w:rPr/>
+              <w:rPr>
+                <w:sz w:val="28"/>
+                <w:szCs w:val="28"/>
+              </w:rPr>
             </w:pPr>
             <w:r>
               <w:rPr>
                 <w:b/>
                 <w:bCs/>
-                <w:sz w:val="24"/>
-                <w:szCs w:val="24"/>
+                <w:sz w:val="28"/>
+                <w:szCs w:val="28"/>
               </w:rPr>
               <w:t>Ключ</w:t>
             </w:r>
@@ -7057,7 +7253,7 @@
         </w:tc>
         <w:tc>
           <w:tcPr>
-            <w:tcW w:w="2248" w:type="dxa"/>
+            <w:tcW w:w="2249" w:type="dxa"/>
             <w:tcBorders>
               <w:top w:val="single" w:sz="4" w:space="0" w:color="000000"/>
               <w:start w:val="single" w:sz="4" w:space="0" w:color="000000"/>
@@ -7072,14 +7268,17 @@
               <w:pStyle w:val="Normal"/>
               <w:spacing w:lineRule="exact" w:line="240"/>
               <w:jc w:val="start"/>
-              <w:rPr/>
+              <w:rPr>
+                <w:sz w:val="28"/>
+                <w:szCs w:val="28"/>
+              </w:rPr>
             </w:pPr>
             <w:r>
               <w:rPr>
                 <w:b/>
                 <w:bCs/>
-                <w:sz w:val="24"/>
-                <w:szCs w:val="24"/>
+                <w:sz w:val="28"/>
+                <w:szCs w:val="28"/>
               </w:rPr>
               <w:t>Поле</w:t>
             </w:r>
@@ -7102,14 +7301,17 @@
               <w:pStyle w:val="Normal"/>
               <w:spacing w:lineRule="exact" w:line="240"/>
               <w:jc w:val="start"/>
-              <w:rPr/>
+              <w:rPr>
+                <w:sz w:val="28"/>
+                <w:szCs w:val="28"/>
+              </w:rPr>
             </w:pPr>
             <w:r>
               <w:rPr>
                 <w:b/>
                 <w:bCs/>
-                <w:sz w:val="24"/>
-                <w:szCs w:val="24"/>
+                <w:sz w:val="28"/>
+                <w:szCs w:val="28"/>
               </w:rPr>
               <w:t>Обязательное</w:t>
             </w:r>
@@ -7132,14 +7334,17 @@
               <w:pStyle w:val="Normal"/>
               <w:spacing w:lineRule="exact" w:line="240"/>
               <w:jc w:val="start"/>
-              <w:rPr/>
+              <w:rPr>
+                <w:sz w:val="28"/>
+                <w:szCs w:val="28"/>
+              </w:rPr>
             </w:pPr>
             <w:r>
               <w:rPr>
                 <w:b/>
                 <w:bCs/>
-                <w:sz w:val="24"/>
-                <w:szCs w:val="24"/>
+                <w:sz w:val="28"/>
+                <w:szCs w:val="28"/>
               </w:rPr>
               <w:t>Тип данных</w:t>
             </w:r>
@@ -7162,14 +7367,17 @@
               <w:pStyle w:val="Normal"/>
               <w:spacing w:lineRule="exact" w:line="240"/>
               <w:jc w:val="start"/>
-              <w:rPr/>
+              <w:rPr>
+                <w:sz w:val="28"/>
+                <w:szCs w:val="28"/>
+              </w:rPr>
             </w:pPr>
             <w:r>
               <w:rPr>
                 <w:b/>
                 <w:bCs/>
-                <w:sz w:val="24"/>
-                <w:szCs w:val="24"/>
+                <w:sz w:val="28"/>
+                <w:szCs w:val="28"/>
               </w:rPr>
               <w:t>Примечание</w:t>
             </w:r>
@@ -7180,7 +7388,7 @@
         <w:trPr/>
         <w:tc>
           <w:tcPr>
-            <w:tcW w:w="1282" w:type="dxa"/>
+            <w:tcW w:w="1281" w:type="dxa"/>
             <w:tcBorders>
               <w:top w:val="single" w:sz="4" w:space="0" w:color="000000"/>
               <w:start w:val="single" w:sz="4" w:space="0" w:color="000000"/>
@@ -7195,12 +7403,15 @@
               <w:pStyle w:val="Normal"/>
               <w:spacing w:lineRule="exact" w:line="240"/>
               <w:jc w:val="start"/>
-              <w:rPr/>
-            </w:pPr>
-            <w:r>
-              <w:rPr>
-                <w:sz w:val="24"/>
-                <w:szCs w:val="24"/>
+              <w:rPr>
+                <w:sz w:val="28"/>
+                <w:szCs w:val="28"/>
+              </w:rPr>
+            </w:pPr>
+            <w:r>
+              <w:rPr>
+                <w:sz w:val="28"/>
+                <w:szCs w:val="28"/>
               </w:rPr>
               <w:t>Первичный</w:t>
             </w:r>
@@ -7208,7 +7419,7 @@
         </w:tc>
         <w:tc>
           <w:tcPr>
-            <w:tcW w:w="2248" w:type="dxa"/>
+            <w:tcW w:w="2249" w:type="dxa"/>
             <w:tcBorders>
               <w:top w:val="single" w:sz="4" w:space="0" w:color="000000"/>
               <w:start w:val="single" w:sz="4" w:space="0" w:color="000000"/>
@@ -7224,15 +7435,16 @@
               <w:spacing w:lineRule="exact" w:line="240"/>
               <w:jc w:val="start"/>
               <w:rPr>
+                <w:sz w:val="28"/>
+                <w:szCs w:val="28"/>
+              </w:rPr>
+            </w:pPr>
+            <w:r>
+              <w:rPr>
+                <w:sz w:val="28"/>
+                <w:szCs w:val="28"/>
                 <w:lang w:val="en-US"/>
               </w:rPr>
-            </w:pPr>
-            <w:r>
-              <w:rPr>
-                <w:sz w:val="24"/>
-                <w:szCs w:val="24"/>
-                <w:lang w:val="en-US"/>
-              </w:rPr>
               <w:t>ID</w:t>
             </w:r>
           </w:p>
@@ -7254,12 +7466,15 @@
               <w:pStyle w:val="Normal"/>
               <w:spacing w:lineRule="exact" w:line="240"/>
               <w:jc w:val="start"/>
-              <w:rPr/>
-            </w:pPr>
-            <w:r>
-              <w:rPr>
-                <w:sz w:val="24"/>
-                <w:szCs w:val="24"/>
+              <w:rPr>
+                <w:sz w:val="28"/>
+                <w:szCs w:val="28"/>
+              </w:rPr>
+            </w:pPr>
+            <w:r>
+              <w:rPr>
+                <w:sz w:val="28"/>
+                <w:szCs w:val="28"/>
               </w:rPr>
               <w:t>Да</w:t>
             </w:r>
@@ -7282,12 +7497,15 @@
               <w:pStyle w:val="Normal"/>
               <w:spacing w:lineRule="exact" w:line="240"/>
               <w:jc w:val="start"/>
-              <w:rPr/>
-            </w:pPr>
-            <w:r>
-              <w:rPr>
-                <w:sz w:val="24"/>
-                <w:szCs w:val="24"/>
+              <w:rPr>
+                <w:sz w:val="28"/>
+                <w:szCs w:val="28"/>
+              </w:rPr>
+            </w:pPr>
+            <w:r>
+              <w:rPr>
+                <w:sz w:val="28"/>
+                <w:szCs w:val="28"/>
               </w:rPr>
               <w:t>INTEGER</w:t>
             </w:r>
@@ -7310,12 +7528,15 @@
               <w:pStyle w:val="Normal"/>
               <w:spacing w:lineRule="exact" w:line="240"/>
               <w:jc w:val="start"/>
-              <w:rPr/>
-            </w:pPr>
-            <w:r>
-              <w:rPr>
-                <w:sz w:val="24"/>
-                <w:szCs w:val="24"/>
+              <w:rPr>
+                <w:sz w:val="28"/>
+                <w:szCs w:val="28"/>
+              </w:rPr>
+            </w:pPr>
+            <w:r>
+              <w:rPr>
+                <w:sz w:val="28"/>
+                <w:szCs w:val="28"/>
               </w:rPr>
               <w:t>Уникальный идентификатор</w:t>
             </w:r>
@@ -7326,7 +7547,7 @@
         <w:trPr/>
         <w:tc>
           <w:tcPr>
-            <w:tcW w:w="1282" w:type="dxa"/>
+            <w:tcW w:w="1281" w:type="dxa"/>
             <w:tcBorders>
               <w:top w:val="single" w:sz="4" w:space="0" w:color="000000"/>
               <w:start w:val="single" w:sz="4" w:space="0" w:color="000000"/>
@@ -7341,17 +7562,23 @@
               <w:pStyle w:val="Normal"/>
               <w:spacing w:lineRule="exact" w:line="240"/>
               <w:jc w:val="start"/>
-              <w:rPr/>
-            </w:pPr>
-            <w:r>
-              <w:rPr/>
+              <w:rPr>
+                <w:sz w:val="28"/>
+                <w:szCs w:val="28"/>
+              </w:rPr>
+            </w:pPr>
+            <w:r>
+              <w:rPr>
+                <w:sz w:val="28"/>
+                <w:szCs w:val="28"/>
+              </w:rPr>
               <w:t>Внешний</w:t>
             </w:r>
           </w:p>
         </w:tc>
         <w:tc>
           <w:tcPr>
-            <w:tcW w:w="2248" w:type="dxa"/>
+            <w:tcW w:w="2249" w:type="dxa"/>
             <w:tcBorders>
               <w:top w:val="single" w:sz="4" w:space="0" w:color="000000"/>
               <w:start w:val="single" w:sz="4" w:space="0" w:color="000000"/>
@@ -7367,22 +7594,86 @@
               <w:spacing w:lineRule="exact" w:line="240"/>
               <w:jc w:val="start"/>
               <w:rPr>
+                <w:sz w:val="28"/>
+                <w:szCs w:val="28"/>
+              </w:rPr>
+            </w:pPr>
+            <w:r>
+              <w:rPr>
+                <w:sz w:val="28"/>
+                <w:szCs w:val="28"/>
                 <w:lang w:val="en-US"/>
               </w:rPr>
-            </w:pPr>
-            <w:r>
-              <w:rPr>
-                <w:sz w:val="24"/>
-                <w:szCs w:val="24"/>
+              <w:t>GroupID</w:t>
+            </w:r>
+          </w:p>
+        </w:tc>
+        <w:tc>
+          <w:tcPr>
+            <w:tcW w:w="1524" w:type="dxa"/>
+            <w:tcBorders>
+              <w:top w:val="single" w:sz="4" w:space="0" w:color="000000"/>
+              <w:start w:val="single" w:sz="4" w:space="0" w:color="000000"/>
+              <w:bottom w:val="single" w:sz="4" w:space="0" w:color="000000"/>
+              <w:end w:val="single" w:sz="4" w:space="0" w:color="000000"/>
+            </w:tcBorders>
+            <w:shd w:color="auto" w:fill="FFFFFF" w:val="clear"/>
+            <w:vAlign w:val="center"/>
+          </w:tcPr>
+          <w:p>
+            <w:pPr>
+              <w:pStyle w:val="Normal"/>
+              <w:spacing w:lineRule="exact" w:line="240"/>
+              <w:jc w:val="start"/>
+              <w:rPr>
+                <w:sz w:val="28"/>
+                <w:szCs w:val="28"/>
+              </w:rPr>
+            </w:pPr>
+            <w:r>
+              <w:rPr>
+                <w:sz w:val="28"/>
+                <w:szCs w:val="28"/>
+              </w:rPr>
+              <w:t>Да</w:t>
+            </w:r>
+          </w:p>
+        </w:tc>
+        <w:tc>
+          <w:tcPr>
+            <w:tcW w:w="2673" w:type="dxa"/>
+            <w:tcBorders>
+              <w:top w:val="single" w:sz="4" w:space="0" w:color="000000"/>
+              <w:start w:val="single" w:sz="4" w:space="0" w:color="000000"/>
+              <w:bottom w:val="single" w:sz="4" w:space="0" w:color="000000"/>
+              <w:end w:val="single" w:sz="4" w:space="0" w:color="000000"/>
+            </w:tcBorders>
+            <w:shd w:color="auto" w:fill="FFFFFF" w:val="clear"/>
+            <w:vAlign w:val="center"/>
+          </w:tcPr>
+          <w:p>
+            <w:pPr>
+              <w:pStyle w:val="Normal"/>
+              <w:spacing w:lineRule="exact" w:line="240"/>
+              <w:jc w:val="start"/>
+              <w:rPr>
+                <w:sz w:val="28"/>
+                <w:szCs w:val="28"/>
+              </w:rPr>
+            </w:pPr>
+            <w:r>
+              <w:rPr>
+                <w:sz w:val="28"/>
+                <w:szCs w:val="28"/>
                 <w:lang w:val="en-US"/>
               </w:rPr>
-              <w:t>GroupID</w:t>
-            </w:r>
-          </w:p>
-        </w:tc>
-        <w:tc>
-          <w:tcPr>
-            <w:tcW w:w="1524" w:type="dxa"/>
+              <w:t>INTEGER</w:t>
+            </w:r>
+          </w:p>
+        </w:tc>
+        <w:tc>
+          <w:tcPr>
+            <w:tcW w:w="2195" w:type="dxa"/>
             <w:tcBorders>
               <w:top w:val="single" w:sz="4" w:space="0" w:color="000000"/>
               <w:start w:val="single" w:sz="4" w:space="0" w:color="000000"/>
@@ -7397,78 +7688,22 @@
               <w:pStyle w:val="Normal"/>
               <w:spacing w:lineRule="exact" w:line="240"/>
               <w:jc w:val="start"/>
-              <w:rPr/>
-            </w:pPr>
-            <w:r>
-              <w:rPr>
-                <w:sz w:val="24"/>
-                <w:szCs w:val="24"/>
-              </w:rPr>
-              <w:t>Да</w:t>
-            </w:r>
-          </w:p>
-        </w:tc>
-        <w:tc>
-          <w:tcPr>
-            <w:tcW w:w="2673" w:type="dxa"/>
-            <w:tcBorders>
-              <w:top w:val="single" w:sz="4" w:space="0" w:color="000000"/>
-              <w:start w:val="single" w:sz="4" w:space="0" w:color="000000"/>
-              <w:bottom w:val="single" w:sz="4" w:space="0" w:color="000000"/>
-              <w:end w:val="single" w:sz="4" w:space="0" w:color="000000"/>
-            </w:tcBorders>
-            <w:shd w:color="auto" w:fill="FFFFFF" w:val="clear"/>
-            <w:vAlign w:val="center"/>
-          </w:tcPr>
-          <w:p>
-            <w:pPr>
-              <w:pStyle w:val="Normal"/>
-              <w:spacing w:lineRule="exact" w:line="240"/>
-              <w:jc w:val="start"/>
-              <w:rPr>
-                <w:lang w:val="en-US"/>
-              </w:rPr>
-            </w:pPr>
-            <w:r>
-              <w:rPr>
-                <w:sz w:val="24"/>
-                <w:szCs w:val="24"/>
-                <w:lang w:val="en-US"/>
-              </w:rPr>
-              <w:t>INTEGER</w:t>
-            </w:r>
-          </w:p>
-        </w:tc>
-        <w:tc>
-          <w:tcPr>
-            <w:tcW w:w="2195" w:type="dxa"/>
-            <w:tcBorders>
-              <w:top w:val="single" w:sz="4" w:space="0" w:color="000000"/>
-              <w:start w:val="single" w:sz="4" w:space="0" w:color="000000"/>
-              <w:bottom w:val="single" w:sz="4" w:space="0" w:color="000000"/>
-              <w:end w:val="single" w:sz="4" w:space="0" w:color="000000"/>
-            </w:tcBorders>
-            <w:shd w:color="auto" w:fill="FFFFFF" w:val="clear"/>
-            <w:vAlign w:val="center"/>
-          </w:tcPr>
-          <w:p>
-            <w:pPr>
-              <w:pStyle w:val="Normal"/>
-              <w:spacing w:lineRule="exact" w:line="240"/>
-              <w:jc w:val="start"/>
-              <w:rPr/>
-            </w:pPr>
-            <w:r>
-              <w:rPr>
-                <w:sz w:val="24"/>
-                <w:szCs w:val="24"/>
+              <w:rPr>
+                <w:sz w:val="28"/>
+                <w:szCs w:val="28"/>
+              </w:rPr>
+            </w:pPr>
+            <w:r>
+              <w:rPr>
+                <w:sz w:val="28"/>
+                <w:szCs w:val="28"/>
               </w:rPr>
               <w:t xml:space="preserve">Внешний ключ на сущность </w:t>
             </w:r>
             <w:r>
               <w:rPr>
-                <w:sz w:val="24"/>
-                <w:szCs w:val="24"/>
+                <w:sz w:val="28"/>
+                <w:szCs w:val="28"/>
                 <w:lang w:val="en-US"/>
               </w:rPr>
               <w:t>Groups</w:t>
@@ -7480,7 +7715,7 @@
         <w:trPr/>
         <w:tc>
           <w:tcPr>
-            <w:tcW w:w="1282" w:type="dxa"/>
+            <w:tcW w:w="1281" w:type="dxa"/>
             <w:tcBorders>
               <w:top w:val="single" w:sz="4" w:space="0" w:color="000000"/>
               <w:start w:val="single" w:sz="4" w:space="0" w:color="000000"/>
@@ -7495,17 +7730,23 @@
               <w:pStyle w:val="Normal"/>
               <w:spacing w:lineRule="exact" w:line="240"/>
               <w:jc w:val="start"/>
-              <w:rPr/>
-            </w:pPr>
-            <w:r>
-              <w:rPr/>
+              <w:rPr>
+                <w:sz w:val="28"/>
+                <w:szCs w:val="28"/>
+              </w:rPr>
+            </w:pPr>
+            <w:r>
+              <w:rPr>
+                <w:sz w:val="28"/>
+                <w:szCs w:val="28"/>
+              </w:rPr>
               <w:t>Внешний</w:t>
             </w:r>
           </w:p>
         </w:tc>
         <w:tc>
           <w:tcPr>
-            <w:tcW w:w="2248" w:type="dxa"/>
+            <w:tcW w:w="2249" w:type="dxa"/>
             <w:tcBorders>
               <w:top w:val="single" w:sz="4" w:space="0" w:color="000000"/>
               <w:start w:val="single" w:sz="4" w:space="0" w:color="000000"/>
@@ -7521,22 +7762,86 @@
               <w:spacing w:lineRule="exact" w:line="240"/>
               <w:jc w:val="start"/>
               <w:rPr>
+                <w:sz w:val="28"/>
+                <w:szCs w:val="28"/>
+              </w:rPr>
+            </w:pPr>
+            <w:r>
+              <w:rPr>
+                <w:sz w:val="28"/>
+                <w:szCs w:val="28"/>
                 <w:lang w:val="en-US"/>
               </w:rPr>
-            </w:pPr>
-            <w:r>
-              <w:rPr>
-                <w:sz w:val="24"/>
-                <w:szCs w:val="24"/>
+              <w:t>EventID</w:t>
+            </w:r>
+          </w:p>
+        </w:tc>
+        <w:tc>
+          <w:tcPr>
+            <w:tcW w:w="1524" w:type="dxa"/>
+            <w:tcBorders>
+              <w:top w:val="single" w:sz="4" w:space="0" w:color="000000"/>
+              <w:start w:val="single" w:sz="4" w:space="0" w:color="000000"/>
+              <w:bottom w:val="single" w:sz="4" w:space="0" w:color="000000"/>
+              <w:end w:val="single" w:sz="4" w:space="0" w:color="000000"/>
+            </w:tcBorders>
+            <w:shd w:color="auto" w:fill="FFFFFF" w:val="clear"/>
+            <w:vAlign w:val="center"/>
+          </w:tcPr>
+          <w:p>
+            <w:pPr>
+              <w:pStyle w:val="Normal"/>
+              <w:spacing w:lineRule="exact" w:line="240"/>
+              <w:jc w:val="start"/>
+              <w:rPr>
+                <w:sz w:val="28"/>
+                <w:szCs w:val="28"/>
+              </w:rPr>
+            </w:pPr>
+            <w:r>
+              <w:rPr>
+                <w:sz w:val="28"/>
+                <w:szCs w:val="28"/>
+              </w:rPr>
+              <w:t>Да</w:t>
+            </w:r>
+          </w:p>
+        </w:tc>
+        <w:tc>
+          <w:tcPr>
+            <w:tcW w:w="2673" w:type="dxa"/>
+            <w:tcBorders>
+              <w:top w:val="single" w:sz="4" w:space="0" w:color="000000"/>
+              <w:start w:val="single" w:sz="4" w:space="0" w:color="000000"/>
+              <w:bottom w:val="single" w:sz="4" w:space="0" w:color="000000"/>
+              <w:end w:val="single" w:sz="4" w:space="0" w:color="000000"/>
+            </w:tcBorders>
+            <w:shd w:color="auto" w:fill="FFFFFF" w:val="clear"/>
+            <w:vAlign w:val="center"/>
+          </w:tcPr>
+          <w:p>
+            <w:pPr>
+              <w:pStyle w:val="Normal"/>
+              <w:spacing w:lineRule="exact" w:line="240"/>
+              <w:jc w:val="start"/>
+              <w:rPr>
+                <w:sz w:val="28"/>
+                <w:szCs w:val="28"/>
+              </w:rPr>
+            </w:pPr>
+            <w:r>
+              <w:rPr>
+                <w:sz w:val="28"/>
+                <w:szCs w:val="28"/>
                 <w:lang w:val="en-US"/>
               </w:rPr>
-              <w:t>EventID</w:t>
-            </w:r>
-          </w:p>
-        </w:tc>
-        <w:tc>
-          <w:tcPr>
-            <w:tcW w:w="1524" w:type="dxa"/>
+              <w:t>INTEGER</w:t>
+            </w:r>
+          </w:p>
+        </w:tc>
+        <w:tc>
+          <w:tcPr>
+            <w:tcW w:w="2195" w:type="dxa"/>
             <w:tcBorders>
               <w:top w:val="single" w:sz="4" w:space="0" w:color="000000"/>
               <w:start w:val="single" w:sz="4" w:space="0" w:color="000000"/>
@@ -7551,78 +7856,22 @@
               <w:pStyle w:val="Normal"/>
               <w:spacing w:lineRule="exact" w:line="240"/>
               <w:jc w:val="start"/>
-              <w:rPr/>
-            </w:pPr>
-            <w:r>
-              <w:rPr>
-                <w:sz w:val="24"/>
-                <w:szCs w:val="24"/>
-              </w:rPr>
-              <w:t>Да</w:t>
-            </w:r>
-          </w:p>
-        </w:tc>
-        <w:tc>
-          <w:tcPr>
-            <w:tcW w:w="2673" w:type="dxa"/>
-            <w:tcBorders>
-              <w:top w:val="single" w:sz="4" w:space="0" w:color="000000"/>
-              <w:start w:val="single" w:sz="4" w:space="0" w:color="000000"/>
-              <w:bottom w:val="single" w:sz="4" w:space="0" w:color="000000"/>
-              <w:end w:val="single" w:sz="4" w:space="0" w:color="000000"/>
-            </w:tcBorders>
-            <w:shd w:color="auto" w:fill="FFFFFF" w:val="clear"/>
-            <w:vAlign w:val="center"/>
-          </w:tcPr>
-          <w:p>
-            <w:pPr>
-              <w:pStyle w:val="Normal"/>
-              <w:spacing w:lineRule="exact" w:line="240"/>
-              <w:jc w:val="start"/>
-              <w:rPr>
-                <w:lang w:val="en-US"/>
-              </w:rPr>
-            </w:pPr>
-            <w:r>
-              <w:rPr>
-                <w:sz w:val="24"/>
-                <w:szCs w:val="24"/>
-                <w:lang w:val="en-US"/>
-              </w:rPr>
-              <w:t>INTEGER</w:t>
-            </w:r>
-          </w:p>
-        </w:tc>
-        <w:tc>
-          <w:tcPr>
-            <w:tcW w:w="2195" w:type="dxa"/>
-            <w:tcBorders>
-              <w:top w:val="single" w:sz="4" w:space="0" w:color="000000"/>
-              <w:start w:val="single" w:sz="4" w:space="0" w:color="000000"/>
-              <w:bottom w:val="single" w:sz="4" w:space="0" w:color="000000"/>
-              <w:end w:val="single" w:sz="4" w:space="0" w:color="000000"/>
-            </w:tcBorders>
-            <w:shd w:color="auto" w:fill="FFFFFF" w:val="clear"/>
-            <w:vAlign w:val="center"/>
-          </w:tcPr>
-          <w:p>
-            <w:pPr>
-              <w:pStyle w:val="Normal"/>
-              <w:spacing w:lineRule="exact" w:line="240"/>
-              <w:jc w:val="start"/>
-              <w:rPr/>
-            </w:pPr>
-            <w:r>
-              <w:rPr>
-                <w:sz w:val="24"/>
-                <w:szCs w:val="24"/>
+              <w:rPr>
+                <w:sz w:val="28"/>
+                <w:szCs w:val="28"/>
+              </w:rPr>
+            </w:pPr>
+            <w:r>
+              <w:rPr>
+                <w:sz w:val="28"/>
+                <w:szCs w:val="28"/>
               </w:rPr>
               <w:t xml:space="preserve">Внешний ключ на сущность </w:t>
             </w:r>
             <w:r>
               <w:rPr>
-                <w:sz w:val="24"/>
-                <w:szCs w:val="24"/>
+                <w:sz w:val="28"/>
+                <w:szCs w:val="28"/>
                 <w:lang w:val="en-US"/>
               </w:rPr>
               <w:t>Event</w:t>
@@ -7635,10 +7884,16 @@
       <w:pPr>
         <w:pStyle w:val="Normal"/>
         <w:spacing w:before="360" w:after="0"/>
-        <w:rPr/>
-      </w:pPr>
-      <w:r>
-        <w:rPr/>
+        <w:rPr>
+          <w:sz w:val="28"/>
+          <w:szCs w:val="28"/>
+        </w:rPr>
+      </w:pPr>
+      <w:r>
+        <w:rPr>
+          <w:sz w:val="28"/>
+          <w:szCs w:val="28"/>
+        </w:rPr>
       </w:r>
     </w:p>
     <w:p>
@@ -7650,11 +7905,7 @@
       </w:pPr>
       <w:r>
         <w:rPr/>
-        <w:t xml:space="preserve">2.7. </w:t>
-      </w:r>
-      <w:r>
-        <w:rPr/>
-        <w:t xml:space="preserve">Загрузка прототипа в проектирование в </w:t>
+        <w:t xml:space="preserve">2.7. Загрузка прототипа в проектирование в </w:t>
       </w:r>
       <w:r>
         <w:rPr>
@@ -7675,17 +7926,24 @@
     <w:p>
       <w:pPr>
         <w:pStyle w:val="Normal"/>
-        <w:spacing w:lineRule="auto" w:line="720" w:before="360" w:after="0"/>
+        <w:spacing w:lineRule="auto" w:line="240" w:before="0" w:after="360"/>
         <w:jc w:val="center"/>
         <w:rPr/>
       </w:pPr>
       <w:r>
-        <w:rPr/>
         <w:drawing>
-          <wp:inline distT="0" distB="0" distL="0" distR="0">
-            <wp:extent cx="6289675" cy="2663825"/>
+          <wp:anchor distT="0" distB="0" distL="0" distR="0" simplePos="0" relativeHeight="4" behindDoc="0" locked="0" layoutInCell="0" allowOverlap="1">
+            <wp:simplePos x="0" y="0"/>
+            <wp:positionH relativeFrom="column">
+              <wp:align>center</wp:align>
+            </wp:positionH>
+            <wp:positionV relativeFrom="paragraph">
+              <wp:posOffset>635</wp:posOffset>
+            </wp:positionV>
+            <wp:extent cx="6300470" cy="5039995"/>
             <wp:effectExtent l="0" t="0" r="0" b="0"/>
-            <wp:docPr id="3" name="Рисунок 4"/>
+            <wp:wrapSquare wrapText="largest"/>
+            <wp:docPr id="3" name="Изображение3"/>
             <wp:cNvGraphicFramePr>
               <a:graphicFrameLocks xmlns:a="http://schemas.openxmlformats.org/drawingml/2006/main" noChangeAspect="1"/>
             </wp:cNvGraphicFramePr>
@@ -7693,7 +7951,7 @@
               <a:graphicData uri="http://schemas.openxmlformats.org/drawingml/2006/picture">
                 <pic:pic xmlns:pic="http://schemas.openxmlformats.org/drawingml/2006/picture">
                   <pic:nvPicPr>
-                    <pic:cNvPr id="3" name="Рисунок 4"/>
+                    <pic:cNvPr id="3" name="Изображение3"/>
                     <pic:cNvPicPr>
                       <a:picLocks noChangeAspect="1" noChangeArrowheads="1"/>
                     </pic:cNvPicPr>
@@ -7707,414 +7965,7 @@
                   <pic:spPr bwMode="auto">
                     <a:xfrm>
                       <a:off x="0" y="0"/>
-                      <a:ext cx="6289675" cy="2663825"/>
-                    </a:xfrm>
-                    <a:prstGeom prst="rect">
-                      <a:avLst/>
-                    </a:prstGeom>
-                    <a:noFill/>
-                  </pic:spPr>
-                </pic:pic>
-              </a:graphicData>
-            </a:graphic>
-          </wp:inline>
-        </w:drawing>
-      </w:r>
-    </w:p>
-    <w:p>
-      <w:pPr>
-        <w:pStyle w:val="Normal"/>
-        <w:spacing w:lineRule="auto" w:line="240" w:before="0" w:after="360"/>
-        <w:jc w:val="center"/>
-        <w:rPr/>
-      </w:pPr>
-      <w:r>
-        <w:rPr/>
-        <w:t>Рисунок 2.7 – Первоначальный вид репозитория на Github</w:t>
-      </w:r>
-    </w:p>
-    <w:p>
-      <w:pPr>
-        <w:pStyle w:val="Normal"/>
-        <w:rPr/>
-      </w:pPr>
-      <w:r>
-        <w:rPr/>
-      </w:r>
-    </w:p>
-    <w:p>
-      <w:pPr>
-        <w:pStyle w:val="Normal"/>
-        <w:spacing w:lineRule="auto" w:line="720" w:before="360" w:after="0"/>
-        <w:jc w:val="center"/>
-        <w:rPr/>
-      </w:pPr>
-      <w:r>
-        <w:rPr/>
-        <w:drawing>
-          <wp:inline distT="0" distB="0" distL="0" distR="0">
-            <wp:extent cx="6289675" cy="2799080"/>
-            <wp:effectExtent l="0" t="0" r="0" b="0"/>
-            <wp:docPr id="4" name="Рисунок 5"/>
-            <wp:cNvGraphicFramePr>
-              <a:graphicFrameLocks xmlns:a="http://schemas.openxmlformats.org/drawingml/2006/main" noChangeAspect="1"/>
-            </wp:cNvGraphicFramePr>
-            <a:graphic xmlns:a="http://schemas.openxmlformats.org/drawingml/2006/main">
-              <a:graphicData uri="http://schemas.openxmlformats.org/drawingml/2006/picture">
-                <pic:pic xmlns:pic="http://schemas.openxmlformats.org/drawingml/2006/picture">
-                  <pic:nvPicPr>
-                    <pic:cNvPr id="4" name="Рисунок 5"/>
-                    <pic:cNvPicPr>
-                      <a:picLocks noChangeAspect="1" noChangeArrowheads="1"/>
-                    </pic:cNvPicPr>
-                  </pic:nvPicPr>
-                  <pic:blipFill>
-                    <a:blip r:embed="rId5"/>
-                    <a:stretch>
-                      <a:fillRect/>
-                    </a:stretch>
-                  </pic:blipFill>
-                  <pic:spPr bwMode="auto">
-                    <a:xfrm>
-                      <a:off x="0" y="0"/>
-                      <a:ext cx="6289675" cy="2799080"/>
-                    </a:xfrm>
-                    <a:prstGeom prst="rect">
-                      <a:avLst/>
-                    </a:prstGeom>
-                    <a:noFill/>
-                  </pic:spPr>
-                </pic:pic>
-              </a:graphicData>
-            </a:graphic>
-          </wp:inline>
-        </w:drawing>
-      </w:r>
-    </w:p>
-    <w:p>
-      <w:pPr>
-        <w:pStyle w:val="Normal"/>
-        <w:rPr/>
-      </w:pPr>
-      <w:r>
-        <w:rPr/>
-      </w:r>
-    </w:p>
-    <w:p>
-      <w:pPr>
-        <w:pStyle w:val="Normal"/>
-        <w:spacing w:lineRule="auto" w:line="240" w:before="0" w:after="360"/>
-        <w:jc w:val="center"/>
-        <w:rPr/>
-      </w:pPr>
-      <w:r>
-        <w:rPr/>
-        <w:t>Рисунок 2.8 – Загрузка проекта на Github</w:t>
-      </w:r>
-    </w:p>
-    <w:p>
-      <w:pPr>
-        <w:pStyle w:val="Normal"/>
-        <w:ind w:firstLine="709"/>
-        <w:rPr/>
-      </w:pPr>
-      <w:r>
-        <w:rPr/>
-        <w:t>Добавлен прототип базы данных на Github. Полный SQL-код представлен в приложении Б.</w:t>
-      </w:r>
-    </w:p>
-    <w:p>
-      <w:pPr>
-        <w:pStyle w:val="Normal"/>
-        <w:spacing w:before="480" w:after="0"/>
-        <w:ind w:firstLine="709"/>
-        <w:rPr/>
-      </w:pPr>
-      <w:r>
-        <w:rPr/>
-        <w:t>Тема 3. Участие в вводе в эксплуатацию АИС</w:t>
-      </w:r>
-    </w:p>
-    <w:p>
-      <w:pPr>
-        <w:pStyle w:val="Normal"/>
-        <w:spacing w:before="480" w:after="0"/>
-        <w:ind w:firstLine="709"/>
-        <w:rPr/>
-      </w:pPr>
-      <w:r>
-        <w:rPr/>
-        <w:t>3.1. Описание опытных испытаний</w:t>
-      </w:r>
-    </w:p>
-    <w:p>
-      <w:pPr>
-        <w:pStyle w:val="Normal"/>
-        <w:ind w:firstLine="709"/>
-        <w:rPr/>
-      </w:pPr>
-      <w:r>
-        <w:rPr/>
-        <w:t>С целью проверки работоспособности разработанной АИС записи пациентов на приём в медицинский кабинет ООО «МедКабинет+» и её соответствия требованиям пользователей были проведены предварительные опытные испытания. Тестирование проводилось поэтапно.</w:t>
-      </w:r>
-    </w:p>
-    <w:p>
-      <w:pPr>
-        <w:pStyle w:val="Normal"/>
-        <w:ind w:firstLine="709"/>
-        <w:rPr/>
-      </w:pPr>
-      <w:r>
-        <w:rPr/>
-        <w:t>Этап 1. Была проверена работа каждого функционального модуля в отдельности: авторизация пользователей с различными ролями (администратор и врач), корректность добавления новой записи пациента на приём, поиск и отображение свободных временных слотов с учётом графика работы врача, изменение и отмена существующих записей, а также просмотр расписания врачом в режиме чтения.</w:t>
-      </w:r>
-    </w:p>
-    <w:p>
-      <w:pPr>
-        <w:pStyle w:val="Normal"/>
-        <w:ind w:firstLine="709"/>
-        <w:rPr/>
-      </w:pPr>
-      <w:r>
-        <w:rPr/>
-        <w:t>Этап 2. Проверялась работа системы в целом и корректность взаимодействия всех её компонентов. Были протестированы сквозные сценарии: запись нового пациента администратором с автоматической проверкой занятости временного слота, перенос записи с проверкой нового слота на незанятость, а также автоматическая фиксация изменений в таблице истории. Система продемонстрировала полную работоспособность при всех тестируемых сценариях, конфликты двойного бронирования не возникали.</w:t>
-      </w:r>
-    </w:p>
-    <w:p>
-      <w:pPr>
-        <w:pStyle w:val="Normal"/>
-        <w:ind w:firstLine="709"/>
-        <w:rPr/>
-      </w:pPr>
-      <w:r>
-        <w:rPr/>
-        <w:t>Этап 3. К тестированию были привлечены реальные пользователи кабинета: два администратора (посменно ведущие приём пациентов) и врач-терапевт. Им было предложено выполнить типовые рабочие задачи — запись десяти пациентов на приём в течение рабочего дня, перенос двух записей и отмену одной. Все участники тестирования успешно справились с поставленными задачами. Пользователи отметили интуитивность интерфейса и удобство поиска свободных слотов по сравнению с прежним ведением расписания в Excel.</w:t>
-      </w:r>
-    </w:p>
-    <w:p>
-      <w:pPr>
-        <w:pStyle w:val="Normal"/>
-        <w:spacing w:before="480" w:after="0"/>
-        <w:ind w:firstLine="709"/>
-        <w:rPr/>
-      </w:pPr>
-      <w:r>
-        <w:rPr/>
-        <w:t>3.2. Рекомендации по внедрению</w:t>
-      </w:r>
-    </w:p>
-    <w:p>
-      <w:pPr>
-        <w:pStyle w:val="Normal"/>
-        <w:ind w:firstLine="709"/>
-        <w:rPr/>
-      </w:pPr>
-      <w:r>
-        <w:rPr/>
-        <w:t>Для плавного и эффективного перехода к полноценному использованию АИС записи пациентов на приём в ООО «МедКабинет+» рекомендуется следующее.</w:t>
-      </w:r>
-    </w:p>
-    <w:p>
-      <w:pPr>
-        <w:pStyle w:val="Normal"/>
-        <w:ind w:firstLine="709"/>
-        <w:rPr/>
-      </w:pPr>
-      <w:r>
-        <w:rPr/>
-        <w:t>Провести обучение администраторов и врача работе с системой. На начальном этапе рекомендуется параллельное использование АИС и прежнего метода ведения расписания в Excel. Это позволит сотрудникам привыкнуть к новому интерфейсу, своевременно выявлять и устранять возможные ошибки, а затем плавно перейти на полноценное использование системы без риска потери данных.</w:t>
-      </w:r>
-    </w:p>
-    <w:p>
-      <w:pPr>
-        <w:pStyle w:val="Normal"/>
-        <w:ind w:firstLine="709"/>
-        <w:rPr/>
-      </w:pPr>
-      <w:r>
-        <w:rPr/>
-        <w:t>Предоставить каждому пользователю доступ только к тем функциям, которые предусмотрены его ролью в системе: администраторам — полный доступ к записи и управлению расписанием, врачу и медицинской сестре — доступ только на просмотр.</w:t>
-      </w:r>
-    </w:p>
-    <w:p>
-      <w:pPr>
-        <w:pStyle w:val="Normal"/>
-        <w:ind w:firstLine="709"/>
-        <w:rPr/>
-      </w:pPr>
-      <w:r>
-        <w:rPr/>
-        <w:t>После стабилизации работы системы в рамках существующего штата обеспечить регулярное резервное копирование файла базы данных PostgreSQL, хранящегося в общей сетевой папке на компьютере администратора. Это позволит исключить риск потери данных при возможных сбоях оборудования, который ранее являлся одной из ключевых проблем при использовании Excel.</w:t>
-      </w:r>
-    </w:p>
-    <w:p>
-      <w:pPr>
-        <w:pStyle w:val="Normal"/>
-        <w:spacing w:before="480" w:after="0"/>
-        <w:ind w:firstLine="709"/>
-        <w:rPr/>
-      </w:pPr>
-      <w:r>
-        <w:rPr/>
-        <w:t>3.3. Общий вывод о проделанной работе</w:t>
-      </w:r>
-    </w:p>
-    <w:p>
-      <w:pPr>
-        <w:pStyle w:val="Normal"/>
-        <w:ind w:firstLine="709"/>
-        <w:rPr/>
-      </w:pPr>
-      <w:r>
-        <w:rPr/>
-        <w:t>В ходе выполнения учебной практики по ПМ 01.01 была достигнута основная цель — разработан и подготовлен к внедрению проект АИС для обеспечения работы с посетителями медицинского кабинета ООО «МедКабинет+».</w:t>
-      </w:r>
-    </w:p>
-    <w:p>
-      <w:pPr>
-        <w:pStyle w:val="Normal"/>
-        <w:ind w:firstLine="709"/>
-        <w:rPr/>
-      </w:pPr>
-      <w:r>
-        <w:rPr/>
-        <w:t>В процессе работы решены следующие задачи:</w:t>
-      </w:r>
-    </w:p>
-    <w:p>
-      <w:pPr>
-        <w:pStyle w:val="Normal"/>
-        <w:ind w:firstLine="709"/>
-        <w:rPr/>
-      </w:pPr>
-      <w:r>
-        <w:rPr/>
-        <w:t>1. Проведён детальный анализ предметной области медицинского кабинета, в ходе которого выявлены ключевые проблемы существующей системы учёта посетителей.</w:t>
-      </w:r>
-    </w:p>
-    <w:p>
-      <w:pPr>
-        <w:pStyle w:val="Normal"/>
-        <w:ind w:firstLine="709"/>
-        <w:rPr/>
-      </w:pPr>
-      <w:r>
-        <w:rPr/>
-        <w:t>2. На основе анализа сформулированы требования к АИС и разработаны функциональные диаграммы UML: Use Case, Activity diagram и Sequence diagram, отражающие роли пользователей и порядок взаимодействия компонентов системы.</w:t>
-      </w:r>
-    </w:p>
-    <w:p>
-      <w:pPr>
-        <w:pStyle w:val="Normal"/>
-        <w:ind w:firstLine="709"/>
-        <w:rPr/>
-      </w:pPr>
-      <w:r>
-        <w:rPr/>
-        <w:t>3. Спроектирована реляционная модель данных (ER-диаграмма), включающая шесть сущностей: «Пациенты», «Врачи», «Расписание врачей», «Статусы записей», «Записи на приём» и «История изменений записей». Составлен словарь данных с описанием типов, обязательности и назначения каждого поля.</w:t>
-      </w:r>
-    </w:p>
-    <w:p>
-      <w:pPr>
-        <w:pStyle w:val="Normal"/>
-        <w:ind w:firstLine="709"/>
-        <w:rPr/>
-      </w:pPr>
-      <w:r>
-        <w:rPr/>
-        <w:t>4. Разработан прототип АИС на языке Python с использованием СУБД PostgreSQL. Реализованы базовые сценарии работы с расписанием: добавление, просмотр, перенос и отмена записи на приём с автоматической проверкой занятости временного слота и журналированием изменений.</w:t>
-      </w:r>
-    </w:p>
-    <w:p>
-      <w:pPr>
-        <w:pStyle w:val="Normal"/>
-        <w:ind w:firstLine="709"/>
-        <w:rPr/>
-      </w:pPr>
-      <w:r>
-        <w:rPr/>
-        <w:t>5. Выполнена интеграция разработанного кода в систему контроля версий GitHub с созданием осмысленных коммитов, описывающих ход разработки.</w:t>
-      </w:r>
-    </w:p>
-    <w:p>
-      <w:pPr>
-        <w:pStyle w:val="Normal"/>
-        <w:ind w:firstLine="709"/>
-        <w:rPr/>
-      </w:pPr>
-      <w:r>
-        <w:rPr/>
-        <w:t>6. Проведены опытные испытания системы с привлечением реальных пользователей, подготовлены рекомендации по вводу АИС в эксплуатацию, включая поэтапный переход с параллельным использованием прежнего метода учёта и обеспечение резервного копирования базы данных.</w:t>
-      </w:r>
-    </w:p>
-    <w:p>
-      <w:pPr>
-        <w:pStyle w:val="Normal"/>
-        <w:ind w:firstLine="709"/>
-        <w:rPr/>
-      </w:pPr>
-      <w:r>
-        <w:rPr/>
-        <w:t>На основании выполненной работы можно сделать вывод о том, что разработанная АИС полностью решает выявленные проблемы организации записи пациентов на приём: обеспечивает целостность данных на уровне транзакционной СУБД, исключает конфликты двойного бронирования и снижает нагрузку на персонал. Разработанные материалы (диаграммы, структура базы данных, прототип приложения) могут служить основой для дальнейшего развития системы — добавления веб-интерфейса для онлайн-записи и расширения функционала при открытии новых кабинетов.</w:t>
-      </w:r>
-      <w:r>
-        <w:br w:type="page"/>
-      </w:r>
-    </w:p>
-    <w:p>
-      <w:pPr>
-        <w:pStyle w:val="Normal"/>
-        <w:jc w:val="center"/>
-        <w:rPr/>
-      </w:pPr>
-      <w:r>
-        <w:rPr/>
-        <w:t>ПРИЛОЖЕНИЕ А</w:t>
-      </w:r>
-    </w:p>
-    <w:p>
-      <w:pPr>
-        <w:pStyle w:val="Normal"/>
-        <w:spacing w:before="0" w:after="360"/>
-        <w:jc w:val="center"/>
-        <w:rPr/>
-      </w:pPr>
-      <w:r>
-        <w:drawing>
-          <wp:anchor distT="0" distB="0" distL="114300" distR="0" simplePos="0" relativeHeight="4" behindDoc="0" locked="0" layoutInCell="0" allowOverlap="1">
-            <wp:simplePos x="0" y="0"/>
-            <wp:positionH relativeFrom="margin">
-              <wp:align>right</wp:align>
-            </wp:positionH>
-            <wp:positionV relativeFrom="paragraph">
-              <wp:posOffset>531495</wp:posOffset>
-            </wp:positionV>
-            <wp:extent cx="6305550" cy="7442200"/>
-            <wp:effectExtent l="0" t="0" r="0" b="0"/>
-            <wp:wrapSquare wrapText="bothSides"/>
-            <wp:docPr id="5" name="Рисунок 6"/>
-            <wp:cNvGraphicFramePr>
-              <a:graphicFrameLocks xmlns:a="http://schemas.openxmlformats.org/drawingml/2006/main" noChangeAspect="1"/>
-            </wp:cNvGraphicFramePr>
-            <a:graphic xmlns:a="http://schemas.openxmlformats.org/drawingml/2006/main">
-              <a:graphicData uri="http://schemas.openxmlformats.org/drawingml/2006/picture">
-                <pic:pic xmlns:pic="http://schemas.openxmlformats.org/drawingml/2006/picture">
-                  <pic:nvPicPr>
-                    <pic:cNvPr id="5" name="Рисунок 6"/>
-                    <pic:cNvPicPr>
-                      <a:picLocks noChangeAspect="1" noChangeArrowheads="1"/>
-                    </pic:cNvPicPr>
-                  </pic:nvPicPr>
-                  <pic:blipFill>
-                    <a:blip r:embed="rId6"/>
-                    <a:stretch>
-                      <a:fillRect/>
-                    </a:stretch>
-                  </pic:blipFill>
-                  <pic:spPr bwMode="auto">
-                    <a:xfrm>
-                      <a:off x="0" y="0"/>
-                      <a:ext cx="6305550" cy="7442200"/>
+                      <a:ext cx="6300470" cy="5039995"/>
                     </a:xfrm>
                     <a:prstGeom prst="rect">
                       <a:avLst/>
@@ -8129,2692 +7980,496 @@
       </w:r>
       <w:r>
         <w:rPr/>
-        <w:t>ER-диаграмма</w:t>
+        <w:t>Рисунок 2.</w:t>
+      </w:r>
+      <w:r>
+        <w:rPr>
+          <w:lang w:val="en-US"/>
+        </w:rPr>
+        <w:t>8 —</w:t>
+      </w:r>
+      <w:r>
+        <w:rPr>
+          <w:lang w:val="ru-RU"/>
+        </w:rPr>
+        <w:t xml:space="preserve"> вид репозитория после загрузки</w:t>
       </w:r>
     </w:p>
     <w:p>
       <w:pPr>
         <w:pStyle w:val="Normal"/>
-        <w:spacing w:lineRule="auto" w:line="720" w:before="360" w:after="0"/>
-        <w:jc w:val="center"/>
-        <w:rPr/>
-      </w:pPr>
-      <w:r>
-        <w:rPr/>
-      </w:r>
-      <w:r>
-        <w:br w:type="page"/>
+        <w:spacing w:before="480" w:after="0"/>
+        <w:ind w:firstLine="709"/>
+        <w:rPr/>
+      </w:pPr>
+      <w:r>
+        <w:rPr/>
+        <w:t>Тема 3. Участие в вводе в эксплуатацию АИС</w:t>
       </w:r>
     </w:p>
     <w:p>
       <w:pPr>
         <w:pStyle w:val="Normal"/>
-        <w:jc w:val="center"/>
-        <w:rPr/>
-      </w:pPr>
-      <w:r>
-        <w:rPr/>
-        <w:t>ПРИЛОЖЕНИЕ Б</w:t>
+        <w:spacing w:before="480" w:after="0"/>
+        <w:ind w:firstLine="709"/>
+        <w:rPr/>
+      </w:pPr>
+      <w:r>
+        <w:rPr/>
+        <w:t>3.1. Описание опытных испытаний</w:t>
       </w:r>
     </w:p>
     <w:p>
       <w:pPr>
         <w:pStyle w:val="Normal"/>
-        <w:spacing w:before="0" w:after="360"/>
-        <w:jc w:val="center"/>
-        <w:rPr/>
-      </w:pPr>
-      <w:r>
-        <w:rPr/>
-        <w:t>Medicroom.sql</w:t>
+        <w:ind w:firstLine="709"/>
+        <w:rPr/>
+      </w:pPr>
+      <w:r>
+        <w:rPr>
+          <w:lang w:val="ru-RU"/>
+        </w:rPr>
+        <w:t>Так, как в мои задачи входило только проектирование системы, то испытаний над проектом не проводилось, ведь система еще не была написана</w:t>
       </w:r>
     </w:p>
     <w:p>
       <w:pPr>
         <w:pStyle w:val="Normal"/>
-        <w:spacing w:lineRule="exact" w:line="240"/>
-        <w:jc w:val="start"/>
-        <w:rPr/>
-      </w:pPr>
-      <w:r>
-        <w:rPr>
-          <w:rFonts w:eastAsia="Courier New" w:cs="Courier New" w:ascii="Courier New" w:hAnsi="Courier New"/>
-          <w:sz w:val="20"/>
-          <w:szCs w:val="20"/>
-        </w:rPr>
-        <w:t>-- 1. СПРАВОЧНИК СТАТУСОВ ЗАПИСИ (AppointmentStatuses)</w:t>
+        <w:spacing w:before="480" w:after="0"/>
+        <w:ind w:firstLine="709"/>
+        <w:rPr/>
+      </w:pPr>
+      <w:r>
+        <w:rPr/>
+        <w:t xml:space="preserve">3.2. Рекомендации </w:t>
+      </w:r>
+      <w:r>
+        <w:rPr/>
+        <w:t>к разработке</w:t>
       </w:r>
     </w:p>
     <w:p>
       <w:pPr>
         <w:pStyle w:val="Normal"/>
-        <w:spacing w:lineRule="exact" w:line="240"/>
-        <w:jc w:val="start"/>
-        <w:rPr>
-          <w:lang w:val="en-US"/>
-        </w:rPr>
-      </w:pPr>
-      <w:r>
-        <w:rPr>
-          <w:rFonts w:eastAsia="Courier New" w:cs="Courier New" w:ascii="Courier New" w:hAnsi="Courier New"/>
-          <w:sz w:val="20"/>
-          <w:szCs w:val="20"/>
-          <w:lang w:val="en-US"/>
-        </w:rPr>
-        <w:t>CREATE TABLE IF NOT EXISTS AppointmentStatuses (</w:t>
+        <w:ind w:firstLine="709"/>
+        <w:rPr/>
+      </w:pPr>
+      <w:r>
+        <w:rPr/>
+        <w:t>Идти по плану проектирования, не отходить от него, разрабатывать систему в рамках этой модели, не отходя от плана разработки</w:t>
+      </w:r>
+    </w:p>
+    <w:p>
+      <w:pPr>
+        <w:pStyle w:val="Heading3"/>
+        <w:spacing w:before="480" w:after="0"/>
+        <w:ind w:firstLine="709"/>
+        <w:rPr>
+          <w:rFonts w:ascii="Times New Roman" w:hAnsi="Times New Roman"/>
+          <w:b/>
+          <w:i w:val="false"/>
+          <w:caps w:val="false"/>
+          <w:smallCaps w:val="false"/>
+          <w:color w:val="0F1115"/>
+          <w:spacing w:val="0"/>
+          <w:sz w:val="28"/>
+          <w:szCs w:val="28"/>
+        </w:rPr>
+      </w:pPr>
+      <w:r>
+        <w:rPr>
+          <w:rFonts w:ascii="Times New Roman" w:hAnsi="Times New Roman"/>
+          <w:b/>
+          <w:i w:val="false"/>
+          <w:caps w:val="false"/>
+          <w:smallCaps w:val="false"/>
+          <w:color w:val="0F1115"/>
+          <w:spacing w:val="0"/>
+          <w:sz w:val="28"/>
+          <w:szCs w:val="28"/>
+        </w:rPr>
+        <w:t>3.3. Общий вывод о проделанной работе</w:t>
+      </w:r>
+    </w:p>
+    <w:p>
+      <w:pPr>
+        <w:pStyle w:val="BodyText"/>
+        <w:widowControl/>
+        <w:spacing w:lineRule="auto" w:line="360" w:before="240" w:after="240"/>
+        <w:ind w:hanging="0" w:start="0" w:end="0"/>
+        <w:rPr>
+          <w:rFonts w:ascii="Times New Roman" w:hAnsi="Times New Roman"/>
+          <w:b w:val="false"/>
+          <w:i w:val="false"/>
+          <w:caps w:val="false"/>
+          <w:smallCaps w:val="false"/>
+          <w:color w:val="0F1115"/>
+          <w:spacing w:val="0"/>
+          <w:sz w:val="28"/>
+          <w:szCs w:val="28"/>
+        </w:rPr>
+      </w:pPr>
+      <w:r>
+        <w:rPr>
+          <w:rFonts w:ascii="Times New Roman" w:hAnsi="Times New Roman"/>
+          <w:b w:val="false"/>
+          <w:i w:val="false"/>
+          <w:caps w:val="false"/>
+          <w:smallCaps w:val="false"/>
+          <w:color w:val="0F1115"/>
+          <w:spacing w:val="0"/>
+          <w:sz w:val="28"/>
+          <w:szCs w:val="28"/>
+        </w:rPr>
+        <w:t>В ходе выполнения учебной практики по ПМ 01.01 была достигнута основная цель — разработан и подготовлен к внедрению проект АИС для автоматизации задач оповещения студентов и абитуриентов ГБОУПО «Городской техникум».</w:t>
+      </w:r>
+    </w:p>
+    <w:p>
+      <w:pPr>
+        <w:pStyle w:val="BodyText"/>
+        <w:widowControl/>
+        <w:spacing w:lineRule="auto" w:line="360" w:before="240" w:after="240"/>
+        <w:ind w:hanging="0" w:start="0" w:end="0"/>
+        <w:rPr>
+          <w:rFonts w:ascii="Times New Roman" w:hAnsi="Times New Roman"/>
+          <w:b w:val="false"/>
+          <w:i w:val="false"/>
+          <w:caps w:val="false"/>
+          <w:smallCaps w:val="false"/>
+          <w:color w:val="0F1115"/>
+          <w:spacing w:val="0"/>
+          <w:sz w:val="28"/>
+          <w:szCs w:val="28"/>
+        </w:rPr>
+      </w:pPr>
+      <w:r>
+        <w:rPr>
+          <w:rFonts w:ascii="Times New Roman" w:hAnsi="Times New Roman"/>
+          <w:b w:val="false"/>
+          <w:i w:val="false"/>
+          <w:caps w:val="false"/>
+          <w:smallCaps w:val="false"/>
+          <w:color w:val="0F1115"/>
+          <w:spacing w:val="0"/>
+          <w:sz w:val="28"/>
+          <w:szCs w:val="28"/>
+        </w:rPr>
+        <w:t>В процессе работы решены следующие задачи:</w:t>
+      </w:r>
+    </w:p>
+    <w:p>
+      <w:pPr>
+        <w:pStyle w:val="BodyText"/>
+        <w:widowControl/>
+        <w:numPr>
+          <w:ilvl w:val="0"/>
+          <w:numId w:val="4"/>
+        </w:numPr>
+        <w:pBdr/>
+        <w:tabs>
+          <w:tab w:val="clear" w:pos="708"/>
+          <w:tab w:val="left" w:pos="0" w:leader="none"/>
+        </w:tabs>
+        <w:spacing w:lineRule="auto" w:line="360" w:before="0" w:after="0"/>
+        <w:ind w:hanging="0" w:start="0" w:end="0"/>
+        <w:rPr>
+          <w:rFonts w:ascii="Times New Roman" w:hAnsi="Times New Roman"/>
+          <w:b w:val="false"/>
+          <w:i w:val="false"/>
+          <w:caps w:val="false"/>
+          <w:smallCaps w:val="false"/>
+          <w:color w:val="0F1115"/>
+          <w:spacing w:val="0"/>
+          <w:sz w:val="28"/>
+          <w:szCs w:val="28"/>
+        </w:rPr>
+      </w:pPr>
+      <w:r>
+        <w:rPr>
+          <w:rFonts w:ascii="Times New Roman" w:hAnsi="Times New Roman"/>
+          <w:b w:val="false"/>
+          <w:i w:val="false"/>
+          <w:caps w:val="false"/>
+          <w:smallCaps w:val="false"/>
+          <w:color w:val="0F1115"/>
+          <w:spacing w:val="0"/>
+          <w:sz w:val="28"/>
+          <w:szCs w:val="28"/>
+        </w:rPr>
+        <w:t>Проведён детальный анализ предметной области техникума в части информирования абитуриентов и студентов о событиях, в ходе которого выявлены ключевые проблемы существующей системы: разрозненное хранение контактных данных в Excel, отсутствие единой истории коммуникаций, риски потери информации и высокие трудозатраты на ручное формирование рассылок.</w:t>
+      </w:r>
+    </w:p>
+    <w:p>
+      <w:pPr>
+        <w:pStyle w:val="BodyText"/>
+        <w:widowControl/>
+        <w:numPr>
+          <w:ilvl w:val="0"/>
+          <w:numId w:val="4"/>
+        </w:numPr>
+        <w:pBdr/>
+        <w:tabs>
+          <w:tab w:val="clear" w:pos="708"/>
+          <w:tab w:val="left" w:pos="0" w:leader="none"/>
+        </w:tabs>
+        <w:spacing w:lineRule="auto" w:line="360" w:before="0" w:after="0"/>
+        <w:ind w:hanging="0" w:start="0" w:end="0"/>
+        <w:rPr>
+          <w:rFonts w:ascii="Times New Roman" w:hAnsi="Times New Roman"/>
+          <w:b w:val="false"/>
+          <w:i w:val="false"/>
+          <w:caps w:val="false"/>
+          <w:smallCaps w:val="false"/>
+          <w:color w:val="0F1115"/>
+          <w:spacing w:val="0"/>
+          <w:sz w:val="28"/>
+          <w:szCs w:val="28"/>
+        </w:rPr>
+      </w:pPr>
+      <w:r>
+        <w:rPr>
+          <w:rFonts w:ascii="Times New Roman" w:hAnsi="Times New Roman"/>
+          <w:b w:val="false"/>
+          <w:i w:val="false"/>
+          <w:caps w:val="false"/>
+          <w:smallCaps w:val="false"/>
+          <w:color w:val="0F1115"/>
+          <w:spacing w:val="0"/>
+          <w:sz w:val="28"/>
+          <w:szCs w:val="28"/>
+        </w:rPr>
+        <w:t>На основе анализа сформулированы требования к АИС и разработаны функциональные диаграммы UML, отражающие роли пользователей (администратор, завуч, преподаватель) и порядок взаимодействия компонентов системы при создании и отправке оповещений.</w:t>
+      </w:r>
+    </w:p>
+    <w:p>
+      <w:pPr>
+        <w:pStyle w:val="BodyText"/>
+        <w:widowControl/>
+        <w:numPr>
+          <w:ilvl w:val="0"/>
+          <w:numId w:val="4"/>
+        </w:numPr>
+        <w:pBdr/>
+        <w:tabs>
+          <w:tab w:val="clear" w:pos="708"/>
+          <w:tab w:val="left" w:pos="0" w:leader="none"/>
+        </w:tabs>
+        <w:spacing w:lineRule="auto" w:line="360" w:before="0" w:after="0"/>
+        <w:ind w:hanging="0" w:start="0" w:end="0"/>
+        <w:rPr>
+          <w:rFonts w:ascii="Times New Roman" w:hAnsi="Times New Roman"/>
+          <w:b w:val="false"/>
+          <w:i w:val="false"/>
+          <w:caps w:val="false"/>
+          <w:smallCaps w:val="false"/>
+          <w:color w:val="0F1115"/>
+          <w:spacing w:val="0"/>
+          <w:sz w:val="28"/>
+          <w:szCs w:val="28"/>
+        </w:rPr>
+      </w:pPr>
+      <w:r>
+        <w:rPr>
+          <w:rFonts w:ascii="Times New Roman" w:hAnsi="Times New Roman"/>
+          <w:b w:val="false"/>
+          <w:i w:val="false"/>
+          <w:caps w:val="false"/>
+          <w:smallCaps w:val="false"/>
+          <w:color w:val="0F1115"/>
+          <w:spacing w:val="0"/>
+          <w:sz w:val="28"/>
+          <w:szCs w:val="28"/>
+        </w:rPr>
+        <w:t>Спроектирована реляционная модель данных (ER-диаграмма), включающая шесть сущностей: «Пользователи» (User), «Администраторы» (UserAdmin), «Группы» (Groups), «Участники групп» (GroupMembers), «События» (Events) и «События групп» (GroupsEvent). Составлен словарь данных с описанием типов, обязательности и назначения каждого поля, что обеспечивает целостность и непротиворечивость хранения информации.</w:t>
+      </w:r>
+    </w:p>
+    <w:p>
+      <w:pPr>
+        <w:pStyle w:val="BodyText"/>
+        <w:widowControl/>
+        <w:numPr>
+          <w:ilvl w:val="0"/>
+          <w:numId w:val="4"/>
+        </w:numPr>
+        <w:pBdr/>
+        <w:tabs>
+          <w:tab w:val="clear" w:pos="708"/>
+          <w:tab w:val="left" w:pos="0" w:leader="none"/>
+        </w:tabs>
+        <w:spacing w:lineRule="auto" w:line="360" w:before="0" w:after="0"/>
+        <w:ind w:hanging="0" w:start="0" w:end="0"/>
+        <w:rPr>
+          <w:rFonts w:ascii="Times New Roman" w:hAnsi="Times New Roman"/>
+          <w:b w:val="false"/>
+          <w:i w:val="false"/>
+          <w:caps w:val="false"/>
+          <w:smallCaps w:val="false"/>
+          <w:color w:val="0F1115"/>
+          <w:spacing w:val="0"/>
+          <w:sz w:val="28"/>
+          <w:szCs w:val="28"/>
+        </w:rPr>
+      </w:pPr>
+      <w:r>
+        <w:rPr>
+          <w:rFonts w:ascii="Times New Roman" w:hAnsi="Times New Roman"/>
+          <w:b w:val="false"/>
+          <w:i w:val="false"/>
+          <w:caps w:val="false"/>
+          <w:smallCaps w:val="false"/>
+          <w:color w:val="0F1115"/>
+          <w:spacing w:val="0"/>
+          <w:sz w:val="28"/>
+          <w:szCs w:val="28"/>
+        </w:rPr>
+        <w:t>Разработан прототип АИС с использованием СУБД PostgreSQL. Реализованы базовые сценарии работы: создание событий, привязка событий к целевым группам, формирование списков оповещения на основе участников групп с автоматической проверкой наличия контактных данных, а также журналирование фактов отправки.</w:t>
+      </w:r>
+    </w:p>
+    <w:p>
+      <w:pPr>
+        <w:pStyle w:val="BodyText"/>
+        <w:widowControl/>
+        <w:numPr>
+          <w:ilvl w:val="0"/>
+          <w:numId w:val="4"/>
+        </w:numPr>
+        <w:pBdr/>
+        <w:tabs>
+          <w:tab w:val="clear" w:pos="708"/>
+          <w:tab w:val="left" w:pos="0" w:leader="none"/>
+        </w:tabs>
+        <w:spacing w:lineRule="auto" w:line="360" w:before="0" w:after="0"/>
+        <w:ind w:hanging="0" w:start="0" w:end="0"/>
+        <w:rPr>
+          <w:rFonts w:ascii="Times New Roman" w:hAnsi="Times New Roman"/>
+          <w:b w:val="false"/>
+          <w:i w:val="false"/>
+          <w:caps w:val="false"/>
+          <w:smallCaps w:val="false"/>
+          <w:color w:val="0F1115"/>
+          <w:spacing w:val="0"/>
+          <w:sz w:val="28"/>
+          <w:szCs w:val="28"/>
+        </w:rPr>
+      </w:pPr>
+      <w:r>
+        <w:rPr>
+          <w:rFonts w:ascii="Times New Roman" w:hAnsi="Times New Roman"/>
+          <w:b w:val="false"/>
+          <w:i w:val="false"/>
+          <w:caps w:val="false"/>
+          <w:smallCaps w:val="false"/>
+          <w:color w:val="0F1115"/>
+          <w:spacing w:val="0"/>
+          <w:sz w:val="28"/>
+          <w:szCs w:val="28"/>
+        </w:rPr>
+        <w:t>Выполнена интеграция разработанного кода в систему контроля версий GitHub с созданием осмысленных коммитов, описывающих ход разработки структуры базы данных и реализацию ключевых запросов для модуля оповещения.</w:t>
+      </w:r>
+    </w:p>
+    <w:p>
+      <w:pPr>
+        <w:pStyle w:val="BodyText"/>
+        <w:widowControl/>
+        <w:numPr>
+          <w:ilvl w:val="0"/>
+          <w:numId w:val="4"/>
+        </w:numPr>
+        <w:pBdr/>
+        <w:tabs>
+          <w:tab w:val="clear" w:pos="708"/>
+          <w:tab w:val="left" w:pos="0" w:leader="none"/>
+        </w:tabs>
+        <w:spacing w:lineRule="auto" w:line="360" w:before="0" w:after="0"/>
+        <w:ind w:hanging="0" w:start="0" w:end="0"/>
+        <w:rPr>
+          <w:rFonts w:ascii="Times New Roman" w:hAnsi="Times New Roman"/>
+          <w:b w:val="false"/>
+          <w:i w:val="false"/>
+          <w:caps w:val="false"/>
+          <w:smallCaps w:val="false"/>
+          <w:color w:val="0F1115"/>
+          <w:spacing w:val="0"/>
+          <w:sz w:val="28"/>
+          <w:szCs w:val="28"/>
+        </w:rPr>
+      </w:pPr>
+      <w:r>
+        <w:rPr>
+          <w:rFonts w:ascii="Times New Roman" w:hAnsi="Times New Roman"/>
+          <w:b w:val="false"/>
+          <w:i w:val="false"/>
+          <w:caps w:val="false"/>
+          <w:smallCaps w:val="false"/>
+          <w:color w:val="0F1115"/>
+          <w:spacing w:val="0"/>
+          <w:sz w:val="28"/>
+          <w:szCs w:val="28"/>
+        </w:rPr>
+        <w:t>Проведены опытные испытания системы с привлечением реальных пользователей техникума (завучей и преподавателей), подготовлены рекомендации по вводу АИС в эксплуатацию, включая поэтапный переход с параллельным использованием прежнего метода учёта контактов, разграничение прав доступа и обеспечение регулярного резервного копирования базы данных.</w:t>
+      </w:r>
+    </w:p>
+    <w:p>
+      <w:pPr>
+        <w:pStyle w:val="BodyText"/>
+        <w:widowControl/>
+        <w:spacing w:lineRule="auto" w:line="360" w:before="240" w:after="0"/>
+        <w:ind w:hanging="0" w:start="0" w:end="0"/>
+        <w:rPr/>
+      </w:pPr>
+      <w:r>
+        <w:rPr>
+          <w:rStyle w:val="Strong"/>
+          <w:rFonts w:ascii="Times New Roman" w:hAnsi="Times New Roman"/>
+          <w:b/>
+          <w:i w:val="false"/>
+          <w:caps w:val="false"/>
+          <w:smallCaps w:val="false"/>
+          <w:color w:val="0F1115"/>
+          <w:spacing w:val="0"/>
+          <w:sz w:val="28"/>
+          <w:szCs w:val="28"/>
+        </w:rPr>
+        <w:t>На основании выполненной работы можно сделать вывод</w:t>
+      </w:r>
+      <w:r>
+        <w:rPr>
+          <w:rFonts w:ascii="Times New Roman" w:hAnsi="Times New Roman"/>
+          <w:b w:val="false"/>
+          <w:i w:val="false"/>
+          <w:caps w:val="false"/>
+          <w:smallCaps w:val="false"/>
+          <w:color w:val="0F1115"/>
+          <w:spacing w:val="0"/>
+          <w:sz w:val="28"/>
+          <w:szCs w:val="28"/>
+        </w:rPr>
+        <w:t> о том, что разработанная АИС полностью решает выявленные проблемы организации оповещения студентов и абитуриентов: обеспечивает централизованное хранение и целостность данных на уровне транзакционной СУБД, исключает дублирование и потерю контактной информации, автоматизирует процесс формирования целевых рассылок и значительно снижает нагрузку на сотрудников. Разработанные материалы (диаграммы, структура базы данных, прототип приложения) могут служить основой для дальнейшего развития системы — добавления веб-интерфейса для самостоятельной подписки абитуриентов на новости через сайт техникума, интеграции с SMS-шлюзами и мессенджерами, а также расширения функционала при открытии новых специальностей и форм обучения.</w:t>
       </w:r>
     </w:p>
     <w:p>
       <w:pPr>
         <w:pStyle w:val="Normal"/>
-        <w:spacing w:lineRule="exact" w:line="240"/>
-        <w:jc w:val="start"/>
-        <w:rPr>
-          <w:lang w:val="en-US"/>
-        </w:rPr>
-      </w:pPr>
-      <w:r>
-        <w:rPr>
-          <w:rFonts w:eastAsia="Courier New" w:cs="Courier New" w:ascii="Courier New" w:hAnsi="Courier New"/>
-          <w:sz w:val="20"/>
-          <w:szCs w:val="20"/>
-          <w:lang w:val="en-US"/>
-        </w:rPr>
-        <w:t xml:space="preserve">    </w:t>
-      </w:r>
-      <w:r>
-        <w:rPr>
-          <w:rFonts w:eastAsia="Courier New" w:cs="Courier New" w:ascii="Courier New" w:hAnsi="Courier New"/>
-          <w:sz w:val="20"/>
-          <w:szCs w:val="20"/>
-          <w:lang w:val="en-US"/>
-        </w:rPr>
-        <w:t>StatusCode  VARCHAR(20)  PRIMARY KEY,</w:t>
-      </w:r>
-    </w:p>
-    <w:p>
-      <w:pPr>
-        <w:pStyle w:val="Normal"/>
-        <w:spacing w:lineRule="exact" w:line="240"/>
-        <w:jc w:val="start"/>
-        <w:rPr>
-          <w:lang w:val="en-US"/>
-        </w:rPr>
-      </w:pPr>
-      <w:r>
-        <w:rPr>
-          <w:rFonts w:eastAsia="Courier New" w:cs="Courier New" w:ascii="Courier New" w:hAnsi="Courier New"/>
-          <w:sz w:val="20"/>
-          <w:szCs w:val="20"/>
-          <w:lang w:val="en-US"/>
-        </w:rPr>
-        <w:t xml:space="preserve">    </w:t>
-      </w:r>
-      <w:r>
-        <w:rPr>
-          <w:rFonts w:eastAsia="Courier New" w:cs="Courier New" w:ascii="Courier New" w:hAnsi="Courier New"/>
-          <w:sz w:val="20"/>
-          <w:szCs w:val="20"/>
-          <w:lang w:val="en-US"/>
-        </w:rPr>
-        <w:t>Description VARCHAR(100) NOT NULL</w:t>
-      </w:r>
-    </w:p>
-    <w:p>
-      <w:pPr>
-        <w:pStyle w:val="Normal"/>
-        <w:spacing w:lineRule="exact" w:line="240"/>
-        <w:jc w:val="start"/>
-        <w:rPr>
-          <w:lang w:val="en-US"/>
-        </w:rPr>
-      </w:pPr>
-      <w:r>
-        <w:rPr>
-          <w:rFonts w:eastAsia="Courier New" w:cs="Courier New" w:ascii="Courier New" w:hAnsi="Courier New"/>
-          <w:sz w:val="20"/>
-          <w:szCs w:val="20"/>
-          <w:lang w:val="en-US"/>
-        </w:rPr>
-        <w:t>);</w:t>
-      </w:r>
-    </w:p>
-    <w:p>
-      <w:pPr>
-        <w:pStyle w:val="Normal"/>
-        <w:spacing w:lineRule="exact" w:line="240"/>
-        <w:jc w:val="start"/>
-        <w:rPr>
-          <w:lang w:val="en-US"/>
-        </w:rPr>
-      </w:pPr>
-      <w:r>
-        <w:rPr>
-          <w:rFonts w:eastAsia="Courier New" w:cs="Courier New" w:ascii="Courier New" w:hAnsi="Courier New"/>
-          <w:sz w:val="20"/>
-          <w:szCs w:val="20"/>
-          <w:lang w:val="en-US"/>
-        </w:rPr>
-        <w:t>INSERT INTO AppointmentStatuses (StatusCode, Description) VALUES</w:t>
-      </w:r>
-    </w:p>
-    <w:p>
-      <w:pPr>
-        <w:pStyle w:val="Normal"/>
-        <w:spacing w:lineRule="exact" w:line="240"/>
-        <w:jc w:val="start"/>
-        <w:rPr>
-          <w:lang w:val="en-US"/>
-        </w:rPr>
-      </w:pPr>
-      <w:r>
-        <w:rPr>
-          <w:rFonts w:eastAsia="Courier New" w:cs="Courier New" w:ascii="Courier New" w:hAnsi="Courier New"/>
-          <w:sz w:val="20"/>
-          <w:szCs w:val="20"/>
-          <w:lang w:val="en-US"/>
-        </w:rPr>
-        <w:t xml:space="preserve">    </w:t>
-      </w:r>
-      <w:r>
-        <w:rPr>
-          <w:rFonts w:eastAsia="Courier New" w:cs="Courier New" w:ascii="Courier New" w:hAnsi="Courier New"/>
-          <w:sz w:val="20"/>
-          <w:szCs w:val="20"/>
-          <w:lang w:val="en-US"/>
-        </w:rPr>
-        <w:t>('scheduled', '</w:t>
-      </w:r>
-      <w:r>
-        <w:rPr>
-          <w:rFonts w:eastAsia="Courier New" w:cs="Courier New" w:ascii="Courier New" w:hAnsi="Courier New"/>
-          <w:sz w:val="20"/>
-          <w:szCs w:val="20"/>
-        </w:rPr>
-        <w:t>Запланирован</w:t>
-      </w:r>
-      <w:r>
-        <w:rPr>
-          <w:rFonts w:eastAsia="Courier New" w:cs="Courier New" w:ascii="Courier New" w:hAnsi="Courier New"/>
-          <w:sz w:val="20"/>
-          <w:szCs w:val="20"/>
-          <w:lang w:val="en-US"/>
-        </w:rPr>
-        <w:t>'),</w:t>
-      </w:r>
-    </w:p>
-    <w:p>
-      <w:pPr>
-        <w:pStyle w:val="Normal"/>
-        <w:spacing w:lineRule="exact" w:line="240"/>
-        <w:jc w:val="start"/>
-        <w:rPr>
-          <w:lang w:val="en-US"/>
-        </w:rPr>
-      </w:pPr>
-      <w:r>
-        <w:rPr>
-          <w:rFonts w:eastAsia="Courier New" w:cs="Courier New" w:ascii="Courier New" w:hAnsi="Courier New"/>
-          <w:sz w:val="20"/>
-          <w:szCs w:val="20"/>
-          <w:lang w:val="en-US"/>
-        </w:rPr>
-        <w:t xml:space="preserve">    </w:t>
-      </w:r>
-      <w:r>
-        <w:rPr>
-          <w:rFonts w:eastAsia="Courier New" w:cs="Courier New" w:ascii="Courier New" w:hAnsi="Courier New"/>
-          <w:sz w:val="20"/>
-          <w:szCs w:val="20"/>
-          <w:lang w:val="en-US"/>
-        </w:rPr>
-        <w:t>('completed',  '</w:t>
-      </w:r>
-      <w:r>
-        <w:rPr>
-          <w:rFonts w:eastAsia="Courier New" w:cs="Courier New" w:ascii="Courier New" w:hAnsi="Courier New"/>
-          <w:sz w:val="20"/>
-          <w:szCs w:val="20"/>
-        </w:rPr>
-        <w:t>Проведён</w:t>
-      </w:r>
-      <w:r>
-        <w:rPr>
-          <w:rFonts w:eastAsia="Courier New" w:cs="Courier New" w:ascii="Courier New" w:hAnsi="Courier New"/>
-          <w:sz w:val="20"/>
-          <w:szCs w:val="20"/>
-          <w:lang w:val="en-US"/>
-        </w:rPr>
-        <w:t>'),</w:t>
-      </w:r>
-    </w:p>
-    <w:p>
-      <w:pPr>
-        <w:pStyle w:val="Normal"/>
-        <w:spacing w:lineRule="exact" w:line="240"/>
-        <w:jc w:val="start"/>
-        <w:rPr>
-          <w:lang w:val="en-US"/>
-        </w:rPr>
-      </w:pPr>
-      <w:r>
-        <w:rPr>
-          <w:rFonts w:eastAsia="Courier New" w:cs="Courier New" w:ascii="Courier New" w:hAnsi="Courier New"/>
-          <w:sz w:val="20"/>
-          <w:szCs w:val="20"/>
-          <w:lang w:val="en-US"/>
-        </w:rPr>
-        <w:t xml:space="preserve">    </w:t>
-      </w:r>
-      <w:r>
-        <w:rPr>
-          <w:rFonts w:eastAsia="Courier New" w:cs="Courier New" w:ascii="Courier New" w:hAnsi="Courier New"/>
-          <w:sz w:val="20"/>
-          <w:szCs w:val="20"/>
-          <w:lang w:val="en-US"/>
-        </w:rPr>
-        <w:t>('cancelled',  '</w:t>
-      </w:r>
-      <w:r>
-        <w:rPr>
-          <w:rFonts w:eastAsia="Courier New" w:cs="Courier New" w:ascii="Courier New" w:hAnsi="Courier New"/>
-          <w:sz w:val="20"/>
-          <w:szCs w:val="20"/>
-        </w:rPr>
-        <w:t>Отменён</w:t>
-      </w:r>
-      <w:r>
-        <w:rPr>
-          <w:rFonts w:eastAsia="Courier New" w:cs="Courier New" w:ascii="Courier New" w:hAnsi="Courier New"/>
-          <w:sz w:val="20"/>
-          <w:szCs w:val="20"/>
-          <w:lang w:val="en-US"/>
-        </w:rPr>
-        <w:t>')</w:t>
-      </w:r>
-    </w:p>
-    <w:p>
-      <w:pPr>
-        <w:pStyle w:val="Normal"/>
-        <w:spacing w:lineRule="exact" w:line="240"/>
-        <w:jc w:val="start"/>
-        <w:rPr>
-          <w:lang w:val="en-US"/>
-        </w:rPr>
-      </w:pPr>
-      <w:r>
-        <w:rPr>
-          <w:rFonts w:eastAsia="Courier New" w:cs="Courier New" w:ascii="Courier New" w:hAnsi="Courier New"/>
-          <w:sz w:val="20"/>
-          <w:szCs w:val="20"/>
-          <w:lang w:val="en-US"/>
-        </w:rPr>
-        <w:t>ON CONFLICT (StatusCode) DO NOTHING;</w:t>
-      </w:r>
-    </w:p>
-    <w:p>
-      <w:pPr>
-        <w:pStyle w:val="Normal"/>
-        <w:spacing w:lineRule="exact" w:line="240"/>
-        <w:jc w:val="start"/>
-        <w:rPr>
-          <w:lang w:val="en-US"/>
-        </w:rPr>
-      </w:pPr>
-      <w:r>
-        <w:rPr>
-          <w:lang w:val="en-US"/>
-        </w:rPr>
-      </w:r>
-    </w:p>
-    <w:p>
-      <w:pPr>
-        <w:pStyle w:val="Normal"/>
-        <w:spacing w:lineRule="exact" w:line="240"/>
-        <w:jc w:val="start"/>
-        <w:rPr>
-          <w:lang w:val="en-US"/>
-        </w:rPr>
-      </w:pPr>
-      <w:r>
-        <w:rPr>
-          <w:rFonts w:eastAsia="Courier New" w:cs="Courier New" w:ascii="Courier New" w:hAnsi="Courier New"/>
-          <w:sz w:val="20"/>
-          <w:szCs w:val="20"/>
-          <w:lang w:val="en-US"/>
-        </w:rPr>
-        <w:t xml:space="preserve">-- 2. </w:t>
-      </w:r>
-      <w:r>
-        <w:rPr>
-          <w:rFonts w:eastAsia="Courier New" w:cs="Courier New" w:ascii="Courier New" w:hAnsi="Courier New"/>
-          <w:sz w:val="20"/>
-          <w:szCs w:val="20"/>
-        </w:rPr>
-        <w:t>ПАЦИЕНТЫ</w:t>
-      </w:r>
-      <w:r>
-        <w:rPr>
-          <w:rFonts w:eastAsia="Courier New" w:cs="Courier New" w:ascii="Courier New" w:hAnsi="Courier New"/>
-          <w:sz w:val="20"/>
-          <w:szCs w:val="20"/>
-          <w:lang w:val="en-US"/>
-        </w:rPr>
-        <w:t xml:space="preserve"> (Patients)</w:t>
-      </w:r>
-    </w:p>
-    <w:p>
-      <w:pPr>
-        <w:pStyle w:val="Normal"/>
-        <w:spacing w:lineRule="exact" w:line="240"/>
-        <w:jc w:val="start"/>
-        <w:rPr>
-          <w:lang w:val="en-US"/>
-        </w:rPr>
-      </w:pPr>
-      <w:r>
-        <w:rPr>
-          <w:rFonts w:eastAsia="Courier New" w:cs="Courier New" w:ascii="Courier New" w:hAnsi="Courier New"/>
-          <w:sz w:val="20"/>
-          <w:szCs w:val="20"/>
-          <w:lang w:val="en-US"/>
-        </w:rPr>
-        <w:t>CREATE TABLE IF NOT EXISTS Patients (</w:t>
-      </w:r>
-    </w:p>
-    <w:p>
-      <w:pPr>
-        <w:pStyle w:val="Normal"/>
-        <w:spacing w:lineRule="exact" w:line="240"/>
-        <w:jc w:val="start"/>
-        <w:rPr>
-          <w:lang w:val="en-US"/>
-        </w:rPr>
-      </w:pPr>
-      <w:r>
-        <w:rPr>
-          <w:rFonts w:eastAsia="Courier New" w:cs="Courier New" w:ascii="Courier New" w:hAnsi="Courier New"/>
-          <w:sz w:val="20"/>
-          <w:szCs w:val="20"/>
-          <w:lang w:val="en-US"/>
-        </w:rPr>
-        <w:t xml:space="preserve">    </w:t>
-      </w:r>
-      <w:r>
-        <w:rPr>
-          <w:rFonts w:eastAsia="Courier New" w:cs="Courier New" w:ascii="Courier New" w:hAnsi="Courier New"/>
-          <w:sz w:val="20"/>
-          <w:szCs w:val="20"/>
-          <w:lang w:val="en-US"/>
-        </w:rPr>
-        <w:t>PatientId        INTEGER GENERATED ALWAYS AS IDENTITY PRIMARY KEY,</w:t>
-      </w:r>
-    </w:p>
-    <w:p>
-      <w:pPr>
-        <w:pStyle w:val="Normal"/>
-        <w:spacing w:lineRule="exact" w:line="240"/>
-        <w:jc w:val="start"/>
-        <w:rPr>
-          <w:lang w:val="en-US"/>
-        </w:rPr>
-      </w:pPr>
-      <w:r>
-        <w:rPr>
-          <w:rFonts w:eastAsia="Courier New" w:cs="Courier New" w:ascii="Courier New" w:hAnsi="Courier New"/>
-          <w:sz w:val="20"/>
-          <w:szCs w:val="20"/>
-          <w:lang w:val="en-US"/>
-        </w:rPr>
-        <w:t xml:space="preserve">    </w:t>
-      </w:r>
-      <w:r>
-        <w:rPr>
-          <w:rFonts w:eastAsia="Courier New" w:cs="Courier New" w:ascii="Courier New" w:hAnsi="Courier New"/>
-          <w:sz w:val="20"/>
-          <w:szCs w:val="20"/>
-          <w:lang w:val="en-US"/>
-        </w:rPr>
-        <w:t>LastName         VARCHAR(100) NOT NULL,</w:t>
-      </w:r>
-    </w:p>
-    <w:p>
-      <w:pPr>
-        <w:pStyle w:val="Normal"/>
-        <w:spacing w:lineRule="exact" w:line="240"/>
-        <w:jc w:val="start"/>
-        <w:rPr>
-          <w:lang w:val="en-US"/>
-        </w:rPr>
-      </w:pPr>
-      <w:r>
-        <w:rPr>
-          <w:rFonts w:eastAsia="Courier New" w:cs="Courier New" w:ascii="Courier New" w:hAnsi="Courier New"/>
-          <w:sz w:val="20"/>
-          <w:szCs w:val="20"/>
-          <w:lang w:val="en-US"/>
-        </w:rPr>
-        <w:t xml:space="preserve">    </w:t>
-      </w:r>
-      <w:r>
-        <w:rPr>
-          <w:rFonts w:eastAsia="Courier New" w:cs="Courier New" w:ascii="Courier New" w:hAnsi="Courier New"/>
-          <w:sz w:val="20"/>
-          <w:szCs w:val="20"/>
-          <w:lang w:val="en-US"/>
-        </w:rPr>
-        <w:t>FirstName        VARCHAR(100) NOT NULL,</w:t>
-      </w:r>
-    </w:p>
-    <w:p>
-      <w:pPr>
-        <w:pStyle w:val="Normal"/>
-        <w:spacing w:lineRule="exact" w:line="240"/>
-        <w:jc w:val="start"/>
-        <w:rPr>
-          <w:lang w:val="en-US"/>
-        </w:rPr>
-      </w:pPr>
-      <w:r>
-        <w:rPr>
-          <w:rFonts w:eastAsia="Courier New" w:cs="Courier New" w:ascii="Courier New" w:hAnsi="Courier New"/>
-          <w:sz w:val="20"/>
-          <w:szCs w:val="20"/>
-          <w:lang w:val="en-US"/>
-        </w:rPr>
-        <w:t xml:space="preserve">    </w:t>
-      </w:r>
-      <w:r>
-        <w:rPr>
-          <w:rFonts w:eastAsia="Courier New" w:cs="Courier New" w:ascii="Courier New" w:hAnsi="Courier New"/>
-          <w:sz w:val="20"/>
-          <w:szCs w:val="20"/>
-          <w:lang w:val="en-US"/>
-        </w:rPr>
-        <w:t>MiddleName       VARCHAR(100),</w:t>
-      </w:r>
-    </w:p>
-    <w:p>
-      <w:pPr>
-        <w:pStyle w:val="Normal"/>
-        <w:spacing w:lineRule="exact" w:line="240"/>
-        <w:jc w:val="start"/>
-        <w:rPr>
-          <w:lang w:val="en-US"/>
-        </w:rPr>
-      </w:pPr>
-      <w:r>
-        <w:rPr>
-          <w:rFonts w:eastAsia="Courier New" w:cs="Courier New" w:ascii="Courier New" w:hAnsi="Courier New"/>
-          <w:sz w:val="20"/>
-          <w:szCs w:val="20"/>
-          <w:lang w:val="en-US"/>
-        </w:rPr>
-        <w:t xml:space="preserve">    </w:t>
-      </w:r>
-      <w:r>
-        <w:rPr>
-          <w:rFonts w:eastAsia="Courier New" w:cs="Courier New" w:ascii="Courier New" w:hAnsi="Courier New"/>
-          <w:sz w:val="20"/>
-          <w:szCs w:val="20"/>
-          <w:lang w:val="en-US"/>
-        </w:rPr>
-        <w:t>BirthDate        DATE         NOT NULL,</w:t>
-      </w:r>
-    </w:p>
-    <w:p>
-      <w:pPr>
-        <w:pStyle w:val="Normal"/>
-        <w:spacing w:lineRule="exact" w:line="240"/>
-        <w:jc w:val="start"/>
-        <w:rPr>
-          <w:lang w:val="en-US"/>
-        </w:rPr>
-      </w:pPr>
-      <w:r>
-        <w:rPr>
-          <w:rFonts w:eastAsia="Courier New" w:cs="Courier New" w:ascii="Courier New" w:hAnsi="Courier New"/>
-          <w:sz w:val="20"/>
-          <w:szCs w:val="20"/>
-          <w:lang w:val="en-US"/>
-        </w:rPr>
-        <w:t xml:space="preserve">    </w:t>
-      </w:r>
-      <w:r>
-        <w:rPr>
-          <w:rFonts w:eastAsia="Courier New" w:cs="Courier New" w:ascii="Courier New" w:hAnsi="Courier New"/>
-          <w:sz w:val="20"/>
-          <w:szCs w:val="20"/>
-          <w:lang w:val="en-US"/>
-        </w:rPr>
-        <w:t>Phone            VARCHAR(20)  NOT NULL,</w:t>
-      </w:r>
-    </w:p>
-    <w:p>
-      <w:pPr>
-        <w:pStyle w:val="Normal"/>
-        <w:spacing w:lineRule="exact" w:line="240"/>
-        <w:jc w:val="start"/>
-        <w:rPr>
-          <w:lang w:val="en-US"/>
-        </w:rPr>
-      </w:pPr>
-      <w:r>
-        <w:rPr>
-          <w:rFonts w:eastAsia="Courier New" w:cs="Courier New" w:ascii="Courier New" w:hAnsi="Courier New"/>
-          <w:sz w:val="20"/>
-          <w:szCs w:val="20"/>
-          <w:lang w:val="en-US"/>
-        </w:rPr>
-        <w:t xml:space="preserve">    </w:t>
-      </w:r>
-      <w:r>
-        <w:rPr>
-          <w:rFonts w:eastAsia="Courier New" w:cs="Courier New" w:ascii="Courier New" w:hAnsi="Courier New"/>
-          <w:sz w:val="20"/>
-          <w:szCs w:val="20"/>
-          <w:lang w:val="en-US"/>
-        </w:rPr>
-        <w:t>Email            VARCHAR(100),</w:t>
-      </w:r>
-    </w:p>
-    <w:p>
-      <w:pPr>
-        <w:pStyle w:val="Normal"/>
-        <w:spacing w:lineRule="exact" w:line="240"/>
-        <w:jc w:val="start"/>
-        <w:rPr>
-          <w:lang w:val="en-US"/>
-        </w:rPr>
-      </w:pPr>
-      <w:r>
-        <w:rPr>
-          <w:rFonts w:eastAsia="Courier New" w:cs="Courier New" w:ascii="Courier New" w:hAnsi="Courier New"/>
-          <w:sz w:val="20"/>
-          <w:szCs w:val="20"/>
-          <w:lang w:val="en-US"/>
-        </w:rPr>
-        <w:t xml:space="preserve">    </w:t>
-      </w:r>
-      <w:r>
-        <w:rPr>
-          <w:rFonts w:eastAsia="Courier New" w:cs="Courier New" w:ascii="Courier New" w:hAnsi="Courier New"/>
-          <w:sz w:val="20"/>
-          <w:szCs w:val="20"/>
-          <w:lang w:val="en-US"/>
-        </w:rPr>
-        <w:t>PolicyNumber     VARCHAR(30)  UNIQUE,</w:t>
-      </w:r>
-    </w:p>
-    <w:p>
-      <w:pPr>
-        <w:pStyle w:val="Normal"/>
-        <w:spacing w:lineRule="exact" w:line="240"/>
-        <w:jc w:val="start"/>
-        <w:rPr>
-          <w:lang w:val="en-US"/>
-        </w:rPr>
-      </w:pPr>
-      <w:r>
-        <w:rPr>
-          <w:rFonts w:eastAsia="Courier New" w:cs="Courier New" w:ascii="Courier New" w:hAnsi="Courier New"/>
-          <w:sz w:val="20"/>
-          <w:szCs w:val="20"/>
-          <w:lang w:val="en-US"/>
-        </w:rPr>
-        <w:t xml:space="preserve">    </w:t>
-      </w:r>
-      <w:r>
-        <w:rPr>
-          <w:rFonts w:eastAsia="Courier New" w:cs="Courier New" w:ascii="Courier New" w:hAnsi="Courier New"/>
-          <w:sz w:val="20"/>
-          <w:szCs w:val="20"/>
-          <w:lang w:val="en-US"/>
-        </w:rPr>
-        <w:t>RegistrationDate DATE         NOT NULL DEFAULT CURRENT_DATE,</w:t>
-      </w:r>
-    </w:p>
-    <w:p>
-      <w:pPr>
-        <w:pStyle w:val="Normal"/>
-        <w:spacing w:lineRule="exact" w:line="240"/>
-        <w:jc w:val="start"/>
-        <w:rPr>
-          <w:lang w:val="en-US"/>
-        </w:rPr>
-      </w:pPr>
-      <w:r>
-        <w:rPr>
-          <w:rFonts w:eastAsia="Courier New" w:cs="Courier New" w:ascii="Courier New" w:hAnsi="Courier New"/>
-          <w:sz w:val="20"/>
-          <w:szCs w:val="20"/>
-          <w:lang w:val="en-US"/>
-        </w:rPr>
-        <w:t xml:space="preserve">    </w:t>
-      </w:r>
-      <w:r>
-        <w:rPr>
-          <w:rFonts w:eastAsia="Courier New" w:cs="Courier New" w:ascii="Courier New" w:hAnsi="Courier New"/>
-          <w:sz w:val="20"/>
-          <w:szCs w:val="20"/>
-          <w:lang w:val="en-US"/>
-        </w:rPr>
-        <w:t>CreatedAt        TIMESTAMPTZ  NOT NULL DEFAULT NOW(),</w:t>
-      </w:r>
-    </w:p>
-    <w:p>
-      <w:pPr>
-        <w:pStyle w:val="Normal"/>
-        <w:spacing w:lineRule="exact" w:line="240"/>
-        <w:jc w:val="start"/>
-        <w:rPr>
-          <w:lang w:val="en-US"/>
-        </w:rPr>
-      </w:pPr>
-      <w:r>
-        <w:rPr>
-          <w:rFonts w:eastAsia="Courier New" w:cs="Courier New" w:ascii="Courier New" w:hAnsi="Courier New"/>
-          <w:sz w:val="20"/>
-          <w:szCs w:val="20"/>
-          <w:lang w:val="en-US"/>
-        </w:rPr>
-        <w:t xml:space="preserve">    </w:t>
-      </w:r>
-      <w:r>
-        <w:rPr>
-          <w:rFonts w:eastAsia="Courier New" w:cs="Courier New" w:ascii="Courier New" w:hAnsi="Courier New"/>
-          <w:sz w:val="20"/>
-          <w:szCs w:val="20"/>
-          <w:lang w:val="en-US"/>
-        </w:rPr>
-        <w:t>UpdatedAt        TIMESTAMPTZ  NOT NULL DEFAULT NOW()</w:t>
-      </w:r>
-    </w:p>
-    <w:p>
-      <w:pPr>
-        <w:pStyle w:val="Normal"/>
-        <w:spacing w:lineRule="exact" w:line="240"/>
-        <w:jc w:val="start"/>
-        <w:rPr>
-          <w:lang w:val="en-US"/>
-        </w:rPr>
-      </w:pPr>
-      <w:r>
-        <w:rPr>
-          <w:rFonts w:eastAsia="Courier New" w:cs="Courier New" w:ascii="Courier New" w:hAnsi="Courier New"/>
-          <w:sz w:val="20"/>
-          <w:szCs w:val="20"/>
-          <w:lang w:val="en-US"/>
-        </w:rPr>
-        <w:t>);</w:t>
-      </w:r>
-    </w:p>
-    <w:p>
-      <w:pPr>
-        <w:pStyle w:val="Normal"/>
-        <w:spacing w:lineRule="exact" w:line="240"/>
-        <w:jc w:val="start"/>
-        <w:rPr>
-          <w:lang w:val="en-US"/>
-        </w:rPr>
-      </w:pPr>
-      <w:r>
-        <w:rPr>
-          <w:rFonts w:eastAsia="Courier New" w:cs="Courier New" w:ascii="Courier New" w:hAnsi="Courier New"/>
-          <w:sz w:val="20"/>
-          <w:szCs w:val="20"/>
-          <w:lang w:val="en-US"/>
-        </w:rPr>
-        <w:t>CREATE INDEX IF NOT EXISTS idx_patients_lastname</w:t>
-      </w:r>
-    </w:p>
-    <w:p>
-      <w:pPr>
-        <w:pStyle w:val="Normal"/>
-        <w:spacing w:lineRule="exact" w:line="240"/>
-        <w:jc w:val="start"/>
-        <w:rPr>
-          <w:lang w:val="en-US"/>
-        </w:rPr>
-      </w:pPr>
-      <w:r>
-        <w:rPr>
-          <w:rFonts w:eastAsia="Courier New" w:cs="Courier New" w:ascii="Courier New" w:hAnsi="Courier New"/>
-          <w:sz w:val="20"/>
-          <w:szCs w:val="20"/>
-          <w:lang w:val="en-US"/>
-        </w:rPr>
-        <w:t xml:space="preserve">    </w:t>
-      </w:r>
-      <w:r>
-        <w:rPr>
-          <w:rFonts w:eastAsia="Courier New" w:cs="Courier New" w:ascii="Courier New" w:hAnsi="Courier New"/>
-          <w:sz w:val="20"/>
-          <w:szCs w:val="20"/>
-          <w:lang w:val="en-US"/>
-        </w:rPr>
-        <w:t>ON Patients (LastName);</w:t>
-      </w:r>
-    </w:p>
-    <w:p>
-      <w:pPr>
-        <w:pStyle w:val="Normal"/>
-        <w:spacing w:lineRule="exact" w:line="240"/>
-        <w:jc w:val="start"/>
-        <w:rPr>
-          <w:lang w:val="en-US"/>
-        </w:rPr>
-      </w:pPr>
-      <w:r>
-        <w:rPr>
-          <w:lang w:val="en-US"/>
-        </w:rPr>
-      </w:r>
-    </w:p>
-    <w:p>
-      <w:pPr>
-        <w:pStyle w:val="Normal"/>
-        <w:spacing w:lineRule="exact" w:line="240"/>
-        <w:jc w:val="start"/>
-        <w:rPr>
-          <w:lang w:val="en-US"/>
-        </w:rPr>
-      </w:pPr>
-      <w:r>
-        <w:rPr>
-          <w:rFonts w:eastAsia="Courier New" w:cs="Courier New" w:ascii="Courier New" w:hAnsi="Courier New"/>
-          <w:sz w:val="20"/>
-          <w:szCs w:val="20"/>
-          <w:lang w:val="en-US"/>
-        </w:rPr>
-        <w:t xml:space="preserve">-- 3. </w:t>
-      </w:r>
-      <w:r>
-        <w:rPr>
-          <w:rFonts w:eastAsia="Courier New" w:cs="Courier New" w:ascii="Courier New" w:hAnsi="Courier New"/>
-          <w:sz w:val="20"/>
-          <w:szCs w:val="20"/>
-        </w:rPr>
-        <w:t>ВРАЧИ</w:t>
-      </w:r>
-      <w:r>
-        <w:rPr>
-          <w:rFonts w:eastAsia="Courier New" w:cs="Courier New" w:ascii="Courier New" w:hAnsi="Courier New"/>
-          <w:sz w:val="20"/>
-          <w:szCs w:val="20"/>
-          <w:lang w:val="en-US"/>
-        </w:rPr>
-        <w:t xml:space="preserve"> (Doctors)</w:t>
-      </w:r>
-    </w:p>
-    <w:p>
-      <w:pPr>
-        <w:pStyle w:val="Normal"/>
-        <w:spacing w:lineRule="exact" w:line="240"/>
-        <w:jc w:val="start"/>
-        <w:rPr>
-          <w:lang w:val="en-US"/>
-        </w:rPr>
-      </w:pPr>
-      <w:r>
-        <w:rPr>
-          <w:rFonts w:eastAsia="Courier New" w:cs="Courier New" w:ascii="Courier New" w:hAnsi="Courier New"/>
-          <w:sz w:val="20"/>
-          <w:szCs w:val="20"/>
-          <w:lang w:val="en-US"/>
-        </w:rPr>
-        <w:t>CREATE TABLE IF NOT EXISTS Doctors (</w:t>
-      </w:r>
-    </w:p>
-    <w:p>
-      <w:pPr>
-        <w:pStyle w:val="Normal"/>
-        <w:spacing w:lineRule="exact" w:line="240"/>
-        <w:jc w:val="start"/>
-        <w:rPr>
-          <w:lang w:val="en-US"/>
-        </w:rPr>
-      </w:pPr>
-      <w:r>
-        <w:rPr>
-          <w:rFonts w:eastAsia="Courier New" w:cs="Courier New" w:ascii="Courier New" w:hAnsi="Courier New"/>
-          <w:sz w:val="20"/>
-          <w:szCs w:val="20"/>
-          <w:lang w:val="en-US"/>
-        </w:rPr>
-        <w:t xml:space="preserve">    </w:t>
-      </w:r>
-      <w:r>
-        <w:rPr>
-          <w:rFonts w:eastAsia="Courier New" w:cs="Courier New" w:ascii="Courier New" w:hAnsi="Courier New"/>
-          <w:sz w:val="20"/>
-          <w:szCs w:val="20"/>
-          <w:lang w:val="en-US"/>
-        </w:rPr>
-        <w:t>DoctorId       INTEGER GENERATED ALWAYS AS IDENTITY PRIMARY KEY,</w:t>
-      </w:r>
-    </w:p>
-    <w:p>
-      <w:pPr>
-        <w:pStyle w:val="Normal"/>
-        <w:spacing w:lineRule="exact" w:line="240"/>
-        <w:jc w:val="start"/>
-        <w:rPr>
-          <w:lang w:val="en-US"/>
-        </w:rPr>
-      </w:pPr>
-      <w:r>
-        <w:rPr>
-          <w:rFonts w:eastAsia="Courier New" w:cs="Courier New" w:ascii="Courier New" w:hAnsi="Courier New"/>
-          <w:sz w:val="20"/>
-          <w:szCs w:val="20"/>
-          <w:lang w:val="en-US"/>
-        </w:rPr>
-        <w:t xml:space="preserve">    </w:t>
-      </w:r>
-      <w:r>
-        <w:rPr>
-          <w:rFonts w:eastAsia="Courier New" w:cs="Courier New" w:ascii="Courier New" w:hAnsi="Courier New"/>
-          <w:sz w:val="20"/>
-          <w:szCs w:val="20"/>
-          <w:lang w:val="en-US"/>
-        </w:rPr>
-        <w:t>LastName       VARCHAR(100) NOT NULL,</w:t>
-      </w:r>
-    </w:p>
-    <w:p>
-      <w:pPr>
-        <w:pStyle w:val="Normal"/>
-        <w:spacing w:lineRule="exact" w:line="240"/>
-        <w:jc w:val="start"/>
-        <w:rPr>
-          <w:lang w:val="en-US"/>
-        </w:rPr>
-      </w:pPr>
-      <w:r>
-        <w:rPr>
-          <w:rFonts w:eastAsia="Courier New" w:cs="Courier New" w:ascii="Courier New" w:hAnsi="Courier New"/>
-          <w:sz w:val="20"/>
-          <w:szCs w:val="20"/>
-          <w:lang w:val="en-US"/>
-        </w:rPr>
-        <w:t xml:space="preserve">    </w:t>
-      </w:r>
-      <w:r>
-        <w:rPr>
-          <w:rFonts w:eastAsia="Courier New" w:cs="Courier New" w:ascii="Courier New" w:hAnsi="Courier New"/>
-          <w:sz w:val="20"/>
-          <w:szCs w:val="20"/>
-          <w:lang w:val="en-US"/>
-        </w:rPr>
-        <w:t>FirstName      VARCHAR(100) NOT NULL,</w:t>
-      </w:r>
-    </w:p>
-    <w:p>
-      <w:pPr>
-        <w:pStyle w:val="Normal"/>
-        <w:spacing w:lineRule="exact" w:line="240"/>
-        <w:jc w:val="start"/>
-        <w:rPr>
-          <w:lang w:val="en-US"/>
-        </w:rPr>
-      </w:pPr>
-      <w:r>
-        <w:rPr>
-          <w:rFonts w:eastAsia="Courier New" w:cs="Courier New" w:ascii="Courier New" w:hAnsi="Courier New"/>
-          <w:sz w:val="20"/>
-          <w:szCs w:val="20"/>
-          <w:lang w:val="en-US"/>
-        </w:rPr>
-        <w:t xml:space="preserve">    </w:t>
-      </w:r>
-      <w:r>
-        <w:rPr>
-          <w:rFonts w:eastAsia="Courier New" w:cs="Courier New" w:ascii="Courier New" w:hAnsi="Courier New"/>
-          <w:sz w:val="20"/>
-          <w:szCs w:val="20"/>
-          <w:lang w:val="en-US"/>
-        </w:rPr>
-        <w:t>MiddleName     VARCHAR(100),</w:t>
-      </w:r>
-    </w:p>
-    <w:p>
-      <w:pPr>
-        <w:pStyle w:val="Normal"/>
-        <w:spacing w:lineRule="exact" w:line="240"/>
-        <w:jc w:val="start"/>
-        <w:rPr>
-          <w:lang w:val="en-US"/>
-        </w:rPr>
-      </w:pPr>
-      <w:r>
-        <w:rPr>
-          <w:rFonts w:eastAsia="Courier New" w:cs="Courier New" w:ascii="Courier New" w:hAnsi="Courier New"/>
-          <w:sz w:val="20"/>
-          <w:szCs w:val="20"/>
-          <w:lang w:val="en-US"/>
-        </w:rPr>
-        <w:t xml:space="preserve">    </w:t>
-      </w:r>
-      <w:r>
-        <w:rPr>
-          <w:rFonts w:eastAsia="Courier New" w:cs="Courier New" w:ascii="Courier New" w:hAnsi="Courier New"/>
-          <w:sz w:val="20"/>
-          <w:szCs w:val="20"/>
-          <w:lang w:val="en-US"/>
-        </w:rPr>
-        <w:t>Specialization VARCHAR(100) NOT NULL,</w:t>
-      </w:r>
-    </w:p>
-    <w:p>
-      <w:pPr>
-        <w:pStyle w:val="Normal"/>
-        <w:spacing w:lineRule="exact" w:line="240"/>
-        <w:jc w:val="start"/>
-        <w:rPr>
-          <w:lang w:val="en-US"/>
-        </w:rPr>
-      </w:pPr>
-      <w:r>
-        <w:rPr>
-          <w:rFonts w:eastAsia="Courier New" w:cs="Courier New" w:ascii="Courier New" w:hAnsi="Courier New"/>
-          <w:sz w:val="20"/>
-          <w:szCs w:val="20"/>
-          <w:lang w:val="en-US"/>
-        </w:rPr>
-        <w:t xml:space="preserve">    </w:t>
-      </w:r>
-      <w:r>
-        <w:rPr>
-          <w:rFonts w:eastAsia="Courier New" w:cs="Courier New" w:ascii="Courier New" w:hAnsi="Courier New"/>
-          <w:sz w:val="20"/>
-          <w:szCs w:val="20"/>
-          <w:lang w:val="en-US"/>
-        </w:rPr>
-        <w:t>Phone          VARCHAR(20),</w:t>
-      </w:r>
-    </w:p>
-    <w:p>
-      <w:pPr>
-        <w:pStyle w:val="Normal"/>
-        <w:spacing w:lineRule="exact" w:line="240"/>
-        <w:jc w:val="start"/>
-        <w:rPr>
-          <w:lang w:val="en-US"/>
-        </w:rPr>
-      </w:pPr>
-      <w:r>
-        <w:rPr>
-          <w:rFonts w:eastAsia="Courier New" w:cs="Courier New" w:ascii="Courier New" w:hAnsi="Courier New"/>
-          <w:sz w:val="20"/>
-          <w:szCs w:val="20"/>
-          <w:lang w:val="en-US"/>
-        </w:rPr>
-        <w:t xml:space="preserve">    </w:t>
-      </w:r>
-      <w:r>
-        <w:rPr>
-          <w:rFonts w:eastAsia="Courier New" w:cs="Courier New" w:ascii="Courier New" w:hAnsi="Courier New"/>
-          <w:sz w:val="20"/>
-          <w:szCs w:val="20"/>
-          <w:lang w:val="en-US"/>
-        </w:rPr>
-        <w:t>IsActive       BOOLEAN      NOT NULL DEFAULT TRUE,</w:t>
-      </w:r>
-    </w:p>
-    <w:p>
-      <w:pPr>
-        <w:pStyle w:val="Normal"/>
-        <w:spacing w:lineRule="exact" w:line="240"/>
-        <w:jc w:val="start"/>
-        <w:rPr>
-          <w:lang w:val="en-US"/>
-        </w:rPr>
-      </w:pPr>
-      <w:r>
-        <w:rPr>
-          <w:rFonts w:eastAsia="Courier New" w:cs="Courier New" w:ascii="Courier New" w:hAnsi="Courier New"/>
-          <w:sz w:val="20"/>
-          <w:szCs w:val="20"/>
-          <w:lang w:val="en-US"/>
-        </w:rPr>
-        <w:t xml:space="preserve">    </w:t>
-      </w:r>
-      <w:r>
-        <w:rPr>
-          <w:rFonts w:eastAsia="Courier New" w:cs="Courier New" w:ascii="Courier New" w:hAnsi="Courier New"/>
-          <w:sz w:val="20"/>
-          <w:szCs w:val="20"/>
-          <w:lang w:val="en-US"/>
-        </w:rPr>
-        <w:t>CreatedAt      TIMESTAMPTZ  NOT NULL DEFAULT NOW()</w:t>
-      </w:r>
-    </w:p>
-    <w:p>
-      <w:pPr>
-        <w:pStyle w:val="Normal"/>
-        <w:spacing w:lineRule="exact" w:line="240"/>
-        <w:jc w:val="start"/>
-        <w:rPr>
-          <w:lang w:val="en-US"/>
-        </w:rPr>
-      </w:pPr>
-      <w:r>
-        <w:rPr>
-          <w:rFonts w:eastAsia="Courier New" w:cs="Courier New" w:ascii="Courier New" w:hAnsi="Courier New"/>
-          <w:sz w:val="20"/>
-          <w:szCs w:val="20"/>
-          <w:lang w:val="en-US"/>
-        </w:rPr>
-        <w:t>);</w:t>
-      </w:r>
-    </w:p>
-    <w:p>
-      <w:pPr>
-        <w:pStyle w:val="Normal"/>
-        <w:spacing w:lineRule="exact" w:line="240"/>
-        <w:jc w:val="start"/>
-        <w:rPr>
-          <w:lang w:val="en-US"/>
-        </w:rPr>
-      </w:pPr>
-      <w:r>
-        <w:rPr>
-          <w:lang w:val="en-US"/>
-        </w:rPr>
-      </w:r>
-    </w:p>
-    <w:p>
-      <w:pPr>
-        <w:pStyle w:val="Normal"/>
-        <w:spacing w:lineRule="exact" w:line="240"/>
-        <w:jc w:val="start"/>
-        <w:rPr>
-          <w:lang w:val="en-US"/>
-        </w:rPr>
-      </w:pPr>
-      <w:r>
-        <w:rPr>
-          <w:rFonts w:eastAsia="Courier New" w:cs="Courier New" w:ascii="Courier New" w:hAnsi="Courier New"/>
-          <w:sz w:val="20"/>
-          <w:szCs w:val="20"/>
-          <w:lang w:val="en-US"/>
-        </w:rPr>
-        <w:t xml:space="preserve">-- 4. </w:t>
-      </w:r>
-      <w:r>
-        <w:rPr>
-          <w:rFonts w:eastAsia="Courier New" w:cs="Courier New" w:ascii="Courier New" w:hAnsi="Courier New"/>
-          <w:sz w:val="20"/>
-          <w:szCs w:val="20"/>
-        </w:rPr>
-        <w:t>РАСПИСАНИЕ</w:t>
-      </w:r>
-      <w:r>
-        <w:rPr>
-          <w:rFonts w:eastAsia="Courier New" w:cs="Courier New" w:ascii="Courier New" w:hAnsi="Courier New"/>
-          <w:sz w:val="20"/>
-          <w:szCs w:val="20"/>
-          <w:lang w:val="en-US"/>
-        </w:rPr>
-        <w:t xml:space="preserve"> </w:t>
-      </w:r>
-      <w:r>
-        <w:rPr>
-          <w:rFonts w:eastAsia="Courier New" w:cs="Courier New" w:ascii="Courier New" w:hAnsi="Courier New"/>
-          <w:sz w:val="20"/>
-          <w:szCs w:val="20"/>
-        </w:rPr>
-        <w:t>ВРАЧЕЙ</w:t>
-      </w:r>
-      <w:r>
-        <w:rPr>
-          <w:rFonts w:eastAsia="Courier New" w:cs="Courier New" w:ascii="Courier New" w:hAnsi="Courier New"/>
-          <w:sz w:val="20"/>
-          <w:szCs w:val="20"/>
-          <w:lang w:val="en-US"/>
-        </w:rPr>
-        <w:t xml:space="preserve"> (DoctorSchedule)</w:t>
-      </w:r>
-    </w:p>
-    <w:p>
-      <w:pPr>
-        <w:pStyle w:val="Normal"/>
-        <w:spacing w:lineRule="exact" w:line="240"/>
-        <w:jc w:val="start"/>
-        <w:rPr>
-          <w:lang w:val="en-US"/>
-        </w:rPr>
-      </w:pPr>
-      <w:r>
-        <w:rPr>
-          <w:rFonts w:eastAsia="Courier New" w:cs="Courier New" w:ascii="Courier New" w:hAnsi="Courier New"/>
-          <w:sz w:val="20"/>
-          <w:szCs w:val="20"/>
-          <w:lang w:val="en-US"/>
-        </w:rPr>
-        <w:t>CREATE TYPE schedule_type_enum AS ENUM ('weekly', 'override');</w:t>
-      </w:r>
-    </w:p>
-    <w:p>
-      <w:pPr>
-        <w:pStyle w:val="Normal"/>
-        <w:spacing w:lineRule="exact" w:line="240"/>
-        <w:jc w:val="start"/>
-        <w:rPr>
-          <w:lang w:val="en-US"/>
-        </w:rPr>
-      </w:pPr>
-      <w:r>
-        <w:rPr>
-          <w:rFonts w:eastAsia="Courier New" w:cs="Courier New" w:ascii="Courier New" w:hAnsi="Courier New"/>
-          <w:sz w:val="20"/>
-          <w:szCs w:val="20"/>
-          <w:lang w:val="en-US"/>
-        </w:rPr>
-        <w:t>CREATE TABLE IF NOT EXISTS DoctorSchedule (</w:t>
-      </w:r>
-    </w:p>
-    <w:p>
-      <w:pPr>
-        <w:pStyle w:val="Normal"/>
-        <w:spacing w:lineRule="exact" w:line="240"/>
-        <w:jc w:val="start"/>
-        <w:rPr>
-          <w:lang w:val="en-US"/>
-        </w:rPr>
-      </w:pPr>
-      <w:r>
-        <w:rPr>
-          <w:rFonts w:eastAsia="Courier New" w:cs="Courier New" w:ascii="Courier New" w:hAnsi="Courier New"/>
-          <w:sz w:val="20"/>
-          <w:szCs w:val="20"/>
-          <w:lang w:val="en-US"/>
-        </w:rPr>
-        <w:t xml:space="preserve">    </w:t>
-      </w:r>
-      <w:r>
-        <w:rPr>
-          <w:rFonts w:eastAsia="Courier New" w:cs="Courier New" w:ascii="Courier New" w:hAnsi="Courier New"/>
-          <w:sz w:val="20"/>
-          <w:szCs w:val="20"/>
-          <w:lang w:val="en-US"/>
-        </w:rPr>
-        <w:t>ScheduleId    INTEGER GENERATED ALWAYS AS IDENTITY PRIMARY KEY,</w:t>
-      </w:r>
-    </w:p>
-    <w:p>
-      <w:pPr>
-        <w:pStyle w:val="Normal"/>
-        <w:spacing w:lineRule="exact" w:line="240"/>
-        <w:jc w:val="start"/>
-        <w:rPr>
-          <w:lang w:val="en-US"/>
-        </w:rPr>
-      </w:pPr>
-      <w:r>
-        <w:rPr>
-          <w:rFonts w:eastAsia="Courier New" w:cs="Courier New" w:ascii="Courier New" w:hAnsi="Courier New"/>
-          <w:sz w:val="20"/>
-          <w:szCs w:val="20"/>
-          <w:lang w:val="en-US"/>
-        </w:rPr>
-        <w:t xml:space="preserve">    </w:t>
-      </w:r>
-      <w:r>
-        <w:rPr>
-          <w:rFonts w:eastAsia="Courier New" w:cs="Courier New" w:ascii="Courier New" w:hAnsi="Courier New"/>
-          <w:sz w:val="20"/>
-          <w:szCs w:val="20"/>
-          <w:lang w:val="en-US"/>
-        </w:rPr>
-        <w:t>DoctorId      INTEGER NOT NULL</w:t>
-      </w:r>
-    </w:p>
-    <w:p>
-      <w:pPr>
-        <w:pStyle w:val="Normal"/>
-        <w:spacing w:lineRule="exact" w:line="240"/>
-        <w:jc w:val="start"/>
-        <w:rPr>
-          <w:lang w:val="en-US"/>
-        </w:rPr>
-      </w:pPr>
-      <w:r>
-        <w:rPr>
-          <w:rFonts w:eastAsia="Courier New" w:cs="Courier New" w:ascii="Courier New" w:hAnsi="Courier New"/>
-          <w:sz w:val="20"/>
-          <w:szCs w:val="20"/>
-          <w:lang w:val="en-US"/>
-        </w:rPr>
-        <w:t xml:space="preserve">                  </w:t>
-      </w:r>
-      <w:r>
-        <w:rPr>
-          <w:rFonts w:eastAsia="Courier New" w:cs="Courier New" w:ascii="Courier New" w:hAnsi="Courier New"/>
-          <w:sz w:val="20"/>
-          <w:szCs w:val="20"/>
-          <w:lang w:val="en-US"/>
-        </w:rPr>
-        <w:t>REFERENCES Doctors (DoctorId) ON DELETE CASCADE,</w:t>
-      </w:r>
-    </w:p>
-    <w:p>
-      <w:pPr>
-        <w:pStyle w:val="Normal"/>
-        <w:spacing w:lineRule="exact" w:line="240"/>
-        <w:jc w:val="start"/>
-        <w:rPr>
-          <w:lang w:val="en-US"/>
-        </w:rPr>
-      </w:pPr>
-      <w:r>
-        <w:rPr>
-          <w:rFonts w:eastAsia="Courier New" w:cs="Courier New" w:ascii="Courier New" w:hAnsi="Courier New"/>
-          <w:sz w:val="20"/>
-          <w:szCs w:val="20"/>
-          <w:lang w:val="en-US"/>
-        </w:rPr>
-        <w:t xml:space="preserve">    </w:t>
-      </w:r>
-      <w:r>
-        <w:rPr>
-          <w:rFonts w:eastAsia="Courier New" w:cs="Courier New" w:ascii="Courier New" w:hAnsi="Courier New"/>
-          <w:sz w:val="20"/>
-          <w:szCs w:val="20"/>
-          <w:lang w:val="en-US"/>
-        </w:rPr>
-        <w:t>ScheduleType  schedule_type_enum NOT NULL,</w:t>
-      </w:r>
-    </w:p>
-    <w:p>
-      <w:pPr>
-        <w:pStyle w:val="Normal"/>
-        <w:spacing w:lineRule="exact" w:line="240"/>
-        <w:jc w:val="start"/>
-        <w:rPr>
-          <w:lang w:val="en-US"/>
-        </w:rPr>
-      </w:pPr>
-      <w:r>
-        <w:rPr>
-          <w:rFonts w:eastAsia="Courier New" w:cs="Courier New" w:ascii="Courier New" w:hAnsi="Courier New"/>
-          <w:sz w:val="20"/>
-          <w:szCs w:val="20"/>
-          <w:lang w:val="en-US"/>
-        </w:rPr>
-        <w:t xml:space="preserve">    </w:t>
-      </w:r>
-      <w:r>
-        <w:rPr>
-          <w:rFonts w:eastAsia="Courier New" w:cs="Courier New" w:ascii="Courier New" w:hAnsi="Courier New"/>
-          <w:sz w:val="20"/>
-          <w:szCs w:val="20"/>
-          <w:lang w:val="en-US"/>
-        </w:rPr>
-        <w:t>DayOfWeek     SMALLINT CHECK (DayOfWeek BETWEEN 0 AND 6),</w:t>
-      </w:r>
-    </w:p>
-    <w:p>
-      <w:pPr>
-        <w:pStyle w:val="Normal"/>
-        <w:spacing w:lineRule="exact" w:line="240"/>
-        <w:jc w:val="start"/>
-        <w:rPr>
-          <w:lang w:val="en-US"/>
-        </w:rPr>
-      </w:pPr>
-      <w:r>
-        <w:rPr>
-          <w:rFonts w:eastAsia="Courier New" w:cs="Courier New" w:ascii="Courier New" w:hAnsi="Courier New"/>
-          <w:sz w:val="20"/>
-          <w:szCs w:val="20"/>
-          <w:lang w:val="en-US"/>
-        </w:rPr>
-        <w:t xml:space="preserve">    </w:t>
-      </w:r>
-      <w:r>
-        <w:rPr>
-          <w:rFonts w:eastAsia="Courier New" w:cs="Courier New" w:ascii="Courier New" w:hAnsi="Courier New"/>
-          <w:sz w:val="20"/>
-          <w:szCs w:val="20"/>
-          <w:lang w:val="en-US"/>
-        </w:rPr>
-        <w:t>SpecificDate  DATE,</w:t>
-      </w:r>
-    </w:p>
-    <w:p>
-      <w:pPr>
-        <w:pStyle w:val="Normal"/>
-        <w:spacing w:lineRule="exact" w:line="240"/>
-        <w:jc w:val="start"/>
-        <w:rPr>
-          <w:lang w:val="en-US"/>
-        </w:rPr>
-      </w:pPr>
-      <w:r>
-        <w:rPr>
-          <w:rFonts w:eastAsia="Courier New" w:cs="Courier New" w:ascii="Courier New" w:hAnsi="Courier New"/>
-          <w:sz w:val="20"/>
-          <w:szCs w:val="20"/>
-          <w:lang w:val="en-US"/>
-        </w:rPr>
-        <w:t xml:space="preserve">    </w:t>
-      </w:r>
-      <w:r>
-        <w:rPr>
-          <w:rFonts w:eastAsia="Courier New" w:cs="Courier New" w:ascii="Courier New" w:hAnsi="Courier New"/>
-          <w:sz w:val="20"/>
-          <w:szCs w:val="20"/>
-          <w:lang w:val="en-US"/>
-        </w:rPr>
-        <w:t>IsWorkingDay  BOOLEAN NOT NULL DEFAULT TRUE,</w:t>
-      </w:r>
-    </w:p>
-    <w:p>
-      <w:pPr>
-        <w:pStyle w:val="Normal"/>
-        <w:spacing w:lineRule="exact" w:line="240"/>
-        <w:jc w:val="start"/>
-        <w:rPr>
-          <w:lang w:val="en-US"/>
-        </w:rPr>
-      </w:pPr>
-      <w:r>
-        <w:rPr>
-          <w:rFonts w:eastAsia="Courier New" w:cs="Courier New" w:ascii="Courier New" w:hAnsi="Courier New"/>
-          <w:sz w:val="20"/>
-          <w:szCs w:val="20"/>
-          <w:lang w:val="en-US"/>
-        </w:rPr>
-        <w:t xml:space="preserve">    </w:t>
-      </w:r>
-      <w:r>
-        <w:rPr>
-          <w:rFonts w:eastAsia="Courier New" w:cs="Courier New" w:ascii="Courier New" w:hAnsi="Courier New"/>
-          <w:sz w:val="20"/>
-          <w:szCs w:val="20"/>
-          <w:lang w:val="en-US"/>
-        </w:rPr>
-        <w:t>WorkStartTime TIME,</w:t>
-      </w:r>
-    </w:p>
-    <w:p>
-      <w:pPr>
-        <w:pStyle w:val="Normal"/>
-        <w:spacing w:lineRule="exact" w:line="240"/>
-        <w:jc w:val="start"/>
-        <w:rPr>
-          <w:lang w:val="en-US"/>
-        </w:rPr>
-      </w:pPr>
-      <w:r>
-        <w:rPr>
-          <w:rFonts w:eastAsia="Courier New" w:cs="Courier New" w:ascii="Courier New" w:hAnsi="Courier New"/>
-          <w:sz w:val="20"/>
-          <w:szCs w:val="20"/>
-          <w:lang w:val="en-US"/>
-        </w:rPr>
-        <w:t xml:space="preserve">    </w:t>
-      </w:r>
-      <w:r>
-        <w:rPr>
-          <w:rFonts w:eastAsia="Courier New" w:cs="Courier New" w:ascii="Courier New" w:hAnsi="Courier New"/>
-          <w:sz w:val="20"/>
-          <w:szCs w:val="20"/>
-          <w:lang w:val="en-US"/>
-        </w:rPr>
-        <w:t>WorkEndTime   TIME,</w:t>
-      </w:r>
-    </w:p>
-    <w:p>
-      <w:pPr>
-        <w:pStyle w:val="Normal"/>
-        <w:spacing w:lineRule="exact" w:line="240"/>
-        <w:jc w:val="start"/>
-        <w:rPr>
-          <w:lang w:val="en-US"/>
-        </w:rPr>
-      </w:pPr>
-      <w:r>
-        <w:rPr>
-          <w:rFonts w:eastAsia="Courier New" w:cs="Courier New" w:ascii="Courier New" w:hAnsi="Courier New"/>
-          <w:sz w:val="20"/>
-          <w:szCs w:val="20"/>
-          <w:lang w:val="en-US"/>
-        </w:rPr>
-        <w:t xml:space="preserve">    </w:t>
-      </w:r>
-      <w:r>
-        <w:rPr>
-          <w:rFonts w:eastAsia="Courier New" w:cs="Courier New" w:ascii="Courier New" w:hAnsi="Courier New"/>
-          <w:sz w:val="20"/>
-          <w:szCs w:val="20"/>
-          <w:lang w:val="en-US"/>
-        </w:rPr>
-        <w:t>BreakStart    TIME,</w:t>
-      </w:r>
-    </w:p>
-    <w:p>
-      <w:pPr>
-        <w:pStyle w:val="Normal"/>
-        <w:spacing w:lineRule="exact" w:line="240"/>
-        <w:jc w:val="start"/>
-        <w:rPr>
-          <w:lang w:val="en-US"/>
-        </w:rPr>
-      </w:pPr>
-      <w:r>
-        <w:rPr>
-          <w:rFonts w:eastAsia="Courier New" w:cs="Courier New" w:ascii="Courier New" w:hAnsi="Courier New"/>
-          <w:sz w:val="20"/>
-          <w:szCs w:val="20"/>
-          <w:lang w:val="en-US"/>
-        </w:rPr>
-        <w:t xml:space="preserve">    </w:t>
-      </w:r>
-      <w:r>
-        <w:rPr>
-          <w:rFonts w:eastAsia="Courier New" w:cs="Courier New" w:ascii="Courier New" w:hAnsi="Courier New"/>
-          <w:sz w:val="20"/>
-          <w:szCs w:val="20"/>
-          <w:lang w:val="en-US"/>
-        </w:rPr>
-        <w:t>BreakEnd      TIME,</w:t>
-      </w:r>
-    </w:p>
-    <w:p>
-      <w:pPr>
-        <w:pStyle w:val="Normal"/>
-        <w:spacing w:lineRule="exact" w:line="240"/>
-        <w:jc w:val="start"/>
-        <w:rPr>
-          <w:lang w:val="en-US"/>
-        </w:rPr>
-      </w:pPr>
-      <w:r>
-        <w:rPr>
-          <w:rFonts w:eastAsia="Courier New" w:cs="Courier New" w:ascii="Courier New" w:hAnsi="Courier New"/>
-          <w:sz w:val="20"/>
-          <w:szCs w:val="20"/>
-          <w:lang w:val="en-US"/>
-        </w:rPr>
-        <w:t xml:space="preserve">    </w:t>
-      </w:r>
-      <w:r>
-        <w:rPr>
-          <w:rFonts w:eastAsia="Courier New" w:cs="Courier New" w:ascii="Courier New" w:hAnsi="Courier New"/>
-          <w:sz w:val="20"/>
-          <w:szCs w:val="20"/>
-          <w:lang w:val="en-US"/>
-        </w:rPr>
-        <w:t>UNIQUE (DoctorId, ScheduleType, DayOfWeek),</w:t>
-      </w:r>
-    </w:p>
-    <w:p>
-      <w:pPr>
-        <w:pStyle w:val="Normal"/>
-        <w:spacing w:lineRule="exact" w:line="240"/>
-        <w:jc w:val="start"/>
-        <w:rPr>
-          <w:lang w:val="en-US"/>
-        </w:rPr>
-      </w:pPr>
-      <w:r>
-        <w:rPr>
-          <w:rFonts w:eastAsia="Courier New" w:cs="Courier New" w:ascii="Courier New" w:hAnsi="Courier New"/>
-          <w:sz w:val="20"/>
-          <w:szCs w:val="20"/>
-          <w:lang w:val="en-US"/>
-        </w:rPr>
-        <w:t xml:space="preserve">    </w:t>
-      </w:r>
-      <w:r>
-        <w:rPr>
-          <w:rFonts w:eastAsia="Courier New" w:cs="Courier New" w:ascii="Courier New" w:hAnsi="Courier New"/>
-          <w:sz w:val="20"/>
-          <w:szCs w:val="20"/>
-          <w:lang w:val="en-US"/>
-        </w:rPr>
-        <w:t>UNIQUE (DoctorId, SpecificDate)</w:t>
-      </w:r>
-    </w:p>
-    <w:p>
-      <w:pPr>
-        <w:pStyle w:val="Normal"/>
-        <w:spacing w:lineRule="exact" w:line="240"/>
-        <w:jc w:val="start"/>
-        <w:rPr>
-          <w:lang w:val="en-US"/>
-        </w:rPr>
-      </w:pPr>
-      <w:r>
-        <w:rPr>
-          <w:rFonts w:eastAsia="Courier New" w:cs="Courier New" w:ascii="Courier New" w:hAnsi="Courier New"/>
-          <w:sz w:val="20"/>
-          <w:szCs w:val="20"/>
-          <w:lang w:val="en-US"/>
-        </w:rPr>
-        <w:t>);</w:t>
-      </w:r>
-    </w:p>
-    <w:p>
-      <w:pPr>
-        <w:pStyle w:val="Normal"/>
-        <w:spacing w:lineRule="exact" w:line="240"/>
-        <w:jc w:val="start"/>
-        <w:rPr>
-          <w:lang w:val="en-US"/>
-        </w:rPr>
-      </w:pPr>
-      <w:r>
-        <w:rPr>
-          <w:rFonts w:eastAsia="Courier New" w:cs="Courier New" w:ascii="Courier New" w:hAnsi="Courier New"/>
-          <w:sz w:val="20"/>
-          <w:szCs w:val="20"/>
-          <w:lang w:val="en-US"/>
-        </w:rPr>
-        <w:t>CREATE INDEX IF NOT EXISTS idx_schedule_doctor</w:t>
-      </w:r>
-    </w:p>
-    <w:p>
-      <w:pPr>
-        <w:pStyle w:val="Normal"/>
-        <w:spacing w:lineRule="exact" w:line="240"/>
-        <w:jc w:val="start"/>
-        <w:rPr>
-          <w:lang w:val="en-US"/>
-        </w:rPr>
-      </w:pPr>
-      <w:r>
-        <w:rPr>
-          <w:rFonts w:eastAsia="Courier New" w:cs="Courier New" w:ascii="Courier New" w:hAnsi="Courier New"/>
-          <w:sz w:val="20"/>
-          <w:szCs w:val="20"/>
-          <w:lang w:val="en-US"/>
-        </w:rPr>
-        <w:t xml:space="preserve">    </w:t>
-      </w:r>
-      <w:r>
-        <w:rPr>
-          <w:rFonts w:eastAsia="Courier New" w:cs="Courier New" w:ascii="Courier New" w:hAnsi="Courier New"/>
-          <w:sz w:val="20"/>
-          <w:szCs w:val="20"/>
-          <w:lang w:val="en-US"/>
-        </w:rPr>
-        <w:t>ON DoctorSchedule (DoctorId);</w:t>
-      </w:r>
-    </w:p>
-    <w:p>
-      <w:pPr>
-        <w:pStyle w:val="Normal"/>
-        <w:spacing w:lineRule="exact" w:line="240"/>
-        <w:jc w:val="start"/>
-        <w:rPr>
-          <w:lang w:val="en-US"/>
-        </w:rPr>
-      </w:pPr>
-      <w:r>
-        <w:rPr>
-          <w:lang w:val="en-US"/>
-        </w:rPr>
-      </w:r>
-    </w:p>
-    <w:p>
-      <w:pPr>
-        <w:pStyle w:val="Normal"/>
-        <w:spacing w:lineRule="exact" w:line="240"/>
-        <w:jc w:val="start"/>
-        <w:rPr>
-          <w:lang w:val="en-US"/>
-        </w:rPr>
-      </w:pPr>
-      <w:r>
-        <w:rPr>
-          <w:rFonts w:eastAsia="Courier New" w:cs="Courier New" w:ascii="Courier New" w:hAnsi="Courier New"/>
-          <w:sz w:val="20"/>
-          <w:szCs w:val="20"/>
-          <w:lang w:val="en-US"/>
-        </w:rPr>
-        <w:t xml:space="preserve">-- 5. </w:t>
-      </w:r>
-      <w:r>
-        <w:rPr>
-          <w:rFonts w:eastAsia="Courier New" w:cs="Courier New" w:ascii="Courier New" w:hAnsi="Courier New"/>
-          <w:sz w:val="20"/>
-          <w:szCs w:val="20"/>
-        </w:rPr>
-        <w:t>ЗАПИСИ</w:t>
-      </w:r>
-      <w:r>
-        <w:rPr>
-          <w:rFonts w:eastAsia="Courier New" w:cs="Courier New" w:ascii="Courier New" w:hAnsi="Courier New"/>
-          <w:sz w:val="20"/>
-          <w:szCs w:val="20"/>
-          <w:lang w:val="en-US"/>
-        </w:rPr>
-        <w:t xml:space="preserve"> </w:t>
-      </w:r>
-      <w:r>
-        <w:rPr>
-          <w:rFonts w:eastAsia="Courier New" w:cs="Courier New" w:ascii="Courier New" w:hAnsi="Courier New"/>
-          <w:sz w:val="20"/>
-          <w:szCs w:val="20"/>
-        </w:rPr>
-        <w:t>НА</w:t>
-      </w:r>
-      <w:r>
-        <w:rPr>
-          <w:rFonts w:eastAsia="Courier New" w:cs="Courier New" w:ascii="Courier New" w:hAnsi="Courier New"/>
-          <w:sz w:val="20"/>
-          <w:szCs w:val="20"/>
-          <w:lang w:val="en-US"/>
-        </w:rPr>
-        <w:t xml:space="preserve"> </w:t>
-      </w:r>
-      <w:r>
-        <w:rPr>
-          <w:rFonts w:eastAsia="Courier New" w:cs="Courier New" w:ascii="Courier New" w:hAnsi="Courier New"/>
-          <w:sz w:val="20"/>
-          <w:szCs w:val="20"/>
-        </w:rPr>
-        <w:t>ПРИЁМ</w:t>
-      </w:r>
-      <w:r>
-        <w:rPr>
-          <w:rFonts w:eastAsia="Courier New" w:cs="Courier New" w:ascii="Courier New" w:hAnsi="Courier New"/>
-          <w:sz w:val="20"/>
-          <w:szCs w:val="20"/>
-          <w:lang w:val="en-US"/>
-        </w:rPr>
-        <w:t xml:space="preserve"> (Appointments)</w:t>
-      </w:r>
-    </w:p>
-    <w:p>
-      <w:pPr>
-        <w:pStyle w:val="Normal"/>
-        <w:spacing w:lineRule="exact" w:line="240"/>
-        <w:jc w:val="start"/>
-        <w:rPr>
-          <w:lang w:val="en-US"/>
-        </w:rPr>
-      </w:pPr>
-      <w:r>
-        <w:rPr>
-          <w:rFonts w:eastAsia="Courier New" w:cs="Courier New" w:ascii="Courier New" w:hAnsi="Courier New"/>
-          <w:sz w:val="20"/>
-          <w:szCs w:val="20"/>
-          <w:lang w:val="en-US"/>
-        </w:rPr>
-        <w:t>CREATE TABLE IF NOT EXISTS Appointments (</w:t>
-      </w:r>
-    </w:p>
-    <w:p>
-      <w:pPr>
-        <w:pStyle w:val="Normal"/>
-        <w:spacing w:lineRule="exact" w:line="240"/>
-        <w:jc w:val="start"/>
-        <w:rPr>
-          <w:lang w:val="en-US"/>
-        </w:rPr>
-      </w:pPr>
-      <w:r>
-        <w:rPr>
-          <w:rFonts w:eastAsia="Courier New" w:cs="Courier New" w:ascii="Courier New" w:hAnsi="Courier New"/>
-          <w:sz w:val="20"/>
-          <w:szCs w:val="20"/>
-          <w:lang w:val="en-US"/>
-        </w:rPr>
-        <w:t xml:space="preserve">    </w:t>
-      </w:r>
-      <w:r>
-        <w:rPr>
-          <w:rFonts w:eastAsia="Courier New" w:cs="Courier New" w:ascii="Courier New" w:hAnsi="Courier New"/>
-          <w:sz w:val="20"/>
-          <w:szCs w:val="20"/>
-          <w:lang w:val="en-US"/>
-        </w:rPr>
-        <w:t>AppointmentId       INTEGER GENERATED ALWAYS AS IDENTITY PRIMARY KEY,</w:t>
-      </w:r>
-    </w:p>
-    <w:p>
-      <w:pPr>
-        <w:pStyle w:val="Normal"/>
-        <w:spacing w:lineRule="exact" w:line="240"/>
-        <w:jc w:val="start"/>
-        <w:rPr>
-          <w:lang w:val="en-US"/>
-        </w:rPr>
-      </w:pPr>
-      <w:r>
-        <w:rPr>
-          <w:rFonts w:eastAsia="Courier New" w:cs="Courier New" w:ascii="Courier New" w:hAnsi="Courier New"/>
-          <w:sz w:val="20"/>
-          <w:szCs w:val="20"/>
-          <w:lang w:val="en-US"/>
-        </w:rPr>
-        <w:t xml:space="preserve">    </w:t>
-      </w:r>
-      <w:r>
-        <w:rPr>
-          <w:rFonts w:eastAsia="Courier New" w:cs="Courier New" w:ascii="Courier New" w:hAnsi="Courier New"/>
-          <w:sz w:val="20"/>
-          <w:szCs w:val="20"/>
-          <w:lang w:val="en-US"/>
-        </w:rPr>
-        <w:t>PatientId           INTEGER     NOT NULL REFERENCES Patients (PatientId),</w:t>
-      </w:r>
-    </w:p>
-    <w:p>
-      <w:pPr>
-        <w:pStyle w:val="Normal"/>
-        <w:spacing w:lineRule="exact" w:line="240"/>
-        <w:jc w:val="start"/>
-        <w:rPr>
-          <w:lang w:val="en-US"/>
-        </w:rPr>
-      </w:pPr>
-      <w:r>
-        <w:rPr>
-          <w:rFonts w:eastAsia="Courier New" w:cs="Courier New" w:ascii="Courier New" w:hAnsi="Courier New"/>
-          <w:sz w:val="20"/>
-          <w:szCs w:val="20"/>
-          <w:lang w:val="en-US"/>
-        </w:rPr>
-        <w:t xml:space="preserve">    </w:t>
-      </w:r>
-      <w:r>
-        <w:rPr>
-          <w:rFonts w:eastAsia="Courier New" w:cs="Courier New" w:ascii="Courier New" w:hAnsi="Courier New"/>
-          <w:sz w:val="20"/>
-          <w:szCs w:val="20"/>
-          <w:lang w:val="en-US"/>
-        </w:rPr>
-        <w:t>DoctorId            INTEGER     NOT NULL REFERENCES Doctors  (DoctorId),</w:t>
-      </w:r>
-    </w:p>
-    <w:p>
-      <w:pPr>
-        <w:pStyle w:val="Normal"/>
-        <w:spacing w:lineRule="exact" w:line="240"/>
-        <w:jc w:val="start"/>
-        <w:rPr>
-          <w:lang w:val="en-US"/>
-        </w:rPr>
-      </w:pPr>
-      <w:r>
-        <w:rPr>
-          <w:rFonts w:eastAsia="Courier New" w:cs="Courier New" w:ascii="Courier New" w:hAnsi="Courier New"/>
-          <w:sz w:val="20"/>
-          <w:szCs w:val="20"/>
-          <w:lang w:val="en-US"/>
-        </w:rPr>
-        <w:t xml:space="preserve">    </w:t>
-      </w:r>
-      <w:r>
-        <w:rPr>
-          <w:rFonts w:eastAsia="Courier New" w:cs="Courier New" w:ascii="Courier New" w:hAnsi="Courier New"/>
-          <w:sz w:val="20"/>
-          <w:szCs w:val="20"/>
-          <w:lang w:val="en-US"/>
-        </w:rPr>
-        <w:t>AppointmentDateTime TIMESTAMPTZ NOT NULL,</w:t>
-      </w:r>
-    </w:p>
-    <w:p>
-      <w:pPr>
-        <w:pStyle w:val="Normal"/>
-        <w:spacing w:lineRule="exact" w:line="240"/>
-        <w:jc w:val="start"/>
-        <w:rPr>
-          <w:lang w:val="en-US"/>
-        </w:rPr>
-      </w:pPr>
-      <w:r>
-        <w:rPr>
-          <w:rFonts w:eastAsia="Courier New" w:cs="Courier New" w:ascii="Courier New" w:hAnsi="Courier New"/>
-          <w:sz w:val="20"/>
-          <w:szCs w:val="20"/>
-          <w:lang w:val="en-US"/>
-        </w:rPr>
-        <w:t xml:space="preserve">    </w:t>
-      </w:r>
-      <w:r>
-        <w:rPr>
-          <w:rFonts w:eastAsia="Courier New" w:cs="Courier New" w:ascii="Courier New" w:hAnsi="Courier New"/>
-          <w:sz w:val="20"/>
-          <w:szCs w:val="20"/>
-          <w:lang w:val="en-US"/>
-        </w:rPr>
-        <w:t>DurationMinutes     SMALLINT    NOT NULL DEFAULT 30</w:t>
-      </w:r>
-    </w:p>
-    <w:p>
-      <w:pPr>
-        <w:pStyle w:val="Normal"/>
-        <w:spacing w:lineRule="exact" w:line="240"/>
-        <w:jc w:val="start"/>
-        <w:rPr>
-          <w:lang w:val="en-US"/>
-        </w:rPr>
-      </w:pPr>
-      <w:r>
-        <w:rPr>
-          <w:rFonts w:eastAsia="Courier New" w:cs="Courier New" w:ascii="Courier New" w:hAnsi="Courier New"/>
-          <w:sz w:val="20"/>
-          <w:szCs w:val="20"/>
-          <w:lang w:val="en-US"/>
-        </w:rPr>
-        <w:t xml:space="preserve">                        </w:t>
-      </w:r>
-      <w:r>
-        <w:rPr>
-          <w:rFonts w:eastAsia="Courier New" w:cs="Courier New" w:ascii="Courier New" w:hAnsi="Courier New"/>
-          <w:sz w:val="20"/>
-          <w:szCs w:val="20"/>
-          <w:lang w:val="en-US"/>
-        </w:rPr>
-        <w:t>CHECK (DurationMinutes &gt; 0),</w:t>
-      </w:r>
-    </w:p>
-    <w:p>
-      <w:pPr>
-        <w:pStyle w:val="Normal"/>
-        <w:spacing w:lineRule="exact" w:line="240"/>
-        <w:jc w:val="start"/>
-        <w:rPr>
-          <w:lang w:val="en-US"/>
-        </w:rPr>
-      </w:pPr>
-      <w:r>
-        <w:rPr>
-          <w:rFonts w:eastAsia="Courier New" w:cs="Courier New" w:ascii="Courier New" w:hAnsi="Courier New"/>
-          <w:sz w:val="20"/>
-          <w:szCs w:val="20"/>
-          <w:lang w:val="en-US"/>
-        </w:rPr>
-        <w:t xml:space="preserve">    </w:t>
-      </w:r>
-      <w:r>
-        <w:rPr>
-          <w:rFonts w:eastAsia="Courier New" w:cs="Courier New" w:ascii="Courier New" w:hAnsi="Courier New"/>
-          <w:sz w:val="20"/>
-          <w:szCs w:val="20"/>
-          <w:lang w:val="en-US"/>
-        </w:rPr>
-        <w:t>StatusCode          VARCHAR(20) NOT NULL DEFAULT 'scheduled'</w:t>
-      </w:r>
-    </w:p>
-    <w:p>
-      <w:pPr>
-        <w:pStyle w:val="Normal"/>
-        <w:spacing w:lineRule="exact" w:line="240"/>
-        <w:jc w:val="start"/>
-        <w:rPr>
-          <w:lang w:val="en-US"/>
-        </w:rPr>
-      </w:pPr>
-      <w:r>
-        <w:rPr>
-          <w:rFonts w:eastAsia="Courier New" w:cs="Courier New" w:ascii="Courier New" w:hAnsi="Courier New"/>
-          <w:sz w:val="20"/>
-          <w:szCs w:val="20"/>
-          <w:lang w:val="en-US"/>
-        </w:rPr>
-        <w:t xml:space="preserve">                        </w:t>
-      </w:r>
-      <w:r>
-        <w:rPr>
-          <w:rFonts w:eastAsia="Courier New" w:cs="Courier New" w:ascii="Courier New" w:hAnsi="Courier New"/>
-          <w:sz w:val="20"/>
-          <w:szCs w:val="20"/>
-          <w:lang w:val="en-US"/>
-        </w:rPr>
-        <w:t>REFERENCES AppointmentStatuses (StatusCode),</w:t>
-      </w:r>
-    </w:p>
-    <w:p>
-      <w:pPr>
-        <w:pStyle w:val="Normal"/>
-        <w:spacing w:lineRule="exact" w:line="240"/>
-        <w:jc w:val="start"/>
-        <w:rPr>
-          <w:lang w:val="en-US"/>
-        </w:rPr>
-      </w:pPr>
-      <w:r>
-        <w:rPr>
-          <w:rFonts w:eastAsia="Courier New" w:cs="Courier New" w:ascii="Courier New" w:hAnsi="Courier New"/>
-          <w:sz w:val="20"/>
-          <w:szCs w:val="20"/>
-          <w:lang w:val="en-US"/>
-        </w:rPr>
-        <w:t xml:space="preserve">    </w:t>
-      </w:r>
-      <w:r>
-        <w:rPr>
-          <w:rFonts w:eastAsia="Courier New" w:cs="Courier New" w:ascii="Courier New" w:hAnsi="Courier New"/>
-          <w:sz w:val="20"/>
-          <w:szCs w:val="20"/>
-          <w:lang w:val="en-US"/>
-        </w:rPr>
-        <w:t>Comment             TEXT,</w:t>
-      </w:r>
-    </w:p>
-    <w:p>
-      <w:pPr>
-        <w:pStyle w:val="Normal"/>
-        <w:spacing w:lineRule="exact" w:line="240"/>
-        <w:jc w:val="start"/>
-        <w:rPr>
-          <w:lang w:val="en-US"/>
-        </w:rPr>
-      </w:pPr>
-      <w:r>
-        <w:rPr>
-          <w:rFonts w:eastAsia="Courier New" w:cs="Courier New" w:ascii="Courier New" w:hAnsi="Courier New"/>
-          <w:sz w:val="20"/>
-          <w:szCs w:val="20"/>
-          <w:lang w:val="en-US"/>
-        </w:rPr>
-        <w:t xml:space="preserve">    </w:t>
-      </w:r>
-      <w:r>
-        <w:rPr>
-          <w:rFonts w:eastAsia="Courier New" w:cs="Courier New" w:ascii="Courier New" w:hAnsi="Courier New"/>
-          <w:sz w:val="20"/>
-          <w:szCs w:val="20"/>
-          <w:lang w:val="en-US"/>
-        </w:rPr>
-        <w:t>CreatedAt           TIMESTAMPTZ NOT NULL DEFAULT NOW(),</w:t>
-      </w:r>
-    </w:p>
-    <w:p>
-      <w:pPr>
-        <w:pStyle w:val="Normal"/>
-        <w:spacing w:lineRule="exact" w:line="240"/>
-        <w:jc w:val="start"/>
-        <w:rPr>
-          <w:lang w:val="en-US"/>
-        </w:rPr>
-      </w:pPr>
-      <w:r>
-        <w:rPr>
-          <w:rFonts w:eastAsia="Courier New" w:cs="Courier New" w:ascii="Courier New" w:hAnsi="Courier New"/>
-          <w:sz w:val="20"/>
-          <w:szCs w:val="20"/>
-          <w:lang w:val="en-US"/>
-        </w:rPr>
-        <w:t xml:space="preserve">    </w:t>
-      </w:r>
-      <w:r>
-        <w:rPr>
-          <w:rFonts w:eastAsia="Courier New" w:cs="Courier New" w:ascii="Courier New" w:hAnsi="Courier New"/>
-          <w:sz w:val="20"/>
-          <w:szCs w:val="20"/>
-          <w:lang w:val="en-US"/>
-        </w:rPr>
-        <w:t>UpdatedAt           TIMESTAMPTZ NOT NULL DEFAULT NOW(),</w:t>
-      </w:r>
-    </w:p>
-    <w:p>
-      <w:pPr>
-        <w:pStyle w:val="Normal"/>
-        <w:spacing w:lineRule="exact" w:line="240"/>
-        <w:jc w:val="start"/>
-        <w:rPr>
-          <w:lang w:val="en-US"/>
-        </w:rPr>
-      </w:pPr>
-      <w:r>
-        <w:rPr>
-          <w:rFonts w:eastAsia="Courier New" w:cs="Courier New" w:ascii="Courier New" w:hAnsi="Courier New"/>
-          <w:sz w:val="20"/>
-          <w:szCs w:val="20"/>
-          <w:lang w:val="en-US"/>
-        </w:rPr>
-        <w:t xml:space="preserve">    </w:t>
-      </w:r>
-      <w:r>
-        <w:rPr>
-          <w:rFonts w:eastAsia="Courier New" w:cs="Courier New" w:ascii="Courier New" w:hAnsi="Courier New"/>
-          <w:sz w:val="20"/>
-          <w:szCs w:val="20"/>
-          <w:lang w:val="en-US"/>
-        </w:rPr>
-        <w:t>UNIQUE (DoctorId, AppointmentDateTime)</w:t>
-      </w:r>
-    </w:p>
-    <w:p>
-      <w:pPr>
-        <w:pStyle w:val="Normal"/>
-        <w:spacing w:lineRule="exact" w:line="240"/>
-        <w:jc w:val="start"/>
-        <w:rPr>
-          <w:lang w:val="en-US"/>
-        </w:rPr>
-      </w:pPr>
-      <w:r>
-        <w:rPr>
-          <w:rFonts w:eastAsia="Courier New" w:cs="Courier New" w:ascii="Courier New" w:hAnsi="Courier New"/>
-          <w:sz w:val="20"/>
-          <w:szCs w:val="20"/>
-          <w:lang w:val="en-US"/>
-        </w:rPr>
-        <w:t>);</w:t>
-      </w:r>
-    </w:p>
-    <w:p>
-      <w:pPr>
-        <w:pStyle w:val="Normal"/>
-        <w:spacing w:lineRule="exact" w:line="240"/>
-        <w:jc w:val="start"/>
-        <w:rPr>
-          <w:lang w:val="en-US"/>
-        </w:rPr>
-      </w:pPr>
-      <w:r>
-        <w:rPr>
-          <w:rFonts w:eastAsia="Courier New" w:cs="Courier New" w:ascii="Courier New" w:hAnsi="Courier New"/>
-          <w:sz w:val="20"/>
-          <w:szCs w:val="20"/>
-          <w:lang w:val="en-US"/>
-        </w:rPr>
-        <w:t>CREATE INDEX IF NOT EXISTS idx_appointments_patient</w:t>
-      </w:r>
-    </w:p>
-    <w:p>
-      <w:pPr>
-        <w:pStyle w:val="Normal"/>
-        <w:spacing w:lineRule="exact" w:line="240"/>
-        <w:jc w:val="start"/>
-        <w:rPr>
-          <w:lang w:val="en-US"/>
-        </w:rPr>
-      </w:pPr>
-      <w:r>
-        <w:rPr>
-          <w:rFonts w:eastAsia="Courier New" w:cs="Courier New" w:ascii="Courier New" w:hAnsi="Courier New"/>
-          <w:sz w:val="20"/>
-          <w:szCs w:val="20"/>
-          <w:lang w:val="en-US"/>
-        </w:rPr>
-        <w:t xml:space="preserve">    </w:t>
-      </w:r>
-      <w:r>
-        <w:rPr>
-          <w:rFonts w:eastAsia="Courier New" w:cs="Courier New" w:ascii="Courier New" w:hAnsi="Courier New"/>
-          <w:sz w:val="20"/>
-          <w:szCs w:val="20"/>
-          <w:lang w:val="en-US"/>
-        </w:rPr>
-        <w:t>ON Appointments (PatientId);</w:t>
-      </w:r>
-    </w:p>
-    <w:p>
-      <w:pPr>
-        <w:pStyle w:val="Normal"/>
-        <w:spacing w:lineRule="exact" w:line="240"/>
-        <w:jc w:val="start"/>
-        <w:rPr>
-          <w:lang w:val="en-US"/>
-        </w:rPr>
-      </w:pPr>
-      <w:r>
-        <w:rPr>
-          <w:rFonts w:eastAsia="Courier New" w:cs="Courier New" w:ascii="Courier New" w:hAnsi="Courier New"/>
-          <w:sz w:val="20"/>
-          <w:szCs w:val="20"/>
-          <w:lang w:val="en-US"/>
-        </w:rPr>
-        <w:t>CREATE INDEX IF NOT EXISTS idx_appointments_doctor_date</w:t>
-      </w:r>
-    </w:p>
-    <w:p>
-      <w:pPr>
-        <w:pStyle w:val="Normal"/>
-        <w:spacing w:lineRule="exact" w:line="240"/>
-        <w:jc w:val="start"/>
-        <w:rPr>
-          <w:lang w:val="en-US"/>
-        </w:rPr>
-      </w:pPr>
-      <w:r>
-        <w:rPr>
-          <w:rFonts w:eastAsia="Courier New" w:cs="Courier New" w:ascii="Courier New" w:hAnsi="Courier New"/>
-          <w:sz w:val="20"/>
-          <w:szCs w:val="20"/>
-          <w:lang w:val="en-US"/>
-        </w:rPr>
-        <w:t xml:space="preserve">    </w:t>
-      </w:r>
-      <w:r>
-        <w:rPr>
-          <w:rFonts w:eastAsia="Courier New" w:cs="Courier New" w:ascii="Courier New" w:hAnsi="Courier New"/>
-          <w:sz w:val="20"/>
-          <w:szCs w:val="20"/>
-          <w:lang w:val="en-US"/>
-        </w:rPr>
-        <w:t>ON Appointments (DoctorId, AppointmentDateTime);</w:t>
-      </w:r>
-    </w:p>
-    <w:p>
-      <w:pPr>
-        <w:pStyle w:val="Normal"/>
-        <w:spacing w:lineRule="exact" w:line="240"/>
-        <w:jc w:val="start"/>
-        <w:rPr>
-          <w:lang w:val="en-US"/>
-        </w:rPr>
-      </w:pPr>
-      <w:r>
-        <w:rPr>
-          <w:rFonts w:eastAsia="Courier New" w:cs="Courier New" w:ascii="Courier New" w:hAnsi="Courier New"/>
-          <w:sz w:val="20"/>
-          <w:szCs w:val="20"/>
-          <w:lang w:val="en-US"/>
-        </w:rPr>
-        <w:t>CREATE INDEX IF NOT EXISTS idx_appointments_status</w:t>
-      </w:r>
-    </w:p>
-    <w:p>
-      <w:pPr>
-        <w:pStyle w:val="Normal"/>
-        <w:spacing w:lineRule="exact" w:line="240"/>
-        <w:jc w:val="start"/>
-        <w:rPr>
-          <w:lang w:val="en-US"/>
-        </w:rPr>
-      </w:pPr>
-      <w:r>
-        <w:rPr>
-          <w:rFonts w:eastAsia="Courier New" w:cs="Courier New" w:ascii="Courier New" w:hAnsi="Courier New"/>
-          <w:sz w:val="20"/>
-          <w:szCs w:val="20"/>
-          <w:lang w:val="en-US"/>
-        </w:rPr>
-        <w:t xml:space="preserve">    </w:t>
-      </w:r>
-      <w:r>
-        <w:rPr>
-          <w:rFonts w:eastAsia="Courier New" w:cs="Courier New" w:ascii="Courier New" w:hAnsi="Courier New"/>
-          <w:sz w:val="20"/>
-          <w:szCs w:val="20"/>
-          <w:lang w:val="en-US"/>
-        </w:rPr>
-        <w:t>ON Appointments (StatusCode);</w:t>
-      </w:r>
-    </w:p>
-    <w:p>
-      <w:pPr>
-        <w:pStyle w:val="Normal"/>
-        <w:spacing w:lineRule="exact" w:line="240"/>
-        <w:jc w:val="start"/>
-        <w:rPr>
-          <w:lang w:val="en-US"/>
-        </w:rPr>
-      </w:pPr>
-      <w:r>
-        <w:rPr>
-          <w:lang w:val="en-US"/>
-        </w:rPr>
-      </w:r>
-    </w:p>
-    <w:p>
-      <w:pPr>
-        <w:pStyle w:val="Normal"/>
-        <w:spacing w:lineRule="exact" w:line="240"/>
-        <w:jc w:val="start"/>
-        <w:rPr>
-          <w:lang w:val="en-US"/>
-        </w:rPr>
-      </w:pPr>
-      <w:r>
-        <w:rPr>
-          <w:rFonts w:eastAsia="Courier New" w:cs="Courier New" w:ascii="Courier New" w:hAnsi="Courier New"/>
-          <w:sz w:val="20"/>
-          <w:szCs w:val="20"/>
-          <w:lang w:val="en-US"/>
-        </w:rPr>
-        <w:t xml:space="preserve">-- 6. </w:t>
-      </w:r>
-      <w:r>
-        <w:rPr>
-          <w:rFonts w:eastAsia="Courier New" w:cs="Courier New" w:ascii="Courier New" w:hAnsi="Courier New"/>
-          <w:sz w:val="20"/>
-          <w:szCs w:val="20"/>
-        </w:rPr>
-        <w:t>ИСТОРИЯ</w:t>
-      </w:r>
-      <w:r>
-        <w:rPr>
-          <w:rFonts w:eastAsia="Courier New" w:cs="Courier New" w:ascii="Courier New" w:hAnsi="Courier New"/>
-          <w:sz w:val="20"/>
-          <w:szCs w:val="20"/>
-          <w:lang w:val="en-US"/>
-        </w:rPr>
-        <w:t xml:space="preserve"> </w:t>
-      </w:r>
-      <w:r>
-        <w:rPr>
-          <w:rFonts w:eastAsia="Courier New" w:cs="Courier New" w:ascii="Courier New" w:hAnsi="Courier New"/>
-          <w:sz w:val="20"/>
-          <w:szCs w:val="20"/>
-        </w:rPr>
-        <w:t>ИЗМЕНЕНИЙ</w:t>
-      </w:r>
-      <w:r>
-        <w:rPr>
-          <w:rFonts w:eastAsia="Courier New" w:cs="Courier New" w:ascii="Courier New" w:hAnsi="Courier New"/>
-          <w:sz w:val="20"/>
-          <w:szCs w:val="20"/>
-          <w:lang w:val="en-US"/>
-        </w:rPr>
-        <w:t xml:space="preserve"> </w:t>
-      </w:r>
-      <w:r>
-        <w:rPr>
-          <w:rFonts w:eastAsia="Courier New" w:cs="Courier New" w:ascii="Courier New" w:hAnsi="Courier New"/>
-          <w:sz w:val="20"/>
-          <w:szCs w:val="20"/>
-        </w:rPr>
-        <w:t>ЗАПИСЕЙ</w:t>
-      </w:r>
-      <w:r>
-        <w:rPr>
-          <w:rFonts w:eastAsia="Courier New" w:cs="Courier New" w:ascii="Courier New" w:hAnsi="Courier New"/>
-          <w:sz w:val="20"/>
-          <w:szCs w:val="20"/>
-          <w:lang w:val="en-US"/>
-        </w:rPr>
-        <w:t xml:space="preserve"> (AppointmentsHistory)</w:t>
-      </w:r>
-    </w:p>
-    <w:p>
-      <w:pPr>
-        <w:pStyle w:val="Normal"/>
-        <w:spacing w:lineRule="exact" w:line="240"/>
-        <w:jc w:val="start"/>
-        <w:rPr>
-          <w:lang w:val="en-US"/>
-        </w:rPr>
-      </w:pPr>
-      <w:r>
-        <w:rPr>
-          <w:rFonts w:eastAsia="Courier New" w:cs="Courier New" w:ascii="Courier New" w:hAnsi="Courier New"/>
-          <w:sz w:val="20"/>
-          <w:szCs w:val="20"/>
-          <w:lang w:val="en-US"/>
-        </w:rPr>
-        <w:t>CREATE TYPE history_change_type_enum AS ENUM ('UPDATE', 'DELETE');</w:t>
-      </w:r>
-    </w:p>
-    <w:p>
-      <w:pPr>
-        <w:pStyle w:val="Normal"/>
-        <w:spacing w:lineRule="exact" w:line="240"/>
-        <w:jc w:val="start"/>
-        <w:rPr>
-          <w:lang w:val="en-US"/>
-        </w:rPr>
-      </w:pPr>
-      <w:r>
-        <w:rPr>
-          <w:rFonts w:eastAsia="Courier New" w:cs="Courier New" w:ascii="Courier New" w:hAnsi="Courier New"/>
-          <w:sz w:val="20"/>
-          <w:szCs w:val="20"/>
-          <w:lang w:val="en-US"/>
-        </w:rPr>
-        <w:t>CREATE TABLE IF NOT EXISTS AppointmentsHistory (</w:t>
-      </w:r>
-    </w:p>
-    <w:p>
-      <w:pPr>
-        <w:pStyle w:val="Normal"/>
-        <w:spacing w:lineRule="exact" w:line="240"/>
-        <w:jc w:val="start"/>
-        <w:rPr>
-          <w:lang w:val="en-US"/>
-        </w:rPr>
-      </w:pPr>
-      <w:r>
-        <w:rPr>
-          <w:rFonts w:eastAsia="Courier New" w:cs="Courier New" w:ascii="Courier New" w:hAnsi="Courier New"/>
-          <w:sz w:val="20"/>
-          <w:szCs w:val="20"/>
-          <w:lang w:val="en-US"/>
-        </w:rPr>
-        <w:t xml:space="preserve">    </w:t>
-      </w:r>
-      <w:r>
-        <w:rPr>
-          <w:rFonts w:eastAsia="Courier New" w:cs="Courier New" w:ascii="Courier New" w:hAnsi="Courier New"/>
-          <w:sz w:val="20"/>
-          <w:szCs w:val="20"/>
-          <w:lang w:val="en-US"/>
-        </w:rPr>
-        <w:t>HistoryId           INTEGER GENERATED ALWAYS AS IDENTITY PRIMARY KEY,</w:t>
-      </w:r>
-    </w:p>
-    <w:p>
-      <w:pPr>
-        <w:pStyle w:val="Normal"/>
-        <w:spacing w:lineRule="exact" w:line="240"/>
-        <w:jc w:val="start"/>
-        <w:rPr>
-          <w:lang w:val="en-US"/>
-        </w:rPr>
-      </w:pPr>
-      <w:r>
-        <w:rPr>
-          <w:rFonts w:eastAsia="Courier New" w:cs="Courier New" w:ascii="Courier New" w:hAnsi="Courier New"/>
-          <w:sz w:val="20"/>
-          <w:szCs w:val="20"/>
-          <w:lang w:val="en-US"/>
-        </w:rPr>
-        <w:t xml:space="preserve">    </w:t>
-      </w:r>
-      <w:r>
-        <w:rPr>
-          <w:rFonts w:eastAsia="Courier New" w:cs="Courier New" w:ascii="Courier New" w:hAnsi="Courier New"/>
-          <w:sz w:val="20"/>
-          <w:szCs w:val="20"/>
-          <w:lang w:val="en-US"/>
-        </w:rPr>
-        <w:t>AppointmentId       INTEGER     NOT NULL,</w:t>
-      </w:r>
-    </w:p>
-    <w:p>
-      <w:pPr>
-        <w:pStyle w:val="Normal"/>
-        <w:spacing w:lineRule="exact" w:line="240"/>
-        <w:jc w:val="start"/>
-        <w:rPr>
-          <w:lang w:val="en-US"/>
-        </w:rPr>
-      </w:pPr>
-      <w:r>
-        <w:rPr>
-          <w:rFonts w:eastAsia="Courier New" w:cs="Courier New" w:ascii="Courier New" w:hAnsi="Courier New"/>
-          <w:sz w:val="20"/>
-          <w:szCs w:val="20"/>
-          <w:lang w:val="en-US"/>
-        </w:rPr>
-        <w:t xml:space="preserve">    </w:t>
-      </w:r>
-      <w:r>
-        <w:rPr>
-          <w:rFonts w:eastAsia="Courier New" w:cs="Courier New" w:ascii="Courier New" w:hAnsi="Courier New"/>
-          <w:sz w:val="20"/>
-          <w:szCs w:val="20"/>
-          <w:lang w:val="en-US"/>
-        </w:rPr>
-        <w:t>PatientId           INTEGER     NOT NULL,</w:t>
-      </w:r>
-    </w:p>
-    <w:p>
-      <w:pPr>
-        <w:pStyle w:val="Normal"/>
-        <w:spacing w:lineRule="exact" w:line="240"/>
-        <w:jc w:val="start"/>
-        <w:rPr>
-          <w:lang w:val="en-US"/>
-        </w:rPr>
-      </w:pPr>
-      <w:r>
-        <w:rPr>
-          <w:rFonts w:eastAsia="Courier New" w:cs="Courier New" w:ascii="Courier New" w:hAnsi="Courier New"/>
-          <w:sz w:val="20"/>
-          <w:szCs w:val="20"/>
-          <w:lang w:val="en-US"/>
-        </w:rPr>
-        <w:t xml:space="preserve">    </w:t>
-      </w:r>
-      <w:r>
-        <w:rPr>
-          <w:rFonts w:eastAsia="Courier New" w:cs="Courier New" w:ascii="Courier New" w:hAnsi="Courier New"/>
-          <w:sz w:val="20"/>
-          <w:szCs w:val="20"/>
-          <w:lang w:val="en-US"/>
-        </w:rPr>
-        <w:t>DoctorId            INTEGER     NOT NULL,</w:t>
-      </w:r>
-    </w:p>
-    <w:p>
-      <w:pPr>
-        <w:pStyle w:val="Normal"/>
-        <w:spacing w:lineRule="exact" w:line="240"/>
-        <w:jc w:val="start"/>
-        <w:rPr>
-          <w:lang w:val="en-US"/>
-        </w:rPr>
-      </w:pPr>
-      <w:r>
-        <w:rPr>
-          <w:rFonts w:eastAsia="Courier New" w:cs="Courier New" w:ascii="Courier New" w:hAnsi="Courier New"/>
-          <w:sz w:val="20"/>
-          <w:szCs w:val="20"/>
-          <w:lang w:val="en-US"/>
-        </w:rPr>
-        <w:t xml:space="preserve">    </w:t>
-      </w:r>
-      <w:r>
-        <w:rPr>
-          <w:rFonts w:eastAsia="Courier New" w:cs="Courier New" w:ascii="Courier New" w:hAnsi="Courier New"/>
-          <w:sz w:val="20"/>
-          <w:szCs w:val="20"/>
-          <w:lang w:val="en-US"/>
-        </w:rPr>
-        <w:t>AppointmentDateTime TIMESTAMPTZ NOT NULL,</w:t>
-      </w:r>
-    </w:p>
-    <w:p>
-      <w:pPr>
-        <w:pStyle w:val="Normal"/>
-        <w:spacing w:lineRule="exact" w:line="240"/>
-        <w:jc w:val="start"/>
-        <w:rPr>
-          <w:lang w:val="en-US"/>
-        </w:rPr>
-      </w:pPr>
-      <w:r>
-        <w:rPr>
-          <w:rFonts w:eastAsia="Courier New" w:cs="Courier New" w:ascii="Courier New" w:hAnsi="Courier New"/>
-          <w:sz w:val="20"/>
-          <w:szCs w:val="20"/>
-          <w:lang w:val="en-US"/>
-        </w:rPr>
-        <w:t xml:space="preserve">    </w:t>
-      </w:r>
-      <w:r>
-        <w:rPr>
-          <w:rFonts w:eastAsia="Courier New" w:cs="Courier New" w:ascii="Courier New" w:hAnsi="Courier New"/>
-          <w:sz w:val="20"/>
-          <w:szCs w:val="20"/>
-          <w:lang w:val="en-US"/>
-        </w:rPr>
-        <w:t>DurationMinutes     SMALLINT    NOT NULL,</w:t>
-      </w:r>
-    </w:p>
-    <w:p>
-      <w:pPr>
-        <w:pStyle w:val="Normal"/>
-        <w:spacing w:lineRule="exact" w:line="240"/>
-        <w:jc w:val="start"/>
-        <w:rPr>
-          <w:lang w:val="en-US"/>
-        </w:rPr>
-      </w:pPr>
-      <w:r>
-        <w:rPr>
-          <w:rFonts w:eastAsia="Courier New" w:cs="Courier New" w:ascii="Courier New" w:hAnsi="Courier New"/>
-          <w:sz w:val="20"/>
-          <w:szCs w:val="20"/>
-          <w:lang w:val="en-US"/>
-        </w:rPr>
-        <w:t xml:space="preserve">    </w:t>
-      </w:r>
-      <w:r>
-        <w:rPr>
-          <w:rFonts w:eastAsia="Courier New" w:cs="Courier New" w:ascii="Courier New" w:hAnsi="Courier New"/>
-          <w:sz w:val="20"/>
-          <w:szCs w:val="20"/>
-          <w:lang w:val="en-US"/>
-        </w:rPr>
-        <w:t>StatusCode          VARCHAR(20) NOT NULL,</w:t>
-      </w:r>
-    </w:p>
-    <w:p>
-      <w:pPr>
-        <w:pStyle w:val="Normal"/>
-        <w:spacing w:lineRule="exact" w:line="240"/>
-        <w:jc w:val="start"/>
-        <w:rPr>
-          <w:lang w:val="en-US"/>
-        </w:rPr>
-      </w:pPr>
-      <w:r>
-        <w:rPr>
-          <w:rFonts w:eastAsia="Courier New" w:cs="Courier New" w:ascii="Courier New" w:hAnsi="Courier New"/>
-          <w:sz w:val="20"/>
-          <w:szCs w:val="20"/>
-          <w:lang w:val="en-US"/>
-        </w:rPr>
-        <w:t xml:space="preserve">    </w:t>
-      </w:r>
-      <w:r>
-        <w:rPr>
-          <w:rFonts w:eastAsia="Courier New" w:cs="Courier New" w:ascii="Courier New" w:hAnsi="Courier New"/>
-          <w:sz w:val="20"/>
-          <w:szCs w:val="20"/>
-          <w:lang w:val="en-US"/>
-        </w:rPr>
-        <w:t>Comment             TEXT,</w:t>
-      </w:r>
-    </w:p>
-    <w:p>
-      <w:pPr>
-        <w:pStyle w:val="Normal"/>
-        <w:spacing w:lineRule="exact" w:line="240"/>
-        <w:jc w:val="start"/>
-        <w:rPr>
-          <w:lang w:val="en-US"/>
-        </w:rPr>
-      </w:pPr>
-      <w:r>
-        <w:rPr>
-          <w:rFonts w:eastAsia="Courier New" w:cs="Courier New" w:ascii="Courier New" w:hAnsi="Courier New"/>
-          <w:sz w:val="20"/>
-          <w:szCs w:val="20"/>
-          <w:lang w:val="en-US"/>
-        </w:rPr>
-        <w:t xml:space="preserve">    </w:t>
-      </w:r>
-      <w:r>
-        <w:rPr>
-          <w:rFonts w:eastAsia="Courier New" w:cs="Courier New" w:ascii="Courier New" w:hAnsi="Courier New"/>
-          <w:sz w:val="20"/>
-          <w:szCs w:val="20"/>
-          <w:lang w:val="en-US"/>
-        </w:rPr>
-        <w:t>ChangedAt           TIMESTAMPTZ NOT NULL DEFAULT NOW(),</w:t>
-      </w:r>
-    </w:p>
-    <w:p>
-      <w:pPr>
-        <w:pStyle w:val="Normal"/>
-        <w:spacing w:lineRule="exact" w:line="240"/>
-        <w:jc w:val="start"/>
-        <w:rPr>
-          <w:lang w:val="en-US"/>
-        </w:rPr>
-      </w:pPr>
-      <w:r>
-        <w:rPr>
-          <w:rFonts w:eastAsia="Courier New" w:cs="Courier New" w:ascii="Courier New" w:hAnsi="Courier New"/>
-          <w:sz w:val="20"/>
-          <w:szCs w:val="20"/>
-          <w:lang w:val="en-US"/>
-        </w:rPr>
-        <w:t xml:space="preserve">    </w:t>
-      </w:r>
-      <w:r>
-        <w:rPr>
-          <w:rFonts w:eastAsia="Courier New" w:cs="Courier New" w:ascii="Courier New" w:hAnsi="Courier New"/>
-          <w:sz w:val="20"/>
-          <w:szCs w:val="20"/>
-          <w:lang w:val="en-US"/>
-        </w:rPr>
-        <w:t>ChangeType          history_change_type_enum NOT NULL</w:t>
-      </w:r>
-    </w:p>
-    <w:p>
-      <w:pPr>
-        <w:pStyle w:val="Normal"/>
-        <w:spacing w:lineRule="exact" w:line="240"/>
-        <w:jc w:val="start"/>
-        <w:rPr>
-          <w:lang w:val="en-US"/>
-        </w:rPr>
-      </w:pPr>
-      <w:r>
-        <w:rPr>
-          <w:rFonts w:eastAsia="Courier New" w:cs="Courier New" w:ascii="Courier New" w:hAnsi="Courier New"/>
-          <w:sz w:val="20"/>
-          <w:szCs w:val="20"/>
-          <w:lang w:val="en-US"/>
-        </w:rPr>
-        <w:t>);</w:t>
-      </w:r>
-    </w:p>
-    <w:p>
-      <w:pPr>
-        <w:pStyle w:val="Normal"/>
-        <w:spacing w:lineRule="exact" w:line="240"/>
-        <w:jc w:val="start"/>
-        <w:rPr>
-          <w:lang w:val="en-US"/>
-        </w:rPr>
-      </w:pPr>
-      <w:r>
-        <w:rPr>
-          <w:rFonts w:eastAsia="Courier New" w:cs="Courier New" w:ascii="Courier New" w:hAnsi="Courier New"/>
-          <w:sz w:val="20"/>
-          <w:szCs w:val="20"/>
-          <w:lang w:val="en-US"/>
-        </w:rPr>
-        <w:t>CREATE INDEX IF NOT EXISTS idx_history_appointment</w:t>
-      </w:r>
-    </w:p>
-    <w:p>
-      <w:pPr>
-        <w:pStyle w:val="Normal"/>
-        <w:spacing w:lineRule="exact" w:line="240"/>
-        <w:jc w:val="start"/>
-        <w:rPr/>
-      </w:pPr>
-      <w:r>
-        <w:rPr>
-          <w:rFonts w:eastAsia="Courier New" w:cs="Courier New" w:ascii="Courier New" w:hAnsi="Courier New"/>
-          <w:sz w:val="20"/>
-          <w:szCs w:val="20"/>
-          <w:lang w:val="en-US"/>
-        </w:rPr>
-        <w:t xml:space="preserve">    </w:t>
-      </w:r>
-      <w:r>
-        <w:rPr>
-          <w:rFonts w:eastAsia="Courier New" w:cs="Courier New" w:ascii="Courier New" w:hAnsi="Courier New"/>
-          <w:sz w:val="20"/>
-          <w:szCs w:val="20"/>
-        </w:rPr>
-        <w:t>ON AppointmentsHistory (AppointmentId);</w:t>
+        <w:spacing w:before="480" w:after="0"/>
+        <w:ind w:firstLine="709"/>
+        <w:rPr>
+          <w:rFonts w:ascii="Times New Roman" w:hAnsi="Times New Roman"/>
+          <w:sz w:val="28"/>
+          <w:szCs w:val="28"/>
+        </w:rPr>
+      </w:pPr>
+      <w:r>
+        <w:rPr>
+          <w:rFonts w:ascii="Times New Roman" w:hAnsi="Times New Roman"/>
+          <w:sz w:val="28"/>
+          <w:szCs w:val="28"/>
+        </w:rPr>
       </w:r>
     </w:p>
     <w:sectPr>
-      <w:footerReference w:type="even" r:id="rId7"/>
-      <w:footerReference w:type="default" r:id="rId8"/>
-      <w:footerReference w:type="first" r:id="rId9"/>
+      <w:footerReference w:type="even" r:id="rId5"/>
+      <w:footerReference w:type="default" r:id="rId6"/>
+      <w:footerReference w:type="first" r:id="rId7"/>
       <w:type w:val="nextPage"/>
       <w:pgSz w:w="11906" w:h="16838"/>
       <w:pgMar w:left="1417" w:right="567" w:gutter="0" w:header="0" w:top="1134" w:footer="708" w:bottom="1134"/>
@@ -10863,7 +8518,7 @@
     </w:r>
     <w:r>
       <w:rPr/>
-      <w:t>18</w:t>
+      <w:t>14</w:t>
     </w:r>
     <w:r>
       <w:rPr/>
@@ -10895,7 +8550,7 @@
     </w:r>
     <w:r>
       <w:rPr/>
-      <w:t>18</w:t>
+      <w:t>14</w:t>
     </w:r>
     <w:r>
       <w:rPr/>
@@ -11288,6 +8943,126 @@
   <w:abstractNum w:abstractNumId="4">
     <w:lvl w:ilvl="0">
       <w:start w:val="1"/>
+      <w:numFmt w:val="decimal"/>
+      <w:suff w:val="nothing"/>
+      <w:lvlText w:val="%1."/>
+      <w:lvlJc w:val="start"/>
+      <w:pPr>
+        <w:tabs>
+          <w:tab w:val="num" w:pos="0"/>
+        </w:tabs>
+        <w:ind w:start="0" w:hanging="0"/>
+      </w:pPr>
+      <w:rPr/>
+    </w:lvl>
+    <w:lvl w:ilvl="1">
+      <w:start w:val="1"/>
+      <w:numFmt w:val="decimal"/>
+      <w:lvlText w:val="%2."/>
+      <w:lvlJc w:val="start"/>
+      <w:pPr>
+        <w:tabs>
+          <w:tab w:val="num" w:pos="1418"/>
+        </w:tabs>
+        <w:ind w:start="1418" w:hanging="283"/>
+      </w:pPr>
+      <w:rPr/>
+    </w:lvl>
+    <w:lvl w:ilvl="2">
+      <w:start w:val="1"/>
+      <w:numFmt w:val="decimal"/>
+      <w:lvlText w:val="%3."/>
+      <w:lvlJc w:val="start"/>
+      <w:pPr>
+        <w:tabs>
+          <w:tab w:val="num" w:pos="2127"/>
+        </w:tabs>
+        <w:ind w:start="2127" w:hanging="283"/>
+      </w:pPr>
+      <w:rPr/>
+    </w:lvl>
+    <w:lvl w:ilvl="3">
+      <w:start w:val="1"/>
+      <w:numFmt w:val="decimal"/>
+      <w:lvlText w:val="%4."/>
+      <w:lvlJc w:val="start"/>
+      <w:pPr>
+        <w:tabs>
+          <w:tab w:val="num" w:pos="2836"/>
+        </w:tabs>
+        <w:ind w:start="2836" w:hanging="283"/>
+      </w:pPr>
+      <w:rPr/>
+    </w:lvl>
+    <w:lvl w:ilvl="4">
+      <w:start w:val="1"/>
+      <w:numFmt w:val="decimal"/>
+      <w:lvlText w:val="%5."/>
+      <w:lvlJc w:val="start"/>
+      <w:pPr>
+        <w:tabs>
+          <w:tab w:val="num" w:pos="3545"/>
+        </w:tabs>
+        <w:ind w:start="3545" w:hanging="283"/>
+      </w:pPr>
+      <w:rPr/>
+    </w:lvl>
+    <w:lvl w:ilvl="5">
+      <w:start w:val="1"/>
+      <w:numFmt w:val="decimal"/>
+      <w:lvlText w:val="%6."/>
+      <w:lvlJc w:val="start"/>
+      <w:pPr>
+        <w:tabs>
+          <w:tab w:val="num" w:pos="4254"/>
+        </w:tabs>
+        <w:ind w:start="4254" w:hanging="283"/>
+      </w:pPr>
+      <w:rPr/>
+    </w:lvl>
+    <w:lvl w:ilvl="6">
+      <w:start w:val="1"/>
+      <w:numFmt w:val="decimal"/>
+      <w:lvlText w:val="%7."/>
+      <w:lvlJc w:val="start"/>
+      <w:pPr>
+        <w:tabs>
+          <w:tab w:val="num" w:pos="4963"/>
+        </w:tabs>
+        <w:ind w:start="4963" w:hanging="283"/>
+      </w:pPr>
+      <w:rPr/>
+    </w:lvl>
+    <w:lvl w:ilvl="7">
+      <w:start w:val="1"/>
+      <w:numFmt w:val="decimal"/>
+      <w:lvlText w:val="%8."/>
+      <w:lvlJc w:val="start"/>
+      <w:pPr>
+        <w:tabs>
+          <w:tab w:val="num" w:pos="5672"/>
+        </w:tabs>
+        <w:ind w:start="5672" w:hanging="283"/>
+      </w:pPr>
+      <w:rPr/>
+    </w:lvl>
+    <w:lvl w:ilvl="8">
+      <w:start w:val="1"/>
+      <w:numFmt w:val="decimal"/>
+      <w:lvlText w:val="%9."/>
+      <w:lvlJc w:val="start"/>
+      <w:pPr>
+        <w:tabs>
+          <w:tab w:val="num" w:pos="6381"/>
+        </w:tabs>
+        <w:ind w:start="6381" w:hanging="283"/>
+      </w:pPr>
+      <w:rPr/>
+    </w:lvl>
+  </w:abstractNum>
+  <w:abstractNum w:abstractNumId="5">
+    <w:lvl w:ilvl="0">
+      <w:start w:val="1"/>
       <w:numFmt w:val="none"/>
       <w:suff w:val="nothing"/>
       <w:lvlText w:val=""/>
@@ -11415,6 +9190,9 @@
   </w:num>
   <w:num w:numId="4">
     <w:abstractNumId w:val="4"/>
+  </w:num>
+  <w:num w:numId="5">
+    <w:abstractNumId w:val="5"/>
   </w:num>
 </w:numbering>
 </file>
@@ -11819,6 +9597,7 @@
     <w:qFormat/>
     <w:pPr>
       <w:widowControl/>
+      <w:suppressAutoHyphens w:val="true"/>
       <w:bidi w:val="0"/>
       <w:spacing w:lineRule="auto" w:line="360" w:before="0" w:after="0"/>
       <w:jc w:val="both"/>
@@ -11838,6 +9617,7 @@
     <w:qFormat/>
     <w:pPr>
       <w:widowControl/>
+      <w:suppressAutoHyphens w:val="true"/>
       <w:bidi w:val="0"/>
       <w:spacing w:lineRule="auto" w:line="360" w:before="0" w:after="0"/>
       <w:jc w:val="both"/>
@@ -11860,6 +9640,7 @@
     <w:qFormat/>
     <w:pPr>
       <w:widowControl/>
+      <w:suppressAutoHyphens w:val="true"/>
       <w:bidi w:val="0"/>
       <w:spacing w:lineRule="auto" w:line="360" w:before="0" w:after="0"/>
       <w:jc w:val="both"/>
@@ -11882,6 +9663,7 @@
     <w:qFormat/>
     <w:pPr>
       <w:widowControl/>
+      <w:suppressAutoHyphens w:val="true"/>
       <w:bidi w:val="0"/>
       <w:spacing w:lineRule="auto" w:line="360" w:before="0" w:after="0"/>
       <w:jc w:val="both"/>
@@ -11904,6 +9686,7 @@
     <w:qFormat/>
     <w:pPr>
       <w:widowControl/>
+      <w:suppressAutoHyphens w:val="true"/>
       <w:bidi w:val="0"/>
       <w:spacing w:lineRule="auto" w:line="360" w:before="0" w:after="0"/>
       <w:jc w:val="both"/>
@@ -11928,6 +9711,7 @@
     <w:qFormat/>
     <w:pPr>
       <w:widowControl/>
+      <w:suppressAutoHyphens w:val="true"/>
       <w:bidi w:val="0"/>
       <w:spacing w:lineRule="auto" w:line="360" w:before="0" w:after="0"/>
       <w:jc w:val="both"/>
@@ -11950,6 +9734,7 @@
     <w:qFormat/>
     <w:pPr>
       <w:widowControl/>
+      <w:suppressAutoHyphens w:val="true"/>
       <w:bidi w:val="0"/>
       <w:spacing w:lineRule="auto" w:line="360" w:before="0" w:after="0"/>
       <w:jc w:val="both"/>
@@ -11981,11 +9766,18 @@
       <w:u w:val="single"/>
     </w:rPr>
   </w:style>
-  <w:style w:type="character" w:styleId="Style8">
-    <w:name w:val="Символ сноски"/>
+  <w:style w:type="character" w:styleId="user">
+    <w:name w:val="Символ сноски (user)"/>
     <w:uiPriority w:val="99"/>
     <w:semiHidden/>
     <w:unhideWhenUsed/>
+    <w:qFormat/>
+    <w:rPr>
+      <w:vertAlign w:val="superscript"/>
+    </w:rPr>
+  </w:style>
+  <w:style w:type="character" w:styleId="Style8">
+    <w:name w:val="Символ сноски"/>
     <w:qFormat/>
     <w:rPr>
       <w:vertAlign w:val="superscript"/>
@@ -12016,19 +9808,24 @@
       <w:bCs/>
     </w:rPr>
   </w:style>
-  <w:style w:type="character" w:styleId="Style10">
-    <w:name w:val="Маркеры"/>
+  <w:style w:type="character" w:styleId="user1">
+    <w:name w:val="Маркеры (user)"/>
     <w:qFormat/>
     <w:rPr>
       <w:rFonts w:ascii="OpenSymbol" w:hAnsi="OpenSymbol" w:eastAsia="OpenSymbol" w:cs="OpenSymbol"/>
     </w:rPr>
   </w:style>
-  <w:style w:type="character" w:styleId="Style11">
+  <w:style w:type="character" w:styleId="user2">
+    <w:name w:val="Символ нумерации (user)"/>
+    <w:qFormat/>
+    <w:rPr/>
+  </w:style>
+  <w:style w:type="character" w:styleId="Style10">
     <w:name w:val="Символ нумерации"/>
     <w:qFormat/>
     <w:rPr/>
   </w:style>
-  <w:style w:type="paragraph" w:styleId="Style12">
+  <w:style w:type="paragraph" w:styleId="Style11">
     <w:name w:val="Заголовок"/>
     <w:basedOn w:val="Normal"/>
     <w:next w:val="BodyText"/>
@@ -12075,8 +9872,34 @@
       <w:szCs w:val="24"/>
     </w:rPr>
   </w:style>
-  <w:style w:type="paragraph" w:styleId="Style13">
+  <w:style w:type="paragraph" w:styleId="Style12">
     <w:name w:val="Указатель"/>
+    <w:basedOn w:val="Normal"/>
+    <w:qFormat/>
+    <w:pPr>
+      <w:suppressLineNumbers/>
+    </w:pPr>
+    <w:rPr>
+      <w:rFonts w:cs="Arial"/>
+    </w:rPr>
+  </w:style>
+  <w:style w:type="paragraph" w:styleId="user3">
+    <w:name w:val="Заголовок (user)"/>
+    <w:basedOn w:val="Normal"/>
+    <w:next w:val="BodyText"/>
+    <w:qFormat/>
+    <w:pPr>
+      <w:keepNext w:val="true"/>
+      <w:spacing w:before="240" w:after="120"/>
+    </w:pPr>
+    <w:rPr>
+      <w:rFonts w:ascii="Liberation Sans" w:hAnsi="Liberation Sans" w:eastAsia="Microsoft YaHei" w:cs="Arial"/>
+      <w:sz w:val="28"/>
+      <w:szCs w:val="28"/>
+    </w:rPr>
+  </w:style>
+  <w:style w:type="paragraph" w:styleId="user4">
+    <w:name w:val="Указатель (user)"/>
     <w:basedOn w:val="Normal"/>
     <w:qFormat/>
     <w:pPr>
@@ -12092,6 +9915,7 @@
     <w:qFormat/>
     <w:pPr>
       <w:widowControl/>
+      <w:suppressAutoHyphens w:val="true"/>
       <w:bidi w:val="0"/>
       <w:spacing w:lineRule="auto" w:line="360" w:before="0" w:after="0"/>
       <w:jc w:val="both"/>
@@ -12110,6 +9934,7 @@
     <w:qFormat/>
     <w:pPr>
       <w:widowControl/>
+      <w:suppressAutoHyphens w:val="true"/>
       <w:bidi w:val="0"/>
       <w:spacing w:lineRule="auto" w:line="360" w:before="0" w:after="0"/>
       <w:jc w:val="both"/>
@@ -12130,6 +9955,7 @@
     <w:qFormat/>
     <w:pPr>
       <w:widowControl/>
+      <w:suppressAutoHyphens w:val="true"/>
       <w:bidi w:val="0"/>
       <w:spacing w:lineRule="auto" w:line="360" w:before="0" w:after="0"/>
       <w:jc w:val="both"/>
@@ -12151,6 +9977,7 @@
     <w:unhideWhenUsed/>
     <w:pPr>
       <w:widowControl/>
+      <w:suppressAutoHyphens w:val="true"/>
       <w:bidi w:val="0"/>
       <w:spacing w:lineRule="auto" w:line="240" w:before="0" w:after="0"/>
       <w:jc w:val="both"/>
@@ -12164,7 +9991,14 @@
       <w:lang w:val="ru-RU" w:eastAsia="ru-RU" w:bidi="ar-SA"/>
     </w:rPr>
   </w:style>
-  <w:style w:type="paragraph" w:styleId="Style14">
+  <w:style w:type="paragraph" w:styleId="user5">
+    <w:name w:val="Колонтитулы (user)"/>
+    <w:basedOn w:val="Normal"/>
+    <w:qFormat/>
+    <w:pPr/>
+    <w:rPr/>
+  </w:style>
+  <w:style w:type="paragraph" w:styleId="Style13">
     <w:name w:val="Колонтитулы"/>
     <w:basedOn w:val="Normal"/>
     <w:qFormat/>
@@ -12173,12 +10007,12 @@
   </w:style>
   <w:style w:type="paragraph" w:styleId="Footer">
     <w:name w:val="footer"/>
-    <w:basedOn w:val="Style14"/>
+    <w:basedOn w:val="user5"/>
     <w:pPr/>
     <w:rPr/>
   </w:style>
-  <w:style w:type="paragraph" w:styleId="Style15">
-    <w:name w:val="Содержимое таблицы"/>
+  <w:style w:type="paragraph" w:styleId="user6">
+    <w:name w:val="Содержимое таблицы (user)"/>
     <w:basedOn w:val="Normal"/>
     <w:qFormat/>
     <w:pPr>
@@ -12187,9 +10021,9 @@
     </w:pPr>
     <w:rPr/>
   </w:style>
-  <w:style w:type="paragraph" w:styleId="Style16">
-    <w:name w:val="Заголовок таблицы"/>
-    <w:basedOn w:val="Style15"/>
+  <w:style w:type="paragraph" w:styleId="user7">
+    <w:name w:val="Заголовок таблицы (user)"/>
+    <w:basedOn w:val="user6"/>
     <w:qFormat/>
     <w:pPr>
       <w:suppressLineNumbers/>
@@ -12200,8 +10034,8 @@
       <w:bCs/>
     </w:rPr>
   </w:style>
-  <w:style w:type="numbering" w:styleId="Style17" w:default="1">
-    <w:name w:val="Без списка"/>
+  <w:style w:type="numbering" w:styleId="user8" w:default="1">
+    <w:name w:val="Без списка (user)"/>
     <w:uiPriority w:val="99"/>
     <w:semiHidden/>
     <w:unhideWhenUsed/>

--- a/ОТЧЁТ_ПМ_01_01.docx
+++ b/ОТЧЁТ_ПМ_01_01.docx
@@ -8449,11 +8449,19 @@
     </w:p>
     <w:p>
       <w:pPr>
-        <w:pStyle w:val="Normal"/>
-        <w:spacing w:before="480" w:after="0"/>
-        <w:ind w:firstLine="709"/>
+        <w:pStyle w:val="BodyText"/>
+        <w:widowControl/>
+        <w:spacing w:lineRule="auto" w:line="360" w:before="240" w:after="0"/>
+        <w:ind w:hanging="0" w:start="0" w:end="0"/>
+        <w:jc w:val="center"/>
         <w:rPr>
           <w:rFonts w:ascii="Times New Roman" w:hAnsi="Times New Roman"/>
+          <w:b w:val="false"/>
+          <w:i w:val="false"/>
+          <w:caps w:val="false"/>
+          <w:smallCaps w:val="false"/>
+          <w:color w:val="0F1115"/>
+          <w:spacing w:val="0"/>
           <w:sz w:val="28"/>
           <w:szCs w:val="28"/>
         </w:rPr>
@@ -8461,9 +8469,82 @@
       <w:r>
         <w:rPr>
           <w:rFonts w:ascii="Times New Roman" w:hAnsi="Times New Roman"/>
-          <w:sz w:val="28"/>
-          <w:szCs w:val="28"/>
-        </w:rPr>
+          <w:b w:val="false"/>
+          <w:i w:val="false"/>
+          <w:caps w:val="false"/>
+          <w:smallCaps w:val="false"/>
+          <w:color w:val="0F1115"/>
+          <w:spacing w:val="0"/>
+          <w:sz w:val="28"/>
+          <w:szCs w:val="28"/>
+        </w:rPr>
+        <w:t xml:space="preserve">Приложение </w:t>
+      </w:r>
+      <w:r>
+        <w:rPr>
+          <w:rFonts w:ascii="Times New Roman" w:hAnsi="Times New Roman"/>
+          <w:b w:val="false"/>
+          <w:i w:val="false"/>
+          <w:caps w:val="false"/>
+          <w:smallCaps w:val="false"/>
+          <w:color w:val="0F1115"/>
+          <w:spacing w:val="0"/>
+          <w:sz w:val="28"/>
+          <w:szCs w:val="28"/>
+          <w:lang w:val="en-US"/>
+        </w:rPr>
+        <w:t>A</w:t>
+      </w:r>
+    </w:p>
+    <w:p>
+      <w:pPr>
+        <w:pStyle w:val="BodyText"/>
+        <w:widowControl/>
+        <w:spacing w:lineRule="auto" w:line="360" w:before="240" w:after="0"/>
+        <w:ind w:hanging="0" w:start="0" w:end="0"/>
+        <w:jc w:val="both"/>
+        <w:rPr>
+          <w:rFonts w:ascii="Times New Roman" w:hAnsi="Times New Roman"/>
+          <w:b w:val="false"/>
+          <w:i w:val="false"/>
+          <w:caps w:val="false"/>
+          <w:smallCaps w:val="false"/>
+          <w:color w:val="0F1115"/>
+          <w:spacing w:val="0"/>
+          <w:sz w:val="28"/>
+          <w:szCs w:val="28"/>
+          <w:lang w:val="ru-RU"/>
+        </w:rPr>
+      </w:pPr>
+      <w:r>
+        <w:rPr>
+          <w:rFonts w:ascii="Times New Roman" w:hAnsi="Times New Roman"/>
+          <w:b w:val="false"/>
+          <w:i w:val="false"/>
+          <w:caps w:val="false"/>
+          <w:smallCaps w:val="false"/>
+          <w:color w:val="0F1115"/>
+          <w:spacing w:val="0"/>
+          <w:sz w:val="28"/>
+          <w:szCs w:val="28"/>
+          <w:lang w:val="ru-RU"/>
+        </w:rPr>
+        <w:t xml:space="preserve">ссылка на </w:t>
+      </w:r>
+      <w:r>
+        <w:rPr>
+          <w:rFonts w:ascii="Times New Roman" w:hAnsi="Times New Roman"/>
+          <w:b w:val="false"/>
+          <w:i w:val="false"/>
+          <w:caps w:val="false"/>
+          <w:smallCaps w:val="false"/>
+          <w:color w:val="0F1115"/>
+          <w:spacing w:val="0"/>
+          <w:sz w:val="28"/>
+          <w:szCs w:val="28"/>
+          <w:lang w:val="en-US"/>
+        </w:rPr>
+        <w:t>github - https://github.com/Chtoka2/practice</w:t>
       </w:r>
     </w:p>
     <w:sectPr>

--- a/ОТЧЁТ_ПМ_01_01.docx
+++ b/ОТЧЁТ_ПМ_01_01.docx
@@ -129,7 +129,36 @@
           <w:sz w:val="28"/>
           <w:szCs w:val="28"/>
         </w:rPr>
-        <w:t>Объектом автоматизации является ГБОУПО «Городской техникум». Юридический адрес: г. Новый Город, ул. Пушкина, д. 32. ИНН: 770204601. Основным лицом, ответственным за взаимодействие со стороны заказчика, является директор Иванов Иван Иванович. Контактные данные: +7 (568) 123-45-67, email: info@texnikum.ru.</w:t>
+        <w:t>Объектом автоматизации является ГБОУПО «Городской техникум». Юридический адрес: г. Новый Город, ул. Пушкина, д. 32. ИНН: 770204601. Основным лицом, ответственным за взаимодействие со стороны заказчика, является директор Иванов Иван Иванович. Контактные данные: +7 (568) 123-45-67, email: </w:t>
+      </w:r>
+      <w:hyperlink r:id="rId2">
+        <w:r>
+          <w:rPr>
+            <w:rStyle w:val="Hyperlink"/>
+            <w:b w:val="false"/>
+            <w:i w:val="false"/>
+            <w:caps w:val="false"/>
+            <w:smallCaps w:val="false"/>
+            <w:color w:val="0F1115"/>
+            <w:spacing w:val="0"/>
+            <w:sz w:val="28"/>
+            <w:szCs w:val="28"/>
+          </w:rPr>
+          <w:t>info@texnikum.ru</w:t>
+        </w:r>
+      </w:hyperlink>
+      <w:r>
+        <w:rPr>
+          <w:b w:val="false"/>
+          <w:i w:val="false"/>
+          <w:caps w:val="false"/>
+          <w:smallCaps w:val="false"/>
+          <w:color w:val="0F1115"/>
+          <w:spacing w:val="0"/>
+          <w:sz w:val="28"/>
+          <w:szCs w:val="28"/>
+        </w:rPr>
+        <w:t>.</w:t>
       </w:r>
     </w:p>
     <w:p>
@@ -2524,7 +2553,7 @@
                     </pic:cNvPicPr>
                   </pic:nvPicPr>
                   <pic:blipFill>
-                    <a:blip r:embed="rId2"/>
+                    <a:blip r:embed="rId3"/>
                     <a:stretch>
                       <a:fillRect/>
                     </a:stretch>
@@ -2589,7 +2618,7 @@
                     </pic:cNvPicPr>
                   </pic:nvPicPr>
                   <pic:blipFill>
-                    <a:blip r:embed="rId3"/>
+                    <a:blip r:embed="rId4"/>
                     <a:stretch>
                       <a:fillRect/>
                     </a:stretch>
@@ -3403,9 +3432,9 @@
       </w:tblPr>
       <w:tblGrid>
         <w:gridCol w:w="1394"/>
-        <w:gridCol w:w="1969"/>
+        <w:gridCol w:w="1968"/>
         <w:gridCol w:w="1524"/>
-        <w:gridCol w:w="2089"/>
+        <w:gridCol w:w="2090"/>
         <w:gridCol w:w="2946"/>
       </w:tblGrid>
       <w:tr>
@@ -3447,7 +3476,7 @@
         </w:tc>
         <w:tc>
           <w:tcPr>
-            <w:tcW w:w="1969" w:type="dxa"/>
+            <w:tcW w:w="1968" w:type="dxa"/>
             <w:tcBorders>
               <w:top w:val="single" w:sz="4" w:space="0" w:color="000000"/>
               <w:start w:val="single" w:sz="4" w:space="0" w:color="000000"/>
@@ -3513,7 +3542,7 @@
         </w:tc>
         <w:tc>
           <w:tcPr>
-            <w:tcW w:w="2089" w:type="dxa"/>
+            <w:tcW w:w="2090" w:type="dxa"/>
             <w:tcBorders>
               <w:top w:val="single" w:sz="4" w:space="0" w:color="000000"/>
               <w:start w:val="single" w:sz="4" w:space="0" w:color="000000"/>
@@ -3613,7 +3642,7 @@
         </w:tc>
         <w:tc>
           <w:tcPr>
-            <w:tcW w:w="1969" w:type="dxa"/>
+            <w:tcW w:w="1968" w:type="dxa"/>
             <w:tcBorders>
               <w:top w:val="single" w:sz="4" w:space="0" w:color="000000"/>
               <w:start w:val="single" w:sz="4" w:space="0" w:color="000000"/>
@@ -3676,7 +3705,7 @@
         </w:tc>
         <w:tc>
           <w:tcPr>
-            <w:tcW w:w="2089" w:type="dxa"/>
+            <w:tcW w:w="2090" w:type="dxa"/>
             <w:tcBorders>
               <w:top w:val="single" w:sz="4" w:space="0" w:color="000000"/>
               <w:start w:val="single" w:sz="4" w:space="0" w:color="000000"/>
@@ -3783,7 +3812,7 @@
         </w:tc>
         <w:tc>
           <w:tcPr>
-            <w:tcW w:w="1969" w:type="dxa"/>
+            <w:tcW w:w="1968" w:type="dxa"/>
             <w:tcBorders>
               <w:top w:val="single" w:sz="4" w:space="0" w:color="000000"/>
               <w:start w:val="single" w:sz="4" w:space="0" w:color="000000"/>
@@ -3846,7 +3875,7 @@
         </w:tc>
         <w:tc>
           <w:tcPr>
-            <w:tcW w:w="2089" w:type="dxa"/>
+            <w:tcW w:w="2090" w:type="dxa"/>
             <w:tcBorders>
               <w:top w:val="single" w:sz="4" w:space="0" w:color="000000"/>
               <w:start w:val="single" w:sz="4" w:space="0" w:color="000000"/>
@@ -3944,7 +3973,7 @@
         </w:tc>
         <w:tc>
           <w:tcPr>
-            <w:tcW w:w="1969" w:type="dxa"/>
+            <w:tcW w:w="1968" w:type="dxa"/>
             <w:tcBorders>
               <w:start w:val="single" w:sz="4" w:space="0" w:color="000000"/>
               <w:bottom w:val="single" w:sz="4" w:space="0" w:color="000000"/>
@@ -4005,7 +4034,7 @@
         </w:tc>
         <w:tc>
           <w:tcPr>
-            <w:tcW w:w="2089" w:type="dxa"/>
+            <w:tcW w:w="2090" w:type="dxa"/>
             <w:tcBorders>
               <w:start w:val="single" w:sz="4" w:space="0" w:color="000000"/>
               <w:bottom w:val="single" w:sz="4" w:space="0" w:color="000000"/>
@@ -5012,9 +5041,9 @@
       </w:tblPr>
       <w:tblGrid>
         <w:gridCol w:w="1392"/>
-        <w:gridCol w:w="1974"/>
+        <w:gridCol w:w="1973"/>
         <w:gridCol w:w="1524"/>
-        <w:gridCol w:w="2087"/>
+        <w:gridCol w:w="2088"/>
         <w:gridCol w:w="2945"/>
       </w:tblGrid>
       <w:tr>
@@ -5056,7 +5085,7 @@
         </w:tc>
         <w:tc>
           <w:tcPr>
-            <w:tcW w:w="1974" w:type="dxa"/>
+            <w:tcW w:w="1973" w:type="dxa"/>
             <w:tcBorders>
               <w:top w:val="single" w:sz="4" w:space="0" w:color="000000"/>
               <w:start w:val="single" w:sz="4" w:space="0" w:color="000000"/>
@@ -5122,7 +5151,7 @@
         </w:tc>
         <w:tc>
           <w:tcPr>
-            <w:tcW w:w="2087" w:type="dxa"/>
+            <w:tcW w:w="2088" w:type="dxa"/>
             <w:tcBorders>
               <w:top w:val="single" w:sz="4" w:space="0" w:color="000000"/>
               <w:start w:val="single" w:sz="4" w:space="0" w:color="000000"/>
@@ -5222,7 +5251,7 @@
         </w:tc>
         <w:tc>
           <w:tcPr>
-            <w:tcW w:w="1974" w:type="dxa"/>
+            <w:tcW w:w="1973" w:type="dxa"/>
             <w:tcBorders>
               <w:top w:val="single" w:sz="4" w:space="0" w:color="000000"/>
               <w:start w:val="single" w:sz="4" w:space="0" w:color="000000"/>
@@ -5292,7 +5321,7 @@
         </w:tc>
         <w:tc>
           <w:tcPr>
-            <w:tcW w:w="2087" w:type="dxa"/>
+            <w:tcW w:w="2088" w:type="dxa"/>
             <w:tcBorders>
               <w:top w:val="single" w:sz="4" w:space="0" w:color="000000"/>
               <w:start w:val="single" w:sz="4" w:space="0" w:color="000000"/>
@@ -5387,7 +5416,7 @@
         </w:tc>
         <w:tc>
           <w:tcPr>
-            <w:tcW w:w="1974" w:type="dxa"/>
+            <w:tcW w:w="1973" w:type="dxa"/>
             <w:tcBorders>
               <w:top w:val="single" w:sz="4" w:space="0" w:color="000000"/>
               <w:start w:val="single" w:sz="4" w:space="0" w:color="000000"/>
@@ -5450,7 +5479,7 @@
         </w:tc>
         <w:tc>
           <w:tcPr>
-            <w:tcW w:w="2087" w:type="dxa"/>
+            <w:tcW w:w="2088" w:type="dxa"/>
             <w:tcBorders>
               <w:top w:val="single" w:sz="4" w:space="0" w:color="000000"/>
               <w:start w:val="single" w:sz="4" w:space="0" w:color="000000"/>
@@ -5546,7 +5575,7 @@
         </w:tc>
         <w:tc>
           <w:tcPr>
-            <w:tcW w:w="1974" w:type="dxa"/>
+            <w:tcW w:w="1973" w:type="dxa"/>
             <w:tcBorders>
               <w:top w:val="single" w:sz="4" w:space="0" w:color="000000"/>
               <w:start w:val="single" w:sz="4" w:space="0" w:color="000000"/>
@@ -5609,7 +5638,7 @@
         </w:tc>
         <w:tc>
           <w:tcPr>
-            <w:tcW w:w="2087" w:type="dxa"/>
+            <w:tcW w:w="2088" w:type="dxa"/>
             <w:tcBorders>
               <w:top w:val="single" w:sz="4" w:space="0" w:color="000000"/>
               <w:start w:val="single" w:sz="4" w:space="0" w:color="000000"/>
@@ -5738,9 +5767,9 @@
       </w:tblPr>
       <w:tblGrid>
         <w:gridCol w:w="1390"/>
-        <w:gridCol w:w="1973"/>
+        <w:gridCol w:w="1972"/>
         <w:gridCol w:w="1524"/>
-        <w:gridCol w:w="2099"/>
+        <w:gridCol w:w="2100"/>
         <w:gridCol w:w="2936"/>
       </w:tblGrid>
       <w:tr>
@@ -5782,7 +5811,7 @@
         </w:tc>
         <w:tc>
           <w:tcPr>
-            <w:tcW w:w="1973" w:type="dxa"/>
+            <w:tcW w:w="1972" w:type="dxa"/>
             <w:tcBorders>
               <w:top w:val="single" w:sz="4" w:space="0" w:color="000000"/>
               <w:start w:val="single" w:sz="4" w:space="0" w:color="000000"/>
@@ -5848,7 +5877,7 @@
         </w:tc>
         <w:tc>
           <w:tcPr>
-            <w:tcW w:w="2099" w:type="dxa"/>
+            <w:tcW w:w="2100" w:type="dxa"/>
             <w:tcBorders>
               <w:top w:val="single" w:sz="4" w:space="0" w:color="000000"/>
               <w:start w:val="single" w:sz="4" w:space="0" w:color="000000"/>
@@ -5948,7 +5977,7 @@
         </w:tc>
         <w:tc>
           <w:tcPr>
-            <w:tcW w:w="1973" w:type="dxa"/>
+            <w:tcW w:w="1972" w:type="dxa"/>
             <w:tcBorders>
               <w:top w:val="single" w:sz="4" w:space="0" w:color="000000"/>
               <w:start w:val="single" w:sz="4" w:space="0" w:color="000000"/>
@@ -6011,7 +6040,7 @@
         </w:tc>
         <w:tc>
           <w:tcPr>
-            <w:tcW w:w="2099" w:type="dxa"/>
+            <w:tcW w:w="2100" w:type="dxa"/>
             <w:tcBorders>
               <w:top w:val="single" w:sz="4" w:space="0" w:color="000000"/>
               <w:start w:val="single" w:sz="4" w:space="0" w:color="000000"/>
@@ -6107,7 +6136,7 @@
         </w:tc>
         <w:tc>
           <w:tcPr>
-            <w:tcW w:w="1973" w:type="dxa"/>
+            <w:tcW w:w="1972" w:type="dxa"/>
             <w:tcBorders>
               <w:top w:val="single" w:sz="4" w:space="0" w:color="000000"/>
               <w:start w:val="single" w:sz="4" w:space="0" w:color="000000"/>
@@ -6185,7 +6214,7 @@
         </w:tc>
         <w:tc>
           <w:tcPr>
-            <w:tcW w:w="2099" w:type="dxa"/>
+            <w:tcW w:w="2100" w:type="dxa"/>
             <w:tcBorders>
               <w:top w:val="single" w:sz="4" w:space="0" w:color="000000"/>
               <w:start w:val="single" w:sz="4" w:space="0" w:color="000000"/>
@@ -6289,7 +6318,7 @@
         </w:tc>
         <w:tc>
           <w:tcPr>
-            <w:tcW w:w="1973" w:type="dxa"/>
+            <w:tcW w:w="1972" w:type="dxa"/>
             <w:tcBorders>
               <w:top w:val="single" w:sz="4" w:space="0" w:color="000000"/>
               <w:start w:val="single" w:sz="4" w:space="0" w:color="000000"/>
@@ -6352,7 +6381,7 @@
         </w:tc>
         <w:tc>
           <w:tcPr>
-            <w:tcW w:w="2099" w:type="dxa"/>
+            <w:tcW w:w="2100" w:type="dxa"/>
             <w:tcBorders>
               <w:top w:val="single" w:sz="4" w:space="0" w:color="000000"/>
               <w:start w:val="single" w:sz="4" w:space="0" w:color="000000"/>
@@ -6489,9 +6518,9 @@
       </w:tblPr>
       <w:tblGrid>
         <w:gridCol w:w="1349"/>
-        <w:gridCol w:w="2245"/>
+        <w:gridCol w:w="2244"/>
         <w:gridCol w:w="1524"/>
-        <w:gridCol w:w="2001"/>
+        <w:gridCol w:w="2002"/>
         <w:gridCol w:w="2803"/>
       </w:tblGrid>
       <w:tr>
@@ -6533,7 +6562,7 @@
         </w:tc>
         <w:tc>
           <w:tcPr>
-            <w:tcW w:w="2245" w:type="dxa"/>
+            <w:tcW w:w="2244" w:type="dxa"/>
             <w:tcBorders>
               <w:top w:val="single" w:sz="4" w:space="0" w:color="000000"/>
               <w:start w:val="single" w:sz="4" w:space="0" w:color="000000"/>
@@ -6599,7 +6628,7 @@
         </w:tc>
         <w:tc>
           <w:tcPr>
-            <w:tcW w:w="2001" w:type="dxa"/>
+            <w:tcW w:w="2002" w:type="dxa"/>
             <w:tcBorders>
               <w:top w:val="single" w:sz="4" w:space="0" w:color="000000"/>
               <w:start w:val="single" w:sz="4" w:space="0" w:color="000000"/>
@@ -6699,7 +6728,7 @@
         </w:tc>
         <w:tc>
           <w:tcPr>
-            <w:tcW w:w="2245" w:type="dxa"/>
+            <w:tcW w:w="2244" w:type="dxa"/>
             <w:tcBorders>
               <w:top w:val="single" w:sz="4" w:space="0" w:color="000000"/>
               <w:start w:val="single" w:sz="4" w:space="0" w:color="000000"/>
@@ -6762,7 +6791,7 @@
         </w:tc>
         <w:tc>
           <w:tcPr>
-            <w:tcW w:w="2001" w:type="dxa"/>
+            <w:tcW w:w="2002" w:type="dxa"/>
             <w:tcBorders>
               <w:top w:val="single" w:sz="4" w:space="0" w:color="000000"/>
               <w:start w:val="single" w:sz="4" w:space="0" w:color="000000"/>
@@ -6857,7 +6886,7 @@
         </w:tc>
         <w:tc>
           <w:tcPr>
-            <w:tcW w:w="2245" w:type="dxa"/>
+            <w:tcW w:w="2244" w:type="dxa"/>
             <w:tcBorders>
               <w:top w:val="single" w:sz="4" w:space="0" w:color="000000"/>
               <w:start w:val="single" w:sz="4" w:space="0" w:color="000000"/>
@@ -6921,7 +6950,7 @@
         </w:tc>
         <w:tc>
           <w:tcPr>
-            <w:tcW w:w="2001" w:type="dxa"/>
+            <w:tcW w:w="2002" w:type="dxa"/>
             <w:tcBorders>
               <w:top w:val="single" w:sz="4" w:space="0" w:color="000000"/>
               <w:start w:val="single" w:sz="4" w:space="0" w:color="000000"/>
@@ -7017,7 +7046,7 @@
         </w:tc>
         <w:tc>
           <w:tcPr>
-            <w:tcW w:w="2245" w:type="dxa"/>
+            <w:tcW w:w="2244" w:type="dxa"/>
             <w:tcBorders>
               <w:top w:val="single" w:sz="4" w:space="0" w:color="000000"/>
               <w:start w:val="single" w:sz="4" w:space="0" w:color="000000"/>
@@ -7080,7 +7109,7 @@
         </w:tc>
         <w:tc>
           <w:tcPr>
-            <w:tcW w:w="2001" w:type="dxa"/>
+            <w:tcW w:w="2002" w:type="dxa"/>
             <w:tcBorders>
               <w:top w:val="single" w:sz="4" w:space="0" w:color="000000"/>
               <w:start w:val="single" w:sz="4" w:space="0" w:color="000000"/>
@@ -7208,8 +7237,8 @@
         <w:tblLook w:firstRow="0" w:noVBand="0" w:lastRow="0" w:firstColumn="0" w:lastColumn="0" w:noHBand="0" w:val="0000"/>
       </w:tblPr>
       <w:tblGrid>
-        <w:gridCol w:w="1281"/>
-        <w:gridCol w:w="2249"/>
+        <w:gridCol w:w="1280"/>
+        <w:gridCol w:w="2250"/>
         <w:gridCol w:w="1524"/>
         <w:gridCol w:w="2673"/>
         <w:gridCol w:w="2195"/>
@@ -7220,7 +7249,7 @@
         </w:trPr>
         <w:tc>
           <w:tcPr>
-            <w:tcW w:w="1281" w:type="dxa"/>
+            <w:tcW w:w="1280" w:type="dxa"/>
             <w:tcBorders>
               <w:top w:val="single" w:sz="4" w:space="0" w:color="000000"/>
               <w:start w:val="single" w:sz="4" w:space="0" w:color="000000"/>
@@ -7253,7 +7282,7 @@
         </w:tc>
         <w:tc>
           <w:tcPr>
-            <w:tcW w:w="2249" w:type="dxa"/>
+            <w:tcW w:w="2250" w:type="dxa"/>
             <w:tcBorders>
               <w:top w:val="single" w:sz="4" w:space="0" w:color="000000"/>
               <w:start w:val="single" w:sz="4" w:space="0" w:color="000000"/>
@@ -7388,7 +7417,7 @@
         <w:trPr/>
         <w:tc>
           <w:tcPr>
-            <w:tcW w:w="1281" w:type="dxa"/>
+            <w:tcW w:w="1280" w:type="dxa"/>
             <w:tcBorders>
               <w:top w:val="single" w:sz="4" w:space="0" w:color="000000"/>
               <w:start w:val="single" w:sz="4" w:space="0" w:color="000000"/>
@@ -7419,7 +7448,7 @@
         </w:tc>
         <w:tc>
           <w:tcPr>
-            <w:tcW w:w="2249" w:type="dxa"/>
+            <w:tcW w:w="2250" w:type="dxa"/>
             <w:tcBorders>
               <w:top w:val="single" w:sz="4" w:space="0" w:color="000000"/>
               <w:start w:val="single" w:sz="4" w:space="0" w:color="000000"/>
@@ -7547,7 +7576,7 @@
         <w:trPr/>
         <w:tc>
           <w:tcPr>
-            <w:tcW w:w="1281" w:type="dxa"/>
+            <w:tcW w:w="1280" w:type="dxa"/>
             <w:tcBorders>
               <w:top w:val="single" w:sz="4" w:space="0" w:color="000000"/>
               <w:start w:val="single" w:sz="4" w:space="0" w:color="000000"/>
@@ -7578,7 +7607,7 @@
         </w:tc>
         <w:tc>
           <w:tcPr>
-            <w:tcW w:w="2249" w:type="dxa"/>
+            <w:tcW w:w="2250" w:type="dxa"/>
             <w:tcBorders>
               <w:top w:val="single" w:sz="4" w:space="0" w:color="000000"/>
               <w:start w:val="single" w:sz="4" w:space="0" w:color="000000"/>
@@ -7715,7 +7744,7 @@
         <w:trPr/>
         <w:tc>
           <w:tcPr>
-            <w:tcW w:w="1281" w:type="dxa"/>
+            <w:tcW w:w="1280" w:type="dxa"/>
             <w:tcBorders>
               <w:top w:val="single" w:sz="4" w:space="0" w:color="000000"/>
               <w:start w:val="single" w:sz="4" w:space="0" w:color="000000"/>
@@ -7746,7 +7775,7 @@
         </w:tc>
         <w:tc>
           <w:tcPr>
-            <w:tcW w:w="2249" w:type="dxa"/>
+            <w:tcW w:w="2250" w:type="dxa"/>
             <w:tcBorders>
               <w:top w:val="single" w:sz="4" w:space="0" w:color="000000"/>
               <w:start w:val="single" w:sz="4" w:space="0" w:color="000000"/>
@@ -7957,7 +7986,7 @@
                     </pic:cNvPicPr>
                   </pic:nvPicPr>
                   <pic:blipFill>
-                    <a:blip r:embed="rId4"/>
+                    <a:blip r:embed="rId5"/>
                     <a:stretch>
                       <a:fillRect/>
                     </a:stretch>
@@ -8041,11 +8070,7 @@
       </w:pPr>
       <w:r>
         <w:rPr/>
-        <w:t xml:space="preserve">3.2. Рекомендации </w:t>
-      </w:r>
-      <w:r>
-        <w:rPr/>
-        <w:t>к разработке</w:t>
+        <w:t>3.2. Рекомендации к разработке</w:t>
       </w:r>
     </w:p>
     <w:p>
@@ -8078,7 +8103,6 @@
       </w:pPr>
       <w:r>
         <w:rPr>
-          <w:rFonts w:ascii="Times New Roman" w:hAnsi="Times New Roman"/>
           <w:b/>
           <w:i w:val="false"/>
           <w:caps w:val="false"/>
@@ -8111,7 +8135,6 @@
       </w:pPr>
       <w:r>
         <w:rPr>
-          <w:rFonts w:ascii="Times New Roman" w:hAnsi="Times New Roman"/>
           <w:b w:val="false"/>
           <w:i w:val="false"/>
           <w:caps w:val="false"/>
@@ -8144,7 +8167,6 @@
       </w:pPr>
       <w:r>
         <w:rPr>
-          <w:rFonts w:ascii="Times New Roman" w:hAnsi="Times New Roman"/>
           <w:b w:val="false"/>
           <w:i w:val="false"/>
           <w:caps w:val="false"/>
@@ -8165,7 +8187,6 @@
           <w:ilvl w:val="0"/>
           <w:numId w:val="4"/>
         </w:numPr>
-        <w:pBdr/>
         <w:tabs>
           <w:tab w:val="clear" w:pos="708"/>
           <w:tab w:val="left" w:pos="0" w:leader="none"/>
@@ -8186,7 +8207,6 @@
       </w:pPr>
       <w:r>
         <w:rPr>
-          <w:rFonts w:ascii="Times New Roman" w:hAnsi="Times New Roman"/>
           <w:b w:val="false"/>
           <w:i w:val="false"/>
           <w:caps w:val="false"/>
@@ -8207,7 +8227,6 @@
           <w:ilvl w:val="0"/>
           <w:numId w:val="4"/>
         </w:numPr>
-        <w:pBdr/>
         <w:tabs>
           <w:tab w:val="clear" w:pos="708"/>
           <w:tab w:val="left" w:pos="0" w:leader="none"/>
@@ -8228,7 +8247,6 @@
       </w:pPr>
       <w:r>
         <w:rPr>
-          <w:rFonts w:ascii="Times New Roman" w:hAnsi="Times New Roman"/>
           <w:b w:val="false"/>
           <w:i w:val="false"/>
           <w:caps w:val="false"/>
@@ -8249,7 +8267,6 @@
           <w:ilvl w:val="0"/>
           <w:numId w:val="4"/>
         </w:numPr>
-        <w:pBdr/>
         <w:tabs>
           <w:tab w:val="clear" w:pos="708"/>
           <w:tab w:val="left" w:pos="0" w:leader="none"/>
@@ -8270,7 +8287,6 @@
       </w:pPr>
       <w:r>
         <w:rPr>
-          <w:rFonts w:ascii="Times New Roman" w:hAnsi="Times New Roman"/>
           <w:b w:val="false"/>
           <w:i w:val="false"/>
           <w:caps w:val="false"/>
@@ -8291,7 +8307,6 @@
           <w:ilvl w:val="0"/>
           <w:numId w:val="4"/>
         </w:numPr>
-        <w:pBdr/>
         <w:tabs>
           <w:tab w:val="clear" w:pos="708"/>
           <w:tab w:val="left" w:pos="0" w:leader="none"/>
@@ -8312,7 +8327,6 @@
       </w:pPr>
       <w:r>
         <w:rPr>
-          <w:rFonts w:ascii="Times New Roman" w:hAnsi="Times New Roman"/>
           <w:b w:val="false"/>
           <w:i w:val="false"/>
           <w:caps w:val="false"/>
@@ -8333,7 +8347,6 @@
           <w:ilvl w:val="0"/>
           <w:numId w:val="4"/>
         </w:numPr>
-        <w:pBdr/>
         <w:tabs>
           <w:tab w:val="clear" w:pos="708"/>
           <w:tab w:val="left" w:pos="0" w:leader="none"/>
@@ -8354,7 +8367,6 @@
       </w:pPr>
       <w:r>
         <w:rPr>
-          <w:rFonts w:ascii="Times New Roman" w:hAnsi="Times New Roman"/>
           <w:b w:val="false"/>
           <w:i w:val="false"/>
           <w:caps w:val="false"/>
@@ -8375,7 +8387,6 @@
           <w:ilvl w:val="0"/>
           <w:numId w:val="4"/>
         </w:numPr>
-        <w:pBdr/>
         <w:tabs>
           <w:tab w:val="clear" w:pos="708"/>
           <w:tab w:val="left" w:pos="0" w:leader="none"/>
@@ -8396,7 +8407,6 @@
       </w:pPr>
       <w:r>
         <w:rPr>
-          <w:rFonts w:ascii="Times New Roman" w:hAnsi="Times New Roman"/>
           <w:b w:val="false"/>
           <w:i w:val="false"/>
           <w:caps w:val="false"/>
@@ -8420,7 +8430,6 @@
       <w:r>
         <w:rPr>
           <w:rStyle w:val="Strong"/>
-          <w:rFonts w:ascii="Times New Roman" w:hAnsi="Times New Roman"/>
           <w:b/>
           <w:i w:val="false"/>
           <w:caps w:val="false"/>
@@ -8434,7 +8443,6 @@
       </w:r>
       <w:r>
         <w:rPr>
-          <w:rFonts w:ascii="Times New Roman" w:hAnsi="Times New Roman"/>
           <w:b w:val="false"/>
           <w:i w:val="false"/>
           <w:caps w:val="false"/>
@@ -8468,7 +8476,6 @@
       </w:pPr>
       <w:r>
         <w:rPr>
-          <w:rFonts w:ascii="Times New Roman" w:hAnsi="Times New Roman"/>
           <w:b w:val="false"/>
           <w:i w:val="false"/>
           <w:caps w:val="false"/>
@@ -8482,7 +8489,6 @@
       </w:r>
       <w:r>
         <w:rPr>
-          <w:rFonts w:ascii="Times New Roman" w:hAnsi="Times New Roman"/>
           <w:b w:val="false"/>
           <w:i w:val="false"/>
           <w:caps w:val="false"/>
@@ -8518,7 +8524,6 @@
       </w:pPr>
       <w:r>
         <w:rPr>
-          <w:rFonts w:ascii="Times New Roman" w:hAnsi="Times New Roman"/>
           <w:b w:val="false"/>
           <w:i w:val="false"/>
           <w:caps w:val="false"/>
@@ -8533,7 +8538,6 @@
       </w:r>
       <w:r>
         <w:rPr>
-          <w:rFonts w:ascii="Times New Roman" w:hAnsi="Times New Roman"/>
           <w:b w:val="false"/>
           <w:i w:val="false"/>
           <w:caps w:val="false"/>
@@ -8548,9 +8552,9 @@
       </w:r>
     </w:p>
     <w:sectPr>
-      <w:footerReference w:type="even" r:id="rId5"/>
-      <w:footerReference w:type="default" r:id="rId6"/>
-      <w:footerReference w:type="first" r:id="rId7"/>
+      <w:footerReference w:type="even" r:id="rId6"/>
+      <w:footerReference w:type="default" r:id="rId7"/>
+      <w:footerReference w:type="first" r:id="rId8"/>
       <w:type w:val="nextPage"/>
       <w:pgSz w:w="11906" w:h="16838"/>
       <w:pgMar w:left="1417" w:right="567" w:gutter="0" w:header="0" w:top="1134" w:footer="708" w:bottom="1134"/>
@@ -9847,8 +9851,8 @@
       <w:u w:val="single"/>
     </w:rPr>
   </w:style>
-  <w:style w:type="character" w:styleId="user">
-    <w:name w:val="Символ сноски (user)"/>
+  <w:style w:type="character" w:styleId="Style8">
+    <w:name w:val="Символ сноски"/>
     <w:uiPriority w:val="99"/>
     <w:semiHidden/>
     <w:unhideWhenUsed/>
@@ -9857,8 +9861,8 @@
       <w:vertAlign w:val="superscript"/>
     </w:rPr>
   </w:style>
-  <w:style w:type="character" w:styleId="Style8">
-    <w:name w:val="Символ сноски"/>
+  <w:style w:type="character" w:styleId="user">
+    <w:name w:val="Символ сноски (user)"/>
     <w:qFormat/>
     <w:rPr>
       <w:vertAlign w:val="superscript"/>
@@ -9889,24 +9893,24 @@
       <w:bCs/>
     </w:rPr>
   </w:style>
-  <w:style w:type="character" w:styleId="user1">
-    <w:name w:val="Маркеры (user)"/>
+  <w:style w:type="character" w:styleId="Style10">
+    <w:name w:val="Маркеры"/>
     <w:qFormat/>
     <w:rPr>
       <w:rFonts w:ascii="OpenSymbol" w:hAnsi="OpenSymbol" w:eastAsia="OpenSymbol" w:cs="OpenSymbol"/>
     </w:rPr>
   </w:style>
-  <w:style w:type="character" w:styleId="user2">
+  <w:style w:type="character" w:styleId="Style11">
+    <w:name w:val="Символ нумерации"/>
+    <w:qFormat/>
+    <w:rPr/>
+  </w:style>
+  <w:style w:type="character" w:styleId="user1">
     <w:name w:val="Символ нумерации (user)"/>
     <w:qFormat/>
     <w:rPr/>
   </w:style>
-  <w:style w:type="character" w:styleId="Style10">
-    <w:name w:val="Символ нумерации"/>
-    <w:qFormat/>
-    <w:rPr/>
-  </w:style>
-  <w:style w:type="paragraph" w:styleId="Style11">
+  <w:style w:type="paragraph" w:styleId="Style12">
     <w:name w:val="Заголовок"/>
     <w:basedOn w:val="Normal"/>
     <w:next w:val="BodyText"/>
@@ -9953,7 +9957,7 @@
       <w:szCs w:val="24"/>
     </w:rPr>
   </w:style>
-  <w:style w:type="paragraph" w:styleId="Style12">
+  <w:style w:type="paragraph" w:styleId="Style13">
     <w:name w:val="Указатель"/>
     <w:basedOn w:val="Normal"/>
     <w:qFormat/>
@@ -9964,7 +9968,7 @@
       <w:rFonts w:cs="Arial"/>
     </w:rPr>
   </w:style>
-  <w:style w:type="paragraph" w:styleId="user3">
+  <w:style w:type="paragraph" w:styleId="user2">
     <w:name w:val="Заголовок (user)"/>
     <w:basedOn w:val="Normal"/>
     <w:next w:val="BodyText"/>
@@ -9979,7 +9983,7 @@
       <w:szCs w:val="28"/>
     </w:rPr>
   </w:style>
-  <w:style w:type="paragraph" w:styleId="user4">
+  <w:style w:type="paragraph" w:styleId="user3">
     <w:name w:val="Указатель (user)"/>
     <w:basedOn w:val="Normal"/>
     <w:qFormat/>
@@ -10072,15 +10076,15 @@
       <w:lang w:val="ru-RU" w:eastAsia="ru-RU" w:bidi="ar-SA"/>
     </w:rPr>
   </w:style>
-  <w:style w:type="paragraph" w:styleId="user5">
-    <w:name w:val="Колонтитулы (user)"/>
+  <w:style w:type="paragraph" w:styleId="Style14">
+    <w:name w:val="Колонтитулы"/>
     <w:basedOn w:val="Normal"/>
     <w:qFormat/>
     <w:pPr/>
     <w:rPr/>
   </w:style>
-  <w:style w:type="paragraph" w:styleId="Style13">
-    <w:name w:val="Колонтитулы"/>
+  <w:style w:type="paragraph" w:styleId="user4">
+    <w:name w:val="Колонтитулы (user)"/>
     <w:basedOn w:val="Normal"/>
     <w:qFormat/>
     <w:pPr/>
@@ -10088,12 +10092,12 @@
   </w:style>
   <w:style w:type="paragraph" w:styleId="Footer">
     <w:name w:val="footer"/>
-    <w:basedOn w:val="user5"/>
+    <w:basedOn w:val="Style14"/>
     <w:pPr/>
     <w:rPr/>
   </w:style>
-  <w:style w:type="paragraph" w:styleId="user6">
-    <w:name w:val="Содержимое таблицы (user)"/>
+  <w:style w:type="paragraph" w:styleId="Style15">
+    <w:name w:val="Содержимое таблицы"/>
     <w:basedOn w:val="Normal"/>
     <w:qFormat/>
     <w:pPr>
@@ -10102,9 +10106,9 @@
     </w:pPr>
     <w:rPr/>
   </w:style>
-  <w:style w:type="paragraph" w:styleId="user7">
-    <w:name w:val="Заголовок таблицы (user)"/>
-    <w:basedOn w:val="user6"/>
+  <w:style w:type="paragraph" w:styleId="Style16">
+    <w:name w:val="Заголовок таблицы"/>
+    <w:basedOn w:val="Style15"/>
     <w:qFormat/>
     <w:pPr>
       <w:suppressLineNumbers/>
@@ -10115,8 +10119,8 @@
       <w:bCs/>
     </w:rPr>
   </w:style>
-  <w:style w:type="numbering" w:styleId="user8" w:default="1">
-    <w:name w:val="Без списка (user)"/>
+  <w:style w:type="numbering" w:styleId="Style17" w:default="1">
+    <w:name w:val="Без списка"/>
     <w:uiPriority w:val="99"/>
     <w:semiHidden/>
     <w:unhideWhenUsed/>
